--- a/doc/Ms_germ_v0.docx
+++ b/doc/Ms_germ_v0.docx
@@ -33,7 +33,14 @@
           <w:rFonts w:ascii="Aptos Display" w:hAnsi="Aptos Display"/>
           <w:lang w:val="en-GB"/>
         </w:rPr>
-        <w:t>: Alpine germination syndromes to test in Southwestern Europe</w:t>
+        <w:t xml:space="preserve">: </w:t>
+      </w:r>
+      <w:r>
+        <w:rPr>
+          <w:rFonts w:ascii="Aptos Display" w:hAnsi="Aptos Display"/>
+          <w:lang w:val="en-GB"/>
+        </w:rPr>
+        <w:t>Snow and water as major drivers for seed regeneration in alpine habitats</w:t>
       </w:r>
     </w:p>
     <w:p>
@@ -43,7 +50,7 @@
           <w:rFonts w:ascii="Aptos Display" w:hAnsi="Aptos Display"/>
           <w:b/>
           <w:bCs/>
-          <w:lang w:val="es-ES"/>
+          <w:lang w:val="en-US"/>
         </w:rPr>
       </w:pPr>
       <w:r>
@@ -51,47 +58,16 @@
           <w:rFonts w:ascii="Aptos Display" w:hAnsi="Aptos Display"/>
           <w:b/>
           <w:bCs/>
-          <w:lang w:val="es-ES"/>
-        </w:rPr>
-        <w:t xml:space="preserve">Prospective </w:t>
-      </w:r>
-      <w:proofErr w:type="spellStart"/>
+          <w:lang w:val="en-US"/>
+        </w:rPr>
+        <w:t>Prospective author list</w:t>
+      </w:r>
       <w:r>
         <w:rPr>
           <w:rFonts w:ascii="Aptos Display" w:hAnsi="Aptos Display"/>
           <w:b/>
           <w:bCs/>
-          <w:lang w:val="es-ES"/>
-        </w:rPr>
-        <w:t>author</w:t>
-      </w:r>
-      <w:proofErr w:type="spellEnd"/>
-      <w:r>
-        <w:rPr>
-          <w:rFonts w:ascii="Aptos Display" w:hAnsi="Aptos Display"/>
-          <w:b/>
-          <w:bCs/>
-          <w:lang w:val="es-ES"/>
-        </w:rPr>
-        <w:t xml:space="preserve"> </w:t>
-      </w:r>
-      <w:proofErr w:type="spellStart"/>
-      <w:r>
-        <w:rPr>
-          <w:rFonts w:ascii="Aptos Display" w:hAnsi="Aptos Display"/>
-          <w:b/>
-          <w:bCs/>
-          <w:lang w:val="es-ES"/>
-        </w:rPr>
-        <w:t>list</w:t>
-      </w:r>
-      <w:proofErr w:type="spellEnd"/>
-      <w:r>
-        <w:rPr>
-          <w:rFonts w:ascii="Aptos Display" w:hAnsi="Aptos Display"/>
-          <w:b/>
-          <w:bCs/>
-          <w:lang w:val="es-ES"/>
+          <w:lang w:val="en-US"/>
         </w:rPr>
         <w:t>:</w:t>
       </w:r>
@@ -463,16 +439,22 @@
         </w:rPr>
         <w:t xml:space="preserve"> Email: </w:t>
       </w:r>
-      <w:hyperlink r:id="rId5" w:history="1">
-        <w:r>
-          <w:rPr>
-            <w:rStyle w:val="Hipervnculo"/>
-            <w:rFonts w:ascii="Aptos Display" w:hAnsi="Aptos Display" w:cstheme="minorHAnsi"/>
-            <w:lang w:val="es-ES"/>
-          </w:rPr>
-          <w:t>espinosaclara@uniovi.es</w:t>
-        </w:r>
-      </w:hyperlink>
+      <w:r>
+        <w:rPr>
+          <w:rFonts w:ascii="Aptos Display" w:hAnsi="Aptos Display" w:cstheme="minorHAnsi"/>
+          <w:lang w:val="es-ES"/>
+        </w:rPr>
+        <w:t>clara.esda</w:t>
+      </w:r>
+      <w:r>
+        <w:rPr>
+          <w:rFonts w:ascii="Aptos Display" w:hAnsi="Aptos Display" w:cstheme="minorHAnsi"/>
+          <w:color w:val="0563C1" w:themeColor="hyperlink"/>
+          <w:u w:val="single"/>
+          <w:lang w:val="es-ES"/>
+        </w:rPr>
+        <w:t>l@hotmail.es</w:t>
+      </w:r>
     </w:p>
     <w:p>
       <w:pPr>
@@ -1565,7 +1547,19 @@
         <w:rPr>
           <w:rFonts w:ascii="Aptos Display" w:eastAsia="Times New Roman" w:hAnsi="Aptos Display" w:cstheme="minorHAnsi"/>
         </w:rPr>
-        <w:t>Borja Jiménez-Alfaro, Eduardo Fernández Pascual</w:t>
+        <w:t>Borja Jiménez-Alfaro, Eduardo Fernández</w:t>
+      </w:r>
+      <w:r>
+        <w:rPr>
+          <w:rFonts w:ascii="Aptos Display" w:eastAsia="Times New Roman" w:hAnsi="Aptos Display" w:cstheme="minorHAnsi"/>
+        </w:rPr>
+        <w:t>-</w:t>
+      </w:r>
+      <w:r>
+        <w:rPr>
+          <w:rFonts w:ascii="Aptos Display" w:eastAsia="Times New Roman" w:hAnsi="Aptos Display" w:cstheme="minorHAnsi"/>
+        </w:rPr>
+        <w:t>Pascual</w:t>
       </w:r>
       <w:r>
         <w:rPr>
@@ -2192,6 +2186,30 @@
           <w:rFonts w:ascii="Aptos Display" w:hAnsi="Aptos Display" w:cstheme="minorHAnsi"/>
           <w:lang w:val="en-GB"/>
         </w:rPr>
+        <w:t>Ecological importance of under snow germination (competitive advantage, protective freezing, water available</w:t>
+      </w:r>
+      <w:r>
+        <w:rPr>
+          <w:rFonts w:ascii="Aptos Display" w:hAnsi="Aptos Display" w:cstheme="minorHAnsi"/>
+          <w:lang w:val="en-GB"/>
+        </w:rPr>
+        <w:t xml:space="preserve">) </w:t>
+      </w:r>
+    </w:p>
+    <w:p>
+      <w:pPr>
+        <w:spacing w:line="360" w:lineRule="auto"/>
+        <w:jc w:val="both"/>
+        <w:rPr>
+          <w:rFonts w:ascii="Aptos Display" w:hAnsi="Aptos Display" w:cstheme="minorHAnsi"/>
+          <w:lang w:val="en-GB"/>
+        </w:rPr>
+      </w:pPr>
+      <w:r>
+        <w:rPr>
+          <w:rFonts w:ascii="Aptos Display" w:hAnsi="Aptos Display" w:cstheme="minorHAnsi"/>
+          <w:lang w:val="en-GB"/>
+        </w:rPr>
         <w:t>Focus on snow and water stress</w:t>
       </w:r>
     </w:p>
@@ -3269,6 +3287,7 @@
           <w:rFonts w:ascii="Aptos Display" w:hAnsi="Aptos Display" w:cstheme="minorHAnsi"/>
           <w:lang w:val="en-GB"/>
         </w:rPr>
+        <w:lastRenderedPageBreak/>
         <w:t xml:space="preserve">It is important to highlight that the alpine environment is considered a mosaic of microhabitats, which are derived from microtopographic sharp gradients, resulting in contrasting microclimatic conditions even within a few cm (Scherrer and Korner 2011). </w:t>
       </w:r>
       <w:r>
@@ -3276,15 +3295,7 @@
           <w:rFonts w:ascii="Aptos Display" w:hAnsi="Aptos Display" w:cstheme="minorHAnsi"/>
           <w:lang w:val="en-GB"/>
         </w:rPr>
-        <w:t xml:space="preserve">In line with this, recent studies have </w:t>
-      </w:r>
-      <w:r>
-        <w:rPr>
-          <w:rFonts w:ascii="Aptos Display" w:hAnsi="Aptos Display" w:cstheme="minorHAnsi"/>
-          <w:lang w:val="en-GB"/>
-        </w:rPr>
-        <w:lastRenderedPageBreak/>
-        <w:t xml:space="preserve">shown that seed germination across alpine species is influenced by micro-site temperature (Espinosa del Alba et al. 2024), snow cover gradients (Fernández-Pascual et al. 2017a, </w:t>
+        <w:t xml:space="preserve">In line with this, recent studies have shown that seed germination across alpine species is influenced by micro-site temperature (Espinosa del Alba et al. 2024), snow cover gradients (Fernández-Pascual et al. 2017a, </w:t>
       </w:r>
       <w:proofErr w:type="spellStart"/>
       <w:r>
@@ -3333,14 +3344,42 @@
           <w:rFonts w:ascii="Aptos Display" w:hAnsi="Aptos Display" w:cstheme="minorHAnsi"/>
           <w:lang w:val="en-GB"/>
         </w:rPr>
-        <w:t xml:space="preserve">This study focuses on analyse germination responses to </w:t>
-      </w:r>
-      <w:r>
-        <w:rPr>
-          <w:rFonts w:ascii="Aptos Display" w:hAnsi="Aptos Display" w:cstheme="minorHAnsi"/>
-          <w:lang w:val="en-GB"/>
-        </w:rPr>
-        <w:t xml:space="preserve">the main drivers expected in alpine areas comparing two </w:t>
+        <w:t xml:space="preserve">This study focuses on </w:t>
+      </w:r>
+      <w:r>
+        <w:rPr>
+          <w:rFonts w:ascii="Aptos Display" w:hAnsi="Aptos Display" w:cstheme="minorHAnsi"/>
+          <w:lang w:val="en-GB"/>
+        </w:rPr>
+        <w:t>analysing germination responses to the main drivers expected in alpine areas, comparing two habitats with different macroclimates</w:t>
+      </w:r>
+      <w:r>
+        <w:rPr>
+          <w:rFonts w:ascii="Aptos Display" w:hAnsi="Aptos Display" w:cstheme="minorHAnsi"/>
+          <w:lang w:val="en-GB"/>
+        </w:rPr>
+        <w:t xml:space="preserve"> within the same regional scale. Firstly, we asked if the response to cold stratification</w:t>
+      </w:r>
+      <w:r>
+        <w:rPr>
+          <w:rFonts w:ascii="Aptos Display" w:hAnsi="Aptos Display" w:cstheme="minorHAnsi"/>
+          <w:lang w:val="en-GB"/>
+        </w:rPr>
+        <w:t xml:space="preserve"> (mimicking under snow germination)</w:t>
+      </w:r>
+      <w:r>
+        <w:rPr>
+          <w:rFonts w:ascii="Aptos Display" w:hAnsi="Aptos Display" w:cstheme="minorHAnsi"/>
+          <w:lang w:val="en-GB"/>
+        </w:rPr>
+        <w:t xml:space="preserve"> could be </w:t>
+      </w:r>
+      <w:r>
+        <w:rPr>
+          <w:rFonts w:ascii="Aptos Display" w:hAnsi="Aptos Display" w:cstheme="minorHAnsi"/>
+          <w:lang w:val="en-GB"/>
+        </w:rPr>
+        <w:t xml:space="preserve">comparable between </w:t>
       </w:r>
       <w:r>
         <w:rPr>
@@ -3354,14 +3393,49 @@
           <w:rFonts w:ascii="Aptos Display" w:hAnsi="Aptos Display" w:cstheme="minorHAnsi"/>
           <w:lang w:val="en-GB"/>
         </w:rPr>
-        <w:t xml:space="preserve"> with different macroclimate within the same regional scale. Firstly, we asked if the response to cold stratification could be </w:t>
-      </w:r>
-      <w:r>
-        <w:rPr>
-          <w:rFonts w:ascii="Aptos Display" w:hAnsi="Aptos Display" w:cstheme="minorHAnsi"/>
-          <w:lang w:val="en-GB"/>
-        </w:rPr>
-        <w:t xml:space="preserve">comparable between </w:t>
+        <w:t xml:space="preserve">. </w:t>
+      </w:r>
+      <w:r>
+        <w:rPr>
+          <w:rFonts w:ascii="Aptos Display" w:hAnsi="Aptos Display" w:cstheme="minorHAnsi"/>
+          <w:lang w:val="en-GB"/>
+        </w:rPr>
+        <w:t xml:space="preserve">We hypothesised higher germination during cold stratification in </w:t>
+      </w:r>
+      <w:r>
+        <w:rPr>
+          <w:rFonts w:ascii="Aptos Display" w:hAnsi="Aptos Display" w:cstheme="minorHAnsi"/>
+          <w:lang w:val="en-GB"/>
+        </w:rPr>
+        <w:t xml:space="preserve">the alpine </w:t>
+      </w:r>
+      <w:r>
+        <w:rPr>
+          <w:rFonts w:ascii="Aptos Display" w:hAnsi="Aptos Display" w:cstheme="minorHAnsi"/>
+          <w:lang w:val="en-GB"/>
+        </w:rPr>
+        <w:t>temperate habitat</w:t>
+      </w:r>
+      <w:r>
+        <w:rPr>
+          <w:rFonts w:ascii="Aptos Display" w:hAnsi="Aptos Display" w:cstheme="minorHAnsi"/>
+          <w:lang w:val="en-GB"/>
+        </w:rPr>
+        <w:t xml:space="preserve">. </w:t>
+      </w:r>
+      <w:r>
+        <w:rPr>
+          <w:rFonts w:ascii="Aptos Display" w:hAnsi="Aptos Display" w:cstheme="minorHAnsi"/>
+          <w:lang w:val="en-GB"/>
+        </w:rPr>
+        <w:t>Secondly, after removing those species with &gt;10% germination in cold stratification</w:t>
+      </w:r>
+      <w:r>
+        <w:rPr>
+          <w:rFonts w:ascii="Aptos Display" w:hAnsi="Aptos Display" w:cstheme="minorHAnsi"/>
+          <w:lang w:val="en-GB"/>
+        </w:rPr>
+        <w:t xml:space="preserve">, we asked if both </w:t>
       </w:r>
       <w:r>
         <w:rPr>
@@ -3375,14 +3449,35 @@
           <w:rFonts w:ascii="Aptos Display" w:hAnsi="Aptos Display" w:cstheme="minorHAnsi"/>
           <w:lang w:val="en-GB"/>
         </w:rPr>
-        <w:t>. Secondly, and after removing those species with &gt;10% germination in cold stratification</w:t>
-      </w:r>
-      <w:r>
-        <w:rPr>
-          <w:rFonts w:ascii="Aptos Display" w:hAnsi="Aptos Display" w:cstheme="minorHAnsi"/>
-          <w:lang w:val="en-GB"/>
-        </w:rPr>
-        <w:t xml:space="preserve">, we asked if both </w:t>
+        <w:t xml:space="preserve"> would respond similarly to the main germination </w:t>
+      </w:r>
+      <w:r>
+        <w:rPr>
+          <w:rFonts w:ascii="Aptos Display" w:hAnsi="Aptos Display" w:cstheme="minorHAnsi"/>
+          <w:lang w:val="en-GB"/>
+        </w:rPr>
+        <w:t>signals (light and alternating temperatures)</w:t>
+      </w:r>
+      <w:r>
+        <w:rPr>
+          <w:rFonts w:ascii="Aptos Display" w:hAnsi="Aptos Display" w:cstheme="minorHAnsi"/>
+          <w:lang w:val="en-GB"/>
+        </w:rPr>
+        <w:t>.</w:t>
+      </w:r>
+      <w:r>
+        <w:rPr>
+          <w:rFonts w:ascii="Aptos Display" w:hAnsi="Aptos Display" w:cstheme="minorHAnsi"/>
+          <w:lang w:val="en-GB"/>
+        </w:rPr>
+        <w:t xml:space="preserve"> </w:t>
+      </w:r>
+      <w:r>
+        <w:rPr>
+          <w:rFonts w:ascii="Aptos Display" w:hAnsi="Aptos Display" w:cstheme="minorHAnsi"/>
+          <w:lang w:val="en-GB"/>
+        </w:rPr>
+        <w:t xml:space="preserve">We expect both </w:t>
       </w:r>
       <w:r>
         <w:rPr>
@@ -3396,63 +3491,21 @@
           <w:rFonts w:ascii="Aptos Display" w:hAnsi="Aptos Display" w:cstheme="minorHAnsi"/>
           <w:lang w:val="en-GB"/>
         </w:rPr>
-        <w:t xml:space="preserve"> would respond similarly to the main germination drivers</w:t>
-      </w:r>
-      <w:r>
-        <w:rPr>
-          <w:rFonts w:ascii="Aptos Display" w:hAnsi="Aptos Display" w:cstheme="minorHAnsi"/>
-          <w:lang w:val="en-GB"/>
-        </w:rPr>
-        <w:t>.</w:t>
-      </w:r>
-      <w:r>
-        <w:rPr>
-          <w:rFonts w:ascii="Aptos Display" w:hAnsi="Aptos Display" w:cstheme="minorHAnsi"/>
-          <w:lang w:val="en-GB"/>
-        </w:rPr>
-        <w:t xml:space="preserve"> We </w:t>
-      </w:r>
-      <w:r>
-        <w:rPr>
-          <w:rFonts w:ascii="Aptos Display" w:hAnsi="Aptos Display" w:cstheme="minorHAnsi"/>
-          <w:lang w:val="en-GB"/>
-        </w:rPr>
-        <w:t xml:space="preserve">hypothesised higher germination during cold stratification in </w:t>
-      </w:r>
-      <w:r>
-        <w:rPr>
-          <w:rFonts w:ascii="Aptos Display" w:hAnsi="Aptos Display" w:cstheme="minorHAnsi"/>
-          <w:lang w:val="en-GB"/>
-        </w:rPr>
-        <w:t xml:space="preserve">temperate </w:t>
-      </w:r>
-      <w:r>
-        <w:rPr>
-          <w:rFonts w:ascii="Aptos Display" w:hAnsi="Aptos Display" w:cstheme="minorHAnsi"/>
-          <w:lang w:val="en-GB"/>
-        </w:rPr>
-        <w:t>habitat</w:t>
-      </w:r>
-      <w:r>
-        <w:rPr>
-          <w:rFonts w:ascii="Aptos Display" w:hAnsi="Aptos Display" w:cstheme="minorHAnsi"/>
-          <w:lang w:val="en-GB"/>
-        </w:rPr>
-        <w:t xml:space="preserve">. We expect both </w:t>
-      </w:r>
-      <w:r>
-        <w:rPr>
-          <w:rFonts w:ascii="Aptos Display" w:hAnsi="Aptos Display" w:cstheme="minorHAnsi"/>
-          <w:lang w:val="en-GB"/>
-        </w:rPr>
-        <w:t>habitats</w:t>
-      </w:r>
-      <w:r>
-        <w:rPr>
-          <w:rFonts w:ascii="Aptos Display" w:hAnsi="Aptos Display" w:cstheme="minorHAnsi"/>
-          <w:lang w:val="en-GB"/>
-        </w:rPr>
-        <w:t xml:space="preserve"> to respond similarly to germination drivers</w:t>
+        <w:t xml:space="preserve"> to respond similarly to germination </w:t>
+      </w:r>
+      <w:r>
+        <w:rPr>
+          <w:rFonts w:ascii="Aptos Display" w:hAnsi="Aptos Display" w:cstheme="minorHAnsi"/>
+          <w:lang w:val="en-GB"/>
+        </w:rPr>
+        <w:t xml:space="preserve">signals. Thirdly, </w:t>
+      </w:r>
+      <w:r>
+        <w:rPr>
+          <w:rFonts w:ascii="Aptos Display" w:hAnsi="Aptos Display" w:cstheme="minorHAnsi"/>
+          <w:lang w:val="en-GB"/>
+        </w:rPr>
+        <w:t xml:space="preserve">we asked how alpine species would germinate under moderate water stress. We hypothesised that the alpine Mediterranean community would be able to germinate better. </w:t>
       </w:r>
     </w:p>
     <w:p>
@@ -3640,17 +3693,227 @@
       <w:r>
         <w:rPr>
           <w:rFonts w:ascii="Aptos Display" w:hAnsi="Aptos Display" w:cstheme="minorHAnsi"/>
+          <w:lang w:val="en-GB"/>
+        </w:rPr>
+        <w:t>43.194856</w:t>
+      </w:r>
+      <w:r>
+        <w:rPr>
+          <w:rFonts w:ascii="Aptos Display" w:hAnsi="Aptos Display" w:cstheme="minorHAnsi"/>
+          <w:lang w:val="en-GB"/>
+        </w:rPr>
+        <w:t>N</w:t>
+      </w:r>
+      <w:r>
+        <w:rPr>
+          <w:rFonts w:ascii="Aptos Display" w:hAnsi="Aptos Display" w:cstheme="minorHAnsi"/>
+          <w:lang w:val="en-GB"/>
+        </w:rPr>
+        <w:t>, -4.828414</w:t>
+      </w:r>
+      <w:r>
+        <w:rPr>
+          <w:rFonts w:ascii="Aptos Display" w:hAnsi="Aptos Display" w:cstheme="minorHAnsi"/>
+          <w:lang w:val="en-GB"/>
+        </w:rPr>
+        <w:t>E</w:t>
+      </w:r>
+      <w:r>
+        <w:rPr>
+          <w:rFonts w:ascii="Aptos Display" w:hAnsi="Aptos Display" w:cstheme="minorHAnsi"/>
+          <w:lang w:val="en-GB"/>
+        </w:rPr>
+        <w:t xml:space="preserve">), and (2) Mediterranean alpine acidic grasslands in the Valles de Omaña and Luna Biosphere Reserve (southwest Cantabrian Mountains, </w:t>
+      </w:r>
+      <w:r>
+        <w:rPr>
+          <w:rFonts w:ascii="Aptos Display" w:hAnsi="Aptos Display" w:cstheme="minorHAnsi"/>
+          <w:lang w:val="en-GB"/>
+        </w:rPr>
+        <w:t xml:space="preserve">42.891956N, </w:t>
+      </w:r>
+      <w:r>
+        <w:rPr>
+          <w:rFonts w:ascii="Aptos Display" w:hAnsi="Aptos Display" w:cstheme="minorHAnsi"/>
+          <w:lang w:val="en-GB"/>
+        </w:rPr>
+        <w:t>-6.102928E</w:t>
+      </w:r>
+      <w:r>
+        <w:rPr>
+          <w:rFonts w:ascii="Aptos Display" w:hAnsi="Aptos Display" w:cstheme="minorHAnsi"/>
+          <w:lang w:val="en-GB"/>
+        </w:rPr>
+        <w:t xml:space="preserve">). The temperate </w:t>
+      </w:r>
+      <w:r>
+        <w:rPr>
+          <w:rFonts w:ascii="Aptos Display" w:hAnsi="Aptos Display" w:cstheme="minorHAnsi"/>
+          <w:lang w:val="en-GB"/>
+        </w:rPr>
+        <w:t xml:space="preserve">alpine </w:t>
+      </w:r>
+      <w:r>
+        <w:rPr>
+          <w:rFonts w:ascii="Aptos Display" w:hAnsi="Aptos Display" w:cstheme="minorHAnsi"/>
+          <w:lang w:val="en-GB"/>
+        </w:rPr>
+        <w:t>habitat</w:t>
+      </w:r>
+      <w:r>
+        <w:rPr>
+          <w:rFonts w:ascii="Aptos Display" w:hAnsi="Aptos Display" w:cstheme="minorHAnsi"/>
+          <w:lang w:val="en-GB"/>
+        </w:rPr>
+        <w:t xml:space="preserve"> exhibits a higher </w:t>
+      </w:r>
+      <w:r>
+        <w:rPr>
+          <w:rFonts w:ascii="Aptos Display" w:hAnsi="Aptos Display" w:cstheme="minorHAnsi"/>
+          <w:lang w:val="en-GB"/>
+        </w:rPr>
+        <w:t>species diversity</w:t>
+      </w:r>
+      <w:r>
+        <w:rPr>
+          <w:rFonts w:ascii="Aptos Display" w:hAnsi="Aptos Display" w:cstheme="minorHAnsi"/>
+          <w:lang w:val="en-GB"/>
+        </w:rPr>
+        <w:t>, with a soil pH ranging from 6.3 to 6.8 (own data). The growing season</w:t>
+      </w:r>
+      <w:r>
+        <w:rPr>
+          <w:rFonts w:ascii="Aptos Display" w:hAnsi="Aptos Display" w:cstheme="minorHAnsi"/>
+          <w:lang w:val="en-GB"/>
+        </w:rPr>
+        <w:t xml:space="preserve">, defined as </w:t>
+      </w:r>
+      <w:r>
+        <w:rPr>
+          <w:rFonts w:ascii="Aptos Display" w:hAnsi="Aptos Display" w:cstheme="minorHAnsi"/>
+          <w:lang w:val="en-GB"/>
+        </w:rPr>
+        <w:t xml:space="preserve">the period with daily mean temperatures above 5ºC (at 5cm deep, </w:t>
+      </w:r>
+      <w:r>
+        <w:rPr>
+          <w:rFonts w:ascii="Aptos Display" w:hAnsi="Aptos Display" w:cstheme="minorHAnsi"/>
           <w:highlight w:val="yellow"/>
           <w:lang w:val="en-GB"/>
         </w:rPr>
-        <w:t>add coord?</w:t>
-      </w:r>
-      <w:r>
-        <w:rPr>
-          <w:rFonts w:ascii="Aptos Display" w:hAnsi="Aptos Display" w:cstheme="minorHAnsi"/>
-          <w:lang w:val="en-GB"/>
-        </w:rPr>
-        <w:t xml:space="preserve">), and (2) Mediterranean alpine acidic grasslands in the Valles de Omaña and Luna Biosphere Reserve (southwest Cantabrian Mountains, </w:t>
+        <w:t>Körner 2021</w:t>
+      </w:r>
+      <w:r>
+        <w:rPr>
+          <w:rFonts w:ascii="Aptos Display" w:hAnsi="Aptos Display" w:cstheme="minorHAnsi"/>
+          <w:lang w:val="en-GB"/>
+        </w:rPr>
+        <w:t xml:space="preserve">), </w:t>
+      </w:r>
+      <w:r>
+        <w:rPr>
+          <w:rFonts w:ascii="Aptos Display" w:hAnsi="Aptos Display" w:cstheme="minorHAnsi"/>
+          <w:lang w:val="en-GB"/>
+        </w:rPr>
+        <w:t>lasts</w:t>
+      </w:r>
+      <w:r>
+        <w:rPr>
+          <w:rFonts w:ascii="Aptos Display" w:hAnsi="Aptos Display" w:cstheme="minorHAnsi"/>
+          <w:lang w:val="en-GB"/>
+        </w:rPr>
+        <w:t xml:space="preserve"> from </w:t>
+      </w:r>
+      <w:r>
+        <w:rPr>
+          <w:rFonts w:ascii="Aptos Display" w:hAnsi="Aptos Display" w:cstheme="minorHAnsi"/>
+          <w:lang w:val="en-GB"/>
+        </w:rPr>
+        <w:t>mid-</w:t>
+      </w:r>
+      <w:r>
+        <w:rPr>
+          <w:rFonts w:ascii="Aptos Display" w:hAnsi="Aptos Display" w:cstheme="minorHAnsi"/>
+          <w:lang w:val="en-GB"/>
+        </w:rPr>
+        <w:t>May</w:t>
+      </w:r>
+      <w:r>
+        <w:rPr>
+          <w:rFonts w:ascii="Aptos Display" w:hAnsi="Aptos Display" w:cstheme="minorHAnsi"/>
+          <w:lang w:val="en-GB"/>
+        </w:rPr>
+        <w:t xml:space="preserve"> to early October, with an average soil temperature of </w:t>
+      </w:r>
+      <w:r>
+        <w:rPr>
+          <w:rFonts w:ascii="Aptos Display" w:hAnsi="Aptos Display" w:cstheme="minorHAnsi"/>
+          <w:lang w:val="en-GB"/>
+        </w:rPr>
+        <w:t>11.4</w:t>
+      </w:r>
+      <w:r>
+        <w:rPr>
+          <w:rFonts w:ascii="Aptos Display" w:hAnsi="Aptos Display" w:cstheme="minorHAnsi"/>
+          <w:lang w:val="en-GB"/>
+        </w:rPr>
+        <w:t xml:space="preserve"> ºC</w:t>
+      </w:r>
+      <w:r>
+        <w:rPr>
+          <w:rFonts w:ascii="Aptos Display" w:hAnsi="Aptos Display" w:cstheme="minorHAnsi"/>
+          <w:lang w:val="en-GB"/>
+        </w:rPr>
+        <w:t>. Yearly, snow</w:t>
+      </w:r>
+      <w:r>
+        <w:rPr>
+          <w:rFonts w:ascii="Aptos Display" w:hAnsi="Aptos Display" w:cstheme="minorHAnsi"/>
+          <w:lang w:val="en-GB"/>
+        </w:rPr>
+        <w:t xml:space="preserve"> cover</w:t>
+      </w:r>
+      <w:r>
+        <w:rPr>
+          <w:rFonts w:ascii="Aptos Display" w:hAnsi="Aptos Display" w:cstheme="minorHAnsi"/>
+          <w:lang w:val="en-GB"/>
+        </w:rPr>
+        <w:t xml:space="preserve"> range</w:t>
+      </w:r>
+      <w:r>
+        <w:rPr>
+          <w:rFonts w:ascii="Aptos Display" w:hAnsi="Aptos Display" w:cstheme="minorHAnsi"/>
+          <w:lang w:val="en-GB"/>
+        </w:rPr>
+        <w:t>s</w:t>
+      </w:r>
+      <w:r>
+        <w:rPr>
+          <w:rFonts w:ascii="Aptos Display" w:hAnsi="Aptos Display" w:cstheme="minorHAnsi"/>
+          <w:lang w:val="en-GB"/>
+        </w:rPr>
+        <w:t xml:space="preserve"> from 87 to 197 </w:t>
+      </w:r>
+      <w:r>
+        <w:rPr>
+          <w:rFonts w:ascii="Aptos Display" w:hAnsi="Aptos Display" w:cstheme="minorHAnsi"/>
+          <w:lang w:val="en-GB"/>
+        </w:rPr>
+        <w:t>days</w:t>
+      </w:r>
+      <w:r>
+        <w:rPr>
+          <w:rFonts w:ascii="Aptos Display" w:hAnsi="Aptos Display" w:cstheme="minorHAnsi"/>
+          <w:lang w:val="en-GB"/>
+        </w:rPr>
+        <w:t xml:space="preserve"> (calculated as </w:t>
+      </w:r>
+      <w:r>
+        <w:rPr>
+          <w:rFonts w:ascii="Aptos Display" w:hAnsi="Aptos Display" w:cstheme="minorHAnsi"/>
+          <w:lang w:val="en-GB"/>
+        </w:rPr>
+        <w:t>the number of days in which the maximum temperatures were &lt; 0.5 ºC and the minimum temperature was&gt; -0.5 ºC (</w:t>
       </w:r>
       <w:r>
         <w:rPr>
@@ -3658,87 +3921,56 @@
           <w:highlight w:val="yellow"/>
           <w:lang w:val="en-GB"/>
         </w:rPr>
-        <w:t>add coord?</w:t>
-      </w:r>
-      <w:r>
-        <w:rPr>
-          <w:rFonts w:ascii="Aptos Display" w:hAnsi="Aptos Display" w:cstheme="minorHAnsi"/>
-          <w:lang w:val="en-GB"/>
-        </w:rPr>
-        <w:t xml:space="preserve">). The temperate </w:t>
-      </w:r>
-      <w:r>
-        <w:rPr>
-          <w:rFonts w:ascii="Aptos Display" w:hAnsi="Aptos Display" w:cstheme="minorHAnsi"/>
-          <w:lang w:val="en-GB"/>
-        </w:rPr>
-        <w:t xml:space="preserve">alpine </w:t>
-      </w:r>
-      <w:r>
-        <w:rPr>
-          <w:rFonts w:ascii="Aptos Display" w:hAnsi="Aptos Display" w:cstheme="minorHAnsi"/>
-          <w:lang w:val="en-GB"/>
-        </w:rPr>
-        <w:t>habitat</w:t>
-      </w:r>
-      <w:r>
-        <w:rPr>
-          <w:rFonts w:ascii="Aptos Display" w:hAnsi="Aptos Display" w:cstheme="minorHAnsi"/>
-          <w:lang w:val="en-GB"/>
-        </w:rPr>
-        <w:t xml:space="preserve"> exhibits a higher </w:t>
-      </w:r>
-      <w:r>
-        <w:rPr>
-          <w:rFonts w:ascii="Aptos Display" w:hAnsi="Aptos Display" w:cstheme="minorHAnsi"/>
-          <w:lang w:val="en-GB"/>
-        </w:rPr>
-        <w:t>species diversity</w:t>
-      </w:r>
-      <w:r>
-        <w:rPr>
-          <w:rFonts w:ascii="Aptos Display" w:hAnsi="Aptos Display" w:cstheme="minorHAnsi"/>
-          <w:lang w:val="en-GB"/>
-        </w:rPr>
-        <w:t>, with a soil pH ranging from 6.3 to 6.8 (own data). The growing season lasts from May to early October, with an average annual soil temperature of 5.7 ºC</w:t>
-      </w:r>
-      <w:r>
-        <w:rPr>
-          <w:rFonts w:ascii="Aptos Display" w:hAnsi="Aptos Display" w:cstheme="minorHAnsi"/>
-          <w:lang w:val="en-GB"/>
-        </w:rPr>
-        <w:t xml:space="preserve">, an </w:t>
-      </w:r>
-      <w:r>
-        <w:rPr>
-          <w:rFonts w:ascii="Aptos Display" w:hAnsi="Aptos Display" w:cstheme="minorHAnsi"/>
-          <w:highlight w:val="yellow"/>
-          <w:lang w:val="en-GB"/>
-        </w:rPr>
-        <w:t xml:space="preserve">average of xx days of snow per year and </w:t>
-      </w:r>
-      <w:r>
-        <w:rPr>
-          <w:rFonts w:ascii="Aptos Display" w:hAnsi="Aptos Display" w:cstheme="minorHAnsi"/>
-          <w:highlight w:val="yellow"/>
-          <w:lang w:val="en-GB"/>
-        </w:rPr>
-        <w:t xml:space="preserve">xxx days </w:t>
-      </w:r>
-      <w:r>
-        <w:rPr>
-          <w:rFonts w:ascii="Aptos Display" w:hAnsi="Aptos Display" w:cstheme="minorHAnsi"/>
-          <w:highlight w:val="yellow"/>
-          <w:lang w:val="en-GB"/>
-        </w:rPr>
-        <w:t>with water stress</w:t>
-      </w:r>
-      <w:r>
-        <w:rPr>
-          <w:rFonts w:ascii="Aptos Display" w:hAnsi="Aptos Display" w:cstheme="minorHAnsi"/>
-          <w:lang w:val="en-GB"/>
-        </w:rPr>
-        <w:t xml:space="preserve"> </w:t>
+        <w:t>Zhang 2005</w:t>
+      </w:r>
+      <w:r>
+        <w:rPr>
+          <w:rFonts w:ascii="Aptos Display" w:hAnsi="Aptos Display" w:cstheme="minorHAnsi"/>
+          <w:lang w:val="en-GB"/>
+        </w:rPr>
+        <w:t>) and</w:t>
+      </w:r>
+      <w:r>
+        <w:rPr>
+          <w:rFonts w:ascii="Aptos Display" w:hAnsi="Aptos Display" w:cstheme="minorHAnsi"/>
+          <w:lang w:val="en-GB"/>
+        </w:rPr>
+        <w:t xml:space="preserve"> </w:t>
+      </w:r>
+      <w:r>
+        <w:rPr>
+          <w:rFonts w:ascii="Aptos Display" w:hAnsi="Aptos Display" w:cstheme="minorHAnsi"/>
+          <w:lang w:val="en-GB"/>
+        </w:rPr>
+        <w:t xml:space="preserve">mean daily </w:t>
+      </w:r>
+      <w:r>
+        <w:rPr>
+          <w:rFonts w:ascii="Aptos Display" w:hAnsi="Aptos Display" w:cstheme="minorHAnsi"/>
+          <w:lang w:val="en-GB"/>
+        </w:rPr>
+        <w:t>water stress</w:t>
+      </w:r>
+      <w:r>
+        <w:rPr>
+          <w:rFonts w:ascii="Aptos Display" w:hAnsi="Aptos Display" w:cstheme="minorHAnsi"/>
+          <w:lang w:val="en-GB"/>
+        </w:rPr>
+        <w:t>,</w:t>
+      </w:r>
+      <w:r>
+        <w:rPr>
+          <w:rFonts w:ascii="Aptos Display" w:hAnsi="Aptos Display" w:cstheme="minorHAnsi"/>
+          <w:lang w:val="en-GB"/>
+        </w:rPr>
+        <w:t xml:space="preserve"> during </w:t>
+      </w:r>
+      <w:r>
+        <w:rPr>
+          <w:rFonts w:ascii="Aptos Display" w:hAnsi="Aptos Display" w:cstheme="minorHAnsi"/>
+          <w:lang w:val="en-GB"/>
+        </w:rPr>
+        <w:t xml:space="preserve">the growing season, ranges from -0.15 to -0.45 MPa depending on microsite conditions </w:t>
       </w:r>
       <w:r>
         <w:rPr>
@@ -3787,7 +4019,154 @@
           <w:rFonts w:ascii="Aptos Display" w:hAnsi="Aptos Display" w:cstheme="minorHAnsi"/>
           <w:lang w:val="en-GB"/>
         </w:rPr>
-        <w:t>features lower plant diversity and is on acidic bedrock with a pH of 3.8 to 4.8 (own data). It encounters a two-month dry period during summer. The growing season runs from March to early November, with an average annual soil temperature of 8ºC</w:t>
+        <w:t>features lower plant diversity and is on acidic bedrock with a pH of 3.8 to 4.8 (own data). The growing season runs from</w:t>
+      </w:r>
+      <w:r>
+        <w:rPr>
+          <w:rFonts w:ascii="Aptos Display" w:hAnsi="Aptos Display" w:cstheme="minorHAnsi"/>
+          <w:lang w:val="en-GB"/>
+        </w:rPr>
+        <w:t xml:space="preserve"> mid</w:t>
+      </w:r>
+      <w:r>
+        <w:rPr>
+          <w:rFonts w:ascii="Aptos Display" w:hAnsi="Aptos Display" w:cstheme="minorHAnsi"/>
+          <w:lang w:val="en-GB"/>
+        </w:rPr>
+        <w:t>-</w:t>
+      </w:r>
+      <w:r>
+        <w:rPr>
+          <w:rFonts w:ascii="Aptos Display" w:hAnsi="Aptos Display" w:cstheme="minorHAnsi"/>
+          <w:lang w:val="en-GB"/>
+        </w:rPr>
+        <w:t>April</w:t>
+      </w:r>
+      <w:r>
+        <w:rPr>
+          <w:rFonts w:ascii="Aptos Display" w:hAnsi="Aptos Display" w:cstheme="minorHAnsi"/>
+          <w:lang w:val="en-GB"/>
+        </w:rPr>
+        <w:t xml:space="preserve"> to early November, with an average</w:t>
+      </w:r>
+      <w:r>
+        <w:rPr>
+          <w:rFonts w:ascii="Aptos Display" w:hAnsi="Aptos Display" w:cstheme="minorHAnsi"/>
+          <w:lang w:val="en-GB"/>
+        </w:rPr>
+        <w:t xml:space="preserve"> </w:t>
+      </w:r>
+      <w:r>
+        <w:rPr>
+          <w:rFonts w:ascii="Aptos Display" w:hAnsi="Aptos Display" w:cstheme="minorHAnsi"/>
+          <w:lang w:val="en-GB"/>
+        </w:rPr>
+        <w:t xml:space="preserve">soil temperature of </w:t>
+      </w:r>
+      <w:r>
+        <w:rPr>
+          <w:rFonts w:ascii="Aptos Display" w:hAnsi="Aptos Display" w:cstheme="minorHAnsi"/>
+          <w:lang w:val="en-GB"/>
+        </w:rPr>
+        <w:t>12.2</w:t>
+      </w:r>
+      <w:r>
+        <w:rPr>
+          <w:rFonts w:ascii="Aptos Display" w:hAnsi="Aptos Display" w:cstheme="minorHAnsi"/>
+          <w:lang w:val="en-GB"/>
+        </w:rPr>
+        <w:t>ºC</w:t>
+      </w:r>
+      <w:r>
+        <w:rPr>
+          <w:rFonts w:ascii="Aptos Display" w:hAnsi="Aptos Display" w:cstheme="minorHAnsi"/>
+          <w:lang w:val="en-GB"/>
+        </w:rPr>
+        <w:t xml:space="preserve">. </w:t>
+      </w:r>
+      <w:r>
+        <w:rPr>
+          <w:rFonts w:ascii="Aptos Display" w:hAnsi="Aptos Display" w:cstheme="minorHAnsi"/>
+          <w:lang w:val="en-GB"/>
+        </w:rPr>
+        <w:t xml:space="preserve"> </w:t>
+      </w:r>
+      <w:r>
+        <w:rPr>
+          <w:rFonts w:ascii="Aptos Display" w:hAnsi="Aptos Display" w:cstheme="minorHAnsi"/>
+          <w:lang w:val="en-GB"/>
+        </w:rPr>
+        <w:t>Yearly, snow</w:t>
+      </w:r>
+      <w:r>
+        <w:rPr>
+          <w:rFonts w:ascii="Aptos Display" w:hAnsi="Aptos Display" w:cstheme="minorHAnsi"/>
+          <w:lang w:val="en-GB"/>
+        </w:rPr>
+        <w:t xml:space="preserve"> cover</w:t>
+      </w:r>
+      <w:r>
+        <w:rPr>
+          <w:rFonts w:ascii="Aptos Display" w:hAnsi="Aptos Display" w:cstheme="minorHAnsi"/>
+          <w:lang w:val="en-GB"/>
+        </w:rPr>
+        <w:t xml:space="preserve"> range</w:t>
+      </w:r>
+      <w:r>
+        <w:rPr>
+          <w:rFonts w:ascii="Aptos Display" w:hAnsi="Aptos Display" w:cstheme="minorHAnsi"/>
+          <w:lang w:val="en-GB"/>
+        </w:rPr>
+        <w:t>s</w:t>
+      </w:r>
+      <w:r>
+        <w:rPr>
+          <w:rFonts w:ascii="Aptos Display" w:hAnsi="Aptos Display" w:cstheme="minorHAnsi"/>
+          <w:lang w:val="en-GB"/>
+        </w:rPr>
+        <w:t xml:space="preserve"> from </w:t>
+      </w:r>
+      <w:r>
+        <w:rPr>
+          <w:rFonts w:ascii="Aptos Display" w:hAnsi="Aptos Display" w:cstheme="minorHAnsi"/>
+          <w:lang w:val="en-GB"/>
+        </w:rPr>
+        <w:t>32</w:t>
+      </w:r>
+      <w:r>
+        <w:rPr>
+          <w:rFonts w:ascii="Aptos Display" w:hAnsi="Aptos Display" w:cstheme="minorHAnsi"/>
+          <w:lang w:val="en-GB"/>
+        </w:rPr>
+        <w:t xml:space="preserve"> to </w:t>
+      </w:r>
+      <w:r>
+        <w:rPr>
+          <w:rFonts w:ascii="Aptos Display" w:hAnsi="Aptos Display" w:cstheme="minorHAnsi"/>
+          <w:lang w:val="en-GB"/>
+        </w:rPr>
+        <w:t>76</w:t>
+      </w:r>
+      <w:r>
+        <w:rPr>
+          <w:rFonts w:ascii="Aptos Display" w:hAnsi="Aptos Display" w:cstheme="minorHAnsi"/>
+          <w:lang w:val="en-GB"/>
+        </w:rPr>
+        <w:t xml:space="preserve"> days</w:t>
+      </w:r>
+      <w:r>
+        <w:rPr>
+          <w:rFonts w:ascii="Aptos Display" w:hAnsi="Aptos Display" w:cstheme="minorHAnsi"/>
+          <w:lang w:val="en-GB"/>
+        </w:rPr>
+        <w:t xml:space="preserve"> </w:t>
+      </w:r>
+      <w:r>
+        <w:rPr>
+          <w:rFonts w:ascii="Aptos Display" w:hAnsi="Aptos Display" w:cstheme="minorHAnsi"/>
+          <w:lang w:val="en-GB"/>
+        </w:rPr>
+        <w:t>and mean daily water stress</w:t>
       </w:r>
       <w:r>
         <w:rPr>
@@ -3801,22 +4180,63 @@
           <w:rFonts w:ascii="Aptos Display" w:hAnsi="Aptos Display" w:cstheme="minorHAnsi"/>
           <w:lang w:val="en-GB"/>
         </w:rPr>
-        <w:t xml:space="preserve"> </w:t>
-      </w:r>
-      <w:r>
-        <w:rPr>
-          <w:rFonts w:ascii="Aptos Display" w:hAnsi="Aptos Display" w:cstheme="minorHAnsi"/>
-          <w:lang w:val="en-GB"/>
-        </w:rPr>
-        <w:t xml:space="preserve">an </w:t>
-      </w:r>
-      <w:r>
-        <w:rPr>
-          <w:rFonts w:ascii="Aptos Display" w:hAnsi="Aptos Display" w:cstheme="minorHAnsi"/>
-          <w:highlight w:val="yellow"/>
-          <w:lang w:val="en-GB"/>
-        </w:rPr>
-        <w:t>average of xx days of snow per year and xxx days with water stress</w:t>
+        <w:t xml:space="preserve"> during the growing season</w:t>
+      </w:r>
+      <w:r>
+        <w:rPr>
+          <w:rFonts w:ascii="Aptos Display" w:hAnsi="Aptos Display" w:cstheme="minorHAnsi"/>
+          <w:lang w:val="en-GB"/>
+        </w:rPr>
+        <w:t>,</w:t>
+      </w:r>
+      <w:r>
+        <w:rPr>
+          <w:rFonts w:ascii="Aptos Display" w:hAnsi="Aptos Display" w:cstheme="minorHAnsi"/>
+          <w:lang w:val="en-GB"/>
+        </w:rPr>
+        <w:t xml:space="preserve"> ranges from -0.</w:t>
+      </w:r>
+      <w:r>
+        <w:rPr>
+          <w:rFonts w:ascii="Aptos Display" w:hAnsi="Aptos Display" w:cstheme="minorHAnsi"/>
+          <w:lang w:val="en-GB"/>
+        </w:rPr>
+        <w:t>32</w:t>
+      </w:r>
+      <w:r>
+        <w:rPr>
+          <w:rFonts w:ascii="Aptos Display" w:hAnsi="Aptos Display" w:cstheme="minorHAnsi"/>
+          <w:lang w:val="en-GB"/>
+        </w:rPr>
+        <w:t xml:space="preserve"> to -0.</w:t>
+      </w:r>
+      <w:r>
+        <w:rPr>
+          <w:rFonts w:ascii="Aptos Display" w:hAnsi="Aptos Display" w:cstheme="minorHAnsi"/>
+          <w:lang w:val="en-GB"/>
+        </w:rPr>
+        <w:t>52</w:t>
+      </w:r>
+      <w:r>
+        <w:rPr>
+          <w:rFonts w:ascii="Aptos Display" w:hAnsi="Aptos Display" w:cstheme="minorHAnsi"/>
+          <w:lang w:val="en-GB"/>
+        </w:rPr>
+        <w:t xml:space="preserve"> MPa</w:t>
+      </w:r>
+      <w:r>
+        <w:rPr>
+          <w:rFonts w:ascii="Aptos Display" w:hAnsi="Aptos Display" w:cstheme="minorHAnsi"/>
+          <w:lang w:val="en-GB"/>
+        </w:rPr>
+        <w:t xml:space="preserve"> </w:t>
+      </w:r>
+      <w:r>
+        <w:rPr>
+          <w:rFonts w:ascii="Aptos Display" w:hAnsi="Aptos Display" w:cstheme="minorHAnsi"/>
+          <w:lang w:val="en-GB"/>
+        </w:rPr>
+        <w:t>depending on microsite conditions</w:t>
       </w:r>
       <w:r>
         <w:rPr>
@@ -3865,7 +4285,7 @@
           <w:rFonts w:ascii="Aptos Display" w:hAnsi="Aptos Display" w:cstheme="minorHAnsi"/>
           <w:lang w:val="en-GB"/>
         </w:rPr>
-        <w:t xml:space="preserve"> are  dominated by Poaceae and Cyperaceae families, mainly consisting of Hemicryptophytes and Chamaephytes. Grazing impacts are limited to wild populations of Cantabrian chamois (</w:t>
+        <w:t xml:space="preserve"> are dominated by Poaceae and Cyperaceae families, mainly consisting of Hemicryptophytes and Chamaephytes. Grazing impacts are limited to wild populations of Cantabrian chamois (</w:t>
       </w:r>
       <w:proofErr w:type="spellStart"/>
       <w:r>
@@ -3908,7 +4328,6 @@
         <w:rPr>
           <w:rFonts w:ascii="Aptos Display" w:hAnsi="Aptos Display" w:cstheme="minorHAnsi"/>
         </w:rPr>
-        <w:lastRenderedPageBreak/>
         <w:t>Table 1. Study system description. Local richness was calculated from 80 floristic relevés (1 m</w:t>
       </w:r>
       <w:r>
@@ -3958,14 +4377,14 @@
         <w:tblLook w:val="04A0" w:firstRow="1" w:lastRow="0" w:firstColumn="1" w:lastColumn="0" w:noHBand="0" w:noVBand="1"/>
       </w:tblPr>
       <w:tblGrid>
-        <w:gridCol w:w="223"/>
-        <w:gridCol w:w="2047"/>
-        <w:gridCol w:w="1499"/>
-        <w:gridCol w:w="812"/>
-        <w:gridCol w:w="757"/>
-        <w:gridCol w:w="1503"/>
-        <w:gridCol w:w="906"/>
-        <w:gridCol w:w="757"/>
+        <w:gridCol w:w="222"/>
+        <w:gridCol w:w="2094"/>
+        <w:gridCol w:w="1427"/>
+        <w:gridCol w:w="827"/>
+        <w:gridCol w:w="771"/>
+        <w:gridCol w:w="1458"/>
+        <w:gridCol w:w="924"/>
+        <w:gridCol w:w="771"/>
       </w:tblGrid>
       <w:tr>
         <w:trPr>
@@ -3990,12 +4409,16 @@
               <w:rPr>
                 <w:rFonts w:ascii="Aptos Display" w:hAnsi="Aptos Display" w:cstheme="minorHAnsi"/>
                 <w:b/>
+                <w:sz w:val="18"/>
+                <w:szCs w:val="18"/>
               </w:rPr>
             </w:pPr>
             <w:r>
               <w:rPr>
                 <w:rFonts w:ascii="Aptos Display" w:hAnsi="Aptos Display" w:cstheme="minorHAnsi"/>
                 <w:b/>
+                <w:sz w:val="18"/>
+                <w:szCs w:val="18"/>
               </w:rPr>
               <w:t>System description</w:t>
             </w:r>
@@ -4023,6 +4446,8 @@
                 <w:rFonts w:ascii="Aptos Display" w:hAnsi="Aptos Display" w:cstheme="minorHAnsi"/>
                 <w:b/>
                 <w:bCs/>
+                <w:sz w:val="18"/>
+                <w:szCs w:val="18"/>
               </w:rPr>
             </w:pPr>
             <w:r>
@@ -4030,6 +4455,8 @@
                 <w:rFonts w:ascii="Aptos Display" w:hAnsi="Aptos Display" w:cstheme="minorHAnsi"/>
                 <w:b/>
                 <w:bCs/>
+                <w:sz w:val="18"/>
+                <w:szCs w:val="18"/>
               </w:rPr>
               <w:t>Mediterranean</w:t>
             </w:r>
@@ -4056,6 +4483,8 @@
                 <w:rFonts w:ascii="Aptos Display" w:hAnsi="Aptos Display" w:cstheme="minorHAnsi"/>
                 <w:b/>
                 <w:bCs/>
+                <w:sz w:val="18"/>
+                <w:szCs w:val="18"/>
               </w:rPr>
             </w:pPr>
             <w:r>
@@ -4063,6 +4492,8 @@
                 <w:rFonts w:ascii="Aptos Display" w:hAnsi="Aptos Display" w:cstheme="minorHAnsi"/>
                 <w:b/>
                 <w:bCs/>
+                <w:sz w:val="18"/>
+                <w:szCs w:val="18"/>
               </w:rPr>
               <w:t>Temperate</w:t>
             </w:r>
@@ -4091,6 +4522,8 @@
                 <w:rFonts w:ascii="Aptos Display" w:hAnsi="Aptos Display" w:cstheme="minorHAnsi"/>
                 <w:b/>
                 <w:bCs/>
+                <w:sz w:val="18"/>
+                <w:szCs w:val="18"/>
               </w:rPr>
             </w:pPr>
           </w:p>
@@ -4112,11 +4545,15 @@
               <w:spacing w:line="360" w:lineRule="auto"/>
               <w:rPr>
                 <w:rFonts w:ascii="Aptos Display" w:hAnsi="Aptos Display" w:cstheme="minorHAnsi"/>
+                <w:sz w:val="18"/>
+                <w:szCs w:val="18"/>
               </w:rPr>
             </w:pPr>
             <w:r>
               <w:rPr>
                 <w:rFonts w:ascii="Aptos Display" w:hAnsi="Aptos Display" w:cstheme="minorHAnsi"/>
+                <w:sz w:val="18"/>
+                <w:szCs w:val="18"/>
               </w:rPr>
               <w:t>Local richness (1 m2)</w:t>
             </w:r>
@@ -4142,11 +4579,15 @@
               <w:jc w:val="center"/>
               <w:rPr>
                 <w:rFonts w:ascii="Aptos Display" w:hAnsi="Aptos Display" w:cstheme="minorHAnsi"/>
+                <w:sz w:val="18"/>
+                <w:szCs w:val="18"/>
               </w:rPr>
             </w:pPr>
             <w:r>
               <w:rPr>
                 <w:rFonts w:ascii="Aptos Display" w:hAnsi="Aptos Display" w:cstheme="minorHAnsi"/>
+                <w:sz w:val="18"/>
+                <w:szCs w:val="18"/>
               </w:rPr>
               <w:t>3 - 14 species</w:t>
             </w:r>
@@ -4170,11 +4611,15 @@
               <w:spacing w:line="360" w:lineRule="auto"/>
               <w:rPr>
                 <w:rFonts w:ascii="Aptos Display" w:hAnsi="Aptos Display" w:cstheme="minorHAnsi"/>
+                <w:sz w:val="18"/>
+                <w:szCs w:val="18"/>
               </w:rPr>
             </w:pPr>
             <w:r>
               <w:rPr>
                 <w:rFonts w:ascii="Aptos Display" w:hAnsi="Aptos Display" w:cstheme="minorHAnsi"/>
+                <w:sz w:val="18"/>
+                <w:szCs w:val="18"/>
               </w:rPr>
               <w:t>8 - 18 species</w:t>
             </w:r>
@@ -4198,6 +4643,8 @@
               <w:spacing w:line="360" w:lineRule="auto"/>
               <w:rPr>
                 <w:rFonts w:ascii="Aptos Display" w:hAnsi="Aptos Display" w:cstheme="minorHAnsi"/>
+                <w:sz w:val="18"/>
+                <w:szCs w:val="18"/>
               </w:rPr>
             </w:pPr>
           </w:p>
@@ -4219,11 +4666,15 @@
               <w:spacing w:line="360" w:lineRule="auto"/>
               <w:rPr>
                 <w:rFonts w:ascii="Aptos Display" w:hAnsi="Aptos Display" w:cstheme="minorHAnsi"/>
+                <w:sz w:val="18"/>
+                <w:szCs w:val="18"/>
               </w:rPr>
             </w:pPr>
             <w:r>
               <w:rPr>
                 <w:rFonts w:ascii="Aptos Display" w:hAnsi="Aptos Display" w:cstheme="minorHAnsi"/>
+                <w:sz w:val="18"/>
+                <w:szCs w:val="18"/>
               </w:rPr>
               <w:t>Dominant species (mean coverage in % ± standard error)</w:t>
             </w:r>
@@ -4247,6 +4698,8 @@
                 <w:rFonts w:ascii="Aptos Display" w:hAnsi="Aptos Display" w:cstheme="minorHAnsi"/>
                 <w:i/>
                 <w:iCs/>
+                <w:sz w:val="18"/>
+                <w:szCs w:val="18"/>
               </w:rPr>
             </w:pPr>
             <w:proofErr w:type="spellStart"/>
@@ -4255,6 +4708,8 @@
                 <w:rFonts w:ascii="Aptos Display" w:hAnsi="Aptos Display" w:cstheme="minorHAnsi"/>
                 <w:i/>
                 <w:iCs/>
+                <w:sz w:val="18"/>
+                <w:szCs w:val="18"/>
               </w:rPr>
               <w:t>Luzula</w:t>
             </w:r>
@@ -4264,6 +4719,8 @@
                 <w:rFonts w:ascii="Aptos Display" w:hAnsi="Aptos Display" w:cstheme="minorHAnsi"/>
                 <w:i/>
                 <w:iCs/>
+                <w:sz w:val="18"/>
+                <w:szCs w:val="18"/>
               </w:rPr>
               <w:t xml:space="preserve"> </w:t>
             </w:r>
@@ -4273,6 +4730,8 @@
                 <w:rFonts w:ascii="Aptos Display" w:hAnsi="Aptos Display" w:cstheme="minorHAnsi"/>
                 <w:i/>
                 <w:iCs/>
+                <w:sz w:val="18"/>
+                <w:szCs w:val="18"/>
               </w:rPr>
               <w:t>caespitosa</w:t>
             </w:r>
@@ -4292,11 +4751,15 @@
               <w:spacing w:line="360" w:lineRule="auto"/>
               <w:rPr>
                 <w:rFonts w:ascii="Aptos Display" w:hAnsi="Aptos Display" w:cstheme="minorHAnsi"/>
+                <w:sz w:val="18"/>
+                <w:szCs w:val="18"/>
               </w:rPr>
             </w:pPr>
             <w:r>
               <w:rPr>
                 <w:rFonts w:ascii="Aptos Display" w:hAnsi="Aptos Display" w:cstheme="minorHAnsi"/>
+                <w:sz w:val="18"/>
+                <w:szCs w:val="18"/>
               </w:rPr>
               <w:t>25.3</w:t>
             </w:r>
@@ -4318,11 +4781,15 @@
               <w:spacing w:line="360" w:lineRule="auto"/>
               <w:rPr>
                 <w:rFonts w:ascii="Aptos Display" w:hAnsi="Aptos Display" w:cstheme="minorHAnsi"/>
+                <w:sz w:val="18"/>
+                <w:szCs w:val="18"/>
               </w:rPr>
             </w:pPr>
             <w:r>
               <w:rPr>
                 <w:rFonts w:ascii="Aptos Display" w:hAnsi="Aptos Display" w:cstheme="minorHAnsi"/>
+                <w:sz w:val="18"/>
+                <w:szCs w:val="18"/>
               </w:rPr>
               <w:t>± 20.2</w:t>
             </w:r>
@@ -4346,6 +4813,8 @@
                 <w:rFonts w:ascii="Aptos Display" w:hAnsi="Aptos Display" w:cstheme="minorHAnsi"/>
                 <w:i/>
                 <w:iCs/>
+                <w:sz w:val="18"/>
+                <w:szCs w:val="18"/>
               </w:rPr>
             </w:pPr>
             <w:proofErr w:type="spellStart"/>
@@ -4354,6 +4823,8 @@
                 <w:rFonts w:ascii="Aptos Display" w:hAnsi="Aptos Display" w:cstheme="minorHAnsi"/>
                 <w:i/>
                 <w:iCs/>
+                <w:sz w:val="18"/>
+                <w:szCs w:val="18"/>
               </w:rPr>
               <w:t>Carex</w:t>
             </w:r>
@@ -4363,6 +4834,8 @@
                 <w:rFonts w:ascii="Aptos Display" w:hAnsi="Aptos Display" w:cstheme="minorHAnsi"/>
                 <w:i/>
                 <w:iCs/>
+                <w:sz w:val="18"/>
+                <w:szCs w:val="18"/>
               </w:rPr>
               <w:t xml:space="preserve"> sempervirens</w:t>
             </w:r>
@@ -4381,11 +4854,15 @@
               <w:spacing w:line="360" w:lineRule="auto"/>
               <w:rPr>
                 <w:rFonts w:ascii="Aptos Display" w:hAnsi="Aptos Display" w:cstheme="minorHAnsi"/>
+                <w:sz w:val="18"/>
+                <w:szCs w:val="18"/>
               </w:rPr>
             </w:pPr>
             <w:r>
               <w:rPr>
                 <w:rFonts w:ascii="Aptos Display" w:hAnsi="Aptos Display" w:cstheme="minorHAnsi"/>
+                <w:sz w:val="18"/>
+                <w:szCs w:val="18"/>
               </w:rPr>
               <w:t>10.9</w:t>
             </w:r>
@@ -4404,11 +4881,15 @@
               <w:spacing w:line="360" w:lineRule="auto"/>
               <w:rPr>
                 <w:rFonts w:ascii="Aptos Display" w:hAnsi="Aptos Display" w:cstheme="minorHAnsi"/>
+                <w:sz w:val="18"/>
+                <w:szCs w:val="18"/>
               </w:rPr>
             </w:pPr>
             <w:r>
               <w:rPr>
                 <w:rFonts w:ascii="Aptos Display" w:hAnsi="Aptos Display" w:cstheme="minorHAnsi"/>
+                <w:sz w:val="18"/>
+                <w:szCs w:val="18"/>
               </w:rPr>
               <w:t>± 10.4</w:t>
             </w:r>
@@ -4432,6 +4913,8 @@
               <w:spacing w:line="360" w:lineRule="auto"/>
               <w:rPr>
                 <w:rFonts w:ascii="Aptos Display" w:hAnsi="Aptos Display" w:cstheme="minorHAnsi"/>
+                <w:sz w:val="18"/>
+                <w:szCs w:val="18"/>
               </w:rPr>
             </w:pPr>
           </w:p>
@@ -4452,6 +4935,8 @@
               <w:spacing w:line="360" w:lineRule="auto"/>
               <w:rPr>
                 <w:rFonts w:ascii="Aptos Display" w:hAnsi="Aptos Display" w:cstheme="minorHAnsi"/>
+                <w:sz w:val="18"/>
+                <w:szCs w:val="18"/>
               </w:rPr>
             </w:pPr>
           </w:p>
@@ -4474,6 +4959,8 @@
                 <w:rFonts w:ascii="Aptos Display" w:hAnsi="Aptos Display" w:cstheme="minorHAnsi"/>
                 <w:i/>
                 <w:iCs/>
+                <w:sz w:val="18"/>
+                <w:szCs w:val="18"/>
               </w:rPr>
             </w:pPr>
             <w:r>
@@ -4481,6 +4968,8 @@
                 <w:rFonts w:ascii="Aptos Display" w:hAnsi="Aptos Display" w:cstheme="minorHAnsi"/>
                 <w:i/>
                 <w:iCs/>
+                <w:sz w:val="18"/>
+                <w:szCs w:val="18"/>
               </w:rPr>
               <w:t xml:space="preserve">Festuca </w:t>
             </w:r>
@@ -4490,6 +4979,8 @@
                 <w:rFonts w:ascii="Aptos Display" w:hAnsi="Aptos Display" w:cstheme="minorHAnsi"/>
                 <w:i/>
                 <w:iCs/>
+                <w:sz w:val="18"/>
+                <w:szCs w:val="18"/>
               </w:rPr>
               <w:t>summilusitana</w:t>
             </w:r>
@@ -4509,11 +5000,15 @@
               <w:spacing w:line="360" w:lineRule="auto"/>
               <w:rPr>
                 <w:rFonts w:ascii="Aptos Display" w:hAnsi="Aptos Display" w:cstheme="minorHAnsi"/>
+                <w:sz w:val="18"/>
+                <w:szCs w:val="18"/>
               </w:rPr>
             </w:pPr>
             <w:r>
               <w:rPr>
                 <w:rFonts w:ascii="Aptos Display" w:hAnsi="Aptos Display" w:cstheme="minorHAnsi"/>
+                <w:sz w:val="18"/>
+                <w:szCs w:val="18"/>
               </w:rPr>
               <w:t>23.3</w:t>
             </w:r>
@@ -4535,11 +5030,15 @@
               <w:spacing w:line="360" w:lineRule="auto"/>
               <w:rPr>
                 <w:rFonts w:ascii="Aptos Display" w:hAnsi="Aptos Display" w:cstheme="minorHAnsi"/>
+                <w:sz w:val="18"/>
+                <w:szCs w:val="18"/>
               </w:rPr>
             </w:pPr>
             <w:r>
               <w:rPr>
                 <w:rFonts w:ascii="Aptos Display" w:hAnsi="Aptos Display" w:cstheme="minorHAnsi"/>
+                <w:sz w:val="18"/>
+                <w:szCs w:val="18"/>
               </w:rPr>
               <w:t>± 21.5</w:t>
             </w:r>
@@ -4563,6 +5062,8 @@
                 <w:rFonts w:ascii="Aptos Display" w:hAnsi="Aptos Display" w:cstheme="minorHAnsi"/>
                 <w:i/>
                 <w:iCs/>
+                <w:sz w:val="18"/>
+                <w:szCs w:val="18"/>
               </w:rPr>
             </w:pPr>
             <w:r>
@@ -4570,6 +5071,8 @@
                 <w:rFonts w:ascii="Aptos Display" w:hAnsi="Aptos Display" w:cstheme="minorHAnsi"/>
                 <w:i/>
                 <w:iCs/>
+                <w:sz w:val="18"/>
+                <w:szCs w:val="18"/>
               </w:rPr>
               <w:t>Silene acaulis</w:t>
             </w:r>
@@ -4588,11 +5091,15 @@
               <w:spacing w:line="360" w:lineRule="auto"/>
               <w:rPr>
                 <w:rFonts w:ascii="Aptos Display" w:hAnsi="Aptos Display" w:cstheme="minorHAnsi"/>
+                <w:sz w:val="18"/>
+                <w:szCs w:val="18"/>
               </w:rPr>
             </w:pPr>
             <w:r>
               <w:rPr>
                 <w:rFonts w:ascii="Aptos Display" w:hAnsi="Aptos Display" w:cstheme="minorHAnsi"/>
+                <w:sz w:val="18"/>
+                <w:szCs w:val="18"/>
               </w:rPr>
               <w:t>6.46</w:t>
             </w:r>
@@ -4611,11 +5118,15 @@
               <w:spacing w:line="360" w:lineRule="auto"/>
               <w:rPr>
                 <w:rFonts w:ascii="Aptos Display" w:hAnsi="Aptos Display" w:cstheme="minorHAnsi"/>
+                <w:sz w:val="18"/>
+                <w:szCs w:val="18"/>
               </w:rPr>
             </w:pPr>
             <w:r>
               <w:rPr>
                 <w:rFonts w:ascii="Aptos Display" w:hAnsi="Aptos Display" w:cstheme="minorHAnsi"/>
+                <w:sz w:val="18"/>
+                <w:szCs w:val="18"/>
               </w:rPr>
               <w:t>± 9.87</w:t>
             </w:r>
@@ -4639,6 +5150,8 @@
               <w:spacing w:line="360" w:lineRule="auto"/>
               <w:rPr>
                 <w:rFonts w:ascii="Aptos Display" w:hAnsi="Aptos Display" w:cstheme="minorHAnsi"/>
+                <w:sz w:val="18"/>
+                <w:szCs w:val="18"/>
               </w:rPr>
             </w:pPr>
           </w:p>
@@ -4659,6 +5172,8 @@
               <w:spacing w:line="360" w:lineRule="auto"/>
               <w:rPr>
                 <w:rFonts w:ascii="Aptos Display" w:hAnsi="Aptos Display" w:cstheme="minorHAnsi"/>
+                <w:sz w:val="18"/>
+                <w:szCs w:val="18"/>
               </w:rPr>
             </w:pPr>
           </w:p>
@@ -4681,6 +5196,8 @@
                 <w:rFonts w:ascii="Aptos Display" w:hAnsi="Aptos Display" w:cstheme="minorHAnsi"/>
                 <w:i/>
                 <w:iCs/>
+                <w:sz w:val="18"/>
+                <w:szCs w:val="18"/>
               </w:rPr>
             </w:pPr>
             <w:proofErr w:type="spellStart"/>
@@ -4689,6 +5206,8 @@
                 <w:rFonts w:ascii="Aptos Display" w:hAnsi="Aptos Display" w:cstheme="minorHAnsi"/>
                 <w:i/>
                 <w:iCs/>
+                <w:sz w:val="18"/>
+                <w:szCs w:val="18"/>
               </w:rPr>
               <w:t>Minuartia</w:t>
             </w:r>
@@ -4698,6 +5217,8 @@
                 <w:rFonts w:ascii="Aptos Display" w:hAnsi="Aptos Display" w:cstheme="minorHAnsi"/>
                 <w:i/>
                 <w:iCs/>
+                <w:sz w:val="18"/>
+                <w:szCs w:val="18"/>
               </w:rPr>
               <w:t xml:space="preserve"> </w:t>
             </w:r>
@@ -4707,6 +5228,8 @@
                 <w:rFonts w:ascii="Aptos Display" w:hAnsi="Aptos Display" w:cstheme="minorHAnsi"/>
                 <w:i/>
                 <w:iCs/>
+                <w:sz w:val="18"/>
+                <w:szCs w:val="18"/>
               </w:rPr>
               <w:t>recurva</w:t>
             </w:r>
@@ -4726,11 +5249,15 @@
               <w:spacing w:line="360" w:lineRule="auto"/>
               <w:rPr>
                 <w:rFonts w:ascii="Aptos Display" w:hAnsi="Aptos Display" w:cstheme="minorHAnsi"/>
+                <w:sz w:val="18"/>
+                <w:szCs w:val="18"/>
               </w:rPr>
             </w:pPr>
             <w:r>
               <w:rPr>
                 <w:rFonts w:ascii="Aptos Display" w:hAnsi="Aptos Display" w:cstheme="minorHAnsi"/>
+                <w:sz w:val="18"/>
+                <w:szCs w:val="18"/>
               </w:rPr>
               <w:t>7.78</w:t>
             </w:r>
@@ -4752,11 +5279,15 @@
               <w:spacing w:line="360" w:lineRule="auto"/>
               <w:rPr>
                 <w:rFonts w:ascii="Aptos Display" w:hAnsi="Aptos Display" w:cstheme="minorHAnsi"/>
+                <w:sz w:val="18"/>
+                <w:szCs w:val="18"/>
               </w:rPr>
             </w:pPr>
             <w:r>
               <w:rPr>
                 <w:rFonts w:ascii="Aptos Display" w:hAnsi="Aptos Display" w:cstheme="minorHAnsi"/>
+                <w:sz w:val="18"/>
+                <w:szCs w:val="18"/>
               </w:rPr>
               <w:t>± 8.35</w:t>
             </w:r>
@@ -4780,6 +5311,8 @@
                 <w:rFonts w:ascii="Aptos Display" w:hAnsi="Aptos Display" w:cstheme="minorHAnsi"/>
                 <w:i/>
                 <w:iCs/>
+                <w:sz w:val="18"/>
+                <w:szCs w:val="18"/>
               </w:rPr>
             </w:pPr>
             <w:r>
@@ -4787,6 +5320,8 @@
                 <w:rFonts w:ascii="Aptos Display" w:hAnsi="Aptos Display" w:cstheme="minorHAnsi"/>
                 <w:i/>
                 <w:iCs/>
+                <w:sz w:val="18"/>
+                <w:szCs w:val="18"/>
               </w:rPr>
               <w:t xml:space="preserve">Helianthemum </w:t>
             </w:r>
@@ -4796,6 +5331,8 @@
                 <w:rFonts w:ascii="Aptos Display" w:hAnsi="Aptos Display" w:cstheme="minorHAnsi"/>
                 <w:i/>
                 <w:iCs/>
+                <w:sz w:val="18"/>
+                <w:szCs w:val="18"/>
               </w:rPr>
               <w:t>urrielense</w:t>
             </w:r>
@@ -4815,11 +5352,15 @@
               <w:spacing w:line="360" w:lineRule="auto"/>
               <w:rPr>
                 <w:rFonts w:ascii="Aptos Display" w:hAnsi="Aptos Display" w:cstheme="minorHAnsi"/>
+                <w:sz w:val="18"/>
+                <w:szCs w:val="18"/>
               </w:rPr>
             </w:pPr>
             <w:r>
               <w:rPr>
                 <w:rFonts w:ascii="Aptos Display" w:hAnsi="Aptos Display" w:cstheme="minorHAnsi"/>
+                <w:sz w:val="18"/>
+                <w:szCs w:val="18"/>
               </w:rPr>
               <w:t>6.39</w:t>
             </w:r>
@@ -4838,11 +5379,15 @@
               <w:spacing w:line="360" w:lineRule="auto"/>
               <w:rPr>
                 <w:rFonts w:ascii="Aptos Display" w:hAnsi="Aptos Display" w:cstheme="minorHAnsi"/>
+                <w:sz w:val="18"/>
+                <w:szCs w:val="18"/>
               </w:rPr>
             </w:pPr>
             <w:r>
               <w:rPr>
                 <w:rFonts w:ascii="Aptos Display" w:hAnsi="Aptos Display" w:cstheme="minorHAnsi"/>
+                <w:sz w:val="18"/>
+                <w:szCs w:val="18"/>
               </w:rPr>
               <w:t>± 6.81</w:t>
             </w:r>
@@ -4866,6 +5411,8 @@
               <w:spacing w:line="360" w:lineRule="auto"/>
               <w:rPr>
                 <w:rFonts w:ascii="Aptos Display" w:hAnsi="Aptos Display" w:cstheme="minorHAnsi"/>
+                <w:sz w:val="18"/>
+                <w:szCs w:val="18"/>
               </w:rPr>
             </w:pPr>
           </w:p>
@@ -4886,11 +5433,15 @@
               <w:spacing w:line="360" w:lineRule="auto"/>
               <w:rPr>
                 <w:rFonts w:ascii="Aptos Display" w:hAnsi="Aptos Display" w:cstheme="minorHAnsi"/>
+                <w:sz w:val="18"/>
+                <w:szCs w:val="18"/>
               </w:rPr>
             </w:pPr>
             <w:r>
               <w:rPr>
                 <w:rFonts w:ascii="Aptos Display" w:hAnsi="Aptos Display" w:cstheme="minorHAnsi"/>
+                <w:sz w:val="18"/>
+                <w:szCs w:val="18"/>
               </w:rPr>
               <w:t>Soil pH</w:t>
             </w:r>
@@ -4915,11 +5466,15 @@
               <w:jc w:val="center"/>
               <w:rPr>
                 <w:rFonts w:ascii="Aptos Display" w:hAnsi="Aptos Display" w:cstheme="minorHAnsi"/>
+                <w:sz w:val="18"/>
+                <w:szCs w:val="18"/>
               </w:rPr>
             </w:pPr>
             <w:r>
               <w:rPr>
                 <w:rFonts w:ascii="Aptos Display" w:hAnsi="Aptos Display" w:cstheme="minorHAnsi"/>
+                <w:sz w:val="18"/>
+                <w:szCs w:val="18"/>
               </w:rPr>
               <w:t>3.8 – 4.8</w:t>
             </w:r>
@@ -4943,11 +5498,15 @@
               <w:jc w:val="center"/>
               <w:rPr>
                 <w:rFonts w:ascii="Aptos Display" w:hAnsi="Aptos Display" w:cstheme="minorHAnsi"/>
+                <w:sz w:val="18"/>
+                <w:szCs w:val="18"/>
               </w:rPr>
             </w:pPr>
             <w:r>
               <w:rPr>
                 <w:rFonts w:ascii="Aptos Display" w:hAnsi="Aptos Display" w:cstheme="minorHAnsi"/>
+                <w:sz w:val="18"/>
+                <w:szCs w:val="18"/>
               </w:rPr>
               <w:t>6.5 – 6.8</w:t>
             </w:r>
@@ -5028,7 +5587,7 @@
           <w:color w:val="000000"/>
           <w:lang w:val="en-GB" w:eastAsia="ca-ES"/>
         </w:rPr>
-        <w:t>During August-September 2022, we visited the sampling sites at peak reproductive season and sampled ripe seeds or fruits (hereafter ‘seeds’ for simplicity), directly from the mother plant, from all species present in a central representative plot (3 m radius). Sampling took place within a 50 m radius of the central plot of each sampling site from at least 20 – 50 randomly chosen individuals. Following standard protocols for sampling seeds of wild populations, the goal was to collect 400 seeds from each target species, maximizing intraspecific genetic diversity (</w:t>
+        <w:t>During August-September 2022, we visited the sampling sites at peak reproductive season and sampled ripe seeds or fruits (hereafter ‘seeds’ for simplicity), directly from the mother plant, from all species present in a central representative plot (3 m radius). Sampling took place within a 50 m radius of the central plot of each sampling site from at least 20 – 50 randomly chosen individuals. Following standard protocols for sampling seeds of wild populations, the goal was to collect 400 seeds from each species, maximizing intraspecific genetic diversity (</w:t>
       </w:r>
       <w:r>
         <w:rPr>
@@ -5045,7 +5604,55 @@
           <w:color w:val="000000"/>
           <w:lang w:val="en-GB" w:eastAsia="ca-ES"/>
         </w:rPr>
-        <w:t xml:space="preserve">). In the temperate </w:t>
+        <w:t>)</w:t>
+      </w:r>
+      <w:r>
+        <w:rPr>
+          <w:rFonts w:ascii="Aptos Display" w:eastAsia="Times New Roman" w:hAnsi="Aptos Display" w:cstheme="minorHAnsi"/>
+          <w:color w:val="000000"/>
+          <w:lang w:val="en-GB" w:eastAsia="ca-ES"/>
+        </w:rPr>
+        <w:t xml:space="preserve">. Field permits were necessary for </w:t>
+      </w:r>
+      <w:r>
+        <w:rPr>
+          <w:rFonts w:ascii="Aptos Display" w:eastAsia="Times New Roman" w:hAnsi="Aptos Display" w:cstheme="minorHAnsi"/>
+          <w:color w:val="000000"/>
+          <w:lang w:val="en-GB" w:eastAsia="ca-ES"/>
+        </w:rPr>
+        <w:t xml:space="preserve">seed </w:t>
+      </w:r>
+      <w:r>
+        <w:rPr>
+          <w:rFonts w:ascii="Aptos Display" w:eastAsia="Times New Roman" w:hAnsi="Aptos Display" w:cstheme="minorHAnsi"/>
+          <w:color w:val="000000"/>
+          <w:lang w:val="en-GB" w:eastAsia="ca-ES"/>
+        </w:rPr>
+        <w:t>sampling in Picos de Europa National Park</w:t>
+      </w:r>
+      <w:r>
+        <w:rPr>
+          <w:rFonts w:ascii="Aptos Display" w:eastAsia="Times New Roman" w:hAnsi="Aptos Display" w:cstheme="minorHAnsi"/>
+          <w:color w:val="000000"/>
+          <w:lang w:val="en-GB" w:eastAsia="ca-ES"/>
+        </w:rPr>
+        <w:t xml:space="preserve"> (</w:t>
+      </w:r>
+      <w:r>
+        <w:rPr>
+          <w:rFonts w:ascii="Aptos Display" w:eastAsia="Times New Roman" w:hAnsi="Aptos Display" w:cstheme="minorHAnsi"/>
+          <w:color w:val="000000"/>
+          <w:lang w:val="en-US" w:eastAsia="ca-ES"/>
+        </w:rPr>
+        <w:t>granted expedient number: CO/09/203/2021)</w:t>
+      </w:r>
+      <w:r>
+        <w:rPr>
+          <w:rFonts w:ascii="Aptos Display" w:eastAsia="Times New Roman" w:hAnsi="Aptos Display" w:cstheme="minorHAnsi"/>
+          <w:color w:val="000000"/>
+          <w:lang w:val="en-GB" w:eastAsia="ca-ES"/>
+        </w:rPr>
+        <w:t xml:space="preserve">. In the temperate </w:t>
       </w:r>
       <w:r>
         <w:rPr>
@@ -5127,7 +5734,41 @@
           <w:color w:val="000000"/>
           <w:lang w:val="en-GB" w:eastAsia="ca-ES"/>
         </w:rPr>
-        <w:t xml:space="preserve"> was collected in both </w:t>
+        <w:t xml:space="preserve"> </w:t>
+      </w:r>
+      <w:r>
+        <w:rPr>
+          <w:rFonts w:ascii="Aptos Display" w:eastAsia="Times New Roman" w:hAnsi="Aptos Display" w:cstheme="minorHAnsi"/>
+          <w:color w:val="000000"/>
+          <w:lang w:val="en-GB" w:eastAsia="ca-ES"/>
+        </w:rPr>
+        <w:t>(</w:t>
+      </w:r>
+      <w:proofErr w:type="spellStart"/>
+      <w:r>
+        <w:rPr>
+          <w:rFonts w:ascii="Aptos Display" w:eastAsia="Times New Roman" w:hAnsi="Aptos Display" w:cstheme="minorHAnsi"/>
+          <w:color w:val="000000"/>
+          <w:lang w:val="en-GB" w:eastAsia="ca-ES"/>
+        </w:rPr>
+        <w:t>Ronniger</w:t>
+      </w:r>
+      <w:proofErr w:type="spellEnd"/>
+      <w:r>
+        <w:rPr>
+          <w:rFonts w:ascii="Aptos Display" w:eastAsia="Times New Roman" w:hAnsi="Aptos Display" w:cstheme="minorHAnsi"/>
+          <w:color w:val="000000"/>
+          <w:lang w:val="en-GB" w:eastAsia="ca-ES"/>
+        </w:rPr>
+        <w:t xml:space="preserve">) Holub, </w:t>
+      </w:r>
+      <w:r>
+        <w:rPr>
+          <w:rFonts w:ascii="Aptos Display" w:eastAsia="Times New Roman" w:hAnsi="Aptos Display" w:cstheme="minorHAnsi"/>
+          <w:color w:val="000000"/>
+          <w:lang w:val="en-GB" w:eastAsia="ca-ES"/>
+        </w:rPr>
+        <w:t xml:space="preserve">was collected in both </w:t>
       </w:r>
       <w:r>
         <w:rPr>
@@ -5190,7 +5831,23 @@
           <w:color w:val="000000"/>
           <w:lang w:val="en-GB" w:eastAsia="ca-ES"/>
         </w:rPr>
-        <w:t xml:space="preserve"> and </w:t>
+        <w:t xml:space="preserve"> </w:t>
+      </w:r>
+      <w:r>
+        <w:rPr>
+          <w:rFonts w:ascii="Aptos Display" w:eastAsia="Times New Roman" w:hAnsi="Aptos Display" w:cstheme="minorHAnsi"/>
+          <w:color w:val="000000"/>
+          <w:lang w:val="en-GB" w:eastAsia="ca-ES"/>
+        </w:rPr>
+        <w:t xml:space="preserve">(L.) Drejer </w:t>
+      </w:r>
+      <w:r>
+        <w:rPr>
+          <w:rFonts w:ascii="Aptos Display" w:eastAsia="Times New Roman" w:hAnsi="Aptos Display" w:cstheme="minorHAnsi"/>
+          <w:color w:val="000000"/>
+          <w:lang w:val="en-GB" w:eastAsia="ca-ES"/>
+        </w:rPr>
+        <w:t xml:space="preserve">and </w:t>
       </w:r>
       <w:proofErr w:type="spellStart"/>
       <w:r>
@@ -5215,6 +5872,24 @@
       <w:r>
         <w:rPr>
           <w:rFonts w:ascii="Aptos Display" w:eastAsia="Times New Roman" w:hAnsi="Aptos Display" w:cstheme="minorHAnsi"/>
+          <w:i/>
+          <w:color w:val="000000"/>
+          <w:lang w:val="en-GB" w:eastAsia="ca-ES"/>
+        </w:rPr>
+        <w:t xml:space="preserve"> </w:t>
+      </w:r>
+      <w:r>
+        <w:rPr>
+          <w:rFonts w:ascii="Aptos Display" w:eastAsia="Times New Roman" w:hAnsi="Aptos Display" w:cstheme="minorHAnsi"/>
+          <w:iCs/>
+          <w:color w:val="000000"/>
+          <w:lang w:val="en-GB" w:eastAsia="ca-ES"/>
+        </w:rPr>
+        <w:t>(Lowe) Romero Zarco</w:t>
+      </w:r>
+      <w:r>
+        <w:rPr>
+          <w:rFonts w:ascii="Aptos Display" w:eastAsia="Times New Roman" w:hAnsi="Aptos Display" w:cstheme="minorHAnsi"/>
           <w:color w:val="000000"/>
           <w:lang w:val="en-GB" w:eastAsia="ca-ES"/>
         </w:rPr>
@@ -5234,7 +5909,23 @@
           <w:color w:val="000000"/>
           <w:lang w:val="en-GB" w:eastAsia="ca-ES"/>
         </w:rPr>
-        <w:t>, avoiding water stress throughout the cold stratification. Th</w:t>
+        <w:t xml:space="preserve">, avoiding water stress throughout the </w:t>
+      </w:r>
+      <w:r>
+        <w:rPr>
+          <w:rFonts w:ascii="Aptos Display" w:eastAsia="Times New Roman" w:hAnsi="Aptos Display" w:cstheme="minorHAnsi"/>
+          <w:color w:val="000000"/>
+          <w:lang w:val="en-GB" w:eastAsia="ca-ES"/>
+        </w:rPr>
+        <w:t>pretreatment</w:t>
+      </w:r>
+      <w:r>
+        <w:rPr>
+          <w:rFonts w:ascii="Aptos Display" w:eastAsia="Times New Roman" w:hAnsi="Aptos Display" w:cstheme="minorHAnsi"/>
+          <w:color w:val="000000"/>
+          <w:lang w:val="en-GB" w:eastAsia="ca-ES"/>
+        </w:rPr>
+        <w:t>. Th</w:t>
       </w:r>
       <w:r>
         <w:rPr>
@@ -5250,7 +5941,23 @@
           <w:color w:val="000000"/>
           <w:lang w:val="en-GB" w:eastAsia="ca-ES"/>
         </w:rPr>
-        <w:t xml:space="preserve"> pretreatment goal was to mimic natural snow conditions registered in the area </w:t>
+        <w:t xml:space="preserve"> pretreatment </w:t>
+      </w:r>
+      <w:r>
+        <w:rPr>
+          <w:rFonts w:ascii="Aptos Display" w:eastAsia="Times New Roman" w:hAnsi="Aptos Display" w:cstheme="minorHAnsi"/>
+          <w:color w:val="000000"/>
+          <w:lang w:val="en-GB" w:eastAsia="ca-ES"/>
+        </w:rPr>
+        <w:t xml:space="preserve">(cold-wet stratification) </w:t>
+      </w:r>
+      <w:r>
+        <w:rPr>
+          <w:rFonts w:ascii="Aptos Display" w:eastAsia="Times New Roman" w:hAnsi="Aptos Display" w:cstheme="minorHAnsi"/>
+          <w:color w:val="000000"/>
+          <w:lang w:val="en-GB" w:eastAsia="ca-ES"/>
+        </w:rPr>
+        <w:t xml:space="preserve">goal was to mimic natural snow conditions registered in the area </w:t>
       </w:r>
       <w:r>
         <w:rPr>
@@ -5321,7 +6028,57 @@
           <w:color w:val="000000"/>
           <w:lang w:val="en-GB" w:eastAsia="ca-ES"/>
         </w:rPr>
-        <w:t xml:space="preserve"> (November – March) with constant 0 degrees Celsius and darkness conditions.</w:t>
+        <w:t xml:space="preserve"> (November – March</w:t>
+      </w:r>
+      <w:proofErr w:type="gramStart"/>
+      <w:r>
+        <w:rPr>
+          <w:rFonts w:ascii="Aptos Display" w:eastAsia="Times New Roman" w:hAnsi="Aptos Display" w:cstheme="minorHAnsi"/>
+          <w:color w:val="000000"/>
+          <w:lang w:val="en-GB" w:eastAsia="ca-ES"/>
+        </w:rPr>
+        <w:t>)</w:t>
+      </w:r>
+      <w:r>
+        <w:rPr>
+          <w:rFonts w:ascii="Aptos Display" w:eastAsia="Times New Roman" w:hAnsi="Aptos Display" w:cstheme="minorHAnsi"/>
+          <w:color w:val="000000"/>
+          <w:lang w:val="en-GB" w:eastAsia="ca-ES"/>
+        </w:rPr>
+        <w:t xml:space="preserve">, </w:t>
+      </w:r>
+      <w:r>
+        <w:rPr>
+          <w:rFonts w:ascii="Aptos Display" w:eastAsia="Times New Roman" w:hAnsi="Aptos Display" w:cstheme="minorHAnsi"/>
+          <w:color w:val="000000"/>
+          <w:lang w:val="en-GB" w:eastAsia="ca-ES"/>
+        </w:rPr>
+        <w:t xml:space="preserve"> with</w:t>
+      </w:r>
+      <w:proofErr w:type="gramEnd"/>
+      <w:r>
+        <w:rPr>
+          <w:rFonts w:ascii="Aptos Display" w:eastAsia="Times New Roman" w:hAnsi="Aptos Display" w:cstheme="minorHAnsi"/>
+          <w:color w:val="000000"/>
+          <w:lang w:val="en-GB" w:eastAsia="ca-ES"/>
+        </w:rPr>
+        <w:t xml:space="preserve"> </w:t>
+      </w:r>
+      <w:r>
+        <w:rPr>
+          <w:rFonts w:ascii="Aptos Display" w:eastAsia="Times New Roman" w:hAnsi="Aptos Display" w:cstheme="minorHAnsi"/>
+          <w:color w:val="000000"/>
+          <w:lang w:val="en-GB" w:eastAsia="ca-ES"/>
+        </w:rPr>
+        <w:t xml:space="preserve">real under snow conditions of </w:t>
+      </w:r>
+      <w:r>
+        <w:rPr>
+          <w:rFonts w:ascii="Aptos Display" w:eastAsia="Times New Roman" w:hAnsi="Aptos Display" w:cstheme="minorHAnsi"/>
+          <w:color w:val="000000"/>
+          <w:lang w:val="en-GB" w:eastAsia="ca-ES"/>
+        </w:rPr>
+        <w:t>constant 0 degrees Celsius and darkness conditions.</w:t>
       </w:r>
     </w:p>
     <w:p>
@@ -5343,7 +6100,6 @@
           <w:szCs w:val="22"/>
           <w:lang w:val="en-GB" w:eastAsia="ca-ES"/>
         </w:rPr>
-        <w:lastRenderedPageBreak/>
         <w:t>2.</w:t>
       </w:r>
       <w:r>
@@ -5383,6 +6139,112 @@
           <w:color w:val="000000"/>
           <w:lang w:val="en-GB" w:eastAsia="ca-ES"/>
         </w:rPr>
+        <w:t>Once the cold stratification pretreatment ended, non-germinated seeds were transferred to new 90 mm Ø Petri dishes with two layers of filter paper (</w:t>
+      </w:r>
+      <w:proofErr w:type="spellStart"/>
+      <w:r>
+        <w:rPr>
+          <w:rFonts w:ascii="Aptos Display" w:eastAsia="Times New Roman" w:hAnsi="Aptos Display" w:cstheme="minorHAnsi"/>
+          <w:color w:val="000000"/>
+          <w:lang w:val="en-GB" w:eastAsia="ca-ES"/>
+        </w:rPr>
+        <w:t>Filtros</w:t>
+      </w:r>
+      <w:proofErr w:type="spellEnd"/>
+      <w:r>
+        <w:rPr>
+          <w:rFonts w:ascii="Aptos Display" w:eastAsia="Times New Roman" w:hAnsi="Aptos Display" w:cstheme="minorHAnsi"/>
+          <w:color w:val="000000"/>
+          <w:lang w:val="en-GB" w:eastAsia="ca-ES"/>
+        </w:rPr>
+        <w:t xml:space="preserve"> Anoia S.A. paper for germination assays, Ref.518G085) and sealed with parafilm</w:t>
+      </w:r>
+      <w:r>
+        <w:rPr>
+          <w:rFonts w:ascii="Aptos Display" w:eastAsia="Times New Roman" w:hAnsi="Aptos Display" w:cstheme="minorHAnsi"/>
+          <w:color w:val="000000"/>
+          <w:lang w:val="en-GB" w:eastAsia="ca-ES"/>
+        </w:rPr>
+        <w:t xml:space="preserve"> </w:t>
+      </w:r>
+      <w:r>
+        <w:rPr>
+          <w:rFonts w:ascii="Aptos Display" w:eastAsia="Times New Roman" w:hAnsi="Aptos Display" w:cstheme="minorHAnsi"/>
+          <w:color w:val="000000"/>
+          <w:lang w:val="en-GB" w:eastAsia="ca-ES"/>
+        </w:rPr>
+        <w:t xml:space="preserve">ready </w:t>
+      </w:r>
+      <w:r>
+        <w:rPr>
+          <w:rFonts w:ascii="Aptos Display" w:eastAsia="Times New Roman" w:hAnsi="Aptos Display" w:cstheme="minorHAnsi"/>
+          <w:color w:val="000000"/>
+          <w:lang w:val="en-GB" w:eastAsia="ca-ES"/>
+        </w:rPr>
+        <w:t xml:space="preserve">to subject </w:t>
+      </w:r>
+      <w:r>
+        <w:rPr>
+          <w:rFonts w:ascii="Aptos Display" w:eastAsia="Times New Roman" w:hAnsi="Aptos Display" w:cstheme="minorHAnsi"/>
+          <w:color w:val="000000"/>
+          <w:lang w:val="en-GB" w:eastAsia="ca-ES"/>
+        </w:rPr>
+        <w:t>t</w:t>
+      </w:r>
+      <w:r>
+        <w:rPr>
+          <w:rFonts w:ascii="Aptos Display" w:eastAsia="Times New Roman" w:hAnsi="Aptos Display" w:cstheme="minorHAnsi"/>
+          <w:color w:val="000000"/>
+          <w:lang w:val="en-GB" w:eastAsia="ca-ES"/>
+        </w:rPr>
+        <w:t>he seed</w:t>
+      </w:r>
+      <w:r>
+        <w:rPr>
+          <w:rFonts w:ascii="Aptos Display" w:eastAsia="Times New Roman" w:hAnsi="Aptos Display" w:cstheme="minorHAnsi"/>
+          <w:color w:val="000000"/>
+          <w:lang w:val="en-GB" w:eastAsia="ca-ES"/>
+        </w:rPr>
+        <w:t>s</w:t>
+      </w:r>
+      <w:r>
+        <w:rPr>
+          <w:rFonts w:ascii="Aptos Display" w:eastAsia="Times New Roman" w:hAnsi="Aptos Display" w:cstheme="minorHAnsi"/>
+          <w:color w:val="000000"/>
+          <w:lang w:val="en-GB" w:eastAsia="ca-ES"/>
+        </w:rPr>
+        <w:t xml:space="preserve"> to the specific germin</w:t>
+      </w:r>
+      <w:r>
+        <w:rPr>
+          <w:rFonts w:ascii="Aptos Display" w:eastAsia="Times New Roman" w:hAnsi="Aptos Display" w:cstheme="minorHAnsi"/>
+          <w:color w:val="000000"/>
+          <w:lang w:val="en-GB" w:eastAsia="ca-ES"/>
+        </w:rPr>
+        <w:t>a</w:t>
+      </w:r>
+      <w:r>
+        <w:rPr>
+          <w:rFonts w:ascii="Aptos Display" w:eastAsia="Times New Roman" w:hAnsi="Aptos Display" w:cstheme="minorHAnsi"/>
+          <w:color w:val="000000"/>
+          <w:lang w:val="en-GB" w:eastAsia="ca-ES"/>
+        </w:rPr>
+        <w:t>tion treatments</w:t>
+      </w:r>
+      <w:r>
+        <w:rPr>
+          <w:rFonts w:ascii="Aptos Display" w:eastAsia="Times New Roman" w:hAnsi="Aptos Display" w:cstheme="minorHAnsi"/>
+          <w:color w:val="000000"/>
+          <w:lang w:val="en-GB" w:eastAsia="ca-ES"/>
+        </w:rPr>
+        <w:t xml:space="preserve">. </w:t>
+      </w:r>
+      <w:r>
+        <w:rPr>
+          <w:rFonts w:ascii="Aptos Display" w:eastAsia="Times New Roman" w:hAnsi="Aptos Display" w:cstheme="minorHAnsi"/>
+          <w:color w:val="000000"/>
+          <w:lang w:val="en-GB" w:eastAsia="ca-ES"/>
+        </w:rPr>
         <w:t>The</w:t>
       </w:r>
       <w:r>
@@ -5583,15 +6445,7 @@
           <w:color w:val="000000"/>
           <w:lang w:val="en-GB" w:eastAsia="ca-ES"/>
         </w:rPr>
-        <w:t xml:space="preserve"> </w:t>
-      </w:r>
-      <w:r>
-        <w:rPr>
-          <w:rFonts w:ascii="Aptos Display" w:eastAsia="Times New Roman" w:hAnsi="Aptos Display" w:cstheme="minorHAnsi"/>
-          <w:color w:val="000000"/>
-          <w:lang w:val="en-GB" w:eastAsia="ca-ES"/>
-        </w:rPr>
-        <w:t>and water continuously available</w:t>
+        <w:t xml:space="preserve"> and water continuously available</w:t>
       </w:r>
       <w:r>
         <w:rPr>
@@ -5607,7 +6461,293 @@
           <w:color w:val="000000"/>
           <w:lang w:val="en-GB" w:eastAsia="ca-ES"/>
         </w:rPr>
-        <w:t>(3) “</w:t>
+        <w:t xml:space="preserve">(3) “Constant temperatures” treatment with constant temperatures, 12h photoperiod </w:t>
+      </w:r>
+      <w:r>
+        <w:rPr>
+          <w:rFonts w:ascii="Aptos Display" w:eastAsia="Times New Roman" w:hAnsi="Aptos Display" w:cstheme="minorHAnsi"/>
+          <w:color w:val="000000"/>
+          <w:lang w:val="en-GB" w:eastAsia="ca-ES"/>
+        </w:rPr>
+        <w:t xml:space="preserve">and </w:t>
+      </w:r>
+      <w:r>
+        <w:rPr>
+          <w:rFonts w:ascii="Aptos Display" w:eastAsia="Times New Roman" w:hAnsi="Aptos Display" w:cstheme="minorHAnsi"/>
+          <w:color w:val="000000"/>
+          <w:lang w:val="en-GB" w:eastAsia="ca-ES"/>
+        </w:rPr>
+        <w:t>water continuously available</w:t>
+      </w:r>
+      <w:r>
+        <w:rPr>
+          <w:rFonts w:ascii="Aptos Display" w:eastAsia="Times New Roman" w:hAnsi="Aptos Display" w:cstheme="minorHAnsi"/>
+          <w:color w:val="000000"/>
+          <w:lang w:val="en-GB" w:eastAsia="ca-ES"/>
+        </w:rPr>
+        <w:t xml:space="preserve"> and lastly </w:t>
+      </w:r>
+      <w:r>
+        <w:rPr>
+          <w:rFonts w:ascii="Aptos Display" w:eastAsia="Times New Roman" w:hAnsi="Aptos Display" w:cstheme="minorHAnsi"/>
+          <w:color w:val="000000"/>
+          <w:lang w:val="en-GB" w:eastAsia="ca-ES"/>
+        </w:rPr>
+        <w:t>(4) “Water stress” treatment</w:t>
+      </w:r>
+      <w:r>
+        <w:rPr>
+          <w:rFonts w:ascii="Aptos Display" w:eastAsia="Times New Roman" w:hAnsi="Aptos Display" w:cstheme="minorHAnsi"/>
+          <w:color w:val="000000"/>
+          <w:lang w:val="en-GB" w:eastAsia="ca-ES"/>
+        </w:rPr>
+        <w:t>, with alternating temperatures,</w:t>
+      </w:r>
+      <w:r>
+        <w:rPr>
+          <w:rFonts w:ascii="Aptos Display" w:eastAsia="Times New Roman" w:hAnsi="Aptos Display" w:cstheme="minorHAnsi"/>
+          <w:color w:val="000000"/>
+          <w:lang w:val="en-GB" w:eastAsia="ca-ES"/>
+        </w:rPr>
+        <w:t xml:space="preserve"> </w:t>
+      </w:r>
+      <w:r>
+        <w:rPr>
+          <w:rFonts w:ascii="Aptos Display" w:eastAsia="Times New Roman" w:hAnsi="Aptos Display" w:cstheme="minorHAnsi"/>
+          <w:color w:val="000000"/>
+          <w:lang w:val="en-GB" w:eastAsia="ca-ES"/>
+        </w:rPr>
+        <w:t xml:space="preserve">12h photoperiod and with PEG solution to </w:t>
+      </w:r>
+      <w:r>
+        <w:rPr>
+          <w:rFonts w:ascii="Aptos Display" w:eastAsia="Times New Roman" w:hAnsi="Aptos Display" w:cstheme="minorHAnsi"/>
+          <w:color w:val="000000"/>
+          <w:lang w:val="en-GB" w:eastAsia="ca-ES"/>
+        </w:rPr>
+        <w:t>simulat</w:t>
+      </w:r>
+      <w:r>
+        <w:rPr>
+          <w:rFonts w:ascii="Aptos Display" w:eastAsia="Times New Roman" w:hAnsi="Aptos Display" w:cstheme="minorHAnsi"/>
+          <w:color w:val="000000"/>
+          <w:lang w:val="en-GB" w:eastAsia="ca-ES"/>
+        </w:rPr>
+        <w:t>e</w:t>
+      </w:r>
+      <w:r>
+        <w:rPr>
+          <w:rFonts w:ascii="Aptos Display" w:eastAsia="Times New Roman" w:hAnsi="Aptos Display" w:cstheme="minorHAnsi"/>
+          <w:color w:val="000000"/>
+          <w:lang w:val="en-GB" w:eastAsia="ca-ES"/>
+        </w:rPr>
+        <w:t xml:space="preserve"> -0.6 MPa</w:t>
+      </w:r>
+      <w:r>
+        <w:rPr>
+          <w:rFonts w:ascii="Aptos Display" w:eastAsia="Times New Roman" w:hAnsi="Aptos Display" w:cstheme="minorHAnsi"/>
+          <w:color w:val="000000"/>
+          <w:lang w:val="en-GB" w:eastAsia="ca-ES"/>
+        </w:rPr>
+        <w:t>, an intermediate value used in the literature (</w:t>
+      </w:r>
+      <w:r>
+        <w:rPr>
+          <w:rFonts w:ascii="Aptos Display" w:eastAsia="Times New Roman" w:hAnsi="Aptos Display" w:cstheme="minorHAnsi"/>
+          <w:color w:val="000000"/>
+          <w:highlight w:val="yellow"/>
+          <w:lang w:val="en-GB" w:eastAsia="ca-ES"/>
+        </w:rPr>
+        <w:t>REF</w:t>
+      </w:r>
+      <w:r>
+        <w:rPr>
+          <w:rFonts w:ascii="Aptos Display" w:eastAsia="Times New Roman" w:hAnsi="Aptos Display" w:cstheme="minorHAnsi"/>
+          <w:color w:val="000000"/>
+          <w:highlight w:val="yellow"/>
+          <w:lang w:val="en-GB" w:eastAsia="ca-ES"/>
+        </w:rPr>
+        <w:t>, Dianthus and others</w:t>
+      </w:r>
+      <w:r>
+        <w:rPr>
+          <w:rFonts w:ascii="Aptos Display" w:eastAsia="Times New Roman" w:hAnsi="Aptos Display" w:cstheme="minorHAnsi"/>
+          <w:color w:val="000000"/>
+          <w:lang w:val="en-GB" w:eastAsia="ca-ES"/>
+        </w:rPr>
+        <w:t>)</w:t>
+      </w:r>
+      <w:r>
+        <w:rPr>
+          <w:rFonts w:ascii="Aptos Display" w:eastAsia="Times New Roman" w:hAnsi="Aptos Display" w:cstheme="minorHAnsi"/>
+          <w:color w:val="000000"/>
+          <w:lang w:val="en-GB" w:eastAsia="ca-ES"/>
+        </w:rPr>
+        <w:t xml:space="preserve"> and slightly above the mean water stress values registered in the area during </w:t>
+      </w:r>
+      <w:r>
+        <w:rPr>
+          <w:rFonts w:ascii="Aptos Display" w:eastAsia="Times New Roman" w:hAnsi="Aptos Display" w:cstheme="minorHAnsi"/>
+          <w:color w:val="000000"/>
+          <w:lang w:val="en-GB" w:eastAsia="ca-ES"/>
+        </w:rPr>
+        <w:t xml:space="preserve">the </w:t>
+      </w:r>
+      <w:r>
+        <w:rPr>
+          <w:rFonts w:ascii="Aptos Display" w:eastAsia="Times New Roman" w:hAnsi="Aptos Display" w:cstheme="minorHAnsi"/>
+          <w:color w:val="000000"/>
+          <w:lang w:val="en-GB" w:eastAsia="ca-ES"/>
+        </w:rPr>
+        <w:t>growing season</w:t>
+      </w:r>
+      <w:r>
+        <w:rPr>
+          <w:rFonts w:ascii="Aptos Display" w:eastAsia="Times New Roman" w:hAnsi="Aptos Display" w:cstheme="minorHAnsi"/>
+          <w:color w:val="000000"/>
+          <w:lang w:val="en-GB" w:eastAsia="ca-ES"/>
+        </w:rPr>
+        <w:t>, that could help us elucidate those species more drought</w:t>
+      </w:r>
+      <w:r>
+        <w:rPr>
+          <w:rFonts w:ascii="Aptos Display" w:eastAsia="Times New Roman" w:hAnsi="Aptos Display" w:cstheme="minorHAnsi"/>
+          <w:color w:val="000000"/>
+          <w:lang w:val="en-GB" w:eastAsia="ca-ES"/>
+        </w:rPr>
+        <w:t xml:space="preserve"> resistant against those drought sensitive</w:t>
+      </w:r>
+      <w:r>
+        <w:rPr>
+          <w:rFonts w:ascii="Aptos Display" w:eastAsia="Times New Roman" w:hAnsi="Aptos Display" w:cstheme="minorHAnsi"/>
+          <w:color w:val="000000"/>
+          <w:lang w:val="en-GB" w:eastAsia="ca-ES"/>
+        </w:rPr>
+        <w:t xml:space="preserve">. </w:t>
+      </w:r>
+      <w:r>
+        <w:rPr>
+          <w:rFonts w:ascii="Aptos Display" w:hAnsi="Aptos Display"/>
+          <w:lang w:val="en-GB"/>
+        </w:rPr>
+        <w:t xml:space="preserve">Preceding germination research by </w:t>
+      </w:r>
+      <w:r>
+        <w:rPr>
+          <w:rFonts w:ascii="Aptos Display" w:hAnsi="Aptos Display"/>
+          <w:highlight w:val="yellow"/>
+          <w:lang w:val="en-GB"/>
+        </w:rPr>
+        <w:t>Espinosa del Alba et al. (2024</w:t>
+      </w:r>
+      <w:r>
+        <w:rPr>
+          <w:rFonts w:ascii="Aptos Display" w:hAnsi="Aptos Display"/>
+          <w:lang w:val="en-GB"/>
+        </w:rPr>
+        <w:t xml:space="preserve">) found that a similar set of species had two differential optimal germination temperatures. Consequently, we subdivided the species into two temperature regimes and programmed </w:t>
+      </w:r>
+      <w:r>
+        <w:rPr>
+          <w:rFonts w:ascii="Aptos Display" w:hAnsi="Aptos Display"/>
+          <w:lang w:val="en-GB"/>
+        </w:rPr>
+        <w:t xml:space="preserve">it </w:t>
+      </w:r>
+      <w:r>
+        <w:rPr>
+          <w:rFonts w:ascii="Aptos Display" w:hAnsi="Aptos Display"/>
+          <w:lang w:val="en-GB"/>
+        </w:rPr>
+        <w:t xml:space="preserve">in four different climatic chambers i.e. there were </w:t>
+      </w:r>
+      <w:r>
+        <w:rPr>
+          <w:rFonts w:ascii="Aptos Display" w:hAnsi="Aptos Display"/>
+          <w:lang w:val="en-GB"/>
+        </w:rPr>
+        <w:t xml:space="preserve">two alternating (15 - 5 ºC vs 22 – 12 ºC) and </w:t>
+      </w:r>
+      <w:r>
+        <w:rPr>
+          <w:rFonts w:ascii="Aptos Display" w:hAnsi="Aptos Display"/>
+          <w:lang w:val="en-GB"/>
+        </w:rPr>
+        <w:t xml:space="preserve">two constant </w:t>
+      </w:r>
+      <w:r>
+        <w:rPr>
+          <w:rFonts w:ascii="Aptos Display" w:hAnsi="Aptos Display"/>
+          <w:lang w:val="en-GB"/>
+        </w:rPr>
+        <w:t xml:space="preserve">temperature regimes </w:t>
+      </w:r>
+      <w:r>
+        <w:rPr>
+          <w:rFonts w:ascii="Aptos Display" w:hAnsi="Aptos Display"/>
+          <w:lang w:val="en-GB"/>
+        </w:rPr>
+        <w:t xml:space="preserve">(10 ºC vs 17 ºC). </w:t>
+      </w:r>
+      <w:r>
+        <w:rPr>
+          <w:rFonts w:ascii="Aptos Display" w:eastAsia="Times New Roman" w:hAnsi="Aptos Display" w:cstheme="minorHAnsi"/>
+          <w:color w:val="000000"/>
+          <w:lang w:val="en-GB" w:eastAsia="ca-ES"/>
+        </w:rPr>
+        <w:t xml:space="preserve">Firstly, we transferred the seeds for Darkness treatment, added 6ml of distilled water, and immediately covered them with two layers of aluminium foil. Next, we transferred the seeds for the Water stress treatment, where instead of distilled water, we added 6ml of a polyethene solution (PEG 6000) to simulate a -0.6 </w:t>
+      </w:r>
+      <w:proofErr w:type="spellStart"/>
+      <w:r>
+        <w:rPr>
+          <w:rFonts w:ascii="Aptos Display" w:eastAsia="Times New Roman" w:hAnsi="Aptos Display" w:cstheme="minorHAnsi"/>
+          <w:color w:val="000000"/>
+          <w:lang w:val="en-GB" w:eastAsia="ca-ES"/>
+        </w:rPr>
+        <w:t>Mpa</w:t>
+      </w:r>
+      <w:proofErr w:type="spellEnd"/>
+      <w:r>
+        <w:rPr>
+          <w:rFonts w:ascii="Aptos Display" w:eastAsia="Times New Roman" w:hAnsi="Aptos Display" w:cstheme="minorHAnsi"/>
+          <w:color w:val="000000"/>
+          <w:lang w:val="en-GB" w:eastAsia="ca-ES"/>
+        </w:rPr>
+        <w:t xml:space="preserve"> of water potential. As PEG solutions depend on experimental temperatures, two PEG solutions were prepared according to </w:t>
+      </w:r>
+      <w:r>
+        <w:rPr>
+          <w:rFonts w:ascii="Aptos Display" w:eastAsia="Times New Roman" w:hAnsi="Aptos Display" w:cstheme="minorHAnsi"/>
+          <w:color w:val="000000"/>
+          <w:highlight w:val="yellow"/>
+          <w:lang w:val="en-GB" w:eastAsia="ca-ES"/>
+        </w:rPr>
+        <w:t>Michel &amp; Kaufmann (1973)</w:t>
+      </w:r>
+      <w:r>
+        <w:rPr>
+          <w:rFonts w:ascii="Aptos Display" w:eastAsia="Times New Roman" w:hAnsi="Aptos Display" w:cstheme="minorHAnsi"/>
+          <w:color w:val="000000"/>
+          <w:lang w:val="en-GB" w:eastAsia="ca-ES"/>
+        </w:rPr>
+        <w:t xml:space="preserve"> and </w:t>
+      </w:r>
+      <w:r>
+        <w:rPr>
+          <w:rFonts w:ascii="Aptos Display" w:eastAsia="Times New Roman" w:hAnsi="Aptos Display" w:cstheme="minorHAnsi"/>
+          <w:color w:val="000000"/>
+          <w:highlight w:val="yellow"/>
+          <w:lang w:val="en-GB" w:eastAsia="ca-ES"/>
+        </w:rPr>
+        <w:t>Villela et al. (1991</w:t>
+      </w:r>
+      <w:r>
+        <w:rPr>
+          <w:rFonts w:ascii="Aptos Display" w:eastAsia="Times New Roman" w:hAnsi="Aptos Display" w:cstheme="minorHAnsi"/>
+          <w:color w:val="000000"/>
+          <w:lang w:val="en-GB" w:eastAsia="ca-ES"/>
+        </w:rPr>
+        <w:t xml:space="preserve">) to reach desired osmotic potentials at 10 ºC and 17ºC depending on species optimal germination temperatures. Lastly, the rest of the seeds were divided between </w:t>
       </w:r>
       <w:r>
         <w:rPr>
@@ -5623,161 +6763,357 @@
           <w:color w:val="000000"/>
           <w:lang w:val="en-GB" w:eastAsia="ca-ES"/>
         </w:rPr>
-        <w:t>onstant temperatures” treatment with</w:t>
-      </w:r>
-      <w:r>
-        <w:rPr>
-          <w:rFonts w:ascii="Aptos Display" w:eastAsia="Times New Roman" w:hAnsi="Aptos Display" w:cstheme="minorHAnsi"/>
-          <w:color w:val="000000"/>
-          <w:lang w:val="en-GB" w:eastAsia="ca-ES"/>
-        </w:rPr>
-        <w:t xml:space="preserve"> constant</w:t>
-      </w:r>
-      <w:r>
-        <w:rPr>
-          <w:rFonts w:ascii="Aptos Display" w:eastAsia="Times New Roman" w:hAnsi="Aptos Display" w:cstheme="minorHAnsi"/>
-          <w:color w:val="000000"/>
-          <w:lang w:val="en-GB" w:eastAsia="ca-ES"/>
-        </w:rPr>
-        <w:t xml:space="preserve"> temperature</w:t>
-      </w:r>
-      <w:r>
-        <w:rPr>
-          <w:rFonts w:ascii="Aptos Display" w:eastAsia="Times New Roman" w:hAnsi="Aptos Display" w:cstheme="minorHAnsi"/>
-          <w:color w:val="000000"/>
-          <w:lang w:val="en-GB" w:eastAsia="ca-ES"/>
-        </w:rPr>
-        <w:t xml:space="preserve">s, </w:t>
-      </w:r>
-      <w:r>
-        <w:rPr>
-          <w:rFonts w:ascii="Aptos Display" w:eastAsia="Times New Roman" w:hAnsi="Aptos Display" w:cstheme="minorHAnsi"/>
-          <w:color w:val="000000"/>
-          <w:lang w:val="en-GB" w:eastAsia="ca-ES"/>
-        </w:rPr>
-        <w:t>12h photoperiod</w:t>
-      </w:r>
-      <w:r>
-        <w:rPr>
-          <w:rFonts w:ascii="Aptos Display" w:eastAsia="Times New Roman" w:hAnsi="Aptos Display" w:cstheme="minorHAnsi"/>
-          <w:color w:val="000000"/>
-          <w:lang w:val="en-GB" w:eastAsia="ca-ES"/>
-        </w:rPr>
-        <w:t xml:space="preserve"> </w:t>
-      </w:r>
-      <w:r>
-        <w:rPr>
-          <w:rFonts w:ascii="Aptos Display" w:eastAsia="Times New Roman" w:hAnsi="Aptos Display" w:cstheme="minorHAnsi"/>
-          <w:color w:val="000000"/>
-          <w:lang w:val="en-GB" w:eastAsia="ca-ES"/>
-        </w:rPr>
-        <w:t xml:space="preserve">and </w:t>
-      </w:r>
-      <w:r>
-        <w:rPr>
-          <w:rFonts w:ascii="Aptos Display" w:eastAsia="Times New Roman" w:hAnsi="Aptos Display" w:cstheme="minorHAnsi"/>
-          <w:color w:val="000000"/>
-          <w:lang w:val="en-GB" w:eastAsia="ca-ES"/>
-        </w:rPr>
-        <w:t>water continuously available</w:t>
-      </w:r>
-      <w:r>
-        <w:rPr>
-          <w:rFonts w:ascii="Aptos Display" w:eastAsia="Times New Roman" w:hAnsi="Aptos Display" w:cstheme="minorHAnsi"/>
-          <w:color w:val="000000"/>
-          <w:lang w:val="en-GB" w:eastAsia="ca-ES"/>
-        </w:rPr>
-        <w:t xml:space="preserve"> and lastly </w:t>
-      </w:r>
-      <w:r>
-        <w:rPr>
-          <w:rFonts w:ascii="Aptos Display" w:eastAsia="Times New Roman" w:hAnsi="Aptos Display" w:cstheme="minorHAnsi"/>
-          <w:color w:val="000000"/>
-          <w:lang w:val="en-GB" w:eastAsia="ca-ES"/>
-        </w:rPr>
-        <w:t>(4) “Water stress” treatment</w:t>
-      </w:r>
-      <w:r>
-        <w:rPr>
-          <w:rFonts w:ascii="Aptos Display" w:eastAsia="Times New Roman" w:hAnsi="Aptos Display" w:cstheme="minorHAnsi"/>
-          <w:color w:val="000000"/>
-          <w:lang w:val="en-GB" w:eastAsia="ca-ES"/>
-        </w:rPr>
-        <w:t xml:space="preserve">, with alternating temperatures, </w:t>
-      </w:r>
-      <w:r>
-        <w:rPr>
-          <w:rFonts w:ascii="Aptos Display" w:eastAsia="Times New Roman" w:hAnsi="Aptos Display" w:cstheme="minorHAnsi"/>
-          <w:color w:val="000000"/>
-          <w:lang w:val="en-GB" w:eastAsia="ca-ES"/>
-        </w:rPr>
-        <w:t xml:space="preserve"> </w:t>
-      </w:r>
-      <w:r>
-        <w:rPr>
-          <w:rFonts w:ascii="Aptos Display" w:eastAsia="Times New Roman" w:hAnsi="Aptos Display" w:cstheme="minorHAnsi"/>
-          <w:color w:val="000000"/>
-          <w:lang w:val="en-GB" w:eastAsia="ca-ES"/>
-        </w:rPr>
-        <w:t>12h photoperiod</w:t>
-      </w:r>
-      <w:r>
-        <w:rPr>
-          <w:rFonts w:ascii="Aptos Display" w:eastAsia="Times New Roman" w:hAnsi="Aptos Display" w:cstheme="minorHAnsi"/>
-          <w:color w:val="000000"/>
-          <w:lang w:val="en-GB" w:eastAsia="ca-ES"/>
-        </w:rPr>
-        <w:t xml:space="preserve"> and with PEG solution to </w:t>
-      </w:r>
-      <w:r>
-        <w:rPr>
-          <w:rFonts w:ascii="Aptos Display" w:eastAsia="Times New Roman" w:hAnsi="Aptos Display" w:cstheme="minorHAnsi"/>
-          <w:color w:val="000000"/>
-          <w:lang w:val="en-GB" w:eastAsia="ca-ES"/>
-        </w:rPr>
-        <w:t>simulat</w:t>
-      </w:r>
-      <w:r>
-        <w:rPr>
-          <w:rFonts w:ascii="Aptos Display" w:eastAsia="Times New Roman" w:hAnsi="Aptos Display" w:cstheme="minorHAnsi"/>
-          <w:color w:val="000000"/>
-          <w:lang w:val="en-GB" w:eastAsia="ca-ES"/>
-        </w:rPr>
-        <w:t>e</w:t>
-      </w:r>
-      <w:r>
-        <w:rPr>
-          <w:rFonts w:ascii="Aptos Display" w:eastAsia="Times New Roman" w:hAnsi="Aptos Display" w:cstheme="minorHAnsi"/>
-          <w:color w:val="000000"/>
-          <w:lang w:val="en-GB" w:eastAsia="ca-ES"/>
-        </w:rPr>
-        <w:t xml:space="preserve"> -0.6 MPa</w:t>
-      </w:r>
-      <w:r>
-        <w:rPr>
-          <w:rFonts w:ascii="Aptos Display" w:eastAsia="Times New Roman" w:hAnsi="Aptos Display" w:cstheme="minorHAnsi"/>
-          <w:color w:val="000000"/>
-          <w:lang w:val="en-GB" w:eastAsia="ca-ES"/>
-        </w:rPr>
-        <w:t>, an intermediate value used in the literature (</w:t>
-      </w:r>
-      <w:r>
-        <w:rPr>
-          <w:rFonts w:ascii="Aptos Display" w:eastAsia="Times New Roman" w:hAnsi="Aptos Display" w:cstheme="minorHAnsi"/>
-          <w:color w:val="000000"/>
+        <w:t xml:space="preserve">ontrol and </w:t>
+      </w:r>
+      <w:r>
+        <w:rPr>
+          <w:rFonts w:ascii="Aptos Display" w:eastAsia="Times New Roman" w:hAnsi="Aptos Display" w:cstheme="minorHAnsi"/>
+          <w:color w:val="000000"/>
+          <w:lang w:val="en-GB" w:eastAsia="ca-ES"/>
+        </w:rPr>
+        <w:t>C</w:t>
+      </w:r>
+      <w:r>
+        <w:rPr>
+          <w:rFonts w:ascii="Aptos Display" w:eastAsia="Times New Roman" w:hAnsi="Aptos Display" w:cstheme="minorHAnsi"/>
+          <w:color w:val="000000"/>
+          <w:lang w:val="en-GB" w:eastAsia="ca-ES"/>
+        </w:rPr>
+        <w:t>onstant temperature treatments and 6ml of distilled water</w:t>
+      </w:r>
+      <w:r>
+        <w:rPr>
+          <w:rFonts w:ascii="Aptos Display" w:eastAsia="Times New Roman" w:hAnsi="Aptos Display" w:cstheme="minorHAnsi"/>
+          <w:color w:val="000000"/>
+          <w:lang w:val="en-GB" w:eastAsia="ca-ES"/>
+        </w:rPr>
+        <w:t xml:space="preserve"> was added</w:t>
+      </w:r>
+      <w:r>
+        <w:rPr>
+          <w:rFonts w:ascii="Aptos Display" w:eastAsia="Times New Roman" w:hAnsi="Aptos Display" w:cstheme="minorHAnsi"/>
+          <w:color w:val="000000"/>
+          <w:lang w:val="en-GB" w:eastAsia="ca-ES"/>
+        </w:rPr>
+        <w:t xml:space="preserve">. </w:t>
+      </w:r>
+      <w:r>
+        <w:rPr>
+          <w:rFonts w:ascii="Aptos Display" w:eastAsia="Times New Roman" w:hAnsi="Aptos Display" w:cstheme="minorHAnsi"/>
+          <w:color w:val="000000"/>
+          <w:lang w:val="en-GB" w:eastAsia="ca-ES"/>
+        </w:rPr>
+        <w:t xml:space="preserve">Germination treatments were programmed in three </w:t>
+      </w:r>
+      <w:r>
+        <w:rPr>
+          <w:rFonts w:ascii="Aptos Display" w:hAnsi="Aptos Display" w:cstheme="minorHAnsi"/>
+          <w:lang w:val="en-GB"/>
+        </w:rPr>
+        <w:t xml:space="preserve">Aralab incubators (Aralab climatic chamber Fitoclima S600 PL, equipped with 4 led modules 11W 350mA) configured using Fitolog 9000 software (version 9308, Aralab Pharmaceutical Stability software) and </w:t>
+      </w:r>
+      <w:r>
+        <w:rPr>
+          <w:rFonts w:ascii="Aptos Display" w:hAnsi="Aptos Display" w:cstheme="minorHAnsi"/>
           <w:highlight w:val="yellow"/>
-          <w:lang w:val="en-GB" w:eastAsia="ca-ES"/>
-        </w:rPr>
-        <w:t>REF</w:t>
-      </w:r>
-      <w:r>
-        <w:rPr>
-          <w:rFonts w:ascii="Aptos Display" w:eastAsia="Times New Roman" w:hAnsi="Aptos Display" w:cstheme="minorHAnsi"/>
-          <w:color w:val="000000"/>
+          <w:lang w:val="en-GB"/>
+        </w:rPr>
+        <w:t>one incubation chamber (BOS, details Edu?)</w:t>
+      </w:r>
+      <w:r>
+        <w:rPr>
+          <w:rFonts w:ascii="Aptos Display" w:eastAsia="Times New Roman" w:hAnsi="Aptos Display" w:cstheme="minorHAnsi"/>
+          <w:color w:val="000000"/>
+          <w:lang w:val="en-GB" w:eastAsia="ca-ES"/>
+        </w:rPr>
+        <w:t xml:space="preserve">. </w:t>
+      </w:r>
+      <w:r>
+        <w:rPr>
+          <w:rFonts w:ascii="Aptos Display" w:hAnsi="Aptos Display" w:cstheme="minorHAnsi"/>
+          <w:lang w:val="en-GB"/>
+        </w:rPr>
+        <w:t>We checked germination</w:t>
+      </w:r>
+      <w:r>
+        <w:rPr>
+          <w:rFonts w:ascii="Aptos Display" w:eastAsia="Times New Roman" w:hAnsi="Aptos Display" w:cstheme="minorHAnsi"/>
+          <w:color w:val="000000"/>
+          <w:lang w:val="en-GB" w:eastAsia="ca-ES"/>
+        </w:rPr>
+        <w:t xml:space="preserve"> </w:t>
+      </w:r>
+      <w:r>
+        <w:rPr>
+          <w:rFonts w:ascii="Aptos Display" w:hAnsi="Aptos Display" w:cstheme="minorHAnsi"/>
+          <w:lang w:val="en-GB"/>
+        </w:rPr>
+        <w:t xml:space="preserve">weekly, removing germinated seeds from the Petri dishes </w:t>
+      </w:r>
+      <w:r>
+        <w:rPr>
+          <w:rFonts w:ascii="Aptos Display" w:eastAsia="Times New Roman" w:hAnsi="Aptos Display" w:cstheme="minorHAnsi"/>
+          <w:color w:val="000000"/>
+          <w:lang w:val="en-GB" w:eastAsia="ca-ES"/>
+        </w:rPr>
+        <w:t>(radicle &gt; 1.5 mm long),</w:t>
+      </w:r>
+      <w:r>
+        <w:rPr>
+          <w:rFonts w:ascii="Aptos Display" w:hAnsi="Aptos Display" w:cstheme="minorHAnsi"/>
+          <w:lang w:val="en-GB"/>
+        </w:rPr>
+        <w:t xml:space="preserve"> for 6 weeks</w:t>
+      </w:r>
+      <w:r>
+        <w:rPr>
+          <w:rFonts w:ascii="Aptos Display" w:eastAsia="Times New Roman" w:hAnsi="Aptos Display" w:cstheme="minorHAnsi"/>
+          <w:color w:val="000000"/>
+          <w:lang w:val="en-GB" w:eastAsia="ca-ES"/>
+        </w:rPr>
+        <w:t>.</w:t>
+      </w:r>
+      <w:r>
+        <w:rPr>
+          <w:rFonts w:ascii="Aptos Display" w:eastAsia="Times New Roman" w:hAnsi="Aptos Display" w:cstheme="minorHAnsi"/>
+          <w:color w:val="000000"/>
+          <w:lang w:val="en-GB" w:eastAsia="ca-ES"/>
+        </w:rPr>
+        <w:t xml:space="preserve"> </w:t>
+      </w:r>
+      <w:r>
+        <w:rPr>
+          <w:rFonts w:ascii="Aptos Display" w:eastAsia="Times New Roman" w:hAnsi="Aptos Display" w:cstheme="minorHAnsi"/>
+          <w:color w:val="000000"/>
+          <w:lang w:val="en-GB" w:eastAsia="ca-ES"/>
+        </w:rPr>
+        <w:t>At the end of the experiment, we cut open non-germinated seeds under a binocular stereoscope to visually assess if they were empty, infected, or seemed normal. We considered seeds</w:t>
+      </w:r>
+      <w:r>
+        <w:rPr>
+          <w:rFonts w:ascii="Aptos Display" w:hAnsi="Aptos Display" w:cstheme="minorHAnsi"/>
+          <w:color w:val="000000"/>
+          <w:lang w:val="en-GB"/>
+        </w:rPr>
+        <w:t xml:space="preserve"> with white and firm embryos viable, i.e. potentially germinable </w:t>
+      </w:r>
+      <w:r>
+        <w:rPr>
+          <w:rFonts w:ascii="Aptos Display" w:hAnsi="Aptos Display" w:cstheme="minorHAnsi"/>
+          <w:color w:val="000000"/>
+          <w:lang w:val="en-GB"/>
+        </w:rPr>
+        <w:fldChar w:fldCharType="begin" w:fldLock="1"/>
+      </w:r>
+      <w:r>
+        <w:rPr>
+          <w:rFonts w:ascii="Aptos Display" w:hAnsi="Aptos Display" w:cstheme="minorHAnsi"/>
+          <w:color w:val="000000"/>
+          <w:lang w:val="en-GB"/>
+        </w:rPr>
+        <w:instrText>ADDIN CSL_CITATION {"citationItems":[{"id":"ITEM-1","itemData":{"DOI":"10.1016/B978-0-12-416677-6.00001-9","ISBN":"978-0-12-416677-6","abstract":"This book covers the present state of knowledge of the ecology, biogeography and evolution of whole-seed dormancy and germination, and it synthesizes available information on these topics for more than 14,000 species. The first chapter explains the meaning of seed germination ecology, provides an overview of the general kinds of information needed to understand the seed germination ecology of a species and comments on the values of such studies. Also, attention is given to reasons why this book on seed germination is needed, and how it differs from previous ones written on various aspects of seeds.","author":[{"dropping-particle":"","family":"Baskin","given":"Carol C.","non-dropping-particle":"","parse-names":false,"suffix":""},{"dropping-particle":"","family":"Baskin","given":"Jerry M.","non-dropping-particle":"","parse-names":false,"suffix":""}],"container-title":"Seeds","edition":"2nd Editio","id":"ITEM-1","issued":{"date-parts":[["2014","1","1"]]},"publisher":"Academic Press","publisher-place":"San Diego, CA, USA","title":"Seeds. Ecology, Biogeography and Evolution of Dormancy and Germination","type":"book"},"uris":["http://www.mendeley.com/documents/?uuid=a147d983-47ad-3113-ac22-f9e2c3bbcc32"]}],"mendeley":{"formattedCitation":"(Baskin and Baskin, 2014)","plainTextFormattedCitation":"(Baskin and Baskin, 2014)","previouslyFormattedCitation":"(Baskin and Baskin, 2014)"},"properties":{"noteIndex":0},"schema":"https://github.com/citation-style-language/schema/raw/master/csl-citation.json"}</w:instrText>
+      </w:r>
+      <w:r>
+        <w:rPr>
+          <w:rFonts w:ascii="Aptos Display" w:hAnsi="Aptos Display" w:cstheme="minorHAnsi"/>
+          <w:color w:val="000000"/>
+          <w:lang w:val="en-GB"/>
+        </w:rPr>
+        <w:fldChar w:fldCharType="separate"/>
+      </w:r>
+      <w:r>
+        <w:rPr>
+          <w:rFonts w:ascii="Aptos Display" w:hAnsi="Aptos Display" w:cstheme="minorHAnsi"/>
+          <w:noProof/>
+          <w:color w:val="000000"/>
+          <w:lang w:val="en-GB"/>
+        </w:rPr>
+        <w:t>(Baskin and Baskin, 2014)</w:t>
+      </w:r>
+      <w:r>
+        <w:rPr>
+          <w:rFonts w:ascii="Aptos Display" w:hAnsi="Aptos Display" w:cstheme="minorHAnsi"/>
+          <w:color w:val="000000"/>
+          <w:lang w:val="en-GB"/>
+        </w:rPr>
+        <w:fldChar w:fldCharType="end"/>
+      </w:r>
+      <w:r>
+        <w:rPr>
+          <w:rFonts w:ascii="Aptos Display" w:hAnsi="Aptos Display" w:cstheme="minorHAnsi"/>
+          <w:color w:val="000000"/>
+          <w:lang w:val="en-GB"/>
+        </w:rPr>
+        <w:t xml:space="preserve">, and removed empty or infected seeds from germination calculations. </w:t>
+      </w:r>
+      <w:r>
+        <w:rPr>
+          <w:rFonts w:ascii="Aptos Display" w:eastAsia="Times New Roman" w:hAnsi="Aptos Display" w:cstheme="minorHAnsi"/>
+          <w:color w:val="000000"/>
+          <w:lang w:val="en-GB" w:eastAsia="ca-ES"/>
+        </w:rPr>
+        <w:t>The</w:t>
+      </w:r>
+      <w:r>
+        <w:rPr>
+          <w:rFonts w:ascii="Aptos Display" w:hAnsi="Aptos Display" w:cstheme="minorHAnsi"/>
+          <w:lang w:val="en-GB"/>
+        </w:rPr>
+        <w:t xml:space="preserve"> final raw dataset (</w:t>
+      </w:r>
+      <w:r>
+        <w:rPr>
+          <w:rFonts w:ascii="Aptos Display" w:hAnsi="Aptos Display" w:cstheme="minorHAnsi"/>
           <w:highlight w:val="yellow"/>
-          <w:lang w:val="en-GB" w:eastAsia="ca-ES"/>
-        </w:rPr>
-        <w:t>, Dianthus and others</w:t>
+          <w:lang w:val="en-GB"/>
+        </w:rPr>
+        <w:t>Supporting information Table S1</w:t>
+      </w:r>
+      <w:r>
+        <w:rPr>
+          <w:rFonts w:ascii="Aptos Display" w:hAnsi="Aptos Display" w:cstheme="minorHAnsi"/>
+          <w:lang w:val="en-GB"/>
+        </w:rPr>
+        <w:t>) consisted of the raw scoring data for 56 species (57 seed lots) representing 21 plant families. A total of 18,</w:t>
+      </w:r>
+      <w:r>
+        <w:rPr>
+          <w:rFonts w:ascii="Aptos Display" w:hAnsi="Aptos Display" w:cstheme="minorHAnsi"/>
+          <w:lang w:val="en-GB"/>
+        </w:rPr>
+        <w:t xml:space="preserve">694 </w:t>
+      </w:r>
+      <w:r>
+        <w:rPr>
+          <w:rFonts w:ascii="Aptos Display" w:hAnsi="Aptos Display" w:cstheme="minorHAnsi"/>
+          <w:lang w:val="en-GB"/>
+        </w:rPr>
+        <w:t xml:space="preserve">viable seeds were used in the experiment. For </w:t>
+      </w:r>
+      <w:r>
+        <w:rPr>
+          <w:rFonts w:ascii="Aptos Display" w:hAnsi="Aptos Display" w:cstheme="minorHAnsi"/>
+          <w:lang w:val="en-GB"/>
+        </w:rPr>
+        <w:t xml:space="preserve">all </w:t>
+      </w:r>
+      <w:r>
+        <w:rPr>
+          <w:rFonts w:ascii="Aptos Display" w:hAnsi="Aptos Display" w:cstheme="minorHAnsi"/>
+          <w:lang w:val="en-GB"/>
+        </w:rPr>
+        <w:t>analyses</w:t>
+      </w:r>
+      <w:r>
+        <w:rPr>
+          <w:rFonts w:ascii="Aptos Display" w:hAnsi="Aptos Display" w:cstheme="minorHAnsi"/>
+          <w:lang w:val="en-GB"/>
+        </w:rPr>
+        <w:t>, w</w:t>
+      </w:r>
+      <w:r>
+        <w:rPr>
+          <w:rFonts w:ascii="Aptos Display" w:hAnsi="Aptos Display" w:cstheme="minorHAnsi"/>
+          <w:color w:val="000000"/>
+          <w:lang w:val="en-GB"/>
+        </w:rPr>
+        <w:t>e removed species</w:t>
+      </w:r>
+      <w:r>
+        <w:rPr>
+          <w:rFonts w:ascii="Aptos Display" w:eastAsia="Times New Roman" w:hAnsi="Aptos Display" w:cstheme="minorHAnsi"/>
+          <w:color w:val="000000"/>
+          <w:lang w:val="en-GB" w:eastAsia="ca-ES"/>
+        </w:rPr>
+        <w:t xml:space="preserve"> with zero germination</w:t>
+      </w:r>
+      <w:r>
+        <w:rPr>
+          <w:rFonts w:ascii="Aptos Display" w:eastAsia="Times New Roman" w:hAnsi="Aptos Display" w:cstheme="minorHAnsi"/>
+          <w:color w:val="000000"/>
+          <w:lang w:val="en-GB" w:eastAsia="ca-ES"/>
+        </w:rPr>
+        <w:t xml:space="preserve"> across all treatments </w:t>
+      </w:r>
+      <w:r>
+        <w:rPr>
+          <w:rFonts w:ascii="Aptos Display" w:eastAsia="Times New Roman" w:hAnsi="Aptos Display" w:cstheme="minorHAnsi"/>
+          <w:color w:val="000000"/>
+          <w:lang w:val="en-GB" w:eastAsia="ca-ES"/>
+        </w:rPr>
+        <w:t>(n</w:t>
+      </w:r>
+      <w:r>
+        <w:rPr>
+          <w:rFonts w:ascii="Aptos Display" w:eastAsia="Times New Roman" w:hAnsi="Aptos Display" w:cstheme="minorHAnsi"/>
+          <w:color w:val="000000"/>
+          <w:lang w:val="en-GB" w:eastAsia="ca-ES"/>
+        </w:rPr>
+        <w:t xml:space="preserve"> </w:t>
+      </w:r>
+      <w:r>
+        <w:rPr>
+          <w:rFonts w:ascii="Aptos Display" w:eastAsia="Times New Roman" w:hAnsi="Aptos Display" w:cstheme="minorHAnsi"/>
+          <w:color w:val="000000"/>
+          <w:lang w:val="en-GB" w:eastAsia="ca-ES"/>
+        </w:rPr>
+        <w:t>=</w:t>
+      </w:r>
+      <w:r>
+        <w:rPr>
+          <w:rFonts w:ascii="Aptos Display" w:eastAsia="Times New Roman" w:hAnsi="Aptos Display" w:cstheme="minorHAnsi"/>
+          <w:color w:val="000000"/>
+          <w:lang w:val="en-GB" w:eastAsia="ca-ES"/>
+        </w:rPr>
+        <w:t xml:space="preserve"> </w:t>
+      </w:r>
+      <w:r>
+        <w:rPr>
+          <w:rFonts w:ascii="Aptos Display" w:eastAsia="Times New Roman" w:hAnsi="Aptos Display" w:cstheme="minorHAnsi"/>
+          <w:color w:val="000000"/>
+          <w:lang w:val="en-GB" w:eastAsia="ca-ES"/>
+        </w:rPr>
+        <w:t>7</w:t>
+      </w:r>
+      <w:r>
+        <w:rPr>
+          <w:rFonts w:ascii="Aptos Display" w:eastAsia="Times New Roman" w:hAnsi="Aptos Display" w:cstheme="minorHAnsi"/>
+          <w:color w:val="000000"/>
+          <w:lang w:val="en-GB" w:eastAsia="ca-ES"/>
+        </w:rPr>
+        <w:t xml:space="preserve">, </w:t>
+      </w:r>
+      <w:r>
+        <w:rPr>
+          <w:rFonts w:ascii="Aptos Display" w:eastAsia="Times New Roman" w:hAnsi="Aptos Display" w:cstheme="minorHAnsi"/>
+          <w:color w:val="000000"/>
+          <w:lang w:val="en-GB" w:eastAsia="ca-ES"/>
+        </w:rPr>
+        <w:t>all from the</w:t>
+      </w:r>
+      <w:r>
+        <w:rPr>
+          <w:rFonts w:ascii="Aptos Display" w:eastAsia="Times New Roman" w:hAnsi="Aptos Display" w:cstheme="minorHAnsi"/>
+          <w:color w:val="000000"/>
+          <w:lang w:val="en-GB" w:eastAsia="ca-ES"/>
+        </w:rPr>
+        <w:t xml:space="preserve"> Temperate </w:t>
+      </w:r>
+      <w:r>
+        <w:rPr>
+          <w:rFonts w:ascii="Aptos Display" w:eastAsia="Times New Roman" w:hAnsi="Aptos Display" w:cstheme="minorHAnsi"/>
+          <w:color w:val="000000"/>
+          <w:lang w:val="en-GB" w:eastAsia="ca-ES"/>
+        </w:rPr>
+        <w:t xml:space="preserve">alpine </w:t>
+      </w:r>
+      <w:r>
+        <w:rPr>
+          <w:rFonts w:ascii="Aptos Display" w:eastAsia="Times New Roman" w:hAnsi="Aptos Display" w:cstheme="minorHAnsi"/>
+          <w:color w:val="000000"/>
+          <w:lang w:val="en-GB" w:eastAsia="ca-ES"/>
+        </w:rPr>
+        <w:t>habitat</w:t>
       </w:r>
       <w:r>
         <w:rPr>
@@ -5793,362 +7129,223 @@
           <w:color w:val="000000"/>
           <w:lang w:val="en-GB" w:eastAsia="ca-ES"/>
         </w:rPr>
-        <w:t>, that could help us elucidate those species more drought</w:t>
-      </w:r>
-      <w:r>
-        <w:rPr>
-          <w:rFonts w:ascii="Aptos Display" w:eastAsia="Times New Roman" w:hAnsi="Aptos Display" w:cstheme="minorHAnsi"/>
-          <w:color w:val="000000"/>
-          <w:lang w:val="en-GB" w:eastAsia="ca-ES"/>
-        </w:rPr>
-        <w:t xml:space="preserve"> resistant against those drought sensitive</w:t>
-      </w:r>
-      <w:r>
-        <w:rPr>
-          <w:rFonts w:ascii="Aptos Display" w:eastAsia="Times New Roman" w:hAnsi="Aptos Display" w:cstheme="minorHAnsi"/>
-          <w:color w:val="000000"/>
-          <w:lang w:val="en-GB" w:eastAsia="ca-ES"/>
-        </w:rPr>
-        <w:t xml:space="preserve">. </w:t>
-      </w:r>
-      <w:r>
-        <w:rPr>
-          <w:rFonts w:ascii="Aptos Display" w:eastAsia="Times New Roman" w:hAnsi="Aptos Display" w:cstheme="minorHAnsi"/>
-          <w:color w:val="000000"/>
-          <w:lang w:val="en-GB" w:eastAsia="ca-ES"/>
-        </w:rPr>
-        <w:t xml:space="preserve">Once the </w:t>
-      </w:r>
-      <w:r>
-        <w:rPr>
-          <w:rFonts w:ascii="Aptos Display" w:eastAsia="Times New Roman" w:hAnsi="Aptos Display" w:cstheme="minorHAnsi"/>
-          <w:color w:val="000000"/>
-          <w:lang w:val="en-GB" w:eastAsia="ca-ES"/>
-        </w:rPr>
-        <w:t>cold stratification pretreatment</w:t>
-      </w:r>
-      <w:r>
-        <w:rPr>
-          <w:rFonts w:ascii="Aptos Display" w:eastAsia="Times New Roman" w:hAnsi="Aptos Display" w:cstheme="minorHAnsi"/>
-          <w:color w:val="000000"/>
-          <w:lang w:val="en-GB" w:eastAsia="ca-ES"/>
-        </w:rPr>
-        <w:t xml:space="preserve"> ended, non-germinated seeds were transferred to new 90 mm Ø Petri dishes with two layers of filter paper (</w:t>
-      </w:r>
-      <w:proofErr w:type="spellStart"/>
-      <w:r>
-        <w:rPr>
-          <w:rFonts w:ascii="Aptos Display" w:eastAsia="Times New Roman" w:hAnsi="Aptos Display" w:cstheme="minorHAnsi"/>
-          <w:color w:val="000000"/>
-          <w:lang w:val="en-GB" w:eastAsia="ca-ES"/>
-        </w:rPr>
-        <w:t>Filtros</w:t>
-      </w:r>
-      <w:proofErr w:type="spellEnd"/>
-      <w:r>
-        <w:rPr>
-          <w:rFonts w:ascii="Aptos Display" w:eastAsia="Times New Roman" w:hAnsi="Aptos Display" w:cstheme="minorHAnsi"/>
-          <w:color w:val="000000"/>
-          <w:lang w:val="en-GB" w:eastAsia="ca-ES"/>
-        </w:rPr>
-        <w:t xml:space="preserve"> Anoia S.A. paper for germination assays, Ref.518G085) and sealed with parafilm. </w:t>
-      </w:r>
-      <w:r>
-        <w:rPr>
-          <w:rFonts w:ascii="Aptos Display" w:hAnsi="Aptos Display"/>
-          <w:lang w:val="en-GB"/>
-        </w:rPr>
-        <w:t xml:space="preserve">Preceding germination research by </w:t>
-      </w:r>
-      <w:r>
-        <w:rPr>
-          <w:rFonts w:ascii="Aptos Display" w:hAnsi="Aptos Display"/>
-          <w:highlight w:val="yellow"/>
-          <w:lang w:val="en-GB"/>
-        </w:rPr>
-        <w:t>Espinosa del Alba et al. (2024</w:t>
-      </w:r>
-      <w:r>
-        <w:rPr>
-          <w:rFonts w:ascii="Aptos Display" w:hAnsi="Aptos Display"/>
-          <w:lang w:val="en-GB"/>
-        </w:rPr>
-        <w:t>) found that a similar set of species had two differential optimal germination temperatures: some with cold preference while others preferred warm</w:t>
-      </w:r>
-      <w:r>
-        <w:rPr>
-          <w:rFonts w:ascii="Aptos Display" w:hAnsi="Aptos Display"/>
-          <w:lang w:val="en-GB"/>
-        </w:rPr>
-        <w:t>er</w:t>
-      </w:r>
-      <w:r>
-        <w:rPr>
-          <w:rFonts w:ascii="Aptos Display" w:hAnsi="Aptos Display"/>
-          <w:lang w:val="en-GB"/>
-        </w:rPr>
-        <w:t xml:space="preserve"> temperatures. Consequently, we subdivided the species into two temperature regimes and programmed </w:t>
-      </w:r>
-      <w:r>
-        <w:rPr>
-          <w:rFonts w:ascii="Aptos Display" w:hAnsi="Aptos Display"/>
-          <w:lang w:val="en-GB"/>
-        </w:rPr>
-        <w:t xml:space="preserve">it </w:t>
-      </w:r>
-      <w:r>
-        <w:rPr>
-          <w:rFonts w:ascii="Aptos Display" w:hAnsi="Aptos Display"/>
-          <w:lang w:val="en-GB"/>
-        </w:rPr>
-        <w:t xml:space="preserve">in four different climatic chambers i.e. there were </w:t>
-      </w:r>
-      <w:r>
-        <w:rPr>
-          <w:rFonts w:ascii="Aptos Display" w:hAnsi="Aptos Display"/>
-          <w:lang w:val="en-GB"/>
-        </w:rPr>
-        <w:t>two alternating (15 - 5 ºC vs 22 – 12 ºC)</w:t>
-      </w:r>
-      <w:r>
-        <w:rPr>
-          <w:rFonts w:ascii="Aptos Display" w:hAnsi="Aptos Display"/>
-          <w:lang w:val="en-GB"/>
-        </w:rPr>
-        <w:t xml:space="preserve"> and </w:t>
-      </w:r>
-      <w:r>
-        <w:rPr>
-          <w:rFonts w:ascii="Aptos Display" w:hAnsi="Aptos Display"/>
-          <w:lang w:val="en-GB"/>
-        </w:rPr>
-        <w:t xml:space="preserve">two constant </w:t>
-      </w:r>
-      <w:r>
-        <w:rPr>
-          <w:rFonts w:ascii="Aptos Display" w:hAnsi="Aptos Display"/>
-          <w:lang w:val="en-GB"/>
-        </w:rPr>
-        <w:t xml:space="preserve">temperature regimes </w:t>
-      </w:r>
-      <w:r>
-        <w:rPr>
-          <w:rFonts w:ascii="Aptos Display" w:hAnsi="Aptos Display"/>
-          <w:lang w:val="en-GB"/>
-        </w:rPr>
-        <w:t xml:space="preserve">(10 ºC vs 17 ºC). </w:t>
-      </w:r>
-      <w:r>
-        <w:rPr>
-          <w:rFonts w:ascii="Aptos Display" w:eastAsia="Times New Roman" w:hAnsi="Aptos Display" w:cstheme="minorHAnsi"/>
-          <w:color w:val="000000"/>
-          <w:lang w:val="en-GB" w:eastAsia="ca-ES"/>
-        </w:rPr>
-        <w:t xml:space="preserve">Firstly, we transferred the seeds for Darkness treatment, added 6ml of distilled water, and immediately covered them with two layers of aluminium foil. Next, we transferred the seeds for the Water stress treatment, where instead of distilled water, we added 6ml of a polyethene solution (PEG 6000) to simulate a -0.6 </w:t>
-      </w:r>
-      <w:proofErr w:type="spellStart"/>
-      <w:r>
-        <w:rPr>
-          <w:rFonts w:ascii="Aptos Display" w:eastAsia="Times New Roman" w:hAnsi="Aptos Display" w:cstheme="minorHAnsi"/>
-          <w:color w:val="000000"/>
-          <w:lang w:val="en-GB" w:eastAsia="ca-ES"/>
-        </w:rPr>
-        <w:t>Mpa</w:t>
-      </w:r>
-      <w:proofErr w:type="spellEnd"/>
-      <w:r>
-        <w:rPr>
-          <w:rFonts w:ascii="Aptos Display" w:eastAsia="Times New Roman" w:hAnsi="Aptos Display" w:cstheme="minorHAnsi"/>
-          <w:color w:val="000000"/>
-          <w:lang w:val="en-GB" w:eastAsia="ca-ES"/>
-        </w:rPr>
-        <w:t xml:space="preserve"> of water potential. As PEG solutions depend on experimental temperatures, two PEG solutions were prepared according to </w:t>
-      </w:r>
-      <w:r>
-        <w:rPr>
-          <w:rFonts w:ascii="Aptos Display" w:eastAsia="Times New Roman" w:hAnsi="Aptos Display" w:cstheme="minorHAnsi"/>
-          <w:color w:val="000000"/>
-          <w:highlight w:val="yellow"/>
-          <w:lang w:val="en-GB" w:eastAsia="ca-ES"/>
-        </w:rPr>
-        <w:t>Michel &amp; Kaufmann (1973)</w:t>
-      </w:r>
-      <w:r>
-        <w:rPr>
-          <w:rFonts w:ascii="Aptos Display" w:eastAsia="Times New Roman" w:hAnsi="Aptos Display" w:cstheme="minorHAnsi"/>
-          <w:color w:val="000000"/>
-          <w:lang w:val="en-GB" w:eastAsia="ca-ES"/>
-        </w:rPr>
-        <w:t xml:space="preserve"> and </w:t>
-      </w:r>
-      <w:r>
-        <w:rPr>
-          <w:rFonts w:ascii="Aptos Display" w:eastAsia="Times New Roman" w:hAnsi="Aptos Display" w:cstheme="minorHAnsi"/>
-          <w:color w:val="000000"/>
-          <w:highlight w:val="yellow"/>
-          <w:lang w:val="en-GB" w:eastAsia="ca-ES"/>
-        </w:rPr>
-        <w:t>Villela et al. (1991</w:t>
-      </w:r>
-      <w:r>
-        <w:rPr>
-          <w:rFonts w:ascii="Aptos Display" w:eastAsia="Times New Roman" w:hAnsi="Aptos Display" w:cstheme="minorHAnsi"/>
-          <w:color w:val="000000"/>
-          <w:lang w:val="en-GB" w:eastAsia="ca-ES"/>
-        </w:rPr>
-        <w:t xml:space="preserve">) to reach desired osmotic potentials at 10 ºC and 17ºC depending on species optimal germination temperatures. Lastly, the rest of the seeds were divided between </w:t>
-      </w:r>
-      <w:r>
-        <w:rPr>
-          <w:rFonts w:ascii="Aptos Display" w:eastAsia="Times New Roman" w:hAnsi="Aptos Display" w:cstheme="minorHAnsi"/>
-          <w:color w:val="000000"/>
-          <w:lang w:val="en-GB" w:eastAsia="ca-ES"/>
-        </w:rPr>
-        <w:t>C</w:t>
-      </w:r>
-      <w:r>
-        <w:rPr>
-          <w:rFonts w:ascii="Aptos Display" w:eastAsia="Times New Roman" w:hAnsi="Aptos Display" w:cstheme="minorHAnsi"/>
-          <w:color w:val="000000"/>
-          <w:lang w:val="en-GB" w:eastAsia="ca-ES"/>
-        </w:rPr>
-        <w:t xml:space="preserve">ontrol and </w:t>
-      </w:r>
-      <w:r>
-        <w:rPr>
-          <w:rFonts w:ascii="Aptos Display" w:eastAsia="Times New Roman" w:hAnsi="Aptos Display" w:cstheme="minorHAnsi"/>
-          <w:color w:val="000000"/>
-          <w:lang w:val="en-GB" w:eastAsia="ca-ES"/>
-        </w:rPr>
-        <w:t>C</w:t>
-      </w:r>
-      <w:r>
-        <w:rPr>
-          <w:rFonts w:ascii="Aptos Display" w:eastAsia="Times New Roman" w:hAnsi="Aptos Display" w:cstheme="minorHAnsi"/>
-          <w:color w:val="000000"/>
-          <w:lang w:val="en-GB" w:eastAsia="ca-ES"/>
-        </w:rPr>
-        <w:t>onstant temperature treatments and 6ml of distilled water</w:t>
-      </w:r>
-      <w:r>
-        <w:rPr>
-          <w:rFonts w:ascii="Aptos Display" w:eastAsia="Times New Roman" w:hAnsi="Aptos Display" w:cstheme="minorHAnsi"/>
-          <w:color w:val="000000"/>
-          <w:lang w:val="en-GB" w:eastAsia="ca-ES"/>
-        </w:rPr>
-        <w:t xml:space="preserve"> was added</w:t>
-      </w:r>
-      <w:r>
-        <w:rPr>
-          <w:rFonts w:ascii="Aptos Display" w:eastAsia="Times New Roman" w:hAnsi="Aptos Display" w:cstheme="minorHAnsi"/>
-          <w:color w:val="000000"/>
-          <w:lang w:val="en-GB" w:eastAsia="ca-ES"/>
-        </w:rPr>
-        <w:t>. We checked germination right after cold stratification pretreatment</w:t>
-      </w:r>
-      <w:r>
-        <w:rPr>
-          <w:rFonts w:ascii="Aptos Display" w:eastAsia="Times New Roman" w:hAnsi="Aptos Display" w:cstheme="minorHAnsi"/>
-          <w:color w:val="000000"/>
-          <w:lang w:val="en-GB" w:eastAsia="ca-ES"/>
-        </w:rPr>
-        <w:t xml:space="preserve">, and </w:t>
-      </w:r>
-      <w:r>
-        <w:rPr>
-          <w:rFonts w:ascii="Aptos Display" w:eastAsia="Times New Roman" w:hAnsi="Aptos Display" w:cstheme="minorHAnsi"/>
-          <w:color w:val="000000"/>
-          <w:lang w:val="en-GB" w:eastAsia="ca-ES"/>
-        </w:rPr>
-        <w:t>ten</w:t>
-      </w:r>
-      <w:r>
-        <w:rPr>
-          <w:rFonts w:ascii="Aptos Display" w:eastAsia="Times New Roman" w:hAnsi="Aptos Display" w:cstheme="minorHAnsi"/>
-          <w:color w:val="000000"/>
-          <w:lang w:val="en-GB" w:eastAsia="ca-ES"/>
-        </w:rPr>
-        <w:t xml:space="preserve"> species </w:t>
-      </w:r>
-      <w:r>
-        <w:rPr>
-          <w:rFonts w:ascii="Aptos Display" w:eastAsia="Times New Roman" w:hAnsi="Aptos Display" w:cstheme="minorHAnsi"/>
-          <w:color w:val="000000"/>
-          <w:lang w:val="en-GB" w:eastAsia="ca-ES"/>
-        </w:rPr>
-        <w:t xml:space="preserve">had more than </w:t>
-      </w:r>
-      <w:r>
-        <w:rPr>
-          <w:rFonts w:ascii="Aptos Display" w:eastAsia="Times New Roman" w:hAnsi="Aptos Display" w:cstheme="minorHAnsi"/>
-          <w:color w:val="000000"/>
-          <w:lang w:val="en-GB" w:eastAsia="ca-ES"/>
-        </w:rPr>
-        <w:t>5</w:t>
-      </w:r>
-      <w:r>
-        <w:rPr>
-          <w:rFonts w:ascii="Aptos Display" w:eastAsia="Times New Roman" w:hAnsi="Aptos Display" w:cstheme="minorHAnsi"/>
-          <w:color w:val="000000"/>
-          <w:lang w:val="en-GB" w:eastAsia="ca-ES"/>
-        </w:rPr>
-        <w:t>0% germination</w:t>
-      </w:r>
-      <w:r>
-        <w:rPr>
-          <w:rFonts w:ascii="Aptos Display" w:eastAsia="Times New Roman" w:hAnsi="Aptos Display" w:cstheme="minorHAnsi"/>
-          <w:color w:val="000000"/>
-          <w:lang w:val="en-GB" w:eastAsia="ca-ES"/>
-        </w:rPr>
-        <w:t xml:space="preserve">. Those species </w:t>
-      </w:r>
-      <w:r>
-        <w:rPr>
-          <w:rFonts w:ascii="Aptos Display" w:eastAsia="Times New Roman" w:hAnsi="Aptos Display" w:cstheme="minorHAnsi"/>
-          <w:color w:val="000000"/>
-          <w:lang w:val="en-GB" w:eastAsia="ca-ES"/>
-        </w:rPr>
-        <w:t xml:space="preserve">germination </w:t>
-      </w:r>
-      <w:r>
-        <w:rPr>
-          <w:rFonts w:ascii="Aptos Display" w:eastAsia="Times New Roman" w:hAnsi="Aptos Display" w:cstheme="minorHAnsi"/>
-          <w:color w:val="000000"/>
-          <w:lang w:val="en-GB" w:eastAsia="ca-ES"/>
-        </w:rPr>
-        <w:t xml:space="preserve">records were only used to analyse the response to cold stratification but </w:t>
-      </w:r>
-      <w:r>
-        <w:rPr>
-          <w:rFonts w:ascii="Aptos Display" w:eastAsia="Times New Roman" w:hAnsi="Aptos Display" w:cstheme="minorHAnsi"/>
-          <w:color w:val="000000"/>
-          <w:lang w:val="en-GB" w:eastAsia="ca-ES"/>
-        </w:rPr>
-        <w:t>will not be in</w:t>
-      </w:r>
-      <w:r>
-        <w:rPr>
-          <w:rFonts w:ascii="Aptos Display" w:eastAsia="Times New Roman" w:hAnsi="Aptos Display" w:cstheme="minorHAnsi"/>
-          <w:color w:val="000000"/>
-          <w:lang w:val="en-GB" w:eastAsia="ca-ES"/>
-        </w:rPr>
-        <w:t xml:space="preserve"> the analysis of</w:t>
-      </w:r>
-      <w:r>
-        <w:rPr>
-          <w:rFonts w:ascii="Aptos Display" w:eastAsia="Times New Roman" w:hAnsi="Aptos Display" w:cstheme="minorHAnsi"/>
-          <w:color w:val="000000"/>
-          <w:lang w:val="en-GB" w:eastAsia="ca-ES"/>
-        </w:rPr>
-        <w:t xml:space="preserve"> the response to </w:t>
-      </w:r>
-      <w:r>
-        <w:rPr>
-          <w:rFonts w:ascii="Aptos Display" w:eastAsia="Times New Roman" w:hAnsi="Aptos Display" w:cstheme="minorHAnsi"/>
-          <w:color w:val="000000"/>
-          <w:lang w:val="en-GB" w:eastAsia="ca-ES"/>
-        </w:rPr>
-        <w:t>germination signals and water stress</w:t>
+        <w:t>,</w:t>
+      </w:r>
+      <w:r>
+        <w:rPr>
+          <w:rFonts w:ascii="Aptos Display" w:eastAsia="Times New Roman" w:hAnsi="Aptos Display" w:cstheme="minorHAnsi"/>
+          <w:color w:val="000000"/>
+          <w:lang w:val="en-GB" w:eastAsia="ca-ES"/>
+        </w:rPr>
+        <w:t xml:space="preserve"> </w:t>
+      </w:r>
+      <w:r>
+        <w:rPr>
+          <w:rFonts w:ascii="Aptos Display" w:eastAsia="Times New Roman" w:hAnsi="Aptos Display" w:cstheme="minorHAnsi"/>
+          <w:color w:val="000000"/>
+          <w:lang w:val="en-GB" w:eastAsia="ca-ES"/>
+        </w:rPr>
+        <w:t xml:space="preserve">assuming we could not break dormancy or the seed quality during collection was not optimal. </w:t>
+      </w:r>
+      <w:r>
+        <w:rPr>
+          <w:rFonts w:ascii="Aptos Display" w:eastAsia="Times New Roman" w:hAnsi="Aptos Display" w:cstheme="minorHAnsi"/>
+          <w:color w:val="000000"/>
+          <w:lang w:val="en-GB" w:eastAsia="ca-ES"/>
+        </w:rPr>
+        <w:t>To study germination signals</w:t>
+      </w:r>
+      <w:r>
+        <w:rPr>
+          <w:rFonts w:ascii="Aptos Display" w:eastAsia="Times New Roman" w:hAnsi="Aptos Display" w:cstheme="minorHAnsi"/>
+          <w:color w:val="000000"/>
+          <w:lang w:val="en-GB" w:eastAsia="ca-ES"/>
+        </w:rPr>
+        <w:t>,</w:t>
+      </w:r>
+      <w:r>
+        <w:rPr>
+          <w:rFonts w:ascii="Aptos Display" w:eastAsia="Times New Roman" w:hAnsi="Aptos Display" w:cstheme="minorHAnsi"/>
+          <w:color w:val="000000"/>
+          <w:lang w:val="en-GB" w:eastAsia="ca-ES"/>
+        </w:rPr>
+        <w:t xml:space="preserve"> we removed t</w:t>
+      </w:r>
+      <w:r>
+        <w:rPr>
+          <w:rFonts w:ascii="Aptos Display" w:eastAsia="Times New Roman" w:hAnsi="Aptos Display" w:cstheme="minorHAnsi"/>
+          <w:color w:val="000000"/>
+          <w:lang w:val="en-GB" w:eastAsia="ca-ES"/>
+        </w:rPr>
+        <w:t xml:space="preserve">hose </w:t>
+      </w:r>
+      <w:r>
+        <w:rPr>
+          <w:rFonts w:ascii="Aptos Display" w:eastAsia="Times New Roman" w:hAnsi="Aptos Display" w:cstheme="minorHAnsi"/>
+          <w:color w:val="000000"/>
+          <w:lang w:val="en-GB" w:eastAsia="ca-ES"/>
+        </w:rPr>
+        <w:t xml:space="preserve">species </w:t>
+      </w:r>
+      <w:r>
+        <w:rPr>
+          <w:rFonts w:ascii="Aptos Display" w:eastAsia="Times New Roman" w:hAnsi="Aptos Display" w:cstheme="minorHAnsi"/>
+          <w:color w:val="000000"/>
+          <w:lang w:val="en-GB" w:eastAsia="ca-ES"/>
+        </w:rPr>
+        <w:t xml:space="preserve">that </w:t>
+      </w:r>
+      <w:r>
+        <w:rPr>
+          <w:rFonts w:ascii="Aptos Display" w:eastAsia="Times New Roman" w:hAnsi="Aptos Display" w:cstheme="minorHAnsi"/>
+          <w:color w:val="000000"/>
+          <w:lang w:val="en-GB" w:eastAsia="ca-ES"/>
+        </w:rPr>
+        <w:t>only germinated during cold stratification (n = 2, from the Mediterranean alpine</w:t>
+      </w:r>
+      <w:r>
+        <w:rPr>
+          <w:rFonts w:ascii="Aptos Display" w:eastAsia="Times New Roman" w:hAnsi="Aptos Display" w:cstheme="minorHAnsi"/>
+          <w:color w:val="000000"/>
+          <w:lang w:val="en-GB" w:eastAsia="ca-ES"/>
+        </w:rPr>
+        <w:t xml:space="preserve"> habitat)</w:t>
+      </w:r>
+      <w:r>
+        <w:rPr>
+          <w:rFonts w:ascii="Aptos Display" w:eastAsia="Times New Roman" w:hAnsi="Aptos Display" w:cstheme="minorHAnsi"/>
+          <w:color w:val="000000"/>
+          <w:lang w:val="en-GB" w:eastAsia="ca-ES"/>
+        </w:rPr>
+        <w:t xml:space="preserve"> and those with &gt;50% germination</w:t>
+      </w:r>
+      <w:r>
+        <w:rPr>
+          <w:rFonts w:ascii="Aptos Display" w:eastAsia="Times New Roman" w:hAnsi="Aptos Display" w:cstheme="minorHAnsi"/>
+          <w:color w:val="000000"/>
+          <w:lang w:val="en-GB" w:eastAsia="ca-ES"/>
+        </w:rPr>
+        <w:t xml:space="preserve"> during cold stratification (n = 10, </w:t>
+      </w:r>
+      <w:r>
+        <w:rPr>
+          <w:rFonts w:ascii="Aptos Display" w:eastAsia="Times New Roman" w:hAnsi="Aptos Display" w:cstheme="minorHAnsi"/>
+          <w:color w:val="000000"/>
+          <w:lang w:val="en-GB" w:eastAsia="ca-ES"/>
+        </w:rPr>
+        <w:t>7 from the Mediterranean alpine and 3 from the temperate alpine</w:t>
+      </w:r>
+      <w:r>
+        <w:rPr>
+          <w:rFonts w:ascii="Aptos Display" w:eastAsia="Times New Roman" w:hAnsi="Aptos Display" w:cstheme="minorHAnsi"/>
+          <w:color w:val="000000"/>
+          <w:lang w:val="en-GB" w:eastAsia="ca-ES"/>
+        </w:rPr>
+        <w:t>)</w:t>
+      </w:r>
+      <w:r>
+        <w:rPr>
+          <w:rFonts w:ascii="Aptos Display" w:eastAsia="Times New Roman" w:hAnsi="Aptos Display" w:cstheme="minorHAnsi"/>
+          <w:color w:val="000000"/>
+          <w:lang w:val="en-GB" w:eastAsia="ca-ES"/>
+        </w:rPr>
+        <w:t xml:space="preserve">, assuming those species </w:t>
+      </w:r>
+      <w:r>
+        <w:rPr>
+          <w:rFonts w:ascii="Aptos Display" w:eastAsia="Times New Roman" w:hAnsi="Aptos Display" w:cstheme="minorHAnsi"/>
+          <w:color w:val="000000"/>
+          <w:lang w:val="en-GB" w:eastAsia="ca-ES"/>
+        </w:rPr>
+        <w:t>can</w:t>
+      </w:r>
+      <w:r>
+        <w:rPr>
+          <w:rFonts w:ascii="Aptos Display" w:eastAsia="Times New Roman" w:hAnsi="Aptos Display" w:cstheme="minorHAnsi"/>
+          <w:color w:val="000000"/>
+          <w:lang w:val="en-GB" w:eastAsia="ca-ES"/>
+        </w:rPr>
+        <w:t xml:space="preserve"> germinate under snow </w:t>
+      </w:r>
+      <w:r>
+        <w:rPr>
+          <w:rFonts w:ascii="Aptos Display" w:eastAsia="Times New Roman" w:hAnsi="Aptos Display" w:cstheme="minorHAnsi"/>
+          <w:color w:val="000000"/>
+          <w:lang w:val="en-GB" w:eastAsia="ca-ES"/>
+        </w:rPr>
+        <w:t>and</w:t>
+      </w:r>
+      <w:r>
+        <w:rPr>
+          <w:rFonts w:ascii="Aptos Display" w:eastAsia="Times New Roman" w:hAnsi="Aptos Display" w:cstheme="minorHAnsi"/>
+          <w:color w:val="000000"/>
+          <w:lang w:val="en-GB" w:eastAsia="ca-ES"/>
+        </w:rPr>
+        <w:t xml:space="preserve"> their </w:t>
+      </w:r>
+      <w:r>
+        <w:rPr>
+          <w:rFonts w:ascii="Aptos Display" w:eastAsia="Times New Roman" w:hAnsi="Aptos Display" w:cstheme="minorHAnsi"/>
+          <w:color w:val="000000"/>
+          <w:lang w:val="en-GB" w:eastAsia="ca-ES"/>
+        </w:rPr>
+        <w:t>germination ecology is</w:t>
+      </w:r>
+      <w:r>
+        <w:rPr>
+          <w:rFonts w:ascii="Aptos Display" w:eastAsia="Times New Roman" w:hAnsi="Aptos Display" w:cstheme="minorHAnsi"/>
+          <w:color w:val="000000"/>
+          <w:lang w:val="en-GB" w:eastAsia="ca-ES"/>
+        </w:rPr>
+        <w:t xml:space="preserve"> </w:t>
+      </w:r>
+      <w:r>
+        <w:rPr>
+          <w:rFonts w:ascii="Aptos Display" w:eastAsia="Times New Roman" w:hAnsi="Aptos Display" w:cstheme="minorHAnsi"/>
+          <w:color w:val="000000"/>
+          <w:lang w:val="en-GB" w:eastAsia="ca-ES"/>
+        </w:rPr>
+        <w:t xml:space="preserve">thus </w:t>
+      </w:r>
+      <w:r>
+        <w:rPr>
+          <w:rFonts w:ascii="Aptos Display" w:eastAsia="Times New Roman" w:hAnsi="Aptos Display" w:cstheme="minorHAnsi"/>
+          <w:color w:val="000000"/>
+          <w:lang w:val="en-GB" w:eastAsia="ca-ES"/>
+        </w:rPr>
+        <w:t xml:space="preserve">not </w:t>
+      </w:r>
+      <w:r>
+        <w:rPr>
+          <w:rFonts w:ascii="Aptos Display" w:eastAsia="Times New Roman" w:hAnsi="Aptos Display" w:cstheme="minorHAnsi"/>
+          <w:color w:val="000000"/>
+          <w:lang w:val="en-GB" w:eastAsia="ca-ES"/>
+        </w:rPr>
+        <w:t>limited by the germinat</w:t>
+      </w:r>
+      <w:r>
+        <w:rPr>
+          <w:rFonts w:ascii="Aptos Display" w:eastAsia="Times New Roman" w:hAnsi="Aptos Display" w:cstheme="minorHAnsi"/>
+          <w:color w:val="000000"/>
+          <w:lang w:val="en-GB" w:eastAsia="ca-ES"/>
+        </w:rPr>
+        <w:t xml:space="preserve">ion </w:t>
+      </w:r>
+      <w:r>
+        <w:rPr>
+          <w:rFonts w:ascii="Aptos Display" w:eastAsia="Times New Roman" w:hAnsi="Aptos Display" w:cstheme="minorHAnsi"/>
+          <w:color w:val="000000"/>
+          <w:lang w:val="en-GB" w:eastAsia="ca-ES"/>
+        </w:rPr>
+        <w:t>signals</w:t>
+      </w:r>
+      <w:r>
+        <w:rPr>
+          <w:rFonts w:ascii="Aptos Display" w:eastAsia="Times New Roman" w:hAnsi="Aptos Display" w:cstheme="minorHAnsi"/>
+          <w:color w:val="000000"/>
+          <w:lang w:val="en-GB" w:eastAsia="ca-ES"/>
+        </w:rPr>
+        <w:t xml:space="preserve"> experienced later in the season</w:t>
       </w:r>
       <w:r>
         <w:rPr>
@@ -6172,296 +7369,39 @@
           <w:color w:val="000000"/>
           <w:lang w:val="en-GB" w:eastAsia="ca-ES"/>
         </w:rPr>
-        <w:t xml:space="preserve">Germination treatments were programmed in three </w:t>
-      </w:r>
-      <w:r>
-        <w:rPr>
-          <w:rFonts w:ascii="Aptos Display" w:hAnsi="Aptos Display" w:cstheme="minorHAnsi"/>
-          <w:lang w:val="en-GB"/>
-        </w:rPr>
-        <w:t xml:space="preserve">Aralab incubators (Aralab climatic chamber Fitoclima S600 PL, equipped with 4 led modules 11W 350mA) configured using Fitolog 9000 software (version 9308, Aralab Pharmaceutical Stability software) and </w:t>
-      </w:r>
-      <w:r>
-        <w:rPr>
-          <w:rFonts w:ascii="Aptos Display" w:hAnsi="Aptos Display" w:cstheme="minorHAnsi"/>
-          <w:highlight w:val="yellow"/>
-          <w:lang w:val="en-GB"/>
-        </w:rPr>
-        <w:t>one incubation chamber (BOS, details Edu?)</w:t>
-      </w:r>
-      <w:r>
-        <w:rPr>
-          <w:rFonts w:ascii="Aptos Display" w:eastAsia="Times New Roman" w:hAnsi="Aptos Display" w:cstheme="minorHAnsi"/>
-          <w:color w:val="000000"/>
-          <w:lang w:val="en-GB" w:eastAsia="ca-ES"/>
-        </w:rPr>
-        <w:t>.</w:t>
-      </w:r>
-      <w:r>
-        <w:rPr>
-          <w:rFonts w:ascii="Aptos Display" w:hAnsi="Aptos Display"/>
-          <w:lang w:val="en-GB"/>
-        </w:rPr>
-        <w:t xml:space="preserve"> </w:t>
-      </w:r>
-      <w:r>
-        <w:rPr>
-          <w:rFonts w:ascii="Aptos Display" w:hAnsi="Aptos Display" w:cstheme="minorHAnsi"/>
-          <w:lang w:val="en-GB"/>
-        </w:rPr>
-        <w:t>We checked germination</w:t>
-      </w:r>
-      <w:r>
-        <w:rPr>
-          <w:rFonts w:ascii="Aptos Display" w:eastAsia="Times New Roman" w:hAnsi="Aptos Display" w:cstheme="minorHAnsi"/>
-          <w:color w:val="000000"/>
-          <w:lang w:val="en-GB" w:eastAsia="ca-ES"/>
-        </w:rPr>
-        <w:t xml:space="preserve"> </w:t>
-      </w:r>
-      <w:r>
-        <w:rPr>
-          <w:rFonts w:ascii="Aptos Display" w:hAnsi="Aptos Display" w:cstheme="minorHAnsi"/>
-          <w:lang w:val="en-GB"/>
-        </w:rPr>
-        <w:t xml:space="preserve">weekly, removing germinated seeds from the Petri dishes </w:t>
-      </w:r>
-      <w:r>
-        <w:rPr>
-          <w:rFonts w:ascii="Aptos Display" w:eastAsia="Times New Roman" w:hAnsi="Aptos Display" w:cstheme="minorHAnsi"/>
-          <w:color w:val="000000"/>
-          <w:lang w:val="en-GB" w:eastAsia="ca-ES"/>
-        </w:rPr>
-        <w:t>(radicle &gt; 1.5 mm long),</w:t>
-      </w:r>
-      <w:r>
-        <w:rPr>
-          <w:rFonts w:ascii="Aptos Display" w:hAnsi="Aptos Display" w:cstheme="minorHAnsi"/>
-          <w:lang w:val="en-GB"/>
-        </w:rPr>
-        <w:t xml:space="preserve"> for 6 weeks</w:t>
-      </w:r>
-      <w:r>
-        <w:rPr>
-          <w:rFonts w:ascii="Aptos Display" w:eastAsia="Times New Roman" w:hAnsi="Aptos Display" w:cstheme="minorHAnsi"/>
-          <w:color w:val="000000"/>
-          <w:lang w:val="en-GB" w:eastAsia="ca-ES"/>
-        </w:rPr>
-        <w:t>. At the end of the experiment, we cut open non-germinated seeds under a binocular stereoscope to visually assess if they were empty, infected, or seemed normal. We considered seeds</w:t>
-      </w:r>
-      <w:r>
-        <w:rPr>
-          <w:rFonts w:ascii="Aptos Display" w:hAnsi="Aptos Display" w:cstheme="minorHAnsi"/>
-          <w:color w:val="000000"/>
-          <w:lang w:val="en-GB"/>
-        </w:rPr>
-        <w:t xml:space="preserve"> with white and firm embryos viable, i.e. potentially </w:t>
-      </w:r>
-      <w:r>
-        <w:rPr>
-          <w:rFonts w:ascii="Aptos Display" w:hAnsi="Aptos Display" w:cstheme="minorHAnsi"/>
-          <w:color w:val="000000"/>
-          <w:lang w:val="en-GB"/>
-        </w:rPr>
-        <w:lastRenderedPageBreak/>
-        <w:t xml:space="preserve">germinable </w:t>
-      </w:r>
-      <w:r>
-        <w:rPr>
-          <w:rFonts w:ascii="Aptos Display" w:hAnsi="Aptos Display" w:cstheme="minorHAnsi"/>
-          <w:color w:val="000000"/>
-          <w:lang w:val="en-GB"/>
-        </w:rPr>
-        <w:fldChar w:fldCharType="begin" w:fldLock="1"/>
-      </w:r>
-      <w:r>
-        <w:rPr>
-          <w:rFonts w:ascii="Aptos Display" w:hAnsi="Aptos Display" w:cstheme="minorHAnsi"/>
-          <w:color w:val="000000"/>
-          <w:lang w:val="en-GB"/>
-        </w:rPr>
-        <w:instrText>ADDIN CSL_CITATION {"citationItems":[{"id":"ITEM-1","itemData":{"DOI":"10.1016/B978-0-12-416677-6.00001-9","ISBN":"978-0-12-416677-6","abstract":"This book covers the present state of knowledge of the ecology, biogeography and evolution of whole-seed dormancy and germination, and it synthesizes available information on these topics for more than 14,000 species. The first chapter explains the meaning of seed germination ecology, provides an overview of the general kinds of information needed to understand the seed germination ecology of a species and comments on the values of such studies. Also, attention is given to reasons why this book on seed germination is needed, and how it differs from previous ones written on various aspects of seeds.","author":[{"dropping-particle":"","family":"Baskin","given":"Carol C.","non-dropping-particle":"","parse-names":false,"suffix":""},{"dropping-particle":"","family":"Baskin","given":"Jerry M.","non-dropping-particle":"","parse-names":false,"suffix":""}],"container-title":"Seeds","edition":"2nd Editio","id":"ITEM-1","issued":{"date-parts":[["2014","1","1"]]},"publisher":"Academic Press","publisher-place":"San Diego, CA, USA","title":"Seeds. Ecology, Biogeography and Evolution of Dormancy and Germination","type":"book"},"uris":["http://www.mendeley.com/documents/?uuid=a147d983-47ad-3113-ac22-f9e2c3bbcc32"]}],"mendeley":{"formattedCitation":"(Baskin and Baskin, 2014)","plainTextFormattedCitation":"(Baskin and Baskin, 2014)","previouslyFormattedCitation":"(Baskin and Baskin, 2014)"},"properties":{"noteIndex":0},"schema":"https://github.com/citation-style-language/schema/raw/master/csl-citation.json"}</w:instrText>
-      </w:r>
-      <w:r>
-        <w:rPr>
-          <w:rFonts w:ascii="Aptos Display" w:hAnsi="Aptos Display" w:cstheme="minorHAnsi"/>
-          <w:color w:val="000000"/>
-          <w:lang w:val="en-GB"/>
-        </w:rPr>
-        <w:fldChar w:fldCharType="separate"/>
-      </w:r>
-      <w:r>
-        <w:rPr>
-          <w:rFonts w:ascii="Aptos Display" w:hAnsi="Aptos Display" w:cstheme="minorHAnsi"/>
-          <w:noProof/>
-          <w:color w:val="000000"/>
-          <w:lang w:val="en-GB"/>
-        </w:rPr>
-        <w:t>(Baskin and Baskin, 2014)</w:t>
-      </w:r>
-      <w:r>
-        <w:rPr>
-          <w:rFonts w:ascii="Aptos Display" w:hAnsi="Aptos Display" w:cstheme="minorHAnsi"/>
-          <w:color w:val="000000"/>
-          <w:lang w:val="en-GB"/>
-        </w:rPr>
-        <w:fldChar w:fldCharType="end"/>
-      </w:r>
-      <w:r>
-        <w:rPr>
-          <w:rFonts w:ascii="Aptos Display" w:hAnsi="Aptos Display" w:cstheme="minorHAnsi"/>
-          <w:color w:val="000000"/>
-          <w:lang w:val="en-GB"/>
-        </w:rPr>
-        <w:t xml:space="preserve">, and removed empty or infected seeds from germination calculations. </w:t>
-      </w:r>
-      <w:r>
-        <w:rPr>
-          <w:rFonts w:ascii="Aptos Display" w:eastAsia="Times New Roman" w:hAnsi="Aptos Display" w:cstheme="minorHAnsi"/>
-          <w:color w:val="000000"/>
-          <w:lang w:val="en-GB" w:eastAsia="ca-ES"/>
-        </w:rPr>
-        <w:t>The</w:t>
-      </w:r>
-      <w:r>
-        <w:rPr>
-          <w:rFonts w:ascii="Aptos Display" w:hAnsi="Aptos Display" w:cstheme="minorHAnsi"/>
-          <w:lang w:val="en-GB"/>
-        </w:rPr>
-        <w:t xml:space="preserve"> final raw dataset (</w:t>
-      </w:r>
-      <w:r>
-        <w:rPr>
-          <w:rFonts w:ascii="Aptos Display" w:hAnsi="Aptos Display" w:cstheme="minorHAnsi"/>
-          <w:highlight w:val="yellow"/>
-          <w:lang w:val="en-GB"/>
-        </w:rPr>
-        <w:t>Supporting information Table S1</w:t>
-      </w:r>
-      <w:r>
-        <w:rPr>
-          <w:rFonts w:ascii="Aptos Display" w:hAnsi="Aptos Display" w:cstheme="minorHAnsi"/>
-          <w:lang w:val="en-GB"/>
-        </w:rPr>
-        <w:t>) consisted of the raw scoring data for 56 species (57 seed lots) representing 21 plant families. A total of 18,</w:t>
-      </w:r>
-      <w:r>
-        <w:rPr>
-          <w:rFonts w:ascii="Aptos Display" w:hAnsi="Aptos Display" w:cstheme="minorHAnsi"/>
-          <w:lang w:val="en-GB"/>
-        </w:rPr>
-        <w:t xml:space="preserve">694 </w:t>
-      </w:r>
-      <w:r>
-        <w:rPr>
-          <w:rFonts w:ascii="Aptos Display" w:hAnsi="Aptos Display" w:cstheme="minorHAnsi"/>
-          <w:lang w:val="en-GB"/>
-        </w:rPr>
-        <w:t>viable seeds were used in the experiment. For analysis, w</w:t>
-      </w:r>
-      <w:r>
-        <w:rPr>
-          <w:rFonts w:ascii="Aptos Display" w:hAnsi="Aptos Display" w:cstheme="minorHAnsi"/>
-          <w:color w:val="000000"/>
-          <w:lang w:val="en-GB"/>
-        </w:rPr>
-        <w:t>e removed species</w:t>
-      </w:r>
-      <w:r>
-        <w:rPr>
-          <w:rFonts w:ascii="Aptos Display" w:eastAsia="Times New Roman" w:hAnsi="Aptos Display" w:cstheme="minorHAnsi"/>
-          <w:color w:val="000000"/>
-          <w:lang w:val="en-GB" w:eastAsia="ca-ES"/>
-        </w:rPr>
-        <w:t xml:space="preserve"> with zero germination</w:t>
-      </w:r>
-      <w:r>
-        <w:rPr>
-          <w:rFonts w:ascii="Aptos Display" w:eastAsia="Times New Roman" w:hAnsi="Aptos Display" w:cstheme="minorHAnsi"/>
-          <w:color w:val="000000"/>
-          <w:lang w:val="en-GB" w:eastAsia="ca-ES"/>
-        </w:rPr>
-        <w:t xml:space="preserve"> across all treatments </w:t>
-      </w:r>
-      <w:r>
-        <w:rPr>
-          <w:rFonts w:ascii="Aptos Display" w:eastAsia="Times New Roman" w:hAnsi="Aptos Display" w:cstheme="minorHAnsi"/>
-          <w:color w:val="000000"/>
-          <w:lang w:val="en-GB" w:eastAsia="ca-ES"/>
-        </w:rPr>
-        <w:t>(n</w:t>
-      </w:r>
-      <w:r>
-        <w:rPr>
-          <w:rFonts w:ascii="Aptos Display" w:eastAsia="Times New Roman" w:hAnsi="Aptos Display" w:cstheme="minorHAnsi"/>
-          <w:color w:val="000000"/>
-          <w:lang w:val="en-GB" w:eastAsia="ca-ES"/>
-        </w:rPr>
-        <w:t xml:space="preserve"> </w:t>
-      </w:r>
-      <w:r>
-        <w:rPr>
-          <w:rFonts w:ascii="Aptos Display" w:eastAsia="Times New Roman" w:hAnsi="Aptos Display" w:cstheme="minorHAnsi"/>
-          <w:color w:val="000000"/>
-          <w:lang w:val="en-GB" w:eastAsia="ca-ES"/>
-        </w:rPr>
-        <w:t>=</w:t>
-      </w:r>
-      <w:r>
-        <w:rPr>
-          <w:rFonts w:ascii="Aptos Display" w:eastAsia="Times New Roman" w:hAnsi="Aptos Display" w:cstheme="minorHAnsi"/>
-          <w:color w:val="000000"/>
-          <w:lang w:val="en-GB" w:eastAsia="ca-ES"/>
-        </w:rPr>
-        <w:t xml:space="preserve"> </w:t>
-      </w:r>
-      <w:r>
-        <w:rPr>
-          <w:rFonts w:ascii="Aptos Display" w:eastAsia="Times New Roman" w:hAnsi="Aptos Display" w:cstheme="minorHAnsi"/>
-          <w:color w:val="000000"/>
-          <w:lang w:val="en-GB" w:eastAsia="ca-ES"/>
-        </w:rPr>
-        <w:t>7</w:t>
-      </w:r>
-      <w:r>
-        <w:rPr>
-          <w:rFonts w:ascii="Aptos Display" w:eastAsia="Times New Roman" w:hAnsi="Aptos Display" w:cstheme="minorHAnsi"/>
-          <w:color w:val="000000"/>
-          <w:lang w:val="en-GB" w:eastAsia="ca-ES"/>
-        </w:rPr>
-        <w:t xml:space="preserve">, </w:t>
-      </w:r>
-      <w:r>
-        <w:rPr>
-          <w:rFonts w:ascii="Aptos Display" w:eastAsia="Times New Roman" w:hAnsi="Aptos Display" w:cstheme="minorHAnsi"/>
-          <w:color w:val="000000"/>
-          <w:lang w:val="en-GB" w:eastAsia="ca-ES"/>
-        </w:rPr>
-        <w:t>all from the</w:t>
-      </w:r>
-      <w:r>
-        <w:rPr>
-          <w:rFonts w:ascii="Aptos Display" w:eastAsia="Times New Roman" w:hAnsi="Aptos Display" w:cstheme="minorHAnsi"/>
-          <w:color w:val="000000"/>
-          <w:lang w:val="en-GB" w:eastAsia="ca-ES"/>
-        </w:rPr>
-        <w:t xml:space="preserve"> Temperate </w:t>
-      </w:r>
-      <w:r>
-        <w:rPr>
-          <w:rFonts w:ascii="Aptos Display" w:eastAsia="Times New Roman" w:hAnsi="Aptos Display" w:cstheme="minorHAnsi"/>
-          <w:color w:val="000000"/>
-          <w:lang w:val="en-GB" w:eastAsia="ca-ES"/>
-        </w:rPr>
-        <w:t xml:space="preserve">alpine </w:t>
-      </w:r>
-      <w:r>
-        <w:rPr>
-          <w:rFonts w:ascii="Aptos Display" w:eastAsia="Times New Roman" w:hAnsi="Aptos Display" w:cstheme="minorHAnsi"/>
-          <w:color w:val="000000"/>
-          <w:lang w:val="en-GB" w:eastAsia="ca-ES"/>
-        </w:rPr>
-        <w:t>habitat</w:t>
+        <w:t>Lastly</w:t>
+      </w:r>
+      <w:r>
+        <w:rPr>
+          <w:rFonts w:ascii="Aptos Display" w:eastAsia="Times New Roman" w:hAnsi="Aptos Display" w:cstheme="minorHAnsi"/>
+          <w:color w:val="000000"/>
+          <w:lang w:val="en-GB" w:eastAsia="ca-ES"/>
+        </w:rPr>
+        <w:t>, to test the effect of water stress</w:t>
+      </w:r>
+      <w:r>
+        <w:rPr>
+          <w:rFonts w:ascii="Aptos Display" w:eastAsia="Times New Roman" w:hAnsi="Aptos Display" w:cstheme="minorHAnsi"/>
+          <w:color w:val="000000"/>
+          <w:lang w:val="en-GB" w:eastAsia="ca-ES"/>
+        </w:rPr>
+        <w:t>, we additionally removed 5 species</w:t>
+      </w:r>
+      <w:r>
+        <w:rPr>
+          <w:rFonts w:ascii="Aptos Display" w:eastAsia="Times New Roman" w:hAnsi="Aptos Display" w:cstheme="minorHAnsi"/>
+          <w:color w:val="000000"/>
+          <w:lang w:val="en-GB" w:eastAsia="ca-ES"/>
+        </w:rPr>
+        <w:t xml:space="preserve"> (</w:t>
+      </w:r>
+      <w:r>
+        <w:rPr>
+          <w:rFonts w:ascii="Aptos Display" w:eastAsia="Times New Roman" w:hAnsi="Aptos Display" w:cstheme="minorHAnsi"/>
+          <w:color w:val="000000"/>
+          <w:lang w:val="en-GB" w:eastAsia="ca-ES"/>
+        </w:rPr>
+        <w:t>all from the temperate alpine</w:t>
       </w:r>
       <w:r>
         <w:rPr>
@@ -6477,55 +7417,15 @@
           <w:color w:val="000000"/>
           <w:lang w:val="en-GB" w:eastAsia="ca-ES"/>
         </w:rPr>
-        <w:t xml:space="preserve"> and those only germinated during cold stratification (n = 2, from the Mediterranean alpine</w:t>
-      </w:r>
-      <w:r>
-        <w:rPr>
-          <w:rFonts w:ascii="Aptos Display" w:eastAsia="Times New Roman" w:hAnsi="Aptos Display" w:cstheme="minorHAnsi"/>
-          <w:color w:val="000000"/>
-          <w:lang w:val="en-GB" w:eastAsia="ca-ES"/>
-        </w:rPr>
-        <w:t xml:space="preserve"> habitat)</w:t>
-      </w:r>
-      <w:r>
-        <w:rPr>
-          <w:rFonts w:ascii="Aptos Display" w:eastAsia="Times New Roman" w:hAnsi="Aptos Display" w:cstheme="minorHAnsi"/>
-          <w:color w:val="000000"/>
-          <w:lang w:val="en-GB" w:eastAsia="ca-ES"/>
-        </w:rPr>
-        <w:t>,</w:t>
-      </w:r>
-      <w:r>
-        <w:rPr>
-          <w:rFonts w:ascii="Aptos Display" w:eastAsia="Times New Roman" w:hAnsi="Aptos Display" w:cstheme="minorHAnsi"/>
-          <w:color w:val="000000"/>
-          <w:lang w:val="en-GB" w:eastAsia="ca-ES"/>
-        </w:rPr>
-        <w:t xml:space="preserve"> assuming we </w:t>
-      </w:r>
-      <w:r>
-        <w:rPr>
-          <w:rFonts w:ascii="Aptos Display" w:eastAsia="Times New Roman" w:hAnsi="Aptos Display" w:cstheme="minorHAnsi"/>
-          <w:color w:val="000000"/>
-          <w:lang w:val="en-GB" w:eastAsia="ca-ES"/>
-        </w:rPr>
-        <w:t>could not</w:t>
-      </w:r>
-      <w:r>
-        <w:rPr>
-          <w:rFonts w:ascii="Aptos Display" w:eastAsia="Times New Roman" w:hAnsi="Aptos Display" w:cstheme="minorHAnsi"/>
-          <w:color w:val="000000"/>
-          <w:lang w:val="en-GB" w:eastAsia="ca-ES"/>
-        </w:rPr>
-        <w:t xml:space="preserve"> break dormancy or the seed quality during collection was not optimal. </w:t>
-      </w:r>
-      <w:r>
-        <w:rPr>
-          <w:rFonts w:ascii="Aptos Display" w:eastAsia="Times New Roman" w:hAnsi="Aptos Display" w:cstheme="minorHAnsi"/>
-          <w:color w:val="000000"/>
-          <w:lang w:val="en-GB" w:eastAsia="ca-ES"/>
-        </w:rPr>
-        <w:t xml:space="preserve">Additionally, to test the effect of water stress we additionally removed 5 species that did not germinate neither in Control or under Water stress. </w:t>
+        <w:t xml:space="preserve"> that did not germinate either</w:t>
+      </w:r>
+      <w:r>
+        <w:rPr>
+          <w:rFonts w:ascii="Aptos Display" w:eastAsia="Times New Roman" w:hAnsi="Aptos Display" w:cstheme="minorHAnsi"/>
+          <w:color w:val="000000"/>
+          <w:lang w:val="en-GB" w:eastAsia="ca-ES"/>
+        </w:rPr>
+        <w:t xml:space="preserve"> in Control or under Water stress. </w:t>
       </w:r>
     </w:p>
     <w:p>
@@ -6768,7 +7668,23 @@
           <w:rFonts w:ascii="Aptos Display" w:hAnsi="Aptos Display" w:cstheme="minorHAnsi"/>
           <w:lang w:val="en-GB" w:eastAsia="ca-ES"/>
         </w:rPr>
-        <w:t xml:space="preserve"> species, created with the V.PHYLOMAKER R package (Jin and Qian, 2019) using </w:t>
+        <w:t xml:space="preserve"> species, created with the </w:t>
+      </w:r>
+      <w:proofErr w:type="gramStart"/>
+      <w:r>
+        <w:rPr>
+          <w:rFonts w:ascii="Aptos Display" w:hAnsi="Aptos Display" w:cstheme="minorHAnsi"/>
+          <w:lang w:val="en-GB" w:eastAsia="ca-ES"/>
+        </w:rPr>
+        <w:t>V.PHYLOMAKER</w:t>
+      </w:r>
+      <w:proofErr w:type="gramEnd"/>
+      <w:r>
+        <w:rPr>
+          <w:rFonts w:ascii="Aptos Display" w:hAnsi="Aptos Display" w:cstheme="minorHAnsi"/>
+          <w:lang w:val="en-GB" w:eastAsia="ca-ES"/>
+        </w:rPr>
+        <w:t xml:space="preserve"> R package (Jin and Qian, 2019) using </w:t>
       </w:r>
       <w:proofErr w:type="spellStart"/>
       <w:r>
@@ -7417,7 +8333,21 @@
           <w:rFonts w:ascii="Aptos Display" w:hAnsi="Aptos Display" w:cstheme="minorHAnsi"/>
           <w:lang w:val="en-GB" w:eastAsia="ca-ES"/>
         </w:rPr>
-        <w:t>to test if there was differences between our two alpine habitats (</w:t>
+        <w:t xml:space="preserve">to test if there </w:t>
+      </w:r>
+      <w:r>
+        <w:rPr>
+          <w:rFonts w:ascii="Aptos Display" w:hAnsi="Aptos Display" w:cstheme="minorHAnsi"/>
+          <w:lang w:val="en-GB" w:eastAsia="ca-ES"/>
+        </w:rPr>
+        <w:t>were</w:t>
+      </w:r>
+      <w:r>
+        <w:rPr>
+          <w:rFonts w:ascii="Aptos Display" w:hAnsi="Aptos Display" w:cstheme="minorHAnsi"/>
+          <w:lang w:val="en-GB" w:eastAsia="ca-ES"/>
+        </w:rPr>
+        <w:t xml:space="preserve"> differences between our two alpine habitats (</w:t>
       </w:r>
       <w:r>
         <w:rPr>
@@ -7427,6 +8357,7 @@
         <w:t xml:space="preserve">Model specification: </w:t>
       </w:r>
       <w:proofErr w:type="spellStart"/>
+      <w:proofErr w:type="gramStart"/>
       <w:r>
         <w:rPr>
           <w:rFonts w:ascii="Aptos Display" w:hAnsi="Aptos Display" w:cstheme="minorHAnsi"/>
@@ -7440,6 +8371,198 @@
           <w:rFonts w:ascii="Aptos Display" w:hAnsi="Aptos Display" w:cstheme="minorHAnsi"/>
           <w:lang w:val="en-GB" w:eastAsia="ca-ES"/>
         </w:rPr>
+        <w:t>(</w:t>
+      </w:r>
+      <w:proofErr w:type="gramEnd"/>
+      <w:r>
+        <w:rPr>
+          <w:rFonts w:ascii="Aptos Display" w:hAnsi="Aptos Display" w:cstheme="minorHAnsi"/>
+          <w:lang w:val="en-GB" w:eastAsia="ca-ES"/>
+        </w:rPr>
+        <w:t>final</w:t>
+      </w:r>
+      <w:r>
+        <w:rPr>
+          <w:rFonts w:ascii="Aptos Display" w:hAnsi="Aptos Display" w:cstheme="minorHAnsi"/>
+          <w:lang w:val="en-GB" w:eastAsia="ca-ES"/>
+        </w:rPr>
+        <w:t xml:space="preserve"> </w:t>
+      </w:r>
+      <w:r>
+        <w:rPr>
+          <w:rFonts w:ascii="Aptos Display" w:hAnsi="Aptos Display" w:cstheme="minorHAnsi"/>
+          <w:lang w:val="en-GB" w:eastAsia="ca-ES"/>
+        </w:rPr>
+        <w:t>germ</w:t>
+      </w:r>
+      <w:r>
+        <w:rPr>
+          <w:rFonts w:ascii="Aptos Display" w:hAnsi="Aptos Display" w:cstheme="minorHAnsi"/>
+          <w:lang w:val="en-GB" w:eastAsia="ca-ES"/>
+        </w:rPr>
+        <w:t>ination</w:t>
+      </w:r>
+      <w:r>
+        <w:rPr>
+          <w:rFonts w:ascii="Aptos Display" w:hAnsi="Aptos Display" w:cstheme="minorHAnsi"/>
+          <w:lang w:val="en-GB" w:eastAsia="ca-ES"/>
+        </w:rPr>
+        <w:t xml:space="preserve">, viable </w:t>
+      </w:r>
+      <w:r>
+        <w:rPr>
+          <w:rFonts w:ascii="Aptos Display" w:hAnsi="Aptos Display" w:cstheme="minorHAnsi"/>
+          <w:lang w:val="en-GB" w:eastAsia="ca-ES"/>
+        </w:rPr>
+        <w:t>–</w:t>
+      </w:r>
+      <w:r>
+        <w:rPr>
+          <w:rFonts w:ascii="Aptos Display" w:hAnsi="Aptos Display" w:cstheme="minorHAnsi"/>
+          <w:lang w:val="en-GB" w:eastAsia="ca-ES"/>
+        </w:rPr>
+        <w:t xml:space="preserve"> final</w:t>
+      </w:r>
+      <w:r>
+        <w:rPr>
+          <w:rFonts w:ascii="Aptos Display" w:hAnsi="Aptos Display" w:cstheme="minorHAnsi"/>
+          <w:lang w:val="en-GB" w:eastAsia="ca-ES"/>
+        </w:rPr>
+        <w:t xml:space="preserve"> </w:t>
+      </w:r>
+      <w:r>
+        <w:rPr>
+          <w:rFonts w:ascii="Aptos Display" w:hAnsi="Aptos Display" w:cstheme="minorHAnsi"/>
+          <w:lang w:val="en-GB" w:eastAsia="ca-ES"/>
+        </w:rPr>
+        <w:t>germ</w:t>
+      </w:r>
+      <w:r>
+        <w:rPr>
+          <w:rFonts w:ascii="Aptos Display" w:hAnsi="Aptos Display" w:cstheme="minorHAnsi"/>
+          <w:lang w:val="en-GB" w:eastAsia="ca-ES"/>
+        </w:rPr>
+        <w:t>ination</w:t>
+      </w:r>
+      <w:r>
+        <w:rPr>
+          <w:rFonts w:ascii="Aptos Display" w:hAnsi="Aptos Display" w:cstheme="minorHAnsi"/>
+          <w:lang w:val="en-GB" w:eastAsia="ca-ES"/>
+        </w:rPr>
+        <w:t xml:space="preserve">) ~ </w:t>
+      </w:r>
+      <w:r>
+        <w:rPr>
+          <w:rFonts w:ascii="Aptos Display" w:hAnsi="Aptos Display" w:cstheme="minorHAnsi"/>
+          <w:lang w:val="en-GB" w:eastAsia="ca-ES"/>
+        </w:rPr>
+        <w:t>Habitat)</w:t>
+      </w:r>
+      <w:r>
+        <w:rPr>
+          <w:rFonts w:ascii="Aptos Display" w:hAnsi="Aptos Display" w:cstheme="minorHAnsi"/>
+          <w:lang w:val="en-GB" w:eastAsia="ca-ES"/>
+        </w:rPr>
+        <w:t xml:space="preserve">. </w:t>
+      </w:r>
+      <w:r>
+        <w:rPr>
+          <w:rFonts w:ascii="Aptos Display" w:hAnsi="Aptos Display" w:cstheme="minorHAnsi"/>
+          <w:lang w:val="en-GB" w:eastAsia="ca-ES"/>
+        </w:rPr>
+        <w:t>Next</w:t>
+      </w:r>
+      <w:r>
+        <w:rPr>
+          <w:rFonts w:ascii="Aptos Display" w:hAnsi="Aptos Display" w:cstheme="minorHAnsi"/>
+          <w:lang w:val="en-GB" w:eastAsia="ca-ES"/>
+        </w:rPr>
+        <w:t>, we wanted to test the responses to germination signals</w:t>
+      </w:r>
+      <w:r>
+        <w:rPr>
+          <w:rFonts w:ascii="Aptos Display" w:hAnsi="Aptos Display" w:cstheme="minorHAnsi"/>
+          <w:lang w:val="en-GB" w:eastAsia="ca-ES"/>
+        </w:rPr>
+        <w:t xml:space="preserve"> (n = </w:t>
+      </w:r>
+      <w:r>
+        <w:rPr>
+          <w:rFonts w:ascii="Aptos Display" w:hAnsi="Aptos Display" w:cstheme="minorHAnsi"/>
+          <w:lang w:val="en-GB" w:eastAsia="ca-ES"/>
+        </w:rPr>
+        <w:t>38 species)</w:t>
+      </w:r>
+      <w:r>
+        <w:rPr>
+          <w:rFonts w:ascii="Aptos Display" w:hAnsi="Aptos Display" w:cstheme="minorHAnsi"/>
+          <w:lang w:val="en-GB" w:eastAsia="ca-ES"/>
+        </w:rPr>
+        <w:t>, we excluded species with more than 50% germination in cold stratification and those that exclusively germinated during the pretreatment</w:t>
+      </w:r>
+      <w:r>
+        <w:rPr>
+          <w:rFonts w:ascii="Aptos Display" w:hAnsi="Aptos Display" w:cstheme="minorHAnsi"/>
+          <w:lang w:val="en-GB" w:eastAsia="ca-ES"/>
+        </w:rPr>
+        <w:t>.</w:t>
+      </w:r>
+      <w:r>
+        <w:rPr>
+          <w:rFonts w:ascii="Aptos Display" w:hAnsi="Aptos Display" w:cstheme="minorHAnsi"/>
+          <w:lang w:val="en-GB" w:eastAsia="ca-ES"/>
+        </w:rPr>
+        <w:t xml:space="preserve"> </w:t>
+      </w:r>
+      <w:r>
+        <w:rPr>
+          <w:rFonts w:ascii="Aptos Display" w:hAnsi="Aptos Display" w:cstheme="minorHAnsi"/>
+          <w:lang w:val="en-GB" w:eastAsia="ca-ES"/>
+        </w:rPr>
+        <w:t>F</w:t>
+      </w:r>
+      <w:r>
+        <w:rPr>
+          <w:rFonts w:ascii="Aptos Display" w:hAnsi="Aptos Display" w:cstheme="minorHAnsi"/>
+          <w:lang w:val="en-GB" w:eastAsia="ca-ES"/>
+        </w:rPr>
+        <w:t>irstly</w:t>
+      </w:r>
+      <w:r>
+        <w:rPr>
+          <w:rFonts w:ascii="Aptos Display" w:hAnsi="Aptos Display" w:cstheme="minorHAnsi"/>
+          <w:lang w:val="en-GB" w:eastAsia="ca-ES"/>
+        </w:rPr>
+        <w:t>, we compared</w:t>
+      </w:r>
+      <w:r>
+        <w:rPr>
+          <w:rFonts w:ascii="Aptos Display" w:hAnsi="Aptos Display" w:cstheme="minorHAnsi"/>
+          <w:lang w:val="en-GB" w:eastAsia="ca-ES"/>
+        </w:rPr>
+        <w:t xml:space="preserve"> germination between treatments (Model specification: </w:t>
+      </w:r>
+      <w:proofErr w:type="spellStart"/>
+      <w:r>
+        <w:rPr>
+          <w:rFonts w:ascii="Aptos Display" w:hAnsi="Aptos Display" w:cstheme="minorHAnsi"/>
+          <w:lang w:val="en-GB" w:eastAsia="ca-ES"/>
+        </w:rPr>
+        <w:t>cbind</w:t>
+      </w:r>
+      <w:proofErr w:type="spellEnd"/>
+      <w:r>
+        <w:rPr>
+          <w:rFonts w:ascii="Aptos Display" w:hAnsi="Aptos Display" w:cstheme="minorHAnsi"/>
+          <w:lang w:val="en-GB" w:eastAsia="ca-ES"/>
+        </w:rPr>
+        <w:t xml:space="preserve"> </w:t>
+      </w:r>
+      <w:r>
+        <w:rPr>
+          <w:rFonts w:ascii="Aptos Display" w:hAnsi="Aptos Display" w:cstheme="minorHAnsi"/>
+          <w:lang w:val="en-GB" w:eastAsia="ca-ES"/>
+        </w:rPr>
         <w:t>(final</w:t>
       </w:r>
       <w:r>
@@ -7517,98 +8640,35 @@
           <w:rFonts w:ascii="Aptos Display" w:hAnsi="Aptos Display" w:cstheme="minorHAnsi"/>
           <w:lang w:val="en-GB" w:eastAsia="ca-ES"/>
         </w:rPr>
-        <w:t>Habitat)</w:t>
-      </w:r>
-      <w:r>
-        <w:rPr>
-          <w:rFonts w:ascii="Aptos Display" w:hAnsi="Aptos Display" w:cstheme="minorHAnsi"/>
-          <w:lang w:val="en-GB" w:eastAsia="ca-ES"/>
-        </w:rPr>
-        <w:t xml:space="preserve">. </w:t>
-      </w:r>
-      <w:r>
-        <w:rPr>
-          <w:rFonts w:ascii="Aptos Display" w:hAnsi="Aptos Display" w:cstheme="minorHAnsi"/>
-          <w:lang w:val="en-GB" w:eastAsia="ca-ES"/>
-        </w:rPr>
-        <w:t>Next</w:t>
-      </w:r>
-      <w:r>
-        <w:rPr>
-          <w:rFonts w:ascii="Aptos Display" w:hAnsi="Aptos Display" w:cstheme="minorHAnsi"/>
-          <w:lang w:val="en-GB" w:eastAsia="ca-ES"/>
-        </w:rPr>
-        <w:t>, we wanted to test the responses to germination signals</w:t>
-      </w:r>
-      <w:r>
-        <w:rPr>
-          <w:rFonts w:ascii="Aptos Display" w:hAnsi="Aptos Display" w:cstheme="minorHAnsi"/>
-          <w:lang w:val="en-GB" w:eastAsia="ca-ES"/>
-        </w:rPr>
-        <w:t xml:space="preserve"> (n = </w:t>
-      </w:r>
-      <w:r>
-        <w:rPr>
-          <w:rFonts w:ascii="Aptos Display" w:hAnsi="Aptos Display" w:cstheme="minorHAnsi"/>
-          <w:lang w:val="en-GB" w:eastAsia="ca-ES"/>
-        </w:rPr>
-        <w:t>38 species)</w:t>
-      </w:r>
-      <w:r>
-        <w:rPr>
-          <w:rFonts w:ascii="Aptos Display" w:hAnsi="Aptos Display" w:cstheme="minorHAnsi"/>
-          <w:lang w:val="en-GB" w:eastAsia="ca-ES"/>
-        </w:rPr>
-        <w:t>, we excluded species with more than 50% germination in cold stratification and those that exclusively germinated during the pretreatment</w:t>
-      </w:r>
-      <w:r>
-        <w:rPr>
-          <w:rFonts w:ascii="Aptos Display" w:hAnsi="Aptos Display" w:cstheme="minorHAnsi"/>
-          <w:lang w:val="en-GB" w:eastAsia="ca-ES"/>
-        </w:rPr>
-        <w:t>.</w:t>
-      </w:r>
-      <w:r>
-        <w:rPr>
-          <w:rFonts w:ascii="Aptos Display" w:hAnsi="Aptos Display" w:cstheme="minorHAnsi"/>
-          <w:lang w:val="en-GB" w:eastAsia="ca-ES"/>
-        </w:rPr>
-        <w:t xml:space="preserve"> </w:t>
-      </w:r>
-      <w:r>
-        <w:rPr>
-          <w:rFonts w:ascii="Aptos Display" w:hAnsi="Aptos Display" w:cstheme="minorHAnsi"/>
-          <w:lang w:val="en-GB" w:eastAsia="ca-ES"/>
-        </w:rPr>
-        <w:t>F</w:t>
-      </w:r>
-      <w:r>
-        <w:rPr>
-          <w:rFonts w:ascii="Aptos Display" w:hAnsi="Aptos Display" w:cstheme="minorHAnsi"/>
-          <w:lang w:val="en-GB" w:eastAsia="ca-ES"/>
-        </w:rPr>
-        <w:t>irstly</w:t>
-      </w:r>
-      <w:r>
-        <w:rPr>
-          <w:rFonts w:ascii="Aptos Display" w:hAnsi="Aptos Display" w:cstheme="minorHAnsi"/>
-          <w:lang w:val="en-GB" w:eastAsia="ca-ES"/>
-        </w:rPr>
-        <w:t>, we compared</w:t>
-      </w:r>
-      <w:r>
-        <w:rPr>
-          <w:rFonts w:ascii="Aptos Display" w:hAnsi="Aptos Display" w:cstheme="minorHAnsi"/>
-          <w:lang w:val="en-GB" w:eastAsia="ca-ES"/>
-        </w:rPr>
-        <w:t xml:space="preserve"> germination between treatments </w:t>
-      </w:r>
-      <w:r>
-        <w:rPr>
-          <w:rFonts w:ascii="Aptos Display" w:hAnsi="Aptos Display" w:cstheme="minorHAnsi"/>
-          <w:lang w:val="en-GB" w:eastAsia="ca-ES"/>
-        </w:rPr>
-        <w:t xml:space="preserve">(Model specification: </w:t>
+        <w:t>germination treatment</w:t>
+      </w:r>
+      <w:r>
+        <w:rPr>
+          <w:rFonts w:ascii="Aptos Display" w:hAnsi="Aptos Display" w:cstheme="minorHAnsi"/>
+          <w:lang w:val="en-GB" w:eastAsia="ca-ES"/>
+        </w:rPr>
+        <w:t>)</w:t>
+      </w:r>
+      <w:r>
+        <w:rPr>
+          <w:rFonts w:ascii="Aptos Display" w:hAnsi="Aptos Display" w:cstheme="minorHAnsi"/>
+          <w:lang w:val="en-GB" w:eastAsia="ca-ES"/>
+        </w:rPr>
+        <w:t xml:space="preserve"> and secondly, within each germination treatment</w:t>
+      </w:r>
+      <w:r>
+        <w:rPr>
+          <w:rFonts w:ascii="Aptos Display" w:hAnsi="Aptos Display" w:cstheme="minorHAnsi"/>
+          <w:lang w:val="en-GB" w:eastAsia="ca-ES"/>
+        </w:rPr>
+        <w:t>,</w:t>
+      </w:r>
+      <w:r>
+        <w:rPr>
+          <w:rFonts w:ascii="Aptos Display" w:hAnsi="Aptos Display" w:cstheme="minorHAnsi"/>
+          <w:lang w:val="en-GB" w:eastAsia="ca-ES"/>
+        </w:rPr>
+        <w:t xml:space="preserve"> we tested germination differences between Habitats (Model specification: </w:t>
       </w:r>
       <w:proofErr w:type="spellStart"/>
       <w:r>
@@ -7708,7 +8768,219 @@
           <w:rFonts w:ascii="Aptos Display" w:hAnsi="Aptos Display" w:cstheme="minorHAnsi"/>
           <w:lang w:val="en-GB" w:eastAsia="ca-ES"/>
         </w:rPr>
-        <w:t>germination treatment</w:t>
+        <w:t>Habitat). Finally</w:t>
+      </w:r>
+      <w:r>
+        <w:rPr>
+          <w:rFonts w:ascii="Aptos Display" w:hAnsi="Aptos Display" w:cstheme="minorHAnsi"/>
+          <w:lang w:val="en-GB" w:eastAsia="ca-ES"/>
+        </w:rPr>
+        <w:t>,</w:t>
+      </w:r>
+      <w:r>
+        <w:rPr>
+          <w:rFonts w:ascii="Aptos Display" w:hAnsi="Aptos Display" w:cstheme="minorHAnsi"/>
+          <w:lang w:val="en-GB" w:eastAsia="ca-ES"/>
+        </w:rPr>
+        <w:t xml:space="preserve"> to tackle our third question</w:t>
+      </w:r>
+      <w:r>
+        <w:rPr>
+          <w:rFonts w:ascii="Aptos Display" w:hAnsi="Aptos Display" w:cstheme="minorHAnsi"/>
+          <w:lang w:val="en-GB" w:eastAsia="ca-ES"/>
+        </w:rPr>
+        <w:t xml:space="preserve"> related to the effect of water stress on germination</w:t>
+      </w:r>
+      <w:r>
+        <w:rPr>
+          <w:rFonts w:ascii="Aptos Display" w:hAnsi="Aptos Display" w:cstheme="minorHAnsi"/>
+          <w:lang w:val="en-GB" w:eastAsia="ca-ES"/>
+        </w:rPr>
+        <w:t xml:space="preserve">, we removed those species with no germination </w:t>
+      </w:r>
+      <w:r>
+        <w:rPr>
+          <w:rFonts w:ascii="Aptos Display" w:hAnsi="Aptos Display" w:cstheme="minorHAnsi"/>
+          <w:lang w:val="en-GB" w:eastAsia="ca-ES"/>
+        </w:rPr>
+        <w:t>either</w:t>
+      </w:r>
+      <w:r>
+        <w:rPr>
+          <w:rFonts w:ascii="Aptos Display" w:hAnsi="Aptos Display" w:cstheme="minorHAnsi"/>
+          <w:lang w:val="en-GB" w:eastAsia="ca-ES"/>
+        </w:rPr>
+        <w:t xml:space="preserve"> in Control or Water stress treatments (n = 33 species). First, we tested the differences between Control and Water stress germination (Model specification: </w:t>
+      </w:r>
+      <w:proofErr w:type="spellStart"/>
+      <w:r>
+        <w:rPr>
+          <w:rFonts w:ascii="Aptos Display" w:hAnsi="Aptos Display" w:cstheme="minorHAnsi"/>
+          <w:lang w:val="en-GB" w:eastAsia="ca-ES"/>
+        </w:rPr>
+        <w:t>cbind</w:t>
+      </w:r>
+      <w:proofErr w:type="spellEnd"/>
+      <w:r>
+        <w:rPr>
+          <w:rFonts w:ascii="Aptos Display" w:hAnsi="Aptos Display" w:cstheme="minorHAnsi"/>
+          <w:lang w:val="en-GB" w:eastAsia="ca-ES"/>
+        </w:rPr>
+        <w:t xml:space="preserve"> </w:t>
+      </w:r>
+      <w:r>
+        <w:rPr>
+          <w:rFonts w:ascii="Aptos Display" w:hAnsi="Aptos Display" w:cstheme="minorHAnsi"/>
+          <w:lang w:val="en-GB" w:eastAsia="ca-ES"/>
+        </w:rPr>
+        <w:t>(final</w:t>
+      </w:r>
+      <w:r>
+        <w:rPr>
+          <w:rFonts w:ascii="Aptos Display" w:hAnsi="Aptos Display" w:cstheme="minorHAnsi"/>
+          <w:lang w:val="en-GB" w:eastAsia="ca-ES"/>
+        </w:rPr>
+        <w:t xml:space="preserve"> </w:t>
+      </w:r>
+      <w:r>
+        <w:rPr>
+          <w:rFonts w:ascii="Aptos Display" w:hAnsi="Aptos Display" w:cstheme="minorHAnsi"/>
+          <w:lang w:val="en-GB" w:eastAsia="ca-ES"/>
+        </w:rPr>
+        <w:t>germ</w:t>
+      </w:r>
+      <w:r>
+        <w:rPr>
+          <w:rFonts w:ascii="Aptos Display" w:hAnsi="Aptos Display" w:cstheme="minorHAnsi"/>
+          <w:lang w:val="en-GB" w:eastAsia="ca-ES"/>
+        </w:rPr>
+        <w:t>ination</w:t>
+      </w:r>
+      <w:r>
+        <w:rPr>
+          <w:rFonts w:ascii="Aptos Display" w:hAnsi="Aptos Display" w:cstheme="minorHAnsi"/>
+          <w:lang w:val="en-GB" w:eastAsia="ca-ES"/>
+        </w:rPr>
+        <w:t xml:space="preserve">, viable </w:t>
+      </w:r>
+      <w:r>
+        <w:rPr>
+          <w:rFonts w:ascii="Aptos Display" w:hAnsi="Aptos Display" w:cstheme="minorHAnsi"/>
+          <w:lang w:val="en-GB" w:eastAsia="ca-ES"/>
+        </w:rPr>
+        <w:t>–</w:t>
+      </w:r>
+      <w:r>
+        <w:rPr>
+          <w:rFonts w:ascii="Aptos Display" w:hAnsi="Aptos Display" w:cstheme="minorHAnsi"/>
+          <w:lang w:val="en-GB" w:eastAsia="ca-ES"/>
+        </w:rPr>
+        <w:t xml:space="preserve"> final</w:t>
+      </w:r>
+      <w:r>
+        <w:rPr>
+          <w:rFonts w:ascii="Aptos Display" w:hAnsi="Aptos Display" w:cstheme="minorHAnsi"/>
+          <w:lang w:val="en-GB" w:eastAsia="ca-ES"/>
+        </w:rPr>
+        <w:t xml:space="preserve"> </w:t>
+      </w:r>
+      <w:r>
+        <w:rPr>
+          <w:rFonts w:ascii="Aptos Display" w:hAnsi="Aptos Display" w:cstheme="minorHAnsi"/>
+          <w:lang w:val="en-GB" w:eastAsia="ca-ES"/>
+        </w:rPr>
+        <w:t>germ</w:t>
+      </w:r>
+      <w:r>
+        <w:rPr>
+          <w:rFonts w:ascii="Aptos Display" w:hAnsi="Aptos Display" w:cstheme="minorHAnsi"/>
+          <w:lang w:val="en-GB" w:eastAsia="ca-ES"/>
+        </w:rPr>
+        <w:t>ination</w:t>
+      </w:r>
+      <w:r>
+        <w:rPr>
+          <w:rFonts w:ascii="Aptos Display" w:hAnsi="Aptos Display" w:cstheme="minorHAnsi"/>
+          <w:lang w:val="en-GB" w:eastAsia="ca-ES"/>
+        </w:rPr>
+        <w:t xml:space="preserve">) ~ </w:t>
+      </w:r>
+      <w:r>
+        <w:rPr>
+          <w:rFonts w:ascii="Aptos Display" w:hAnsi="Aptos Display" w:cstheme="minorHAnsi"/>
+          <w:lang w:val="en-GB" w:eastAsia="ca-ES"/>
+        </w:rPr>
+        <w:t xml:space="preserve">germination treatment). Second, we measured the </w:t>
+      </w:r>
+      <w:r>
+        <w:rPr>
+          <w:rFonts w:ascii="Aptos Display" w:hAnsi="Aptos Display" w:cstheme="minorHAnsi"/>
+          <w:lang w:val="en-GB" w:eastAsia="ca-ES"/>
+        </w:rPr>
+        <w:t>percentage of decreased germination in Water stress compared to Control</w:t>
+      </w:r>
+      <w:r>
+        <w:rPr>
+          <w:rFonts w:ascii="Aptos Display" w:hAnsi="Aptos Display" w:cstheme="minorHAnsi"/>
+          <w:lang w:val="en-GB" w:eastAsia="ca-ES"/>
+        </w:rPr>
+        <w:t xml:space="preserve">, </w:t>
+      </w:r>
+      <w:r>
+        <w:rPr>
+          <w:rFonts w:ascii="Aptos Display" w:hAnsi="Aptos Display" w:cstheme="minorHAnsi"/>
+          <w:lang w:val="en-GB" w:eastAsia="ca-ES"/>
+        </w:rPr>
+        <w:t xml:space="preserve">e.g., a specific species has germinated </w:t>
+      </w:r>
+      <w:r>
+        <w:rPr>
+          <w:rFonts w:ascii="Aptos Display" w:hAnsi="Aptos Display" w:cstheme="minorHAnsi"/>
+          <w:lang w:val="en-GB" w:eastAsia="ca-ES"/>
+        </w:rPr>
+        <w:t>80% in Control and 20% in Water Stress, the percentual germination decreas</w:t>
+      </w:r>
+      <w:r>
+        <w:rPr>
+          <w:rFonts w:ascii="Aptos Display" w:hAnsi="Aptos Display" w:cstheme="minorHAnsi"/>
+          <w:lang w:val="en-GB" w:eastAsia="ca-ES"/>
+        </w:rPr>
+        <w:t>e</w:t>
+      </w:r>
+      <w:r>
+        <w:rPr>
+          <w:rFonts w:ascii="Aptos Display" w:hAnsi="Aptos Display" w:cstheme="minorHAnsi"/>
+          <w:lang w:val="en-GB" w:eastAsia="ca-ES"/>
+        </w:rPr>
+        <w:t xml:space="preserve"> is equal to </w:t>
+      </w:r>
+      <w:r>
+        <w:rPr>
+          <w:rFonts w:ascii="Aptos Display" w:hAnsi="Aptos Display" w:cstheme="minorHAnsi"/>
+          <w:lang w:val="en-GB" w:eastAsia="ca-ES"/>
+        </w:rPr>
+        <w:t xml:space="preserve">75% </w:t>
+      </w:r>
+      <w:r>
+        <w:rPr>
+          <w:rFonts w:ascii="Aptos Display" w:hAnsi="Aptos Display" w:cstheme="minorHAnsi"/>
+          <w:lang w:val="en-GB" w:eastAsia="ca-ES"/>
+        </w:rPr>
+        <w:t>(</w:t>
+      </w:r>
+      <w:r>
+        <w:rPr>
+          <w:rFonts w:ascii="Aptos Display" w:hAnsi="Aptos Display" w:cstheme="minorHAnsi"/>
+          <w:lang w:val="en-GB" w:eastAsia="ca-ES"/>
+        </w:rPr>
+        <w:t>(1-(</w:t>
+      </w:r>
+      <w:r>
+        <w:rPr>
+          <w:rFonts w:ascii="Aptos Display" w:hAnsi="Aptos Display" w:cstheme="minorHAnsi"/>
+          <w:lang w:val="en-GB" w:eastAsia="ca-ES"/>
+        </w:rPr>
+        <w:t>20/80)</w:t>
       </w:r>
       <w:r>
         <w:rPr>
@@ -7722,375 +8994,6 @@
           <w:rFonts w:ascii="Aptos Display" w:hAnsi="Aptos Display" w:cstheme="minorHAnsi"/>
           <w:lang w:val="en-GB" w:eastAsia="ca-ES"/>
         </w:rPr>
-        <w:t xml:space="preserve"> and secondly, within each germination treatment</w:t>
-      </w:r>
-      <w:r>
-        <w:rPr>
-          <w:rFonts w:ascii="Aptos Display" w:hAnsi="Aptos Display" w:cstheme="minorHAnsi"/>
-          <w:lang w:val="en-GB" w:eastAsia="ca-ES"/>
-        </w:rPr>
-        <w:t>,</w:t>
-      </w:r>
-      <w:r>
-        <w:rPr>
-          <w:rFonts w:ascii="Aptos Display" w:hAnsi="Aptos Display" w:cstheme="minorHAnsi"/>
-          <w:lang w:val="en-GB" w:eastAsia="ca-ES"/>
-        </w:rPr>
-        <w:t xml:space="preserve"> we tested germination differences between Habitats </w:t>
-      </w:r>
-      <w:r>
-        <w:rPr>
-          <w:rFonts w:ascii="Aptos Display" w:hAnsi="Aptos Display" w:cstheme="minorHAnsi"/>
-          <w:lang w:val="en-GB" w:eastAsia="ca-ES"/>
-        </w:rPr>
-        <w:t xml:space="preserve">(Model specification: </w:t>
-      </w:r>
-      <w:proofErr w:type="spellStart"/>
-      <w:r>
-        <w:rPr>
-          <w:rFonts w:ascii="Aptos Display" w:hAnsi="Aptos Display" w:cstheme="minorHAnsi"/>
-          <w:lang w:val="en-GB" w:eastAsia="ca-ES"/>
-        </w:rPr>
-        <w:t>cbind</w:t>
-      </w:r>
-      <w:proofErr w:type="spellEnd"/>
-      <w:r>
-        <w:rPr>
-          <w:rFonts w:ascii="Aptos Display" w:hAnsi="Aptos Display" w:cstheme="minorHAnsi"/>
-          <w:lang w:val="en-GB" w:eastAsia="ca-ES"/>
-        </w:rPr>
-        <w:t xml:space="preserve"> </w:t>
-      </w:r>
-      <w:r>
-        <w:rPr>
-          <w:rFonts w:ascii="Aptos Display" w:hAnsi="Aptos Display" w:cstheme="minorHAnsi"/>
-          <w:lang w:val="en-GB" w:eastAsia="ca-ES"/>
-        </w:rPr>
-        <w:t>(final</w:t>
-      </w:r>
-      <w:r>
-        <w:rPr>
-          <w:rFonts w:ascii="Aptos Display" w:hAnsi="Aptos Display" w:cstheme="minorHAnsi"/>
-          <w:lang w:val="en-GB" w:eastAsia="ca-ES"/>
-        </w:rPr>
-        <w:t xml:space="preserve"> </w:t>
-      </w:r>
-      <w:r>
-        <w:rPr>
-          <w:rFonts w:ascii="Aptos Display" w:hAnsi="Aptos Display" w:cstheme="minorHAnsi"/>
-          <w:lang w:val="en-GB" w:eastAsia="ca-ES"/>
-        </w:rPr>
-        <w:t>germ</w:t>
-      </w:r>
-      <w:r>
-        <w:rPr>
-          <w:rFonts w:ascii="Aptos Display" w:hAnsi="Aptos Display" w:cstheme="minorHAnsi"/>
-          <w:lang w:val="en-GB" w:eastAsia="ca-ES"/>
-        </w:rPr>
-        <w:t>ination</w:t>
-      </w:r>
-      <w:r>
-        <w:rPr>
-          <w:rFonts w:ascii="Aptos Display" w:hAnsi="Aptos Display" w:cstheme="minorHAnsi"/>
-          <w:lang w:val="en-GB" w:eastAsia="ca-ES"/>
-        </w:rPr>
-        <w:t xml:space="preserve">, viable </w:t>
-      </w:r>
-      <w:r>
-        <w:rPr>
-          <w:rFonts w:ascii="Aptos Display" w:hAnsi="Aptos Display" w:cstheme="minorHAnsi"/>
-          <w:lang w:val="en-GB" w:eastAsia="ca-ES"/>
-        </w:rPr>
-        <w:t>–</w:t>
-      </w:r>
-      <w:r>
-        <w:rPr>
-          <w:rFonts w:ascii="Aptos Display" w:hAnsi="Aptos Display" w:cstheme="minorHAnsi"/>
-          <w:lang w:val="en-GB" w:eastAsia="ca-ES"/>
-        </w:rPr>
-        <w:t xml:space="preserve"> final</w:t>
-      </w:r>
-      <w:r>
-        <w:rPr>
-          <w:rFonts w:ascii="Aptos Display" w:hAnsi="Aptos Display" w:cstheme="minorHAnsi"/>
-          <w:lang w:val="en-GB" w:eastAsia="ca-ES"/>
-        </w:rPr>
-        <w:t xml:space="preserve"> </w:t>
-      </w:r>
-      <w:r>
-        <w:rPr>
-          <w:rFonts w:ascii="Aptos Display" w:hAnsi="Aptos Display" w:cstheme="minorHAnsi"/>
-          <w:lang w:val="en-GB" w:eastAsia="ca-ES"/>
-        </w:rPr>
-        <w:t>germ</w:t>
-      </w:r>
-      <w:r>
-        <w:rPr>
-          <w:rFonts w:ascii="Aptos Display" w:hAnsi="Aptos Display" w:cstheme="minorHAnsi"/>
-          <w:lang w:val="en-GB" w:eastAsia="ca-ES"/>
-        </w:rPr>
-        <w:t>ination</w:t>
-      </w:r>
-      <w:r>
-        <w:rPr>
-          <w:rFonts w:ascii="Aptos Display" w:hAnsi="Aptos Display" w:cstheme="minorHAnsi"/>
-          <w:lang w:val="en-GB" w:eastAsia="ca-ES"/>
-        </w:rPr>
-        <w:t xml:space="preserve">) ~ </w:t>
-      </w:r>
-      <w:r>
-        <w:rPr>
-          <w:rFonts w:ascii="Aptos Display" w:hAnsi="Aptos Display" w:cstheme="minorHAnsi"/>
-          <w:lang w:val="en-GB" w:eastAsia="ca-ES"/>
-        </w:rPr>
-        <w:t>Habitat</w:t>
-      </w:r>
-      <w:r>
-        <w:rPr>
-          <w:rFonts w:ascii="Aptos Display" w:hAnsi="Aptos Display" w:cstheme="minorHAnsi"/>
-          <w:lang w:val="en-GB" w:eastAsia="ca-ES"/>
-        </w:rPr>
-        <w:t>)</w:t>
-      </w:r>
-      <w:r>
-        <w:rPr>
-          <w:rFonts w:ascii="Aptos Display" w:hAnsi="Aptos Display" w:cstheme="minorHAnsi"/>
-          <w:lang w:val="en-GB" w:eastAsia="ca-ES"/>
-        </w:rPr>
-        <w:t>. Finally</w:t>
-      </w:r>
-      <w:r>
-        <w:rPr>
-          <w:rFonts w:ascii="Aptos Display" w:hAnsi="Aptos Display" w:cstheme="minorHAnsi"/>
-          <w:lang w:val="en-GB" w:eastAsia="ca-ES"/>
-        </w:rPr>
-        <w:t>,</w:t>
-      </w:r>
-      <w:r>
-        <w:rPr>
-          <w:rFonts w:ascii="Aptos Display" w:hAnsi="Aptos Display" w:cstheme="minorHAnsi"/>
-          <w:lang w:val="en-GB" w:eastAsia="ca-ES"/>
-        </w:rPr>
-        <w:t xml:space="preserve"> to tackle our </w:t>
-      </w:r>
-      <w:r>
-        <w:rPr>
-          <w:rFonts w:ascii="Aptos Display" w:hAnsi="Aptos Display" w:cstheme="minorHAnsi"/>
-          <w:lang w:val="en-GB" w:eastAsia="ca-ES"/>
-        </w:rPr>
-        <w:lastRenderedPageBreak/>
-        <w:t>third question</w:t>
-      </w:r>
-      <w:r>
-        <w:rPr>
-          <w:rFonts w:ascii="Aptos Display" w:hAnsi="Aptos Display" w:cstheme="minorHAnsi"/>
-          <w:lang w:val="en-GB" w:eastAsia="ca-ES"/>
-        </w:rPr>
-        <w:t xml:space="preserve"> related to the effect of water stress on germination</w:t>
-      </w:r>
-      <w:r>
-        <w:rPr>
-          <w:rFonts w:ascii="Aptos Display" w:hAnsi="Aptos Display" w:cstheme="minorHAnsi"/>
-          <w:lang w:val="en-GB" w:eastAsia="ca-ES"/>
-        </w:rPr>
-        <w:t xml:space="preserve">, we removed those species with no germination neither in Control or Water stress treatments (n = 33 species). First, we tested the differences between Control and Water stress germination </w:t>
-      </w:r>
-      <w:r>
-        <w:rPr>
-          <w:rFonts w:ascii="Aptos Display" w:hAnsi="Aptos Display" w:cstheme="minorHAnsi"/>
-          <w:lang w:val="en-GB" w:eastAsia="ca-ES"/>
-        </w:rPr>
-        <w:t xml:space="preserve">(Model specification: </w:t>
-      </w:r>
-      <w:proofErr w:type="spellStart"/>
-      <w:r>
-        <w:rPr>
-          <w:rFonts w:ascii="Aptos Display" w:hAnsi="Aptos Display" w:cstheme="minorHAnsi"/>
-          <w:lang w:val="en-GB" w:eastAsia="ca-ES"/>
-        </w:rPr>
-        <w:t>cbind</w:t>
-      </w:r>
-      <w:proofErr w:type="spellEnd"/>
-      <w:r>
-        <w:rPr>
-          <w:rFonts w:ascii="Aptos Display" w:hAnsi="Aptos Display" w:cstheme="minorHAnsi"/>
-          <w:lang w:val="en-GB" w:eastAsia="ca-ES"/>
-        </w:rPr>
-        <w:t xml:space="preserve"> </w:t>
-      </w:r>
-      <w:r>
-        <w:rPr>
-          <w:rFonts w:ascii="Aptos Display" w:hAnsi="Aptos Display" w:cstheme="minorHAnsi"/>
-          <w:lang w:val="en-GB" w:eastAsia="ca-ES"/>
-        </w:rPr>
-        <w:t>(final</w:t>
-      </w:r>
-      <w:r>
-        <w:rPr>
-          <w:rFonts w:ascii="Aptos Display" w:hAnsi="Aptos Display" w:cstheme="minorHAnsi"/>
-          <w:lang w:val="en-GB" w:eastAsia="ca-ES"/>
-        </w:rPr>
-        <w:t xml:space="preserve"> </w:t>
-      </w:r>
-      <w:r>
-        <w:rPr>
-          <w:rFonts w:ascii="Aptos Display" w:hAnsi="Aptos Display" w:cstheme="minorHAnsi"/>
-          <w:lang w:val="en-GB" w:eastAsia="ca-ES"/>
-        </w:rPr>
-        <w:t>germ</w:t>
-      </w:r>
-      <w:r>
-        <w:rPr>
-          <w:rFonts w:ascii="Aptos Display" w:hAnsi="Aptos Display" w:cstheme="minorHAnsi"/>
-          <w:lang w:val="en-GB" w:eastAsia="ca-ES"/>
-        </w:rPr>
-        <w:t>ination</w:t>
-      </w:r>
-      <w:r>
-        <w:rPr>
-          <w:rFonts w:ascii="Aptos Display" w:hAnsi="Aptos Display" w:cstheme="minorHAnsi"/>
-          <w:lang w:val="en-GB" w:eastAsia="ca-ES"/>
-        </w:rPr>
-        <w:t xml:space="preserve">, viable </w:t>
-      </w:r>
-      <w:r>
-        <w:rPr>
-          <w:rFonts w:ascii="Aptos Display" w:hAnsi="Aptos Display" w:cstheme="minorHAnsi"/>
-          <w:lang w:val="en-GB" w:eastAsia="ca-ES"/>
-        </w:rPr>
-        <w:t>–</w:t>
-      </w:r>
-      <w:r>
-        <w:rPr>
-          <w:rFonts w:ascii="Aptos Display" w:hAnsi="Aptos Display" w:cstheme="minorHAnsi"/>
-          <w:lang w:val="en-GB" w:eastAsia="ca-ES"/>
-        </w:rPr>
-        <w:t xml:space="preserve"> final</w:t>
-      </w:r>
-      <w:r>
-        <w:rPr>
-          <w:rFonts w:ascii="Aptos Display" w:hAnsi="Aptos Display" w:cstheme="minorHAnsi"/>
-          <w:lang w:val="en-GB" w:eastAsia="ca-ES"/>
-        </w:rPr>
-        <w:t xml:space="preserve"> </w:t>
-      </w:r>
-      <w:r>
-        <w:rPr>
-          <w:rFonts w:ascii="Aptos Display" w:hAnsi="Aptos Display" w:cstheme="minorHAnsi"/>
-          <w:lang w:val="en-GB" w:eastAsia="ca-ES"/>
-        </w:rPr>
-        <w:t>germ</w:t>
-      </w:r>
-      <w:r>
-        <w:rPr>
-          <w:rFonts w:ascii="Aptos Display" w:hAnsi="Aptos Display" w:cstheme="minorHAnsi"/>
-          <w:lang w:val="en-GB" w:eastAsia="ca-ES"/>
-        </w:rPr>
-        <w:t>ination</w:t>
-      </w:r>
-      <w:r>
-        <w:rPr>
-          <w:rFonts w:ascii="Aptos Display" w:hAnsi="Aptos Display" w:cstheme="minorHAnsi"/>
-          <w:lang w:val="en-GB" w:eastAsia="ca-ES"/>
-        </w:rPr>
-        <w:t xml:space="preserve">) ~ </w:t>
-      </w:r>
-      <w:r>
-        <w:rPr>
-          <w:rFonts w:ascii="Aptos Display" w:hAnsi="Aptos Display" w:cstheme="minorHAnsi"/>
-          <w:lang w:val="en-GB" w:eastAsia="ca-ES"/>
-        </w:rPr>
-        <w:t>germination treatment)</w:t>
-      </w:r>
-      <w:r>
-        <w:rPr>
-          <w:rFonts w:ascii="Aptos Display" w:hAnsi="Aptos Display" w:cstheme="minorHAnsi"/>
-          <w:lang w:val="en-GB" w:eastAsia="ca-ES"/>
-        </w:rPr>
-        <w:t xml:space="preserve">. Second, we measured the </w:t>
-      </w:r>
-      <w:r>
-        <w:rPr>
-          <w:rFonts w:ascii="Aptos Display" w:hAnsi="Aptos Display" w:cstheme="minorHAnsi"/>
-          <w:lang w:val="en-GB" w:eastAsia="ca-ES"/>
-        </w:rPr>
-        <w:t>percentage of decreased germination in Water stress compared to Control</w:t>
-      </w:r>
-      <w:r>
-        <w:rPr>
-          <w:rFonts w:ascii="Aptos Display" w:hAnsi="Aptos Display" w:cstheme="minorHAnsi"/>
-          <w:lang w:val="en-GB" w:eastAsia="ca-ES"/>
-        </w:rPr>
-        <w:t xml:space="preserve">, </w:t>
-      </w:r>
-      <w:r>
-        <w:rPr>
-          <w:rFonts w:ascii="Aptos Display" w:hAnsi="Aptos Display" w:cstheme="minorHAnsi"/>
-          <w:lang w:val="en-GB" w:eastAsia="ca-ES"/>
-        </w:rPr>
-        <w:t xml:space="preserve">e.g., a specific species has germinated </w:t>
-      </w:r>
-      <w:r>
-        <w:rPr>
-          <w:rFonts w:ascii="Aptos Display" w:hAnsi="Aptos Display" w:cstheme="minorHAnsi"/>
-          <w:lang w:val="en-GB" w:eastAsia="ca-ES"/>
-        </w:rPr>
-        <w:t>80% in Control and 20% in Water Stress, the percentual germination decreas</w:t>
-      </w:r>
-      <w:r>
-        <w:rPr>
-          <w:rFonts w:ascii="Aptos Display" w:hAnsi="Aptos Display" w:cstheme="minorHAnsi"/>
-          <w:lang w:val="en-GB" w:eastAsia="ca-ES"/>
-        </w:rPr>
-        <w:t>e</w:t>
-      </w:r>
-      <w:r>
-        <w:rPr>
-          <w:rFonts w:ascii="Aptos Display" w:hAnsi="Aptos Display" w:cstheme="minorHAnsi"/>
-          <w:lang w:val="en-GB" w:eastAsia="ca-ES"/>
-        </w:rPr>
-        <w:t xml:space="preserve"> is equal to </w:t>
-      </w:r>
-      <w:r>
-        <w:rPr>
-          <w:rFonts w:ascii="Aptos Display" w:hAnsi="Aptos Display" w:cstheme="minorHAnsi"/>
-          <w:lang w:val="en-GB" w:eastAsia="ca-ES"/>
-        </w:rPr>
-        <w:t xml:space="preserve">75% </w:t>
-      </w:r>
-      <w:r>
-        <w:rPr>
-          <w:rFonts w:ascii="Aptos Display" w:hAnsi="Aptos Display" w:cstheme="minorHAnsi"/>
-          <w:lang w:val="en-GB" w:eastAsia="ca-ES"/>
-        </w:rPr>
-        <w:t>(</w:t>
-      </w:r>
-      <w:r>
-        <w:rPr>
-          <w:rFonts w:ascii="Aptos Display" w:hAnsi="Aptos Display" w:cstheme="minorHAnsi"/>
-          <w:lang w:val="en-GB" w:eastAsia="ca-ES"/>
-        </w:rPr>
-        <w:t>(1-(</w:t>
-      </w:r>
-      <w:r>
-        <w:rPr>
-          <w:rFonts w:ascii="Aptos Display" w:hAnsi="Aptos Display" w:cstheme="minorHAnsi"/>
-          <w:lang w:val="en-GB" w:eastAsia="ca-ES"/>
-        </w:rPr>
-        <w:t>20/80)</w:t>
-      </w:r>
-      <w:r>
-        <w:rPr>
-          <w:rFonts w:ascii="Aptos Display" w:hAnsi="Aptos Display" w:cstheme="minorHAnsi"/>
-          <w:lang w:val="en-GB" w:eastAsia="ca-ES"/>
-        </w:rPr>
-        <w:t>)</w:t>
-      </w:r>
-      <w:r>
-        <w:rPr>
-          <w:rFonts w:ascii="Aptos Display" w:hAnsi="Aptos Display" w:cstheme="minorHAnsi"/>
-          <w:lang w:val="en-GB" w:eastAsia="ca-ES"/>
-        </w:rPr>
         <w:t xml:space="preserve"> </w:t>
       </w:r>
       <w:r>
@@ -8105,21 +9008,52 @@
           <w:rFonts w:ascii="Aptos Display" w:hAnsi="Aptos Display" w:cstheme="minorHAnsi"/>
           <w:lang w:val="en-GB" w:eastAsia="ca-ES"/>
         </w:rPr>
-        <w:t xml:space="preserve">). Then we tested the differences </w:t>
-      </w:r>
-      <w:r>
-        <w:rPr>
-          <w:rFonts w:ascii="Aptos Display" w:hAnsi="Aptos Display" w:cstheme="minorHAnsi"/>
-          <w:lang w:val="en-GB" w:eastAsia="ca-ES"/>
-        </w:rPr>
-        <w:t>of the percentual germination decrease between alpine Habitats with a gaussian</w:t>
-      </w:r>
-      <w:r>
-        <w:rPr>
-          <w:rFonts w:ascii="Aptos Display" w:hAnsi="Aptos Display" w:cstheme="minorHAnsi"/>
-          <w:lang w:val="en-GB" w:eastAsia="ca-ES"/>
-        </w:rPr>
-        <w:t xml:space="preserve"> MCMC-GLMM (Model specification: germination reduction ~ Habitats). </w:t>
+        <w:t>). Then</w:t>
+      </w:r>
+      <w:r>
+        <w:rPr>
+          <w:rFonts w:ascii="Aptos Display" w:hAnsi="Aptos Display" w:cstheme="minorHAnsi"/>
+          <w:lang w:val="en-GB" w:eastAsia="ca-ES"/>
+        </w:rPr>
+        <w:t xml:space="preserve">, we tested the differences in the percentual germination decrease between alpine Habitats with an </w:t>
+      </w:r>
+      <w:commentRangeStart w:id="1"/>
+      <w:r>
+        <w:rPr>
+          <w:rFonts w:ascii="Aptos Display" w:hAnsi="Aptos Display" w:cstheme="minorHAnsi"/>
+          <w:lang w:val="en-GB" w:eastAsia="ca-ES"/>
+        </w:rPr>
+        <w:t>Exponential</w:t>
+      </w:r>
+      <w:r>
+        <w:rPr>
+          <w:rFonts w:ascii="Aptos Display" w:hAnsi="Aptos Display" w:cstheme="minorHAnsi"/>
+          <w:lang w:val="en-GB" w:eastAsia="ca-ES"/>
+        </w:rPr>
+        <w:t>/Gaussian</w:t>
+      </w:r>
+      <w:r>
+        <w:rPr>
+          <w:rFonts w:ascii="Aptos Display" w:hAnsi="Aptos Display" w:cstheme="minorHAnsi"/>
+          <w:lang w:val="en-GB" w:eastAsia="ca-ES"/>
+        </w:rPr>
+        <w:t xml:space="preserve"> </w:t>
+      </w:r>
+      <w:commentRangeEnd w:id="1"/>
+      <w:r>
+        <w:rPr>
+          <w:rStyle w:val="Refdecomentario"/>
+          <w:rFonts w:ascii="Calibri" w:eastAsia="Calibri" w:hAnsi="Calibri" w:cs="Calibri"/>
+          <w:lang w:val="en-GB"/>
+        </w:rPr>
+        <w:commentReference w:id="1"/>
+      </w:r>
+      <w:r>
+        <w:rPr>
+          <w:rFonts w:ascii="Aptos Display" w:hAnsi="Aptos Display" w:cstheme="minorHAnsi"/>
+          <w:lang w:val="en-GB" w:eastAsia="ca-ES"/>
+        </w:rPr>
+        <w:t xml:space="preserve">MCMC-GLMM (Model specification: germination reduction ~ Habitats). </w:t>
       </w:r>
     </w:p>
     <w:p>
@@ -8224,7 +9158,14 @@
           <w:rFonts w:ascii="Aptos Display" w:hAnsi="Aptos Display" w:cstheme="minorHAnsi"/>
           <w:lang w:val="en-GB"/>
         </w:rPr>
-        <w:t>During cold stratification</w:t>
+        <w:t>After</w:t>
+      </w:r>
+      <w:r>
+        <w:rPr>
+          <w:rFonts w:ascii="Aptos Display" w:hAnsi="Aptos Display" w:cstheme="minorHAnsi"/>
+          <w:lang w:val="en-GB"/>
+        </w:rPr>
+        <w:t xml:space="preserve"> cold stratification</w:t>
       </w:r>
       <w:r>
         <w:rPr>
@@ -8399,6 +9340,7 @@
         <w:t xml:space="preserve"> </w:t>
       </w:r>
       <w:proofErr w:type="spellStart"/>
+      <w:proofErr w:type="gramStart"/>
       <w:r>
         <w:rPr>
           <w:rFonts w:ascii="Aptos Display" w:hAnsi="Aptos Display" w:cstheme="minorHAnsi"/>
@@ -8407,6 +9349,7 @@
         <w:t>O.Appel</w:t>
       </w:r>
       <w:proofErr w:type="spellEnd"/>
+      <w:proofErr w:type="gramEnd"/>
       <w:r>
         <w:rPr>
           <w:rFonts w:ascii="Aptos Display" w:hAnsi="Aptos Display" w:cstheme="minorHAnsi"/>
@@ -8552,7 +9495,14 @@
           <w:rFonts w:ascii="Aptos Display" w:hAnsi="Aptos Display" w:cstheme="minorHAnsi"/>
           <w:lang w:val="en-GB"/>
         </w:rPr>
-        <w:t>Alpine</w:t>
+        <w:t>a</w:t>
+      </w:r>
+      <w:r>
+        <w:rPr>
+          <w:rFonts w:ascii="Aptos Display" w:hAnsi="Aptos Display" w:cstheme="minorHAnsi"/>
+          <w:lang w:val="en-GB"/>
+        </w:rPr>
+        <w:t>lpine</w:t>
       </w:r>
       <w:r>
         <w:rPr>
@@ -8580,14 +9530,14 @@
           <w:rFonts w:ascii="Aptos Display" w:hAnsi="Aptos Display" w:cstheme="minorHAnsi"/>
           <w:lang w:val="en-GB"/>
         </w:rPr>
-        <w:t xml:space="preserve">here was an average of 25% </w:t>
-      </w:r>
-      <w:r>
-        <w:rPr>
-          <w:rFonts w:ascii="Aptos Display" w:hAnsi="Aptos Display" w:cstheme="minorHAnsi"/>
-          <w:lang w:val="en-GB"/>
-        </w:rPr>
-        <w:t xml:space="preserve">seed germination in species from the Mediterranean alpine habitat, while less than 10% of seeds germinated in the temperate </w:t>
+        <w:t>here was an average of 25%</w:t>
+      </w:r>
+      <w:r>
+        <w:rPr>
+          <w:rFonts w:ascii="Aptos Display" w:hAnsi="Aptos Display" w:cstheme="minorHAnsi"/>
+          <w:lang w:val="en-GB"/>
+        </w:rPr>
+        <w:t xml:space="preserve"> germination in species from the Mediterranean alpine habitat, while less than 10% of seeds germinated in the temperate </w:t>
       </w:r>
       <w:r>
         <w:rPr>
@@ -8736,7 +9686,6 @@
           <w:noProof/>
           <w:lang w:val="en-GB"/>
         </w:rPr>
-        <w:lastRenderedPageBreak/>
         <w:drawing>
           <wp:inline distT="0" distB="0" distL="0" distR="0" wp14:anchorId="6E51273B" wp14:editId="2BF59A9B">
             <wp:extent cx="5400675" cy="4495800"/>
@@ -8755,7 +9704,7 @@
                     </pic:cNvPicPr>
                   </pic:nvPicPr>
                   <pic:blipFill>
-                    <a:blip r:embed="rId9" cstate="print">
+                    <a:blip r:embed="rId13" cstate="print">
                       <a:extLst>
                         <a:ext uri="{28A0092B-C50C-407E-A947-70E740481C1C}">
                           <a14:useLocalDpi xmlns:a14="http://schemas.microsoft.com/office/drawing/2010/main" val="0"/>
@@ -8920,7 +9869,21 @@
           <w:rFonts w:ascii="Aptos Display" w:hAnsi="Aptos Display" w:cstheme="minorHAnsi"/>
           <w:lang w:val="en-GB"/>
         </w:rPr>
-        <w:t xml:space="preserve"> from MCMCGLMM models ** = p-value</w:t>
+        <w:t xml:space="preserve"> from </w:t>
+      </w:r>
+      <w:r>
+        <w:rPr>
+          <w:rFonts w:ascii="Aptos Display" w:hAnsi="Aptos Display" w:cstheme="minorHAnsi"/>
+          <w:lang w:val="en-GB"/>
+        </w:rPr>
+        <w:t xml:space="preserve">multinomial </w:t>
+      </w:r>
+      <w:r>
+        <w:rPr>
+          <w:rFonts w:ascii="Aptos Display" w:hAnsi="Aptos Display" w:cstheme="minorHAnsi"/>
+          <w:lang w:val="en-GB"/>
+        </w:rPr>
+        <w:t>MCMCGLMM models ** = p-value</w:t>
       </w:r>
       <w:r>
         <w:rPr>
@@ -9348,21 +10311,7 @@
           <w:rFonts w:ascii="Aptos Display" w:hAnsi="Aptos Display" w:cstheme="minorHAnsi"/>
           <w:lang w:val="en-GB"/>
         </w:rPr>
-        <w:t xml:space="preserve">; </w:t>
-      </w:r>
-      <w:r>
-        <w:rPr>
-          <w:rFonts w:ascii="Aptos Display" w:hAnsi="Aptos Display" w:cstheme="minorHAnsi"/>
-          <w:lang w:val="en-GB"/>
-        </w:rPr>
-        <w:t>see Figure 3B</w:t>
-      </w:r>
-      <w:r>
-        <w:rPr>
-          <w:rFonts w:ascii="Aptos Display" w:hAnsi="Aptos Display" w:cstheme="minorHAnsi"/>
-          <w:lang w:val="en-GB"/>
-        </w:rPr>
-        <w:t xml:space="preserve"> </w:t>
+        <w:t xml:space="preserve">; see Figure 3B </w:t>
       </w:r>
       <w:r>
         <w:rPr>
@@ -9473,7 +10422,6 @@
           <w:noProof/>
           <w:lang w:val="en-GB"/>
         </w:rPr>
-        <w:lastRenderedPageBreak/>
         <w:drawing>
           <wp:inline distT="0" distB="0" distL="0" distR="0" wp14:anchorId="663FACCB" wp14:editId="191103CF">
             <wp:extent cx="5400675" cy="4495800"/>
@@ -9492,7 +10440,7 @@
                     </pic:cNvPicPr>
                   </pic:nvPicPr>
                   <pic:blipFill>
-                    <a:blip r:embed="rId10" cstate="print">
+                    <a:blip r:embed="rId14" cstate="print">
                       <a:extLst>
                         <a:ext uri="{28A0092B-C50C-407E-A947-70E740481C1C}">
                           <a14:useLocalDpi xmlns:a14="http://schemas.microsoft.com/office/drawing/2010/main" val="0"/>
@@ -9571,19 +10519,7 @@
         <w:rPr>
           <w:rFonts w:ascii="Aptos Display" w:hAnsi="Aptos Display" w:cstheme="minorHAnsi"/>
         </w:rPr>
-        <w:t xml:space="preserve">treatment with alternating temperatures (22-12ºC or 15-5ºC) and 12 hours of light; Darkness treatment with alternating temperatures </w:t>
-      </w:r>
-      <w:r>
-        <w:rPr>
-          <w:rFonts w:ascii="Aptos Display" w:hAnsi="Aptos Display" w:cstheme="minorHAnsi"/>
-        </w:rPr>
-        <w:t xml:space="preserve">(22-12ºC or 15-5ºC) </w:t>
-      </w:r>
-      <w:r>
-        <w:rPr>
-          <w:rFonts w:ascii="Aptos Display" w:hAnsi="Aptos Display" w:cstheme="minorHAnsi"/>
-        </w:rPr>
-        <w:t xml:space="preserve">and </w:t>
+        <w:t xml:space="preserve">treatment with alternating temperatures (22-12ºC or 15-5ºC) and 12 hours of light; Darkness treatment with alternating temperatures (22-12ºC or 15-5ºC) and </w:t>
       </w:r>
       <w:r>
         <w:rPr>
@@ -9637,7 +10573,41 @@
         <w:rPr>
           <w:rFonts w:ascii="Aptos Display" w:hAnsi="Aptos Display" w:cstheme="minorHAnsi"/>
         </w:rPr>
-        <w:t xml:space="preserve">, significances from MCMC-GLMM models, </w:t>
+        <w:t xml:space="preserve">, significances </w:t>
+      </w:r>
+      <w:proofErr w:type="spellStart"/>
+      <w:r>
+        <w:rPr>
+          <w:rFonts w:ascii="Aptos Display" w:hAnsi="Aptos Display" w:cstheme="minorHAnsi"/>
+        </w:rPr>
+        <w:t>from</w:t>
+      </w:r>
+      <w:proofErr w:type="spellEnd"/>
+      <w:r>
+        <w:rPr>
+          <w:rFonts w:ascii="Aptos Display" w:hAnsi="Aptos Display" w:cstheme="minorHAnsi"/>
+        </w:rPr>
+        <w:t xml:space="preserve"> </w:t>
+      </w:r>
+      <w:proofErr w:type="spellStart"/>
+      <w:r>
+        <w:rPr>
+          <w:rFonts w:ascii="Aptos Display" w:hAnsi="Aptos Display" w:cstheme="minorHAnsi"/>
+        </w:rPr>
+        <w:t>multinomial</w:t>
+      </w:r>
+      <w:proofErr w:type="spellEnd"/>
+      <w:r>
+        <w:rPr>
+          <w:rFonts w:ascii="Aptos Display" w:hAnsi="Aptos Display" w:cstheme="minorHAnsi"/>
+        </w:rPr>
+        <w:t xml:space="preserve"> </w:t>
+      </w:r>
+      <w:r>
+        <w:rPr>
+          <w:rFonts w:ascii="Aptos Display" w:hAnsi="Aptos Display" w:cstheme="minorHAnsi"/>
+        </w:rPr>
+        <w:t xml:space="preserve">MCMC-GLMM models, </w:t>
       </w:r>
       <w:r>
         <w:rPr>
@@ -9691,7 +10661,21 @@
         <w:rPr>
           <w:rFonts w:ascii="Aptos Display" w:hAnsi="Aptos Display" w:cstheme="minorHAnsi"/>
         </w:rPr>
-        <w:t xml:space="preserve"> and error bars represent binomial confidence intervals</w:t>
+        <w:t xml:space="preserve"> and error bars represent binomial </w:t>
+      </w:r>
+      <w:proofErr w:type="spellStart"/>
+      <w:r>
+        <w:rPr>
+          <w:rFonts w:ascii="Aptos Display" w:hAnsi="Aptos Display" w:cstheme="minorHAnsi"/>
+        </w:rPr>
+        <w:t>confidence</w:t>
+      </w:r>
+      <w:proofErr w:type="spellEnd"/>
+      <w:r>
+        <w:rPr>
+          <w:rFonts w:ascii="Aptos Display" w:hAnsi="Aptos Display" w:cstheme="minorHAnsi"/>
+        </w:rPr>
+        <w:t xml:space="preserve"> intervals</w:t>
       </w:r>
       <w:r>
         <w:rPr>
@@ -9759,7 +10743,41 @@
         <w:rPr>
           <w:rFonts w:ascii="Aptos Display" w:hAnsi="Aptos Display" w:cstheme="minorHAnsi"/>
         </w:rPr>
-        <w:t xml:space="preserve"> in each Habitat</w:t>
+        <w:t xml:space="preserve"> in </w:t>
+      </w:r>
+      <w:proofErr w:type="spellStart"/>
+      <w:r>
+        <w:rPr>
+          <w:rFonts w:ascii="Aptos Display" w:hAnsi="Aptos Display" w:cstheme="minorHAnsi"/>
+        </w:rPr>
+        <w:t>each</w:t>
+      </w:r>
+      <w:proofErr w:type="spellEnd"/>
+      <w:r>
+        <w:rPr>
+          <w:rFonts w:ascii="Aptos Display" w:hAnsi="Aptos Display" w:cstheme="minorHAnsi"/>
+        </w:rPr>
+        <w:t xml:space="preserve"> </w:t>
+      </w:r>
+      <w:proofErr w:type="spellStart"/>
+      <w:r>
+        <w:rPr>
+          <w:rFonts w:ascii="Aptos Display" w:hAnsi="Aptos Display" w:cstheme="minorHAnsi"/>
+        </w:rPr>
+        <w:t>alpine</w:t>
+      </w:r>
+      <w:proofErr w:type="spellEnd"/>
+      <w:r>
+        <w:rPr>
+          <w:rFonts w:ascii="Aptos Display" w:hAnsi="Aptos Display" w:cstheme="minorHAnsi"/>
+        </w:rPr>
+        <w:t xml:space="preserve"> h</w:t>
+      </w:r>
+      <w:r>
+        <w:rPr>
+          <w:rFonts w:ascii="Aptos Display" w:hAnsi="Aptos Display" w:cstheme="minorHAnsi"/>
+        </w:rPr>
+        <w:t>abitat</w:t>
       </w:r>
       <w:r>
         <w:rPr>
@@ -9785,34 +10803,7 @@
           <w:szCs w:val="22"/>
           <w:lang w:val="en-GB"/>
         </w:rPr>
-        <w:t>3.</w:t>
-      </w:r>
-      <w:r>
-        <w:rPr>
-          <w:rFonts w:ascii="Aptos Display" w:hAnsi="Aptos Display"/>
-          <w:sz w:val="22"/>
-          <w:szCs w:val="22"/>
-          <w:lang w:val="en-GB"/>
-        </w:rPr>
-        <w:t>3</w:t>
-      </w:r>
-      <w:r>
-        <w:rPr>
-          <w:rFonts w:ascii="Aptos Display" w:hAnsi="Aptos Display"/>
-          <w:sz w:val="22"/>
-          <w:szCs w:val="22"/>
-          <w:lang w:val="en-GB"/>
-        </w:rPr>
-        <w:t xml:space="preserve">. Responses to </w:t>
-      </w:r>
-      <w:r>
-        <w:rPr>
-          <w:rFonts w:ascii="Aptos Display" w:hAnsi="Aptos Display"/>
-          <w:sz w:val="22"/>
-          <w:szCs w:val="22"/>
-          <w:lang w:val="en-GB"/>
-        </w:rPr>
-        <w:t>water stress</w:t>
+        <w:t>3.3. Responses to water stress</w:t>
       </w:r>
     </w:p>
     <w:p>
@@ -9864,14 +10855,7 @@
           <w:rFonts w:ascii="Aptos Display" w:hAnsi="Aptos Display" w:cstheme="minorHAnsi"/>
           <w:lang w:val="en-GB"/>
         </w:rPr>
-        <w:t>(post. mean = -3.3, CI= [-3.69|-2.93])</w:t>
-      </w:r>
-      <w:r>
-        <w:rPr>
-          <w:rFonts w:ascii="Aptos Display" w:hAnsi="Aptos Display" w:cstheme="minorHAnsi"/>
-          <w:lang w:val="en-GB"/>
-        </w:rPr>
-        <w:t>, see Figure 4A</w:t>
+        <w:t>(post. mean = -3.3, CI= [-3.69|-2.93]), see Figure 4A</w:t>
       </w:r>
       <w:r>
         <w:rPr>
@@ -10004,7 +10988,7 @@
           <w:rFonts w:ascii="Aptos Display" w:hAnsi="Aptos Display" w:cstheme="minorHAnsi"/>
           <w:lang w:val="en-GB"/>
         </w:rPr>
-        <w:t>6.95</w:t>
+        <w:t>9</w:t>
       </w:r>
       <w:r>
         <w:rPr>
@@ -10018,7 +11002,7 @@
           <w:rFonts w:ascii="Aptos Display" w:hAnsi="Aptos Display" w:cstheme="minorHAnsi"/>
           <w:lang w:val="en-GB"/>
         </w:rPr>
-        <w:t>12.2</w:t>
+        <w:t>9.62</w:t>
       </w:r>
       <w:r>
         <w:rPr>
@@ -10032,7 +11016,7 @@
           <w:rFonts w:ascii="Aptos Display" w:hAnsi="Aptos Display" w:cstheme="minorHAnsi"/>
           <w:lang w:val="en-GB"/>
         </w:rPr>
-        <w:t>25.6</w:t>
+        <w:t>28.3</w:t>
       </w:r>
       <w:r>
         <w:rPr>
@@ -10053,21 +11037,7 @@
           <w:rFonts w:ascii="Aptos Display" w:hAnsi="Aptos Display" w:cstheme="minorHAnsi"/>
           <w:lang w:val="en-GB"/>
         </w:rPr>
-        <w:t xml:space="preserve"> see Figure 4</w:t>
-      </w:r>
-      <w:r>
-        <w:rPr>
-          <w:rFonts w:ascii="Aptos Display" w:hAnsi="Aptos Display" w:cstheme="minorHAnsi"/>
-          <w:lang w:val="en-GB"/>
-        </w:rPr>
-        <w:t>B</w:t>
-      </w:r>
-      <w:r>
-        <w:rPr>
-          <w:rFonts w:ascii="Aptos Display" w:hAnsi="Aptos Display" w:cstheme="minorHAnsi"/>
-          <w:lang w:val="en-GB"/>
-        </w:rPr>
-        <w:t xml:space="preserve">. </w:t>
+        <w:t xml:space="preserve"> see Figure 4B. </w:t>
       </w:r>
       <w:r>
         <w:rPr>
@@ -10115,14 +11085,7 @@
           <w:rFonts w:ascii="Aptos Display" w:hAnsi="Aptos Display" w:cstheme="minorHAnsi"/>
           <w:lang w:val="en-GB"/>
         </w:rPr>
-        <w:t>DC.</w:t>
-      </w:r>
-      <w:r>
-        <w:rPr>
-          <w:rFonts w:ascii="Aptos Display" w:hAnsi="Aptos Display" w:cstheme="minorHAnsi"/>
-          <w:lang w:val="en-GB"/>
-        </w:rPr>
-        <w:t xml:space="preserve">) to </w:t>
+        <w:t xml:space="preserve">DC.) to </w:t>
       </w:r>
       <w:r>
         <w:rPr>
@@ -10179,7 +11142,6 @@
           <w:noProof/>
           <w:lang w:val="en-GB"/>
         </w:rPr>
-        <w:lastRenderedPageBreak/>
         <w:drawing>
           <wp:inline distT="0" distB="0" distL="0" distR="0" wp14:anchorId="42E5D50D" wp14:editId="4E43C4C2">
             <wp:extent cx="5400675" cy="4495800"/>
@@ -10198,7 +11160,7 @@
                     </pic:cNvPicPr>
                   </pic:nvPicPr>
                   <pic:blipFill>
-                    <a:blip r:embed="rId11" cstate="print">
+                    <a:blip r:embed="rId15" cstate="print">
                       <a:extLst>
                         <a:ext uri="{28A0092B-C50C-407E-A947-70E740481C1C}">
                           <a14:useLocalDpi xmlns:a14="http://schemas.microsoft.com/office/drawing/2010/main" val="0"/>
@@ -10325,13 +11287,7 @@
         <w:rPr>
           <w:rFonts w:ascii="Aptos Display" w:hAnsi="Aptos Display" w:cstheme="minorHAnsi"/>
         </w:rPr>
-        <w:t xml:space="preserve"> of light</w:t>
-      </w:r>
-      <w:r>
-        <w:rPr>
-          <w:rFonts w:ascii="Aptos Display" w:hAnsi="Aptos Display" w:cstheme="minorHAnsi"/>
-        </w:rPr>
-        <w:t xml:space="preserve"> </w:t>
+        <w:t xml:space="preserve"> of light </w:t>
       </w:r>
       <w:proofErr w:type="spellStart"/>
       <w:r>
@@ -10525,827 +11481,829 @@
         <w:rPr>
           <w:rFonts w:ascii="Aptos Display" w:hAnsi="Aptos Display" w:cstheme="minorHAnsi"/>
         </w:rPr>
+        <w:t xml:space="preserve">. Bars </w:t>
+      </w:r>
+      <w:proofErr w:type="spellStart"/>
+      <w:r>
+        <w:rPr>
+          <w:rFonts w:ascii="Aptos Display" w:hAnsi="Aptos Display" w:cstheme="minorHAnsi"/>
+        </w:rPr>
+        <w:t>represent</w:t>
+      </w:r>
+      <w:proofErr w:type="spellEnd"/>
+      <w:r>
+        <w:rPr>
+          <w:rFonts w:ascii="Aptos Display" w:hAnsi="Aptos Display" w:cstheme="minorHAnsi"/>
+        </w:rPr>
+        <w:t xml:space="preserve"> </w:t>
+      </w:r>
+      <w:proofErr w:type="spellStart"/>
+      <w:r>
+        <w:rPr>
+          <w:rFonts w:ascii="Aptos Display" w:hAnsi="Aptos Display" w:cstheme="minorHAnsi"/>
+        </w:rPr>
+        <w:t>the</w:t>
+      </w:r>
+      <w:proofErr w:type="spellEnd"/>
+      <w:r>
+        <w:rPr>
+          <w:rFonts w:ascii="Aptos Display" w:hAnsi="Aptos Display" w:cstheme="minorHAnsi"/>
+        </w:rPr>
+        <w:t xml:space="preserve"> </w:t>
+      </w:r>
+      <w:proofErr w:type="spellStart"/>
+      <w:r>
+        <w:rPr>
+          <w:rFonts w:ascii="Aptos Display" w:hAnsi="Aptos Display" w:cstheme="minorHAnsi"/>
+        </w:rPr>
+        <w:t>mean</w:t>
+      </w:r>
+      <w:proofErr w:type="spellEnd"/>
+      <w:r>
+        <w:rPr>
+          <w:rFonts w:ascii="Aptos Display" w:hAnsi="Aptos Display" w:cstheme="minorHAnsi"/>
+        </w:rPr>
+        <w:t xml:space="preserve"> </w:t>
+      </w:r>
+      <w:proofErr w:type="spellStart"/>
+      <w:r>
+        <w:rPr>
+          <w:rFonts w:ascii="Aptos Display" w:hAnsi="Aptos Display" w:cstheme="minorHAnsi"/>
+        </w:rPr>
+        <w:t>germination</w:t>
+      </w:r>
+      <w:proofErr w:type="spellEnd"/>
+      <w:r>
+        <w:rPr>
+          <w:rFonts w:ascii="Aptos Display" w:hAnsi="Aptos Display" w:cstheme="minorHAnsi"/>
+        </w:rPr>
+        <w:t xml:space="preserve"> </w:t>
+      </w:r>
+      <w:proofErr w:type="spellStart"/>
+      <w:r>
+        <w:rPr>
+          <w:rFonts w:ascii="Aptos Display" w:hAnsi="Aptos Display" w:cstheme="minorHAnsi"/>
+        </w:rPr>
+        <w:t>observed</w:t>
+      </w:r>
+      <w:proofErr w:type="spellEnd"/>
+      <w:r>
+        <w:rPr>
+          <w:rFonts w:ascii="Aptos Display" w:hAnsi="Aptos Display" w:cstheme="minorHAnsi"/>
+        </w:rPr>
+        <w:t xml:space="preserve"> per </w:t>
+      </w:r>
+      <w:proofErr w:type="spellStart"/>
+      <w:r>
+        <w:rPr>
+          <w:rFonts w:ascii="Aptos Display" w:hAnsi="Aptos Display" w:cstheme="minorHAnsi"/>
+        </w:rPr>
+        <w:t>treatment</w:t>
+      </w:r>
+      <w:proofErr w:type="spellEnd"/>
+      <w:r>
+        <w:rPr>
+          <w:rFonts w:ascii="Aptos Display" w:hAnsi="Aptos Display" w:cstheme="minorHAnsi"/>
+        </w:rPr>
+        <w:t xml:space="preserve">, </w:t>
+      </w:r>
+      <w:proofErr w:type="spellStart"/>
+      <w:r>
+        <w:rPr>
+          <w:rFonts w:ascii="Aptos Display" w:hAnsi="Aptos Display" w:cstheme="minorHAnsi"/>
+        </w:rPr>
+        <w:t>and</w:t>
+      </w:r>
+      <w:proofErr w:type="spellEnd"/>
+      <w:r>
+        <w:rPr>
+          <w:rFonts w:ascii="Aptos Display" w:hAnsi="Aptos Display" w:cstheme="minorHAnsi"/>
+        </w:rPr>
+        <w:t xml:space="preserve"> </w:t>
+      </w:r>
+      <w:r>
+        <w:rPr>
+          <w:rFonts w:ascii="Aptos Display" w:hAnsi="Aptos Display" w:cstheme="minorHAnsi"/>
+        </w:rPr>
+        <w:t xml:space="preserve">error bars </w:t>
+      </w:r>
+      <w:proofErr w:type="spellStart"/>
+      <w:r>
+        <w:rPr>
+          <w:rFonts w:ascii="Aptos Display" w:hAnsi="Aptos Display" w:cstheme="minorHAnsi"/>
+        </w:rPr>
+        <w:t>represent</w:t>
+      </w:r>
+      <w:proofErr w:type="spellEnd"/>
+      <w:r>
+        <w:rPr>
+          <w:rFonts w:ascii="Aptos Display" w:hAnsi="Aptos Display" w:cstheme="minorHAnsi"/>
+        </w:rPr>
+        <w:t xml:space="preserve"> binomial </w:t>
+      </w:r>
+      <w:proofErr w:type="spellStart"/>
+      <w:r>
+        <w:rPr>
+          <w:rFonts w:ascii="Aptos Display" w:hAnsi="Aptos Display" w:cstheme="minorHAnsi"/>
+        </w:rPr>
+        <w:t>confidence</w:t>
+      </w:r>
+      <w:proofErr w:type="spellEnd"/>
+      <w:r>
+        <w:rPr>
+          <w:rFonts w:ascii="Aptos Display" w:hAnsi="Aptos Display" w:cstheme="minorHAnsi"/>
+        </w:rPr>
+        <w:t xml:space="preserve"> intervals</w:t>
+      </w:r>
+      <w:r>
+        <w:rPr>
+          <w:rFonts w:ascii="Aptos Display" w:hAnsi="Aptos Display" w:cstheme="minorHAnsi"/>
+        </w:rPr>
+        <w:t>.</w:t>
+      </w:r>
+      <w:r>
+        <w:rPr>
+          <w:rFonts w:ascii="Aptos Display" w:hAnsi="Aptos Display" w:cstheme="minorHAnsi"/>
+        </w:rPr>
+        <w:t xml:space="preserve"> </w:t>
+      </w:r>
+      <w:r>
+        <w:rPr>
+          <w:rFonts w:ascii="Aptos Display" w:hAnsi="Aptos Display" w:cstheme="minorHAnsi"/>
+        </w:rPr>
+        <w:t>S</w:t>
+      </w:r>
+      <w:r>
+        <w:rPr>
+          <w:rFonts w:ascii="Aptos Display" w:hAnsi="Aptos Display" w:cstheme="minorHAnsi"/>
+        </w:rPr>
+        <w:t xml:space="preserve">ignificances </w:t>
+      </w:r>
+      <w:proofErr w:type="spellStart"/>
+      <w:r>
+        <w:rPr>
+          <w:rFonts w:ascii="Aptos Display" w:hAnsi="Aptos Display" w:cstheme="minorHAnsi"/>
+        </w:rPr>
+        <w:t>from</w:t>
+      </w:r>
+      <w:proofErr w:type="spellEnd"/>
+      <w:r>
+        <w:rPr>
+          <w:rFonts w:ascii="Aptos Display" w:hAnsi="Aptos Display" w:cstheme="minorHAnsi"/>
+        </w:rPr>
+        <w:t xml:space="preserve"> </w:t>
+      </w:r>
+      <w:proofErr w:type="spellStart"/>
+      <w:r>
+        <w:rPr>
+          <w:rFonts w:ascii="Aptos Display" w:hAnsi="Aptos Display" w:cstheme="minorHAnsi"/>
+        </w:rPr>
+        <w:t>multinomial</w:t>
+      </w:r>
+      <w:proofErr w:type="spellEnd"/>
+      <w:r>
+        <w:rPr>
+          <w:rFonts w:ascii="Aptos Display" w:hAnsi="Aptos Display" w:cstheme="minorHAnsi"/>
+        </w:rPr>
+        <w:t xml:space="preserve"> </w:t>
+      </w:r>
+      <w:r>
+        <w:rPr>
+          <w:rFonts w:ascii="Aptos Display" w:hAnsi="Aptos Display" w:cstheme="minorHAnsi"/>
+        </w:rPr>
+        <w:t>MCMC-GLMM models *** = p-</w:t>
+      </w:r>
+      <w:proofErr w:type="spellStart"/>
+      <w:r>
+        <w:rPr>
+          <w:rFonts w:ascii="Aptos Display" w:hAnsi="Aptos Display" w:cstheme="minorHAnsi"/>
+        </w:rPr>
+        <w:t>value</w:t>
+      </w:r>
+      <w:proofErr w:type="spellEnd"/>
+      <w:r>
+        <w:rPr>
+          <w:rFonts w:ascii="Aptos Display" w:hAnsi="Aptos Display" w:cstheme="minorHAnsi"/>
+        </w:rPr>
+        <w:t xml:space="preserve">&lt;0.001. </w:t>
+      </w:r>
+      <w:r>
+        <w:rPr>
+          <w:rFonts w:ascii="Aptos Display" w:hAnsi="Aptos Display" w:cstheme="minorHAnsi"/>
+        </w:rPr>
+        <w:t xml:space="preserve">B) </w:t>
+      </w:r>
+      <w:proofErr w:type="spellStart"/>
+      <w:r>
+        <w:rPr>
+          <w:rFonts w:ascii="Aptos Display" w:hAnsi="Aptos Display" w:cstheme="minorHAnsi"/>
+        </w:rPr>
+        <w:t>Decreased</w:t>
+      </w:r>
+      <w:proofErr w:type="spellEnd"/>
+      <w:r>
+        <w:rPr>
+          <w:rFonts w:ascii="Aptos Display" w:hAnsi="Aptos Display" w:cstheme="minorHAnsi"/>
+        </w:rPr>
+        <w:t xml:space="preserve"> </w:t>
+      </w:r>
+      <w:proofErr w:type="spellStart"/>
+      <w:r>
+        <w:rPr>
+          <w:rFonts w:ascii="Aptos Display" w:hAnsi="Aptos Display" w:cstheme="minorHAnsi"/>
+        </w:rPr>
+        <w:t>germination</w:t>
+      </w:r>
+      <w:proofErr w:type="spellEnd"/>
+      <w:r>
+        <w:rPr>
+          <w:rFonts w:ascii="Aptos Display" w:hAnsi="Aptos Display" w:cstheme="minorHAnsi"/>
+        </w:rPr>
+        <w:t xml:space="preserve"> </w:t>
+      </w:r>
+      <w:r>
+        <w:rPr>
+          <w:rFonts w:ascii="Aptos Display" w:hAnsi="Aptos Display" w:cstheme="minorHAnsi"/>
+        </w:rPr>
+        <w:t xml:space="preserve">is </w:t>
+      </w:r>
+      <w:proofErr w:type="spellStart"/>
+      <w:r>
+        <w:rPr>
+          <w:rFonts w:ascii="Aptos Display" w:hAnsi="Aptos Display" w:cstheme="minorHAnsi"/>
+        </w:rPr>
+        <w:t>calculated</w:t>
+      </w:r>
+      <w:proofErr w:type="spellEnd"/>
+      <w:r>
+        <w:rPr>
+          <w:rFonts w:ascii="Aptos Display" w:hAnsi="Aptos Display" w:cstheme="minorHAnsi"/>
+        </w:rPr>
+        <w:t xml:space="preserve"> as </w:t>
+      </w:r>
+      <w:proofErr w:type="spellStart"/>
+      <w:r>
+        <w:rPr>
+          <w:rFonts w:ascii="Aptos Display" w:hAnsi="Aptos Display" w:cstheme="minorHAnsi"/>
+        </w:rPr>
+        <w:t>the</w:t>
+      </w:r>
+      <w:proofErr w:type="spellEnd"/>
+      <w:r>
+        <w:rPr>
+          <w:rFonts w:ascii="Aptos Display" w:hAnsi="Aptos Display" w:cstheme="minorHAnsi"/>
+        </w:rPr>
+        <w:t xml:space="preserve"> </w:t>
+      </w:r>
+      <w:r>
+        <w:rPr>
+          <w:rFonts w:ascii="Aptos Display" w:hAnsi="Aptos Display" w:cstheme="minorHAnsi"/>
+        </w:rPr>
+        <w:t xml:space="preserve">percentual </w:t>
+      </w:r>
+      <w:proofErr w:type="spellStart"/>
+      <w:r>
+        <w:rPr>
+          <w:rFonts w:ascii="Aptos Display" w:hAnsi="Aptos Display" w:cstheme="minorHAnsi"/>
+        </w:rPr>
+        <w:t>reduction</w:t>
+      </w:r>
+      <w:proofErr w:type="spellEnd"/>
+      <w:r>
+        <w:rPr>
+          <w:rFonts w:ascii="Aptos Display" w:hAnsi="Aptos Display" w:cstheme="minorHAnsi"/>
+        </w:rPr>
+        <w:t xml:space="preserve"> of </w:t>
+      </w:r>
+      <w:proofErr w:type="spellStart"/>
+      <w:r>
+        <w:rPr>
+          <w:rFonts w:ascii="Aptos Display" w:hAnsi="Aptos Display" w:cstheme="minorHAnsi"/>
+        </w:rPr>
+        <w:t>germination</w:t>
+      </w:r>
+      <w:proofErr w:type="spellEnd"/>
+      <w:r>
+        <w:rPr>
+          <w:rFonts w:ascii="Aptos Display" w:hAnsi="Aptos Display" w:cstheme="minorHAnsi"/>
+        </w:rPr>
+        <w:t xml:space="preserve"> in </w:t>
+      </w:r>
+      <w:proofErr w:type="spellStart"/>
+      <w:r>
+        <w:rPr>
+          <w:rFonts w:ascii="Aptos Display" w:hAnsi="Aptos Display" w:cstheme="minorHAnsi"/>
+        </w:rPr>
+        <w:t>water</w:t>
+      </w:r>
+      <w:proofErr w:type="spellEnd"/>
+      <w:r>
+        <w:rPr>
+          <w:rFonts w:ascii="Aptos Display" w:hAnsi="Aptos Display" w:cstheme="minorHAnsi"/>
+        </w:rPr>
+        <w:t xml:space="preserve"> </w:t>
+      </w:r>
+      <w:proofErr w:type="spellStart"/>
+      <w:r>
+        <w:rPr>
+          <w:rFonts w:ascii="Aptos Display" w:hAnsi="Aptos Display" w:cstheme="minorHAnsi"/>
+        </w:rPr>
+        <w:t>stress</w:t>
+      </w:r>
+      <w:proofErr w:type="spellEnd"/>
+      <w:r>
+        <w:rPr>
+          <w:rFonts w:ascii="Aptos Display" w:hAnsi="Aptos Display" w:cstheme="minorHAnsi"/>
+        </w:rPr>
+        <w:t xml:space="preserve"> </w:t>
+      </w:r>
+      <w:proofErr w:type="spellStart"/>
+      <w:r>
+        <w:rPr>
+          <w:rFonts w:ascii="Aptos Display" w:hAnsi="Aptos Display" w:cstheme="minorHAnsi"/>
+        </w:rPr>
+        <w:t>compared</w:t>
+      </w:r>
+      <w:proofErr w:type="spellEnd"/>
+      <w:r>
+        <w:rPr>
+          <w:rFonts w:ascii="Aptos Display" w:hAnsi="Aptos Display" w:cstheme="minorHAnsi"/>
+        </w:rPr>
+        <w:t xml:space="preserve"> to control </w:t>
+      </w:r>
+      <w:proofErr w:type="spellStart"/>
+      <w:r>
+        <w:rPr>
+          <w:rFonts w:ascii="Aptos Display" w:hAnsi="Aptos Display" w:cstheme="minorHAnsi"/>
+        </w:rPr>
+        <w:t>treatment</w:t>
+      </w:r>
+      <w:proofErr w:type="spellEnd"/>
+      <w:r>
+        <w:rPr>
+          <w:rFonts w:ascii="Aptos Display" w:hAnsi="Aptos Display" w:cstheme="minorHAnsi"/>
+        </w:rPr>
+        <w:t xml:space="preserve">. Bars </w:t>
+      </w:r>
+      <w:proofErr w:type="spellStart"/>
+      <w:r>
+        <w:rPr>
+          <w:rFonts w:ascii="Aptos Display" w:hAnsi="Aptos Display" w:cstheme="minorHAnsi"/>
+        </w:rPr>
+        <w:t>represent</w:t>
+      </w:r>
+      <w:proofErr w:type="spellEnd"/>
+      <w:r>
+        <w:rPr>
+          <w:rFonts w:ascii="Aptos Display" w:hAnsi="Aptos Display" w:cstheme="minorHAnsi"/>
+        </w:rPr>
+        <w:t xml:space="preserve"> </w:t>
+      </w:r>
+      <w:proofErr w:type="spellStart"/>
+      <w:r>
+        <w:rPr>
+          <w:rFonts w:ascii="Aptos Display" w:hAnsi="Aptos Display" w:cstheme="minorHAnsi"/>
+        </w:rPr>
+        <w:t>the</w:t>
+      </w:r>
+      <w:proofErr w:type="spellEnd"/>
+      <w:r>
+        <w:rPr>
+          <w:rFonts w:ascii="Aptos Display" w:hAnsi="Aptos Display" w:cstheme="minorHAnsi"/>
+        </w:rPr>
+        <w:t xml:space="preserve"> </w:t>
+      </w:r>
+      <w:proofErr w:type="spellStart"/>
+      <w:r>
+        <w:rPr>
+          <w:rFonts w:ascii="Aptos Display" w:hAnsi="Aptos Display" w:cstheme="minorHAnsi"/>
+        </w:rPr>
+        <w:t>mean</w:t>
+      </w:r>
+      <w:proofErr w:type="spellEnd"/>
+      <w:r>
+        <w:rPr>
+          <w:rFonts w:ascii="Aptos Display" w:hAnsi="Aptos Display" w:cstheme="minorHAnsi"/>
+        </w:rPr>
+        <w:t xml:space="preserve"> </w:t>
+      </w:r>
+      <w:proofErr w:type="spellStart"/>
+      <w:r>
+        <w:rPr>
+          <w:rFonts w:ascii="Aptos Display" w:hAnsi="Aptos Display" w:cstheme="minorHAnsi"/>
+        </w:rPr>
+        <w:t>germination</w:t>
+      </w:r>
+      <w:proofErr w:type="spellEnd"/>
+      <w:r>
+        <w:rPr>
+          <w:rFonts w:ascii="Aptos Display" w:hAnsi="Aptos Display" w:cstheme="minorHAnsi"/>
+        </w:rPr>
+        <w:t xml:space="preserve"> </w:t>
+      </w:r>
+      <w:proofErr w:type="spellStart"/>
+      <w:r>
+        <w:rPr>
+          <w:rFonts w:ascii="Aptos Display" w:hAnsi="Aptos Display" w:cstheme="minorHAnsi"/>
+        </w:rPr>
+        <w:t>reduction</w:t>
+      </w:r>
+      <w:proofErr w:type="spellEnd"/>
+      <w:r>
+        <w:rPr>
+          <w:rFonts w:ascii="Aptos Display" w:hAnsi="Aptos Display" w:cstheme="minorHAnsi"/>
+        </w:rPr>
+        <w:t xml:space="preserve"> </w:t>
+      </w:r>
+      <w:proofErr w:type="spellStart"/>
+      <w:r>
+        <w:rPr>
+          <w:rFonts w:ascii="Aptos Display" w:hAnsi="Aptos Display" w:cstheme="minorHAnsi"/>
+        </w:rPr>
+        <w:t>under</w:t>
+      </w:r>
+      <w:proofErr w:type="spellEnd"/>
+      <w:r>
+        <w:rPr>
+          <w:rFonts w:ascii="Aptos Display" w:hAnsi="Aptos Display" w:cstheme="minorHAnsi"/>
+        </w:rPr>
+        <w:t xml:space="preserve"> </w:t>
+      </w:r>
+      <w:proofErr w:type="spellStart"/>
+      <w:r>
+        <w:rPr>
+          <w:rFonts w:ascii="Aptos Display" w:hAnsi="Aptos Display" w:cstheme="minorHAnsi"/>
+        </w:rPr>
+        <w:t>water</w:t>
+      </w:r>
+      <w:proofErr w:type="spellEnd"/>
+      <w:r>
+        <w:rPr>
+          <w:rFonts w:ascii="Aptos Display" w:hAnsi="Aptos Display" w:cstheme="minorHAnsi"/>
+        </w:rPr>
+        <w:t xml:space="preserve"> </w:t>
+      </w:r>
+      <w:proofErr w:type="spellStart"/>
+      <w:r>
+        <w:rPr>
+          <w:rFonts w:ascii="Aptos Display" w:hAnsi="Aptos Display" w:cstheme="minorHAnsi"/>
+        </w:rPr>
+        <w:t>stress</w:t>
+      </w:r>
+      <w:proofErr w:type="spellEnd"/>
+      <w:r>
+        <w:rPr>
+          <w:rFonts w:ascii="Aptos Display" w:hAnsi="Aptos Display" w:cstheme="minorHAnsi"/>
+        </w:rPr>
+        <w:t xml:space="preserve"> </w:t>
+      </w:r>
+      <w:r>
+        <w:rPr>
+          <w:rFonts w:ascii="Aptos Display" w:hAnsi="Aptos Display" w:cstheme="minorHAnsi"/>
+        </w:rPr>
+        <w:t xml:space="preserve">in </w:t>
+      </w:r>
+      <w:proofErr w:type="spellStart"/>
+      <w:r>
+        <w:rPr>
+          <w:rFonts w:ascii="Aptos Display" w:hAnsi="Aptos Display" w:cstheme="minorHAnsi"/>
+        </w:rPr>
+        <w:t>each</w:t>
+      </w:r>
+      <w:proofErr w:type="spellEnd"/>
+      <w:r>
+        <w:rPr>
+          <w:rFonts w:ascii="Aptos Display" w:hAnsi="Aptos Display" w:cstheme="minorHAnsi"/>
+        </w:rPr>
+        <w:t xml:space="preserve"> Habitat, </w:t>
+      </w:r>
+      <w:proofErr w:type="spellStart"/>
+      <w:r>
+        <w:rPr>
+          <w:rFonts w:ascii="Aptos Display" w:hAnsi="Aptos Display" w:cstheme="minorHAnsi"/>
+        </w:rPr>
+        <w:t>and</w:t>
+      </w:r>
+      <w:proofErr w:type="spellEnd"/>
+      <w:r>
+        <w:rPr>
+          <w:rFonts w:ascii="Aptos Display" w:hAnsi="Aptos Display" w:cstheme="minorHAnsi"/>
+        </w:rPr>
+        <w:t xml:space="preserve"> error bars </w:t>
+      </w:r>
+      <w:proofErr w:type="spellStart"/>
+      <w:r>
+        <w:rPr>
+          <w:rFonts w:ascii="Aptos Display" w:hAnsi="Aptos Display" w:cstheme="minorHAnsi"/>
+        </w:rPr>
+        <w:t>represent</w:t>
+      </w:r>
+      <w:proofErr w:type="spellEnd"/>
+      <w:r>
+        <w:rPr>
+          <w:rFonts w:ascii="Aptos Display" w:hAnsi="Aptos Display" w:cstheme="minorHAnsi"/>
+        </w:rPr>
+        <w:t xml:space="preserve"> </w:t>
+      </w:r>
+      <w:proofErr w:type="spellStart"/>
+      <w:r>
+        <w:rPr>
+          <w:rFonts w:ascii="Aptos Display" w:hAnsi="Aptos Display" w:cstheme="minorHAnsi"/>
+        </w:rPr>
+        <w:t>the</w:t>
+      </w:r>
+      <w:proofErr w:type="spellEnd"/>
+      <w:r>
+        <w:rPr>
+          <w:rFonts w:ascii="Aptos Display" w:hAnsi="Aptos Display" w:cstheme="minorHAnsi"/>
+        </w:rPr>
+        <w:t xml:space="preserve"> Standard error of </w:t>
+      </w:r>
+      <w:proofErr w:type="spellStart"/>
+      <w:r>
+        <w:rPr>
+          <w:rFonts w:ascii="Aptos Display" w:hAnsi="Aptos Display" w:cstheme="minorHAnsi"/>
+        </w:rPr>
+        <w:t>the</w:t>
+      </w:r>
+      <w:proofErr w:type="spellEnd"/>
+      <w:r>
+        <w:rPr>
+          <w:rFonts w:ascii="Aptos Display" w:hAnsi="Aptos Display" w:cstheme="minorHAnsi"/>
+        </w:rPr>
+        <w:t xml:space="preserve"> </w:t>
+      </w:r>
+      <w:proofErr w:type="spellStart"/>
+      <w:r>
+        <w:rPr>
+          <w:rFonts w:ascii="Aptos Display" w:hAnsi="Aptos Display" w:cstheme="minorHAnsi"/>
+        </w:rPr>
+        <w:t>mean</w:t>
+      </w:r>
+      <w:proofErr w:type="spellEnd"/>
+      <w:r>
+        <w:rPr>
+          <w:rFonts w:ascii="Aptos Display" w:hAnsi="Aptos Display" w:cstheme="minorHAnsi"/>
+        </w:rPr>
+        <w:t xml:space="preserve">. C) </w:t>
+      </w:r>
+      <w:proofErr w:type="spellStart"/>
+      <w:r>
+        <w:rPr>
+          <w:rFonts w:ascii="Aptos Display" w:hAnsi="Aptos Display" w:cstheme="minorHAnsi"/>
+        </w:rPr>
+        <w:t>Decreased</w:t>
+      </w:r>
+      <w:proofErr w:type="spellEnd"/>
+      <w:r>
+        <w:rPr>
+          <w:rFonts w:ascii="Aptos Display" w:hAnsi="Aptos Display" w:cstheme="minorHAnsi"/>
+        </w:rPr>
+        <w:t xml:space="preserve"> </w:t>
+      </w:r>
+      <w:proofErr w:type="spellStart"/>
+      <w:r>
+        <w:rPr>
+          <w:rFonts w:ascii="Aptos Display" w:hAnsi="Aptos Display" w:cstheme="minorHAnsi"/>
+        </w:rPr>
+        <w:t>germination</w:t>
+      </w:r>
+      <w:proofErr w:type="spellEnd"/>
+      <w:r>
+        <w:rPr>
+          <w:rFonts w:ascii="Aptos Display" w:hAnsi="Aptos Display" w:cstheme="minorHAnsi"/>
+        </w:rPr>
+        <w:t xml:space="preserve"> </w:t>
+      </w:r>
+      <w:r>
+        <w:rPr>
+          <w:rFonts w:ascii="Aptos Display" w:hAnsi="Aptos Display" w:cstheme="minorHAnsi"/>
+        </w:rPr>
+        <w:t xml:space="preserve">in </w:t>
+      </w:r>
+      <w:proofErr w:type="spellStart"/>
+      <w:r>
+        <w:rPr>
+          <w:rFonts w:ascii="Aptos Display" w:hAnsi="Aptos Display" w:cstheme="minorHAnsi"/>
+        </w:rPr>
+        <w:t>each</w:t>
+      </w:r>
+      <w:proofErr w:type="spellEnd"/>
+      <w:r>
+        <w:rPr>
+          <w:rFonts w:ascii="Aptos Display" w:hAnsi="Aptos Display" w:cstheme="minorHAnsi"/>
+        </w:rPr>
+        <w:t xml:space="preserve"> </w:t>
+      </w:r>
+      <w:proofErr w:type="spellStart"/>
+      <w:r>
+        <w:rPr>
+          <w:rFonts w:ascii="Aptos Display" w:hAnsi="Aptos Display" w:cstheme="minorHAnsi"/>
+        </w:rPr>
+        <w:t>species</w:t>
+      </w:r>
+      <w:proofErr w:type="spellEnd"/>
+      <w:r>
+        <w:rPr>
+          <w:rFonts w:ascii="Aptos Display" w:hAnsi="Aptos Display" w:cstheme="minorHAnsi"/>
+        </w:rPr>
+        <w:t xml:space="preserve">, Bars </w:t>
+      </w:r>
+      <w:proofErr w:type="spellStart"/>
+      <w:r>
+        <w:rPr>
+          <w:rFonts w:ascii="Aptos Display" w:hAnsi="Aptos Display" w:cstheme="minorHAnsi"/>
+        </w:rPr>
+        <w:t>represent</w:t>
+      </w:r>
+      <w:proofErr w:type="spellEnd"/>
+      <w:r>
+        <w:rPr>
+          <w:rFonts w:ascii="Aptos Display" w:hAnsi="Aptos Display" w:cstheme="minorHAnsi"/>
+        </w:rPr>
+        <w:t xml:space="preserve"> </w:t>
+      </w:r>
+      <w:proofErr w:type="spellStart"/>
+      <w:r>
+        <w:rPr>
+          <w:rFonts w:ascii="Aptos Display" w:hAnsi="Aptos Display" w:cstheme="minorHAnsi"/>
+        </w:rPr>
+        <w:t>the</w:t>
+      </w:r>
+      <w:proofErr w:type="spellEnd"/>
+      <w:r>
+        <w:rPr>
+          <w:rFonts w:ascii="Aptos Display" w:hAnsi="Aptos Display" w:cstheme="minorHAnsi"/>
+        </w:rPr>
+        <w:t xml:space="preserve"> </w:t>
+      </w:r>
+      <w:proofErr w:type="spellStart"/>
+      <w:r>
+        <w:rPr>
+          <w:rFonts w:ascii="Aptos Display" w:hAnsi="Aptos Display" w:cstheme="minorHAnsi"/>
+        </w:rPr>
+        <w:t>mean</w:t>
+      </w:r>
+      <w:proofErr w:type="spellEnd"/>
+      <w:r>
+        <w:rPr>
+          <w:rFonts w:ascii="Aptos Display" w:hAnsi="Aptos Display" w:cstheme="minorHAnsi"/>
+        </w:rPr>
+        <w:t xml:space="preserve"> </w:t>
+      </w:r>
+      <w:proofErr w:type="spellStart"/>
+      <w:r>
+        <w:rPr>
+          <w:rFonts w:ascii="Aptos Display" w:hAnsi="Aptos Display" w:cstheme="minorHAnsi"/>
+        </w:rPr>
+        <w:t>germination</w:t>
+      </w:r>
+      <w:proofErr w:type="spellEnd"/>
+      <w:r>
+        <w:rPr>
+          <w:rFonts w:ascii="Aptos Display" w:hAnsi="Aptos Display" w:cstheme="minorHAnsi"/>
+        </w:rPr>
+        <w:t xml:space="preserve"> </w:t>
+      </w:r>
+      <w:proofErr w:type="spellStart"/>
+      <w:r>
+        <w:rPr>
+          <w:rFonts w:ascii="Aptos Display" w:hAnsi="Aptos Display" w:cstheme="minorHAnsi"/>
+        </w:rPr>
+        <w:t>reduction</w:t>
+      </w:r>
+      <w:proofErr w:type="spellEnd"/>
+      <w:r>
+        <w:rPr>
+          <w:rFonts w:ascii="Aptos Display" w:hAnsi="Aptos Display" w:cstheme="minorHAnsi"/>
+        </w:rPr>
+        <w:t xml:space="preserve"> </w:t>
+      </w:r>
+      <w:proofErr w:type="spellStart"/>
+      <w:r>
+        <w:rPr>
+          <w:rFonts w:ascii="Aptos Display" w:hAnsi="Aptos Display" w:cstheme="minorHAnsi"/>
+        </w:rPr>
+        <w:t>under</w:t>
+      </w:r>
+      <w:proofErr w:type="spellEnd"/>
+      <w:r>
+        <w:rPr>
+          <w:rFonts w:ascii="Aptos Display" w:hAnsi="Aptos Display" w:cstheme="minorHAnsi"/>
+        </w:rPr>
+        <w:t xml:space="preserve"> </w:t>
+      </w:r>
+      <w:proofErr w:type="spellStart"/>
+      <w:r>
+        <w:rPr>
+          <w:rFonts w:ascii="Aptos Display" w:hAnsi="Aptos Display" w:cstheme="minorHAnsi"/>
+        </w:rPr>
+        <w:t>water</w:t>
+      </w:r>
+      <w:proofErr w:type="spellEnd"/>
+      <w:r>
+        <w:rPr>
+          <w:rFonts w:ascii="Aptos Display" w:hAnsi="Aptos Display" w:cstheme="minorHAnsi"/>
+        </w:rPr>
+        <w:t xml:space="preserve"> </w:t>
+      </w:r>
+      <w:proofErr w:type="spellStart"/>
+      <w:r>
+        <w:rPr>
+          <w:rFonts w:ascii="Aptos Display" w:hAnsi="Aptos Display" w:cstheme="minorHAnsi"/>
+        </w:rPr>
+        <w:t>stress</w:t>
+      </w:r>
+      <w:proofErr w:type="spellEnd"/>
+      <w:r>
+        <w:rPr>
+          <w:rFonts w:ascii="Aptos Display" w:hAnsi="Aptos Display" w:cstheme="minorHAnsi"/>
+        </w:rPr>
+        <w:t xml:space="preserve"> in </w:t>
+      </w:r>
+      <w:proofErr w:type="spellStart"/>
+      <w:r>
+        <w:rPr>
+          <w:rFonts w:ascii="Aptos Display" w:hAnsi="Aptos Display" w:cstheme="minorHAnsi"/>
+        </w:rPr>
+        <w:t>each</w:t>
+      </w:r>
+      <w:proofErr w:type="spellEnd"/>
+      <w:r>
+        <w:rPr>
+          <w:rFonts w:ascii="Aptos Display" w:hAnsi="Aptos Display" w:cstheme="minorHAnsi"/>
+        </w:rPr>
+        <w:t xml:space="preserve"> Habitat, </w:t>
+      </w:r>
+      <w:proofErr w:type="spellStart"/>
+      <w:r>
+        <w:rPr>
+          <w:rFonts w:ascii="Aptos Display" w:hAnsi="Aptos Display" w:cstheme="minorHAnsi"/>
+        </w:rPr>
+        <w:t>and</w:t>
+      </w:r>
+      <w:proofErr w:type="spellEnd"/>
+      <w:r>
+        <w:rPr>
+          <w:rFonts w:ascii="Aptos Display" w:hAnsi="Aptos Display" w:cstheme="minorHAnsi"/>
+        </w:rPr>
+        <w:t xml:space="preserve"> error bars </w:t>
+      </w:r>
+      <w:proofErr w:type="spellStart"/>
+      <w:r>
+        <w:rPr>
+          <w:rFonts w:ascii="Aptos Display" w:hAnsi="Aptos Display" w:cstheme="minorHAnsi"/>
+        </w:rPr>
+        <w:t>represent</w:t>
+      </w:r>
+      <w:proofErr w:type="spellEnd"/>
+      <w:r>
+        <w:rPr>
+          <w:rFonts w:ascii="Aptos Display" w:hAnsi="Aptos Display" w:cstheme="minorHAnsi"/>
+        </w:rPr>
+        <w:t xml:space="preserve"> </w:t>
+      </w:r>
+      <w:proofErr w:type="spellStart"/>
+      <w:r>
+        <w:rPr>
+          <w:rFonts w:ascii="Aptos Display" w:hAnsi="Aptos Display" w:cstheme="minorHAnsi"/>
+        </w:rPr>
+        <w:t>the</w:t>
+      </w:r>
+      <w:proofErr w:type="spellEnd"/>
+      <w:r>
+        <w:rPr>
+          <w:rFonts w:ascii="Aptos Display" w:hAnsi="Aptos Display" w:cstheme="minorHAnsi"/>
+        </w:rPr>
+        <w:t xml:space="preserve"> Standard error of </w:t>
+      </w:r>
+      <w:proofErr w:type="spellStart"/>
+      <w:r>
+        <w:rPr>
+          <w:rFonts w:ascii="Aptos Display" w:hAnsi="Aptos Display" w:cstheme="minorHAnsi"/>
+        </w:rPr>
+        <w:t>the</w:t>
+      </w:r>
+      <w:proofErr w:type="spellEnd"/>
+      <w:r>
+        <w:rPr>
+          <w:rFonts w:ascii="Aptos Display" w:hAnsi="Aptos Display" w:cstheme="minorHAnsi"/>
+        </w:rPr>
+        <w:t xml:space="preserve"> </w:t>
+      </w:r>
+      <w:proofErr w:type="spellStart"/>
+      <w:r>
+        <w:rPr>
+          <w:rFonts w:ascii="Aptos Display" w:hAnsi="Aptos Display" w:cstheme="minorHAnsi"/>
+        </w:rPr>
+        <w:t>mean</w:t>
+      </w:r>
+      <w:proofErr w:type="spellEnd"/>
+      <w:r>
+        <w:rPr>
+          <w:rFonts w:ascii="Aptos Display" w:hAnsi="Aptos Display" w:cstheme="minorHAnsi"/>
+        </w:rPr>
         <w:t xml:space="preserve">. </w:t>
-      </w:r>
-      <w:r>
-        <w:rPr>
-          <w:rFonts w:ascii="Aptos Display" w:hAnsi="Aptos Display" w:cstheme="minorHAnsi"/>
-        </w:rPr>
-        <w:t xml:space="preserve">Bars </w:t>
-      </w:r>
-      <w:proofErr w:type="spellStart"/>
-      <w:r>
-        <w:rPr>
-          <w:rFonts w:ascii="Aptos Display" w:hAnsi="Aptos Display" w:cstheme="minorHAnsi"/>
-        </w:rPr>
-        <w:t>represent</w:t>
-      </w:r>
-      <w:proofErr w:type="spellEnd"/>
-      <w:r>
-        <w:rPr>
-          <w:rFonts w:ascii="Aptos Display" w:hAnsi="Aptos Display" w:cstheme="minorHAnsi"/>
-        </w:rPr>
-        <w:t xml:space="preserve"> </w:t>
-      </w:r>
-      <w:proofErr w:type="spellStart"/>
-      <w:r>
-        <w:rPr>
-          <w:rFonts w:ascii="Aptos Display" w:hAnsi="Aptos Display" w:cstheme="minorHAnsi"/>
-        </w:rPr>
-        <w:t>the</w:t>
-      </w:r>
-      <w:proofErr w:type="spellEnd"/>
-      <w:r>
-        <w:rPr>
-          <w:rFonts w:ascii="Aptos Display" w:hAnsi="Aptos Display" w:cstheme="minorHAnsi"/>
-        </w:rPr>
-        <w:t xml:space="preserve"> </w:t>
-      </w:r>
-      <w:proofErr w:type="spellStart"/>
-      <w:r>
-        <w:rPr>
-          <w:rFonts w:ascii="Aptos Display" w:hAnsi="Aptos Display" w:cstheme="minorHAnsi"/>
-        </w:rPr>
-        <w:t>mean</w:t>
-      </w:r>
-      <w:proofErr w:type="spellEnd"/>
-      <w:r>
-        <w:rPr>
-          <w:rFonts w:ascii="Aptos Display" w:hAnsi="Aptos Display" w:cstheme="minorHAnsi"/>
-        </w:rPr>
-        <w:t xml:space="preserve"> </w:t>
-      </w:r>
-      <w:proofErr w:type="spellStart"/>
-      <w:r>
-        <w:rPr>
-          <w:rFonts w:ascii="Aptos Display" w:hAnsi="Aptos Display" w:cstheme="minorHAnsi"/>
-        </w:rPr>
-        <w:t>germination</w:t>
-      </w:r>
-      <w:proofErr w:type="spellEnd"/>
-      <w:r>
-        <w:rPr>
-          <w:rFonts w:ascii="Aptos Display" w:hAnsi="Aptos Display" w:cstheme="minorHAnsi"/>
-        </w:rPr>
-        <w:t xml:space="preserve"> </w:t>
-      </w:r>
-      <w:proofErr w:type="spellStart"/>
-      <w:r>
-        <w:rPr>
-          <w:rFonts w:ascii="Aptos Display" w:hAnsi="Aptos Display" w:cstheme="minorHAnsi"/>
-        </w:rPr>
-        <w:t>observed</w:t>
-      </w:r>
-      <w:proofErr w:type="spellEnd"/>
-      <w:r>
-        <w:rPr>
-          <w:rFonts w:ascii="Aptos Display" w:hAnsi="Aptos Display" w:cstheme="minorHAnsi"/>
-        </w:rPr>
-        <w:t xml:space="preserve"> per </w:t>
-      </w:r>
-      <w:proofErr w:type="spellStart"/>
-      <w:r>
-        <w:rPr>
-          <w:rFonts w:ascii="Aptos Display" w:hAnsi="Aptos Display" w:cstheme="minorHAnsi"/>
-        </w:rPr>
-        <w:t>treatment</w:t>
-      </w:r>
-      <w:proofErr w:type="spellEnd"/>
-      <w:r>
-        <w:rPr>
-          <w:rFonts w:ascii="Aptos Display" w:hAnsi="Aptos Display" w:cstheme="minorHAnsi"/>
-        </w:rPr>
-        <w:t xml:space="preserve">, </w:t>
-      </w:r>
-      <w:proofErr w:type="spellStart"/>
-      <w:r>
-        <w:rPr>
-          <w:rFonts w:ascii="Aptos Display" w:hAnsi="Aptos Display" w:cstheme="minorHAnsi"/>
-        </w:rPr>
-        <w:t>and</w:t>
-      </w:r>
-      <w:proofErr w:type="spellEnd"/>
-      <w:r>
-        <w:rPr>
-          <w:rFonts w:ascii="Aptos Display" w:hAnsi="Aptos Display" w:cstheme="minorHAnsi"/>
-        </w:rPr>
-        <w:t xml:space="preserve"> </w:t>
-      </w:r>
-      <w:r>
-        <w:rPr>
-          <w:rFonts w:ascii="Aptos Display" w:hAnsi="Aptos Display" w:cstheme="minorHAnsi"/>
-        </w:rPr>
-        <w:t xml:space="preserve">error bars </w:t>
-      </w:r>
-      <w:proofErr w:type="spellStart"/>
-      <w:r>
-        <w:rPr>
-          <w:rFonts w:ascii="Aptos Display" w:hAnsi="Aptos Display" w:cstheme="minorHAnsi"/>
-        </w:rPr>
-        <w:t>represent</w:t>
-      </w:r>
-      <w:proofErr w:type="spellEnd"/>
-      <w:r>
-        <w:rPr>
-          <w:rFonts w:ascii="Aptos Display" w:hAnsi="Aptos Display" w:cstheme="minorHAnsi"/>
-        </w:rPr>
-        <w:t xml:space="preserve"> binomial </w:t>
-      </w:r>
-      <w:proofErr w:type="spellStart"/>
-      <w:r>
-        <w:rPr>
-          <w:rFonts w:ascii="Aptos Display" w:hAnsi="Aptos Display" w:cstheme="minorHAnsi"/>
-        </w:rPr>
-        <w:t>confidence</w:t>
-      </w:r>
-      <w:proofErr w:type="spellEnd"/>
-      <w:r>
-        <w:rPr>
-          <w:rFonts w:ascii="Aptos Display" w:hAnsi="Aptos Display" w:cstheme="minorHAnsi"/>
-        </w:rPr>
-        <w:t xml:space="preserve"> intervals</w:t>
-      </w:r>
-      <w:r>
-        <w:rPr>
-          <w:rFonts w:ascii="Aptos Display" w:hAnsi="Aptos Display" w:cstheme="minorHAnsi"/>
-        </w:rPr>
-        <w:t>.</w:t>
-      </w:r>
-      <w:r>
-        <w:rPr>
-          <w:rFonts w:ascii="Aptos Display" w:hAnsi="Aptos Display" w:cstheme="minorHAnsi"/>
-        </w:rPr>
-        <w:t xml:space="preserve"> </w:t>
-      </w:r>
-      <w:r>
-        <w:rPr>
-          <w:rFonts w:ascii="Aptos Display" w:hAnsi="Aptos Display" w:cstheme="minorHAnsi"/>
-        </w:rPr>
-        <w:t>S</w:t>
-      </w:r>
-      <w:r>
-        <w:rPr>
-          <w:rFonts w:ascii="Aptos Display" w:hAnsi="Aptos Display" w:cstheme="minorHAnsi"/>
-        </w:rPr>
-        <w:t xml:space="preserve">ignificances </w:t>
-      </w:r>
-      <w:proofErr w:type="spellStart"/>
-      <w:r>
-        <w:rPr>
-          <w:rFonts w:ascii="Aptos Display" w:hAnsi="Aptos Display" w:cstheme="minorHAnsi"/>
-        </w:rPr>
-        <w:t>from</w:t>
-      </w:r>
-      <w:proofErr w:type="spellEnd"/>
-      <w:r>
-        <w:rPr>
-          <w:rFonts w:ascii="Aptos Display" w:hAnsi="Aptos Display" w:cstheme="minorHAnsi"/>
-        </w:rPr>
-        <w:t xml:space="preserve"> MCMC-GLMM models *** = p-</w:t>
-      </w:r>
-      <w:proofErr w:type="spellStart"/>
-      <w:r>
-        <w:rPr>
-          <w:rFonts w:ascii="Aptos Display" w:hAnsi="Aptos Display" w:cstheme="minorHAnsi"/>
-        </w:rPr>
-        <w:t>value</w:t>
-      </w:r>
-      <w:proofErr w:type="spellEnd"/>
-      <w:r>
-        <w:rPr>
-          <w:rFonts w:ascii="Aptos Display" w:hAnsi="Aptos Display" w:cstheme="minorHAnsi"/>
-        </w:rPr>
-        <w:t xml:space="preserve">&lt;0.001. </w:t>
-      </w:r>
-      <w:r>
-        <w:rPr>
-          <w:rFonts w:ascii="Aptos Display" w:hAnsi="Aptos Display" w:cstheme="minorHAnsi"/>
-        </w:rPr>
-        <w:t xml:space="preserve">B) </w:t>
-      </w:r>
-      <w:proofErr w:type="spellStart"/>
-      <w:r>
-        <w:rPr>
-          <w:rFonts w:ascii="Aptos Display" w:hAnsi="Aptos Display" w:cstheme="minorHAnsi"/>
-        </w:rPr>
-        <w:t>Decreased</w:t>
-      </w:r>
-      <w:proofErr w:type="spellEnd"/>
-      <w:r>
-        <w:rPr>
-          <w:rFonts w:ascii="Aptos Display" w:hAnsi="Aptos Display" w:cstheme="minorHAnsi"/>
-        </w:rPr>
-        <w:t xml:space="preserve"> </w:t>
-      </w:r>
-      <w:proofErr w:type="spellStart"/>
-      <w:r>
-        <w:rPr>
-          <w:rFonts w:ascii="Aptos Display" w:hAnsi="Aptos Display" w:cstheme="minorHAnsi"/>
-        </w:rPr>
-        <w:t>germination</w:t>
-      </w:r>
-      <w:proofErr w:type="spellEnd"/>
-      <w:r>
-        <w:rPr>
-          <w:rFonts w:ascii="Aptos Display" w:hAnsi="Aptos Display" w:cstheme="minorHAnsi"/>
-        </w:rPr>
-        <w:t xml:space="preserve"> </w:t>
-      </w:r>
-      <w:r>
-        <w:rPr>
-          <w:rFonts w:ascii="Aptos Display" w:hAnsi="Aptos Display" w:cstheme="minorHAnsi"/>
-        </w:rPr>
-        <w:t xml:space="preserve">is </w:t>
-      </w:r>
-      <w:proofErr w:type="spellStart"/>
-      <w:r>
-        <w:rPr>
-          <w:rFonts w:ascii="Aptos Display" w:hAnsi="Aptos Display" w:cstheme="minorHAnsi"/>
-        </w:rPr>
-        <w:t>calculated</w:t>
-      </w:r>
-      <w:proofErr w:type="spellEnd"/>
-      <w:r>
-        <w:rPr>
-          <w:rFonts w:ascii="Aptos Display" w:hAnsi="Aptos Display" w:cstheme="minorHAnsi"/>
-        </w:rPr>
-        <w:t xml:space="preserve"> as </w:t>
-      </w:r>
-      <w:proofErr w:type="spellStart"/>
-      <w:r>
-        <w:rPr>
-          <w:rFonts w:ascii="Aptos Display" w:hAnsi="Aptos Display" w:cstheme="minorHAnsi"/>
-        </w:rPr>
-        <w:t>the</w:t>
-      </w:r>
-      <w:proofErr w:type="spellEnd"/>
-      <w:r>
-        <w:rPr>
-          <w:rFonts w:ascii="Aptos Display" w:hAnsi="Aptos Display" w:cstheme="minorHAnsi"/>
-        </w:rPr>
-        <w:t xml:space="preserve"> </w:t>
-      </w:r>
-      <w:r>
-        <w:rPr>
-          <w:rFonts w:ascii="Aptos Display" w:hAnsi="Aptos Display" w:cstheme="minorHAnsi"/>
-        </w:rPr>
-        <w:t xml:space="preserve">percentual </w:t>
-      </w:r>
-      <w:proofErr w:type="spellStart"/>
-      <w:r>
-        <w:rPr>
-          <w:rFonts w:ascii="Aptos Display" w:hAnsi="Aptos Display" w:cstheme="minorHAnsi"/>
-        </w:rPr>
-        <w:t>reduction</w:t>
-      </w:r>
-      <w:proofErr w:type="spellEnd"/>
-      <w:r>
-        <w:rPr>
-          <w:rFonts w:ascii="Aptos Display" w:hAnsi="Aptos Display" w:cstheme="minorHAnsi"/>
-        </w:rPr>
-        <w:t xml:space="preserve"> of </w:t>
-      </w:r>
-      <w:proofErr w:type="spellStart"/>
-      <w:r>
-        <w:rPr>
-          <w:rFonts w:ascii="Aptos Display" w:hAnsi="Aptos Display" w:cstheme="minorHAnsi"/>
-        </w:rPr>
-        <w:t>germination</w:t>
-      </w:r>
-      <w:proofErr w:type="spellEnd"/>
-      <w:r>
-        <w:rPr>
-          <w:rFonts w:ascii="Aptos Display" w:hAnsi="Aptos Display" w:cstheme="minorHAnsi"/>
-        </w:rPr>
-        <w:t xml:space="preserve"> in </w:t>
-      </w:r>
-      <w:proofErr w:type="spellStart"/>
-      <w:r>
-        <w:rPr>
-          <w:rFonts w:ascii="Aptos Display" w:hAnsi="Aptos Display" w:cstheme="minorHAnsi"/>
-        </w:rPr>
-        <w:t>water</w:t>
-      </w:r>
-      <w:proofErr w:type="spellEnd"/>
-      <w:r>
-        <w:rPr>
-          <w:rFonts w:ascii="Aptos Display" w:hAnsi="Aptos Display" w:cstheme="minorHAnsi"/>
-        </w:rPr>
-        <w:t xml:space="preserve"> </w:t>
-      </w:r>
-      <w:proofErr w:type="spellStart"/>
-      <w:r>
-        <w:rPr>
-          <w:rFonts w:ascii="Aptos Display" w:hAnsi="Aptos Display" w:cstheme="minorHAnsi"/>
-        </w:rPr>
-        <w:t>stress</w:t>
-      </w:r>
-      <w:proofErr w:type="spellEnd"/>
-      <w:r>
-        <w:rPr>
-          <w:rFonts w:ascii="Aptos Display" w:hAnsi="Aptos Display" w:cstheme="minorHAnsi"/>
-        </w:rPr>
-        <w:t xml:space="preserve"> </w:t>
-      </w:r>
-      <w:proofErr w:type="spellStart"/>
-      <w:r>
-        <w:rPr>
-          <w:rFonts w:ascii="Aptos Display" w:hAnsi="Aptos Display" w:cstheme="minorHAnsi"/>
-        </w:rPr>
-        <w:t>compared</w:t>
-      </w:r>
-      <w:proofErr w:type="spellEnd"/>
-      <w:r>
-        <w:rPr>
-          <w:rFonts w:ascii="Aptos Display" w:hAnsi="Aptos Display" w:cstheme="minorHAnsi"/>
-        </w:rPr>
-        <w:t xml:space="preserve"> to control </w:t>
-      </w:r>
-      <w:proofErr w:type="spellStart"/>
-      <w:r>
-        <w:rPr>
-          <w:rFonts w:ascii="Aptos Display" w:hAnsi="Aptos Display" w:cstheme="minorHAnsi"/>
-        </w:rPr>
-        <w:t>treatment</w:t>
-      </w:r>
-      <w:proofErr w:type="spellEnd"/>
-      <w:r>
-        <w:rPr>
-          <w:rFonts w:ascii="Aptos Display" w:hAnsi="Aptos Display" w:cstheme="minorHAnsi"/>
-        </w:rPr>
-        <w:t xml:space="preserve">. Bars </w:t>
-      </w:r>
-      <w:proofErr w:type="spellStart"/>
-      <w:r>
-        <w:rPr>
-          <w:rFonts w:ascii="Aptos Display" w:hAnsi="Aptos Display" w:cstheme="minorHAnsi"/>
-        </w:rPr>
-        <w:t>represent</w:t>
-      </w:r>
-      <w:proofErr w:type="spellEnd"/>
-      <w:r>
-        <w:rPr>
-          <w:rFonts w:ascii="Aptos Display" w:hAnsi="Aptos Display" w:cstheme="minorHAnsi"/>
-        </w:rPr>
-        <w:t xml:space="preserve"> </w:t>
-      </w:r>
-      <w:proofErr w:type="spellStart"/>
-      <w:r>
-        <w:rPr>
-          <w:rFonts w:ascii="Aptos Display" w:hAnsi="Aptos Display" w:cstheme="minorHAnsi"/>
-        </w:rPr>
-        <w:t>the</w:t>
-      </w:r>
-      <w:proofErr w:type="spellEnd"/>
-      <w:r>
-        <w:rPr>
-          <w:rFonts w:ascii="Aptos Display" w:hAnsi="Aptos Display" w:cstheme="minorHAnsi"/>
-        </w:rPr>
-        <w:t xml:space="preserve"> </w:t>
-      </w:r>
-      <w:proofErr w:type="spellStart"/>
-      <w:r>
-        <w:rPr>
-          <w:rFonts w:ascii="Aptos Display" w:hAnsi="Aptos Display" w:cstheme="minorHAnsi"/>
-        </w:rPr>
-        <w:t>mean</w:t>
-      </w:r>
-      <w:proofErr w:type="spellEnd"/>
-      <w:r>
-        <w:rPr>
-          <w:rFonts w:ascii="Aptos Display" w:hAnsi="Aptos Display" w:cstheme="minorHAnsi"/>
-        </w:rPr>
-        <w:t xml:space="preserve"> </w:t>
-      </w:r>
-      <w:proofErr w:type="spellStart"/>
-      <w:r>
-        <w:rPr>
-          <w:rFonts w:ascii="Aptos Display" w:hAnsi="Aptos Display" w:cstheme="minorHAnsi"/>
-        </w:rPr>
-        <w:t>germination</w:t>
-      </w:r>
-      <w:proofErr w:type="spellEnd"/>
-      <w:r>
-        <w:rPr>
-          <w:rFonts w:ascii="Aptos Display" w:hAnsi="Aptos Display" w:cstheme="minorHAnsi"/>
-        </w:rPr>
-        <w:t xml:space="preserve"> </w:t>
-      </w:r>
-      <w:proofErr w:type="spellStart"/>
-      <w:r>
-        <w:rPr>
-          <w:rFonts w:ascii="Aptos Display" w:hAnsi="Aptos Display" w:cstheme="minorHAnsi"/>
-        </w:rPr>
-        <w:t>reduction</w:t>
-      </w:r>
-      <w:proofErr w:type="spellEnd"/>
-      <w:r>
-        <w:rPr>
-          <w:rFonts w:ascii="Aptos Display" w:hAnsi="Aptos Display" w:cstheme="minorHAnsi"/>
-        </w:rPr>
-        <w:t xml:space="preserve"> </w:t>
-      </w:r>
-      <w:proofErr w:type="spellStart"/>
-      <w:r>
-        <w:rPr>
-          <w:rFonts w:ascii="Aptos Display" w:hAnsi="Aptos Display" w:cstheme="minorHAnsi"/>
-        </w:rPr>
-        <w:t>under</w:t>
-      </w:r>
-      <w:proofErr w:type="spellEnd"/>
-      <w:r>
-        <w:rPr>
-          <w:rFonts w:ascii="Aptos Display" w:hAnsi="Aptos Display" w:cstheme="minorHAnsi"/>
-        </w:rPr>
-        <w:t xml:space="preserve"> </w:t>
-      </w:r>
-      <w:proofErr w:type="spellStart"/>
-      <w:r>
-        <w:rPr>
-          <w:rFonts w:ascii="Aptos Display" w:hAnsi="Aptos Display" w:cstheme="minorHAnsi"/>
-        </w:rPr>
-        <w:t>water</w:t>
-      </w:r>
-      <w:proofErr w:type="spellEnd"/>
-      <w:r>
-        <w:rPr>
-          <w:rFonts w:ascii="Aptos Display" w:hAnsi="Aptos Display" w:cstheme="minorHAnsi"/>
-        </w:rPr>
-        <w:t xml:space="preserve"> </w:t>
-      </w:r>
-      <w:proofErr w:type="spellStart"/>
-      <w:r>
-        <w:rPr>
-          <w:rFonts w:ascii="Aptos Display" w:hAnsi="Aptos Display" w:cstheme="minorHAnsi"/>
-        </w:rPr>
-        <w:t>stress</w:t>
-      </w:r>
-      <w:proofErr w:type="spellEnd"/>
-      <w:r>
-        <w:rPr>
-          <w:rFonts w:ascii="Aptos Display" w:hAnsi="Aptos Display" w:cstheme="minorHAnsi"/>
-        </w:rPr>
-        <w:t xml:space="preserve"> </w:t>
-      </w:r>
-      <w:r>
-        <w:rPr>
-          <w:rFonts w:ascii="Aptos Display" w:hAnsi="Aptos Display" w:cstheme="minorHAnsi"/>
-        </w:rPr>
-        <w:t xml:space="preserve">in </w:t>
-      </w:r>
-      <w:proofErr w:type="spellStart"/>
-      <w:r>
-        <w:rPr>
-          <w:rFonts w:ascii="Aptos Display" w:hAnsi="Aptos Display" w:cstheme="minorHAnsi"/>
-        </w:rPr>
-        <w:t>each</w:t>
-      </w:r>
-      <w:proofErr w:type="spellEnd"/>
-      <w:r>
-        <w:rPr>
-          <w:rFonts w:ascii="Aptos Display" w:hAnsi="Aptos Display" w:cstheme="minorHAnsi"/>
-        </w:rPr>
-        <w:t xml:space="preserve"> Habitat, </w:t>
-      </w:r>
-      <w:proofErr w:type="spellStart"/>
-      <w:r>
-        <w:rPr>
-          <w:rFonts w:ascii="Aptos Display" w:hAnsi="Aptos Display" w:cstheme="minorHAnsi"/>
-        </w:rPr>
-        <w:t>and</w:t>
-      </w:r>
-      <w:proofErr w:type="spellEnd"/>
-      <w:r>
-        <w:rPr>
-          <w:rFonts w:ascii="Aptos Display" w:hAnsi="Aptos Display" w:cstheme="minorHAnsi"/>
-        </w:rPr>
-        <w:t xml:space="preserve"> error bars </w:t>
-      </w:r>
-      <w:proofErr w:type="spellStart"/>
-      <w:r>
-        <w:rPr>
-          <w:rFonts w:ascii="Aptos Display" w:hAnsi="Aptos Display" w:cstheme="minorHAnsi"/>
-        </w:rPr>
-        <w:t>represent</w:t>
-      </w:r>
-      <w:proofErr w:type="spellEnd"/>
-      <w:r>
-        <w:rPr>
-          <w:rFonts w:ascii="Aptos Display" w:hAnsi="Aptos Display" w:cstheme="minorHAnsi"/>
-        </w:rPr>
-        <w:t xml:space="preserve"> </w:t>
-      </w:r>
-      <w:proofErr w:type="spellStart"/>
-      <w:r>
-        <w:rPr>
-          <w:rFonts w:ascii="Aptos Display" w:hAnsi="Aptos Display" w:cstheme="minorHAnsi"/>
-        </w:rPr>
-        <w:t>the</w:t>
-      </w:r>
-      <w:proofErr w:type="spellEnd"/>
-      <w:r>
-        <w:rPr>
-          <w:rFonts w:ascii="Aptos Display" w:hAnsi="Aptos Display" w:cstheme="minorHAnsi"/>
-        </w:rPr>
-        <w:t xml:space="preserve"> Standard error of </w:t>
-      </w:r>
-      <w:proofErr w:type="spellStart"/>
-      <w:r>
-        <w:rPr>
-          <w:rFonts w:ascii="Aptos Display" w:hAnsi="Aptos Display" w:cstheme="minorHAnsi"/>
-        </w:rPr>
-        <w:t>the</w:t>
-      </w:r>
-      <w:proofErr w:type="spellEnd"/>
-      <w:r>
-        <w:rPr>
-          <w:rFonts w:ascii="Aptos Display" w:hAnsi="Aptos Display" w:cstheme="minorHAnsi"/>
-        </w:rPr>
-        <w:t xml:space="preserve"> </w:t>
-      </w:r>
-      <w:proofErr w:type="spellStart"/>
-      <w:r>
-        <w:rPr>
-          <w:rFonts w:ascii="Aptos Display" w:hAnsi="Aptos Display" w:cstheme="minorHAnsi"/>
-        </w:rPr>
-        <w:t>mean</w:t>
-      </w:r>
-      <w:proofErr w:type="spellEnd"/>
-      <w:r>
-        <w:rPr>
-          <w:rFonts w:ascii="Aptos Display" w:hAnsi="Aptos Display" w:cstheme="minorHAnsi"/>
-        </w:rPr>
-        <w:t xml:space="preserve">. C) </w:t>
-      </w:r>
-      <w:proofErr w:type="spellStart"/>
-      <w:r>
-        <w:rPr>
-          <w:rFonts w:ascii="Aptos Display" w:hAnsi="Aptos Display" w:cstheme="minorHAnsi"/>
-        </w:rPr>
-        <w:t>Decreased</w:t>
-      </w:r>
-      <w:proofErr w:type="spellEnd"/>
-      <w:r>
-        <w:rPr>
-          <w:rFonts w:ascii="Aptos Display" w:hAnsi="Aptos Display" w:cstheme="minorHAnsi"/>
-        </w:rPr>
-        <w:t xml:space="preserve"> </w:t>
-      </w:r>
-      <w:proofErr w:type="spellStart"/>
-      <w:r>
-        <w:rPr>
-          <w:rFonts w:ascii="Aptos Display" w:hAnsi="Aptos Display" w:cstheme="minorHAnsi"/>
-        </w:rPr>
-        <w:t>germination</w:t>
-      </w:r>
-      <w:proofErr w:type="spellEnd"/>
-      <w:r>
-        <w:rPr>
-          <w:rFonts w:ascii="Aptos Display" w:hAnsi="Aptos Display" w:cstheme="minorHAnsi"/>
-        </w:rPr>
-        <w:t xml:space="preserve"> </w:t>
-      </w:r>
-      <w:r>
-        <w:rPr>
-          <w:rFonts w:ascii="Aptos Display" w:hAnsi="Aptos Display" w:cstheme="minorHAnsi"/>
-        </w:rPr>
-        <w:t xml:space="preserve">in </w:t>
-      </w:r>
-      <w:proofErr w:type="spellStart"/>
-      <w:r>
-        <w:rPr>
-          <w:rFonts w:ascii="Aptos Display" w:hAnsi="Aptos Display" w:cstheme="minorHAnsi"/>
-        </w:rPr>
-        <w:t>each</w:t>
-      </w:r>
-      <w:proofErr w:type="spellEnd"/>
-      <w:r>
-        <w:rPr>
-          <w:rFonts w:ascii="Aptos Display" w:hAnsi="Aptos Display" w:cstheme="minorHAnsi"/>
-        </w:rPr>
-        <w:t xml:space="preserve"> </w:t>
-      </w:r>
-      <w:proofErr w:type="spellStart"/>
-      <w:r>
-        <w:rPr>
-          <w:rFonts w:ascii="Aptos Display" w:hAnsi="Aptos Display" w:cstheme="minorHAnsi"/>
-        </w:rPr>
-        <w:t>species</w:t>
-      </w:r>
-      <w:proofErr w:type="spellEnd"/>
-      <w:r>
-        <w:rPr>
-          <w:rFonts w:ascii="Aptos Display" w:hAnsi="Aptos Display" w:cstheme="minorHAnsi"/>
-        </w:rPr>
-        <w:t xml:space="preserve">, </w:t>
-      </w:r>
-      <w:r>
-        <w:rPr>
-          <w:rFonts w:ascii="Aptos Display" w:hAnsi="Aptos Display" w:cstheme="minorHAnsi"/>
-        </w:rPr>
-        <w:t xml:space="preserve">Bars </w:t>
-      </w:r>
-      <w:proofErr w:type="spellStart"/>
-      <w:r>
-        <w:rPr>
-          <w:rFonts w:ascii="Aptos Display" w:hAnsi="Aptos Display" w:cstheme="minorHAnsi"/>
-        </w:rPr>
-        <w:t>represent</w:t>
-      </w:r>
-      <w:proofErr w:type="spellEnd"/>
-      <w:r>
-        <w:rPr>
-          <w:rFonts w:ascii="Aptos Display" w:hAnsi="Aptos Display" w:cstheme="minorHAnsi"/>
-        </w:rPr>
-        <w:t xml:space="preserve"> </w:t>
-      </w:r>
-      <w:proofErr w:type="spellStart"/>
-      <w:r>
-        <w:rPr>
-          <w:rFonts w:ascii="Aptos Display" w:hAnsi="Aptos Display" w:cstheme="minorHAnsi"/>
-        </w:rPr>
-        <w:t>the</w:t>
-      </w:r>
-      <w:proofErr w:type="spellEnd"/>
-      <w:r>
-        <w:rPr>
-          <w:rFonts w:ascii="Aptos Display" w:hAnsi="Aptos Display" w:cstheme="minorHAnsi"/>
-        </w:rPr>
-        <w:t xml:space="preserve"> </w:t>
-      </w:r>
-      <w:proofErr w:type="spellStart"/>
-      <w:r>
-        <w:rPr>
-          <w:rFonts w:ascii="Aptos Display" w:hAnsi="Aptos Display" w:cstheme="minorHAnsi"/>
-        </w:rPr>
-        <w:t>mean</w:t>
-      </w:r>
-      <w:proofErr w:type="spellEnd"/>
-      <w:r>
-        <w:rPr>
-          <w:rFonts w:ascii="Aptos Display" w:hAnsi="Aptos Display" w:cstheme="minorHAnsi"/>
-        </w:rPr>
-        <w:t xml:space="preserve"> </w:t>
-      </w:r>
-      <w:proofErr w:type="spellStart"/>
-      <w:r>
-        <w:rPr>
-          <w:rFonts w:ascii="Aptos Display" w:hAnsi="Aptos Display" w:cstheme="minorHAnsi"/>
-        </w:rPr>
-        <w:t>germination</w:t>
-      </w:r>
-      <w:proofErr w:type="spellEnd"/>
-      <w:r>
-        <w:rPr>
-          <w:rFonts w:ascii="Aptos Display" w:hAnsi="Aptos Display" w:cstheme="minorHAnsi"/>
-        </w:rPr>
-        <w:t xml:space="preserve"> </w:t>
-      </w:r>
-      <w:proofErr w:type="spellStart"/>
-      <w:r>
-        <w:rPr>
-          <w:rFonts w:ascii="Aptos Display" w:hAnsi="Aptos Display" w:cstheme="minorHAnsi"/>
-        </w:rPr>
-        <w:t>reduction</w:t>
-      </w:r>
-      <w:proofErr w:type="spellEnd"/>
-      <w:r>
-        <w:rPr>
-          <w:rFonts w:ascii="Aptos Display" w:hAnsi="Aptos Display" w:cstheme="minorHAnsi"/>
-        </w:rPr>
-        <w:t xml:space="preserve"> </w:t>
-      </w:r>
-      <w:proofErr w:type="spellStart"/>
-      <w:r>
-        <w:rPr>
-          <w:rFonts w:ascii="Aptos Display" w:hAnsi="Aptos Display" w:cstheme="minorHAnsi"/>
-        </w:rPr>
-        <w:t>under</w:t>
-      </w:r>
-      <w:proofErr w:type="spellEnd"/>
-      <w:r>
-        <w:rPr>
-          <w:rFonts w:ascii="Aptos Display" w:hAnsi="Aptos Display" w:cstheme="minorHAnsi"/>
-        </w:rPr>
-        <w:t xml:space="preserve"> </w:t>
-      </w:r>
-      <w:proofErr w:type="spellStart"/>
-      <w:r>
-        <w:rPr>
-          <w:rFonts w:ascii="Aptos Display" w:hAnsi="Aptos Display" w:cstheme="minorHAnsi"/>
-        </w:rPr>
-        <w:t>water</w:t>
-      </w:r>
-      <w:proofErr w:type="spellEnd"/>
-      <w:r>
-        <w:rPr>
-          <w:rFonts w:ascii="Aptos Display" w:hAnsi="Aptos Display" w:cstheme="minorHAnsi"/>
-        </w:rPr>
-        <w:t xml:space="preserve"> </w:t>
-      </w:r>
-      <w:proofErr w:type="spellStart"/>
-      <w:r>
-        <w:rPr>
-          <w:rFonts w:ascii="Aptos Display" w:hAnsi="Aptos Display" w:cstheme="minorHAnsi"/>
-        </w:rPr>
-        <w:t>stress</w:t>
-      </w:r>
-      <w:proofErr w:type="spellEnd"/>
-      <w:r>
-        <w:rPr>
-          <w:rFonts w:ascii="Aptos Display" w:hAnsi="Aptos Display" w:cstheme="minorHAnsi"/>
-        </w:rPr>
-        <w:t xml:space="preserve"> in </w:t>
-      </w:r>
-      <w:proofErr w:type="spellStart"/>
-      <w:r>
-        <w:rPr>
-          <w:rFonts w:ascii="Aptos Display" w:hAnsi="Aptos Display" w:cstheme="minorHAnsi"/>
-        </w:rPr>
-        <w:t>each</w:t>
-      </w:r>
-      <w:proofErr w:type="spellEnd"/>
-      <w:r>
-        <w:rPr>
-          <w:rFonts w:ascii="Aptos Display" w:hAnsi="Aptos Display" w:cstheme="minorHAnsi"/>
-        </w:rPr>
-        <w:t xml:space="preserve"> Habitat, </w:t>
-      </w:r>
-      <w:proofErr w:type="spellStart"/>
-      <w:r>
-        <w:rPr>
-          <w:rFonts w:ascii="Aptos Display" w:hAnsi="Aptos Display" w:cstheme="minorHAnsi"/>
-        </w:rPr>
-        <w:t>and</w:t>
-      </w:r>
-      <w:proofErr w:type="spellEnd"/>
-      <w:r>
-        <w:rPr>
-          <w:rFonts w:ascii="Aptos Display" w:hAnsi="Aptos Display" w:cstheme="minorHAnsi"/>
-        </w:rPr>
-        <w:t xml:space="preserve"> error bars </w:t>
-      </w:r>
-      <w:proofErr w:type="spellStart"/>
-      <w:r>
-        <w:rPr>
-          <w:rFonts w:ascii="Aptos Display" w:hAnsi="Aptos Display" w:cstheme="minorHAnsi"/>
-        </w:rPr>
-        <w:t>represent</w:t>
-      </w:r>
-      <w:proofErr w:type="spellEnd"/>
-      <w:r>
-        <w:rPr>
-          <w:rFonts w:ascii="Aptos Display" w:hAnsi="Aptos Display" w:cstheme="minorHAnsi"/>
-        </w:rPr>
-        <w:t xml:space="preserve"> </w:t>
-      </w:r>
-      <w:proofErr w:type="spellStart"/>
-      <w:r>
-        <w:rPr>
-          <w:rFonts w:ascii="Aptos Display" w:hAnsi="Aptos Display" w:cstheme="minorHAnsi"/>
-        </w:rPr>
-        <w:t>the</w:t>
-      </w:r>
-      <w:proofErr w:type="spellEnd"/>
-      <w:r>
-        <w:rPr>
-          <w:rFonts w:ascii="Aptos Display" w:hAnsi="Aptos Display" w:cstheme="minorHAnsi"/>
-        </w:rPr>
-        <w:t xml:space="preserve"> Standard error of </w:t>
-      </w:r>
-      <w:proofErr w:type="spellStart"/>
-      <w:r>
-        <w:rPr>
-          <w:rFonts w:ascii="Aptos Display" w:hAnsi="Aptos Display" w:cstheme="minorHAnsi"/>
-        </w:rPr>
-        <w:t>the</w:t>
-      </w:r>
-      <w:proofErr w:type="spellEnd"/>
-      <w:r>
-        <w:rPr>
-          <w:rFonts w:ascii="Aptos Display" w:hAnsi="Aptos Display" w:cstheme="minorHAnsi"/>
-        </w:rPr>
-        <w:t xml:space="preserve"> </w:t>
-      </w:r>
-      <w:proofErr w:type="spellStart"/>
-      <w:r>
-        <w:rPr>
-          <w:rFonts w:ascii="Aptos Display" w:hAnsi="Aptos Display" w:cstheme="minorHAnsi"/>
-        </w:rPr>
-        <w:t>mean</w:t>
-      </w:r>
-      <w:proofErr w:type="spellEnd"/>
-      <w:r>
-        <w:rPr>
-          <w:rFonts w:ascii="Aptos Display" w:hAnsi="Aptos Display" w:cstheme="minorHAnsi"/>
-        </w:rPr>
-        <w:t>.</w:t>
-      </w:r>
-      <w:r>
-        <w:rPr>
-          <w:rFonts w:ascii="Aptos Display" w:hAnsi="Aptos Display" w:cstheme="minorHAnsi"/>
-        </w:rPr>
-        <w:t xml:space="preserve"> </w:t>
       </w:r>
       <w:proofErr w:type="spellStart"/>
       <w:r>
@@ -11458,8 +12416,59 @@
           <w:szCs w:val="22"/>
           <w:lang w:val="en-GB"/>
         </w:rPr>
-        <w:lastRenderedPageBreak/>
         <w:t>4. Discussion</w:t>
+      </w:r>
+    </w:p>
+    <w:p>
+      <w:pPr>
+        <w:spacing w:line="360" w:lineRule="auto"/>
+        <w:rPr>
+          <w:lang w:val="en-GB"/>
+        </w:rPr>
+      </w:pPr>
+      <w:r>
+        <w:rPr>
+          <w:lang w:val="en-GB"/>
+        </w:rPr>
+        <w:t xml:space="preserve">In this study we focused on…. We observed that all species answer similarly to stational </w:t>
+      </w:r>
+      <w:proofErr w:type="gramStart"/>
+      <w:r>
+        <w:rPr>
+          <w:lang w:val="en-GB"/>
+        </w:rPr>
+        <w:t>patterns</w:t>
+      </w:r>
+      <w:proofErr w:type="gramEnd"/>
+      <w:r>
+        <w:rPr>
+          <w:lang w:val="en-GB"/>
+        </w:rPr>
+        <w:t xml:space="preserve"> but not all respond equal to </w:t>
+      </w:r>
+      <w:r>
+        <w:rPr>
+          <w:lang w:val="en-GB"/>
+        </w:rPr>
+        <w:t>germination signals. W</w:t>
+      </w:r>
+      <w:r>
+        <w:rPr>
+          <w:lang w:val="en-GB"/>
+        </w:rPr>
+        <w:t>e</w:t>
+      </w:r>
+      <w:r>
+        <w:rPr>
+          <w:lang w:val="en-GB"/>
+        </w:rPr>
+        <w:t xml:space="preserve"> can corroborate Gimenez-Benavides results, obtained from stored seeds with our results from fresh seeds</w:t>
+      </w:r>
+      <w:r>
+        <w:rPr>
+          <w:lang w:val="en-GB"/>
+        </w:rPr>
+        <w:t>.</w:t>
       </w:r>
     </w:p>
     <w:p>
@@ -11548,7 +12557,104 @@
           <w:rFonts w:ascii="Aptos Display" w:hAnsi="Aptos Display"/>
           <w:lang w:val="en-GB"/>
         </w:rPr>
-        <w:t>Mediterranean germination syndrome?</w:t>
+        <w:t xml:space="preserve">Mediterranean germination </w:t>
+      </w:r>
+      <w:proofErr w:type="gramStart"/>
+      <w:r>
+        <w:rPr>
+          <w:rFonts w:ascii="Aptos Display" w:hAnsi="Aptos Display"/>
+          <w:lang w:val="en-GB"/>
+        </w:rPr>
+        <w:t>syndrome?</w:t>
+      </w:r>
+      <w:r>
+        <w:rPr>
+          <w:rFonts w:ascii="Aptos Display" w:hAnsi="Aptos Display"/>
+          <w:lang w:val="en-GB"/>
+        </w:rPr>
+        <w:t>.</w:t>
+      </w:r>
+      <w:proofErr w:type="gramEnd"/>
+      <w:r>
+        <w:rPr>
+          <w:rFonts w:ascii="Aptos Display" w:hAnsi="Aptos Display"/>
+          <w:lang w:val="en-GB"/>
+        </w:rPr>
+        <w:t xml:space="preserve"> </w:t>
+      </w:r>
+    </w:p>
+    <w:p>
+      <w:pPr>
+        <w:spacing w:line="360" w:lineRule="auto"/>
+        <w:rPr>
+          <w:rFonts w:ascii="Aptos Display" w:hAnsi="Aptos Display"/>
+          <w:lang w:val="en-GB"/>
+        </w:rPr>
+      </w:pPr>
+      <w:r>
+        <w:rPr>
+          <w:rFonts w:ascii="Aptos Display" w:hAnsi="Aptos Display"/>
+          <w:lang w:val="en-GB"/>
+        </w:rPr>
+        <w:t>Subalpine syndrome for generalist species, able or not to germinate under snow</w:t>
+      </w:r>
+      <w:r>
+        <w:rPr>
+          <w:rFonts w:ascii="Aptos Display" w:hAnsi="Aptos Display"/>
+          <w:lang w:val="en-GB"/>
+        </w:rPr>
+        <w:t>, but what happens with those species only able to germinate under snow (</w:t>
+      </w:r>
+      <w:proofErr w:type="spellStart"/>
+      <w:r>
+        <w:rPr>
+          <w:rFonts w:ascii="Aptos Display" w:hAnsi="Aptos Display"/>
+          <w:lang w:val="en-GB"/>
+        </w:rPr>
+        <w:t>Luzula</w:t>
+      </w:r>
+      <w:proofErr w:type="spellEnd"/>
+      <w:r>
+        <w:rPr>
+          <w:rFonts w:ascii="Aptos Display" w:hAnsi="Aptos Display"/>
+          <w:lang w:val="en-GB"/>
+        </w:rPr>
+        <w:t xml:space="preserve"> (search for specific studies)</w:t>
+      </w:r>
+      <w:r>
+        <w:rPr>
+          <w:rFonts w:ascii="Aptos Display" w:hAnsi="Aptos Display"/>
+          <w:lang w:val="en-GB"/>
+        </w:rPr>
+        <w:t>, Conopodium (Blandino, annals</w:t>
+      </w:r>
+      <w:r>
+        <w:rPr>
+          <w:rFonts w:ascii="Aptos Display" w:hAnsi="Aptos Display"/>
+          <w:lang w:val="en-GB"/>
+        </w:rPr>
+        <w:t xml:space="preserve"> of Botany)</w:t>
+      </w:r>
+      <w:r>
+        <w:rPr>
+          <w:rFonts w:ascii="Aptos Display" w:hAnsi="Aptos Display"/>
+          <w:lang w:val="en-GB"/>
+        </w:rPr>
+        <w:t>)</w:t>
+      </w:r>
+      <w:r>
+        <w:rPr>
+          <w:rFonts w:ascii="Aptos Display" w:hAnsi="Aptos Display"/>
+          <w:lang w:val="en-GB"/>
+        </w:rPr>
+        <w:t xml:space="preserve"> under future climate scenarios with reduction of snow cover</w:t>
+      </w:r>
+      <w:r>
+        <w:rPr>
+          <w:rFonts w:ascii="Aptos Display" w:hAnsi="Aptos Display"/>
+          <w:lang w:val="en-GB"/>
+        </w:rPr>
+        <w:t>.</w:t>
       </w:r>
     </w:p>
     <w:p>
@@ -11588,7 +12694,25 @@
           <w:szCs w:val="22"/>
           <w:lang w:val="en-GB"/>
         </w:rPr>
-        <w:t>. Main germination patterns</w:t>
+        <w:t xml:space="preserve">. </w:t>
+      </w:r>
+      <w:r>
+        <w:rPr>
+          <w:rFonts w:ascii="Aptos Display" w:hAnsi="Aptos Display" w:cstheme="minorHAnsi"/>
+          <w:sz w:val="22"/>
+          <w:szCs w:val="22"/>
+          <w:lang w:val="en-GB"/>
+        </w:rPr>
+        <w:t xml:space="preserve">Response to </w:t>
+      </w:r>
+      <w:r>
+        <w:rPr>
+          <w:rFonts w:ascii="Aptos Display" w:hAnsi="Aptos Display" w:cstheme="minorHAnsi"/>
+          <w:sz w:val="22"/>
+          <w:szCs w:val="22"/>
+          <w:lang w:val="en-GB"/>
+        </w:rPr>
+        <w:t>germination signals</w:t>
       </w:r>
     </w:p>
     <w:p>
@@ -11605,7 +12729,15 @@
           <w:rFonts w:ascii="Aptos Display" w:hAnsi="Aptos Display" w:cstheme="minorHAnsi"/>
           <w:lang w:val="en-GB"/>
         </w:rPr>
-        <w:t>Both systems responded consistently to the main germination drivers studied. Corroborating our hypothesis, the significant lower germination in darkness is in concordance with the “Alpine Germination Syndrome” (</w:t>
+        <w:t xml:space="preserve">Both systems responded consistently to the main germination drivers studied. Corroborating our hypothesis, the significant lower germination in darkness is in concordance with the “Alpine </w:t>
+      </w:r>
+      <w:r>
+        <w:rPr>
+          <w:rFonts w:ascii="Aptos Display" w:hAnsi="Aptos Display" w:cstheme="minorHAnsi"/>
+          <w:lang w:val="en-GB"/>
+        </w:rPr>
+        <w:lastRenderedPageBreak/>
+        <w:t>Germination Syndrome” (</w:t>
       </w:r>
       <w:r>
         <w:rPr>
@@ -11653,69 +12785,24 @@
           <w:rFonts w:ascii="Aptos Display" w:hAnsi="Aptos Display" w:cstheme="minorHAnsi"/>
           <w:lang w:val="en-GB"/>
         </w:rPr>
-        <w:t>). As expected, water stress negatively affected germination corroborating what has been found for crop species (</w:t>
-      </w:r>
+        <w:t>). Surprisingly, both systems showed a trend of higher germination under constant temperatures, likely because seeds experienced longer time under “higher” temperatures than with the alternating temperatures and benefits germination (</w:t>
+      </w:r>
+      <w:proofErr w:type="spellStart"/>
       <w:r>
         <w:rPr>
           <w:rFonts w:ascii="Aptos Display" w:hAnsi="Aptos Display" w:cstheme="minorHAnsi"/>
           <w:highlight w:val="yellow"/>
           <w:lang w:val="en-GB"/>
         </w:rPr>
-        <w:t>Bernau et al., 2020</w:t>
-      </w:r>
-      <w:r>
-        <w:rPr>
-          <w:rFonts w:ascii="Aptos Display" w:hAnsi="Aptos Display" w:cstheme="minorHAnsi"/>
-          <w:lang w:val="en-GB"/>
-        </w:rPr>
-        <w:t xml:space="preserve">) and wild species from alpine habitats (for example </w:t>
-      </w:r>
+        <w:t>Picciau</w:t>
+      </w:r>
+      <w:proofErr w:type="spellEnd"/>
       <w:r>
         <w:rPr>
           <w:rFonts w:ascii="Aptos Display" w:hAnsi="Aptos Display" w:cstheme="minorHAnsi"/>
           <w:highlight w:val="yellow"/>
           <w:lang w:val="en-GB"/>
         </w:rPr>
-        <w:t>Gya et al., 2023</w:t>
-      </w:r>
-      <w:r>
-        <w:rPr>
-          <w:rFonts w:ascii="Aptos Display" w:hAnsi="Aptos Display" w:cstheme="minorHAnsi"/>
-          <w:lang w:val="en-GB"/>
-        </w:rPr>
-        <w:t xml:space="preserve">, </w:t>
-      </w:r>
-      <w:r>
-        <w:rPr>
-          <w:rFonts w:ascii="Aptos Display" w:hAnsi="Aptos Display" w:cstheme="minorHAnsi"/>
-          <w:color w:val="FF0000"/>
-          <w:lang w:val="en-GB"/>
-        </w:rPr>
-        <w:t>Espinosa del Alba et al 2025 FE?</w:t>
-      </w:r>
-      <w:r>
-        <w:rPr>
-          <w:rFonts w:ascii="Aptos Display" w:hAnsi="Aptos Display" w:cstheme="minorHAnsi"/>
-          <w:lang w:val="en-GB"/>
-        </w:rPr>
-        <w:t>), suggesting that under future climate warming and increasing drought germination will be negatively impacted. Surprisingly, both systems showed a trend of higher germination under constant temperatures, likely because seeds experienced longer time under “higher” temperatures than with the alternating temperatures and benefits germination (</w:t>
-      </w:r>
-      <w:proofErr w:type="spellStart"/>
-      <w:r>
-        <w:rPr>
-          <w:rFonts w:ascii="Aptos Display" w:hAnsi="Aptos Display" w:cstheme="minorHAnsi"/>
-          <w:highlight w:val="yellow"/>
-          <w:lang w:val="en-GB"/>
-        </w:rPr>
-        <w:t>Picciau</w:t>
-      </w:r>
-      <w:proofErr w:type="spellEnd"/>
-      <w:r>
-        <w:rPr>
-          <w:rFonts w:ascii="Aptos Display" w:hAnsi="Aptos Display" w:cstheme="minorHAnsi"/>
-          <w:highlight w:val="yellow"/>
-          <w:lang w:val="en-GB"/>
-        </w:rPr>
         <w:t xml:space="preserve"> et al 2018</w:t>
       </w:r>
       <w:r>
@@ -11724,6 +12811,64 @@
           <w:lang w:val="en-GB"/>
         </w:rPr>
         <w:t xml:space="preserve">). </w:t>
+      </w:r>
+    </w:p>
+    <w:p>
+      <w:pPr>
+        <w:pStyle w:val="Ttulo3"/>
+        <w:spacing w:line="360" w:lineRule="auto"/>
+        <w:jc w:val="both"/>
+        <w:rPr>
+          <w:rFonts w:ascii="Aptos Display" w:hAnsi="Aptos Display" w:cstheme="minorHAnsi"/>
+          <w:sz w:val="22"/>
+          <w:szCs w:val="22"/>
+          <w:lang w:val="en-GB"/>
+        </w:rPr>
+      </w:pPr>
+      <w:r>
+        <w:rPr>
+          <w:rFonts w:ascii="Aptos Display" w:hAnsi="Aptos Display" w:cstheme="minorHAnsi"/>
+          <w:sz w:val="22"/>
+          <w:szCs w:val="22"/>
+          <w:lang w:val="en-GB"/>
+        </w:rPr>
+        <w:t>4.</w:t>
+      </w:r>
+      <w:r>
+        <w:rPr>
+          <w:rFonts w:ascii="Aptos Display" w:hAnsi="Aptos Display" w:cstheme="minorHAnsi"/>
+          <w:sz w:val="22"/>
+          <w:szCs w:val="22"/>
+          <w:lang w:val="en-GB"/>
+        </w:rPr>
+        <w:t>3</w:t>
+      </w:r>
+      <w:r>
+        <w:rPr>
+          <w:rFonts w:ascii="Aptos Display" w:hAnsi="Aptos Display" w:cstheme="minorHAnsi"/>
+          <w:sz w:val="22"/>
+          <w:szCs w:val="22"/>
+          <w:lang w:val="en-GB"/>
+        </w:rPr>
+        <w:t xml:space="preserve">. </w:t>
+      </w:r>
+      <w:r>
+        <w:rPr>
+          <w:rFonts w:ascii="Aptos Display" w:hAnsi="Aptos Display" w:cstheme="minorHAnsi"/>
+          <w:sz w:val="22"/>
+          <w:szCs w:val="22"/>
+          <w:lang w:val="en-GB"/>
+        </w:rPr>
+        <w:t xml:space="preserve">Response to </w:t>
+      </w:r>
+      <w:r>
+        <w:rPr>
+          <w:rFonts w:ascii="Aptos Display" w:hAnsi="Aptos Display" w:cstheme="minorHAnsi"/>
+          <w:sz w:val="22"/>
+          <w:szCs w:val="22"/>
+          <w:lang w:val="en-GB"/>
+        </w:rPr>
+        <w:t>water stress</w:t>
       </w:r>
     </w:p>
     <w:p>
@@ -11734,6 +12879,58 @@
           <w:lang w:val="en-GB"/>
         </w:rPr>
       </w:pPr>
+      <w:r>
+        <w:rPr>
+          <w:rFonts w:ascii="Aptos Display" w:hAnsi="Aptos Display" w:cstheme="minorHAnsi"/>
+          <w:lang w:val="en-GB"/>
+        </w:rPr>
+        <w:t>As expected, water stress negatively affected germination corroborating what has been found for crop species (</w:t>
+      </w:r>
+      <w:r>
+        <w:rPr>
+          <w:rFonts w:ascii="Aptos Display" w:hAnsi="Aptos Display" w:cstheme="minorHAnsi"/>
+          <w:highlight w:val="yellow"/>
+          <w:lang w:val="en-GB"/>
+        </w:rPr>
+        <w:t>Bernau et al., 2020</w:t>
+      </w:r>
+      <w:r>
+        <w:rPr>
+          <w:rFonts w:ascii="Aptos Display" w:hAnsi="Aptos Display" w:cstheme="minorHAnsi"/>
+          <w:lang w:val="en-GB"/>
+        </w:rPr>
+        <w:t xml:space="preserve">) and wild species from alpine habitats (for example </w:t>
+      </w:r>
+      <w:r>
+        <w:rPr>
+          <w:rFonts w:ascii="Aptos Display" w:hAnsi="Aptos Display" w:cstheme="minorHAnsi"/>
+          <w:highlight w:val="yellow"/>
+          <w:lang w:val="en-GB"/>
+        </w:rPr>
+        <w:t>Gya et al., 2023</w:t>
+      </w:r>
+      <w:r>
+        <w:rPr>
+          <w:rFonts w:ascii="Aptos Display" w:hAnsi="Aptos Display" w:cstheme="minorHAnsi"/>
+          <w:lang w:val="en-GB"/>
+        </w:rPr>
+        <w:t xml:space="preserve">, </w:t>
+      </w:r>
+      <w:r>
+        <w:rPr>
+          <w:rFonts w:ascii="Aptos Display" w:hAnsi="Aptos Display" w:cstheme="minorHAnsi"/>
+          <w:color w:val="FF0000"/>
+          <w:lang w:val="en-GB"/>
+        </w:rPr>
+        <w:t>Espinosa del Alba et al 2025 FE?</w:t>
+      </w:r>
+      <w:r>
+        <w:rPr>
+          <w:rFonts w:ascii="Aptos Display" w:hAnsi="Aptos Display" w:cstheme="minorHAnsi"/>
+          <w:lang w:val="en-GB"/>
+        </w:rPr>
+        <w:t xml:space="preserve">), suggesting that under future climate warming and increasing drought germination will be negatively impacted. </w:t>
+      </w:r>
     </w:p>
     <w:sectPr>
       <w:pgSz w:w="11906" w:h="16838"/>
@@ -11744,6 +12941,45 @@
     </w:sectPr>
   </w:body>
 </w:document>
+</file>
+
+<file path=word/comments.xml><?xml version="1.0" encoding="utf-8"?>
+<w:comments xmlns:wpc="http://schemas.microsoft.com/office/word/2010/wordprocessingCanvas" xmlns:cx="http://schemas.microsoft.com/office/drawing/2014/chartex" xmlns:cx1="http://schemas.microsoft.com/office/drawing/2015/9/8/chartex" xmlns:cx2="http://schemas.microsoft.com/office/drawing/2015/10/21/chartex" xmlns:cx3="http://schemas.microsoft.com/office/drawing/2016/5/9/chartex" xmlns:cx4="http://schemas.microsoft.com/office/drawing/2016/5/10/chartex" xmlns:cx5="http://schemas.microsoft.com/office/drawing/2016/5/11/chartex" xmlns:cx6="http://schemas.microsoft.com/office/drawing/2016/5/12/chartex" xmlns:cx7="http://schemas.microsoft.com/office/drawing/2016/5/13/chartex" xmlns:cx8="http://schemas.microsoft.com/office/drawing/2016/5/14/chartex" xmlns:mc="http://schemas.openxmlformats.org/markup-compatibility/2006" xmlns:aink="http://schemas.microsoft.com/office/drawing/2016/ink" xmlns:am3d="http://schemas.microsoft.com/office/drawing/2017/model3d" xmlns:o="urn:schemas-microsoft-com:office:office" xmlns:oel="http://schemas.microsoft.com/office/2019/extlst" xmlns:r="http://schemas.openxmlformats.org/officeDocument/2006/relationships" xmlns:m="http://schemas.openxmlformats.org/officeDocument/2006/math" xmlns:v="urn:schemas-microsoft-com:vml" xmlns:wp14="http://schemas.microsoft.com/office/word/2010/wordprocessingDrawing" xmlns:wp="http://schemas.openxmlformats.org/drawingml/2006/wordprocessingDrawing" xmlns:w10="urn:schemas-microsoft-com:office:word" xmlns:w="http://schemas.openxmlformats.org/wordprocessingml/2006/main" xmlns:w14="http://schemas.microsoft.com/office/word/2010/wordml" xmlns:w15="http://schemas.microsoft.com/office/word/2012/wordml" xmlns:w16cex="http://schemas.microsoft.com/office/word/2018/wordml/cex" xmlns:w16cid="http://schemas.microsoft.com/office/word/2016/wordml/cid" xmlns:w16="http://schemas.microsoft.com/office/word/2018/wordml" xmlns:w16du="http://schemas.microsoft.com/office/word/2023/wordml/word16du" xmlns:w16sdtdh="http://schemas.microsoft.com/office/word/2020/wordml/sdtdatahash" xmlns:w16sdtfl="http://schemas.microsoft.com/office/word/2024/wordml/sdtformatlock" xmlns:w16se="http://schemas.microsoft.com/office/word/2015/wordml/symex" xmlns:wpg="http://schemas.microsoft.com/office/word/2010/wordprocessingGroup" xmlns:wpi="http://schemas.microsoft.com/office/word/2010/wordprocessingInk" xmlns:wne="http://schemas.microsoft.com/office/word/2006/wordml" xmlns:wps="http://schemas.microsoft.com/office/word/2010/wordprocessingShape" mc:Ignorable="w14 w15 w16se w16cid w16 w16cex w16sdtdh w16sdtfl w16du wp14">
+  <w:comment w:id="1" w:author="CLARA ESPINOSA DEL ALBA" w:date="2025-02-24T13:06:00Z" w:initials="CE">
+    <w:p>
+      <w:pPr>
+        <w:pStyle w:val="Textocomentario"/>
+      </w:pPr>
+      <w:r>
+        <w:rPr>
+          <w:rStyle w:val="Refdecomentario"/>
+        </w:rPr>
+        <w:annotationRef/>
+      </w:r>
+      <w:r>
+        <w:t>With both families diagnostics plots look okei</w:t>
+      </w:r>
+    </w:p>
+  </w:comment>
+</w:comments>
+</file>
+
+<file path=word/commentsExtended.xml><?xml version="1.0" encoding="utf-8"?>
+<w15:commentsEx xmlns:wpc="http://schemas.microsoft.com/office/word/2010/wordprocessingCanvas" xmlns:cx="http://schemas.microsoft.com/office/drawing/2014/chartex" xmlns:cx1="http://schemas.microsoft.com/office/drawing/2015/9/8/chartex" xmlns:cx2="http://schemas.microsoft.com/office/drawing/2015/10/21/chartex" xmlns:cx3="http://schemas.microsoft.com/office/drawing/2016/5/9/chartex" xmlns:cx4="http://schemas.microsoft.com/office/drawing/2016/5/10/chartex" xmlns:cx5="http://schemas.microsoft.com/office/drawing/2016/5/11/chartex" xmlns:cx6="http://schemas.microsoft.com/office/drawing/2016/5/12/chartex" xmlns:cx7="http://schemas.microsoft.com/office/drawing/2016/5/13/chartex" xmlns:cx8="http://schemas.microsoft.com/office/drawing/2016/5/14/chartex" xmlns:mc="http://schemas.openxmlformats.org/markup-compatibility/2006" xmlns:aink="http://schemas.microsoft.com/office/drawing/2016/ink" xmlns:am3d="http://schemas.microsoft.com/office/drawing/2017/model3d" xmlns:o="urn:schemas-microsoft-com:office:office" xmlns:oel="http://schemas.microsoft.com/office/2019/extlst" xmlns:r="http://schemas.openxmlformats.org/officeDocument/2006/relationships" xmlns:m="http://schemas.openxmlformats.org/officeDocument/2006/math" xmlns:v="urn:schemas-microsoft-com:vml" xmlns:wp14="http://schemas.microsoft.com/office/word/2010/wordprocessingDrawing" xmlns:wp="http://schemas.openxmlformats.org/drawingml/2006/wordprocessingDrawing" xmlns:w10="urn:schemas-microsoft-com:office:word" xmlns:w="http://schemas.openxmlformats.org/wordprocessingml/2006/main" xmlns:w14="http://schemas.microsoft.com/office/word/2010/wordml" xmlns:w15="http://schemas.microsoft.com/office/word/2012/wordml" xmlns:w16cex="http://schemas.microsoft.com/office/word/2018/wordml/cex" xmlns:w16cid="http://schemas.microsoft.com/office/word/2016/wordml/cid" xmlns:w16="http://schemas.microsoft.com/office/word/2018/wordml" xmlns:w16du="http://schemas.microsoft.com/office/word/2023/wordml/word16du" xmlns:w16sdtdh="http://schemas.microsoft.com/office/word/2020/wordml/sdtdatahash" xmlns:w16sdtfl="http://schemas.microsoft.com/office/word/2024/wordml/sdtformatlock" xmlns:w16se="http://schemas.microsoft.com/office/word/2015/wordml/symex" xmlns:wpg="http://schemas.microsoft.com/office/word/2010/wordprocessingGroup" xmlns:wpi="http://schemas.microsoft.com/office/word/2010/wordprocessingInk" xmlns:wne="http://schemas.microsoft.com/office/word/2006/wordml" xmlns:wps="http://schemas.microsoft.com/office/word/2010/wordprocessingShape" mc:Ignorable="w14 w15 w16se w16cid w16 w16cex w16sdtdh w16sdtfl w16du wp14">
+  <w15:commentEx w15:paraId="26021052" w15:done="0"/>
+</w15:commentsEx>
+</file>
+
+<file path=word/commentsExtensible.xml><?xml version="1.0" encoding="utf-8"?>
+<w16cex:commentsExtensible xmlns:wpc="http://schemas.microsoft.com/office/word/2010/wordprocessingCanvas" xmlns:cx="http://schemas.microsoft.com/office/drawing/2014/chartex" xmlns:cx1="http://schemas.microsoft.com/office/drawing/2015/9/8/chartex" xmlns:cx2="http://schemas.microsoft.com/office/drawing/2015/10/21/chartex" xmlns:cx3="http://schemas.microsoft.com/office/drawing/2016/5/9/chartex" xmlns:cx4="http://schemas.microsoft.com/office/drawing/2016/5/10/chartex" xmlns:cx5="http://schemas.microsoft.com/office/drawing/2016/5/11/chartex" xmlns:cx6="http://schemas.microsoft.com/office/drawing/2016/5/12/chartex" xmlns:cx7="http://schemas.microsoft.com/office/drawing/2016/5/13/chartex" xmlns:cx8="http://schemas.microsoft.com/office/drawing/2016/5/14/chartex" xmlns:cr="http://schemas.microsoft.com/office/comments/2020/reactions" xmlns:mc="http://schemas.openxmlformats.org/markup-compatibility/2006" xmlns:aink="http://schemas.microsoft.com/office/drawing/2016/ink" xmlns:am3d="http://schemas.microsoft.com/office/drawing/2017/model3d" xmlns:o="urn:schemas-microsoft-com:office:office" xmlns:oel="http://schemas.microsoft.com/office/2019/extlst" xmlns:r="http://schemas.openxmlformats.org/officeDocument/2006/relationships" xmlns:m="http://schemas.openxmlformats.org/officeDocument/2006/math" xmlns:v="urn:schemas-microsoft-com:vml" xmlns:wp14="http://schemas.microsoft.com/office/word/2010/wordprocessingDrawing" xmlns:wp="http://schemas.openxmlformats.org/drawingml/2006/wordprocessingDrawing" xmlns:w10="urn:schemas-microsoft-com:office:word" xmlns:w="http://schemas.openxmlformats.org/wordprocessingml/2006/main" xmlns:w14="http://schemas.microsoft.com/office/word/2010/wordml" xmlns:w15="http://schemas.microsoft.com/office/word/2012/wordml" xmlns:w16cex="http://schemas.microsoft.com/office/word/2018/wordml/cex" xmlns:w16cid="http://schemas.microsoft.com/office/word/2016/wordml/cid" xmlns:w16="http://schemas.microsoft.com/office/word/2018/wordml" xmlns:w16du="http://schemas.microsoft.com/office/word/2023/wordml/word16du" xmlns:w16sdtdh="http://schemas.microsoft.com/office/word/2020/wordml/sdtdatahash" xmlns:w16sdtfl="http://schemas.microsoft.com/office/word/2024/wordml/sdtformatlock" xmlns:w16se="http://schemas.microsoft.com/office/word/2015/wordml/symex" xmlns:wpg="http://schemas.microsoft.com/office/word/2010/wordprocessingGroup" xmlns:wpi="http://schemas.microsoft.com/office/word/2010/wordprocessingInk" xmlns:wne="http://schemas.microsoft.com/office/word/2006/wordml" xmlns:wps="http://schemas.microsoft.com/office/word/2010/wordprocessingShape" mc:Ignorable="w14 w15 w16se w16cid w16 w16cex w16sdtdh w16sdtfl cr w16du wp14">
+  <w16cex:commentExtensible w16cex:durableId="1903FA94" w16cex:dateUtc="2025-02-24T12:06:00Z"/>
+</w16cex:commentsExtensible>
+</file>
+
+<file path=word/commentsIds.xml><?xml version="1.0" encoding="utf-8"?>
+<w16cid:commentsIds xmlns:wpc="http://schemas.microsoft.com/office/word/2010/wordprocessingCanvas" xmlns:cx="http://schemas.microsoft.com/office/drawing/2014/chartex" xmlns:cx1="http://schemas.microsoft.com/office/drawing/2015/9/8/chartex" xmlns:cx2="http://schemas.microsoft.com/office/drawing/2015/10/21/chartex" xmlns:cx3="http://schemas.microsoft.com/office/drawing/2016/5/9/chartex" xmlns:cx4="http://schemas.microsoft.com/office/drawing/2016/5/10/chartex" xmlns:cx5="http://schemas.microsoft.com/office/drawing/2016/5/11/chartex" xmlns:cx6="http://schemas.microsoft.com/office/drawing/2016/5/12/chartex" xmlns:cx7="http://schemas.microsoft.com/office/drawing/2016/5/13/chartex" xmlns:cx8="http://schemas.microsoft.com/office/drawing/2016/5/14/chartex" xmlns:mc="http://schemas.openxmlformats.org/markup-compatibility/2006" xmlns:aink="http://schemas.microsoft.com/office/drawing/2016/ink" xmlns:am3d="http://schemas.microsoft.com/office/drawing/2017/model3d" xmlns:o="urn:schemas-microsoft-com:office:office" xmlns:oel="http://schemas.microsoft.com/office/2019/extlst" xmlns:r="http://schemas.openxmlformats.org/officeDocument/2006/relationships" xmlns:m="http://schemas.openxmlformats.org/officeDocument/2006/math" xmlns:v="urn:schemas-microsoft-com:vml" xmlns:wp14="http://schemas.microsoft.com/office/word/2010/wordprocessingDrawing" xmlns:wp="http://schemas.openxmlformats.org/drawingml/2006/wordprocessingDrawing" xmlns:w10="urn:schemas-microsoft-com:office:word" xmlns:w="http://schemas.openxmlformats.org/wordprocessingml/2006/main" xmlns:w14="http://schemas.microsoft.com/office/word/2010/wordml" xmlns:w15="http://schemas.microsoft.com/office/word/2012/wordml" xmlns:w16cex="http://schemas.microsoft.com/office/word/2018/wordml/cex" xmlns:w16cid="http://schemas.microsoft.com/office/word/2016/wordml/cid" xmlns:w16="http://schemas.microsoft.com/office/word/2018/wordml" xmlns:w16du="http://schemas.microsoft.com/office/word/2023/wordml/word16du" xmlns:w16sdtdh="http://schemas.microsoft.com/office/word/2020/wordml/sdtdatahash" xmlns:w16sdtfl="http://schemas.microsoft.com/office/word/2024/wordml/sdtformatlock" xmlns:w16se="http://schemas.microsoft.com/office/word/2015/wordml/symex" xmlns:wpg="http://schemas.microsoft.com/office/word/2010/wordprocessingGroup" xmlns:wpi="http://schemas.microsoft.com/office/word/2010/wordprocessingInk" xmlns:wne="http://schemas.microsoft.com/office/word/2006/wordml" xmlns:wps="http://schemas.microsoft.com/office/word/2010/wordprocessingShape" mc:Ignorable="w14 w15 w16se w16cid w16 w16cex w16sdtdh w16sdtfl w16du wp14">
+  <w16cid:commentId w16cid:paraId="26021052" w16cid:durableId="1903FA94"/>
+</w16cid:commentsIds>
 </file>
 
 <file path=word/numbering.xml><?xml version="1.0" encoding="utf-8"?>
@@ -11841,6 +13077,14 @@
     <w:abstractNumId w:val="0"/>
   </w:num>
 </w:numbering>
+</file>
+
+<file path=word/people.xml><?xml version="1.0" encoding="utf-8"?>
+<w15:people xmlns:wpc="http://schemas.microsoft.com/office/word/2010/wordprocessingCanvas" xmlns:cx="http://schemas.microsoft.com/office/drawing/2014/chartex" xmlns:cx1="http://schemas.microsoft.com/office/drawing/2015/9/8/chartex" xmlns:cx2="http://schemas.microsoft.com/office/drawing/2015/10/21/chartex" xmlns:cx3="http://schemas.microsoft.com/office/drawing/2016/5/9/chartex" xmlns:cx4="http://schemas.microsoft.com/office/drawing/2016/5/10/chartex" xmlns:cx5="http://schemas.microsoft.com/office/drawing/2016/5/11/chartex" xmlns:cx6="http://schemas.microsoft.com/office/drawing/2016/5/12/chartex" xmlns:cx7="http://schemas.microsoft.com/office/drawing/2016/5/13/chartex" xmlns:cx8="http://schemas.microsoft.com/office/drawing/2016/5/14/chartex" xmlns:mc="http://schemas.openxmlformats.org/markup-compatibility/2006" xmlns:aink="http://schemas.microsoft.com/office/drawing/2016/ink" xmlns:am3d="http://schemas.microsoft.com/office/drawing/2017/model3d" xmlns:o="urn:schemas-microsoft-com:office:office" xmlns:oel="http://schemas.microsoft.com/office/2019/extlst" xmlns:r="http://schemas.openxmlformats.org/officeDocument/2006/relationships" xmlns:m="http://schemas.openxmlformats.org/officeDocument/2006/math" xmlns:v="urn:schemas-microsoft-com:vml" xmlns:wp14="http://schemas.microsoft.com/office/word/2010/wordprocessingDrawing" xmlns:wp="http://schemas.openxmlformats.org/drawingml/2006/wordprocessingDrawing" xmlns:w10="urn:schemas-microsoft-com:office:word" xmlns:w="http://schemas.openxmlformats.org/wordprocessingml/2006/main" xmlns:w14="http://schemas.microsoft.com/office/word/2010/wordml" xmlns:w15="http://schemas.microsoft.com/office/word/2012/wordml" xmlns:w16cex="http://schemas.microsoft.com/office/word/2018/wordml/cex" xmlns:w16cid="http://schemas.microsoft.com/office/word/2016/wordml/cid" xmlns:w16="http://schemas.microsoft.com/office/word/2018/wordml" xmlns:w16du="http://schemas.microsoft.com/office/word/2023/wordml/word16du" xmlns:w16sdtdh="http://schemas.microsoft.com/office/word/2020/wordml/sdtdatahash" xmlns:w16sdtfl="http://schemas.microsoft.com/office/word/2024/wordml/sdtformatlock" xmlns:w16se="http://schemas.microsoft.com/office/word/2015/wordml/symex" xmlns:wpg="http://schemas.microsoft.com/office/word/2010/wordprocessingGroup" xmlns:wpi="http://schemas.microsoft.com/office/word/2010/wordprocessingInk" xmlns:wne="http://schemas.microsoft.com/office/word/2006/wordml" xmlns:wps="http://schemas.microsoft.com/office/word/2010/wordprocessingShape" mc:Ignorable="w14 w15 w16se w16cid w16 w16cex w16sdtdh w16sdtfl w16du wp14">
+  <w15:person w15:author="CLARA ESPINOSA DEL ALBA">
+    <w15:presenceInfo w15:providerId="AD" w15:userId="S::espinosaclara@uniovi.es::56b0cbcd-66e9-4a2a-97b1-2aadcbcf6318"/>
+  </w15:person>
+</w15:people>
 </file>
 
 <file path=word/styles.xml><?xml version="1.0" encoding="utf-8"?>
@@ -12817,6 +14061,18 @@
 </a:theme>
 </file>
 
+<file path=customXml/item1.xml><?xml version="1.0" encoding="utf-8"?>
+<b:Sources xmlns:b="http://schemas.openxmlformats.org/officeDocument/2006/bibliography" xmlns="http://schemas.openxmlformats.org/officeDocument/2006/bibliography" SelectedStyle="\APASixthEditionOfficeOnline.xsl" StyleName="APA" Version="6"/>
+</file>
+
+<file path=customXml/itemProps1.xml><?xml version="1.0" encoding="utf-8"?>
+<ds:datastoreItem xmlns:ds="http://schemas.openxmlformats.org/officeDocument/2006/customXml" ds:itemID="{FF301D54-AFB4-4B10-815C-DB11F3BF93EB}">
+  <ds:schemaRefs>
+    <ds:schemaRef ds:uri="http://schemas.openxmlformats.org/officeDocument/2006/bibliography"/>
+  </ds:schemaRefs>
+</ds:datastoreItem>
+</file>
+
 <file path=docMetadata/LabelInfo.xml><?xml version="1.0" encoding="utf-8"?>
 <clbl:labelList xmlns:clbl="http://schemas.microsoft.com/office/2020/mipLabelMetadata">
   <clbl:label id="{05ea74a3-92c5-4c31-978a-925c3c799cd0}" enabled="0" method="" siteId="{05ea74a3-92c5-4c31-978a-925c3c799cd0}" removed="1"/>

--- a/doc/Ms_germ_v0.docx
+++ b/doc/Ms_germ_v0.docx
@@ -50,7 +50,7 @@
           <w:rFonts w:ascii="Aptos Display" w:hAnsi="Aptos Display"/>
           <w:b/>
           <w:bCs/>
-          <w:lang w:val="en-US"/>
+          <w:lang w:val="es-ES"/>
         </w:rPr>
       </w:pPr>
       <w:r>
@@ -58,7 +58,7 @@
           <w:rFonts w:ascii="Aptos Display" w:hAnsi="Aptos Display"/>
           <w:b/>
           <w:bCs/>
-          <w:lang w:val="en-US"/>
+          <w:lang w:val="es-ES"/>
         </w:rPr>
         <w:t>Prospective author list</w:t>
       </w:r>
@@ -67,7 +67,7 @@
           <w:rFonts w:ascii="Aptos Display" w:hAnsi="Aptos Display"/>
           <w:b/>
           <w:bCs/>
-          <w:lang w:val="en-US"/>
+          <w:lang w:val="es-ES"/>
         </w:rPr>
         <w:t>:</w:t>
       </w:r>
@@ -366,7 +366,6 @@
           <w:lang w:val="es-ES" w:eastAsia="ca-ES"/>
         </w:rPr>
       </w:pPr>
-      <w:proofErr w:type="spellStart"/>
       <w:r>
         <w:rPr>
           <w:rFonts w:ascii="Aptos Display" w:hAnsi="Aptos Display" w:cstheme="minorHAnsi"/>
@@ -374,29 +373,8 @@
           <w:bCs/>
           <w:lang w:val="es-ES" w:eastAsia="ca-ES"/>
         </w:rPr>
-        <w:t>Correspondence</w:t>
-      </w:r>
-      <w:proofErr w:type="spellEnd"/>
-      <w:r>
-        <w:rPr>
-          <w:rFonts w:ascii="Aptos Display" w:hAnsi="Aptos Display" w:cstheme="minorHAnsi"/>
-          <w:b/>
-          <w:bCs/>
-          <w:lang w:val="es-ES" w:eastAsia="ca-ES"/>
-        </w:rPr>
-        <w:t xml:space="preserve"> </w:t>
-      </w:r>
-      <w:proofErr w:type="spellStart"/>
-      <w:r>
-        <w:rPr>
-          <w:rFonts w:ascii="Aptos Display" w:hAnsi="Aptos Display" w:cstheme="minorHAnsi"/>
-          <w:b/>
-          <w:bCs/>
-          <w:lang w:val="es-ES" w:eastAsia="ca-ES"/>
-        </w:rPr>
-        <w:t>author</w:t>
-      </w:r>
-      <w:proofErr w:type="spellEnd"/>
+        <w:t>Correspondence author</w:t>
+      </w:r>
       <w:r>
         <w:rPr>
           <w:rFonts w:ascii="Aptos Display" w:hAnsi="Aptos Display" w:cstheme="minorHAnsi"/>
@@ -414,35 +392,42 @@
           <w:rFonts w:ascii="Aptos Display" w:hAnsi="Aptos Display" w:cstheme="minorHAnsi"/>
           <w:color w:val="0563C1" w:themeColor="hyperlink"/>
           <w:u w:val="single"/>
+          <w:lang w:val="en-US"/>
+        </w:rPr>
+      </w:pPr>
+      <w:r>
+        <w:rPr>
+          <w:rFonts w:ascii="Aptos Display" w:hAnsi="Aptos Display" w:cstheme="minorHAnsi"/>
           <w:lang w:val="es-ES"/>
         </w:rPr>
-      </w:pPr>
+        <w:t>Clara Espinosa Del Alba</w:t>
+      </w:r>
+      <w:r>
+        <w:rPr>
+          <w:rFonts w:ascii="Aptos Display" w:eastAsia="Times New Roman" w:hAnsi="Aptos Display" w:cstheme="minorHAnsi"/>
+          <w:color w:val="000000"/>
+          <w:lang w:val="es-ES" w:eastAsia="ca-ES"/>
+        </w:rPr>
+        <w:t xml:space="preserve">. </w:t>
+      </w:r>
       <w:r>
         <w:rPr>
           <w:rFonts w:ascii="Aptos Display" w:hAnsi="Aptos Display" w:cstheme="minorHAnsi"/>
           <w:lang w:val="es-ES"/>
         </w:rPr>
-        <w:t>Clara Espinosa Del Alba</w:t>
-      </w:r>
-      <w:r>
-        <w:rPr>
-          <w:rFonts w:ascii="Aptos Display" w:eastAsia="Times New Roman" w:hAnsi="Aptos Display" w:cstheme="minorHAnsi"/>
-          <w:color w:val="000000"/>
-          <w:lang w:val="es-ES" w:eastAsia="ca-ES"/>
-        </w:rPr>
-        <w:t xml:space="preserve">. </w:t>
-      </w:r>
-      <w:r>
-        <w:rPr>
-          <w:rFonts w:ascii="Aptos Display" w:hAnsi="Aptos Display" w:cstheme="minorHAnsi"/>
-          <w:lang w:val="es-ES"/>
-        </w:rPr>
-        <w:t xml:space="preserve"> Email: </w:t>
-      </w:r>
-      <w:r>
-        <w:rPr>
-          <w:rFonts w:ascii="Aptos Display" w:hAnsi="Aptos Display" w:cstheme="minorHAnsi"/>
-          <w:lang w:val="es-ES"/>
+        <w:t xml:space="preserve"> </w:t>
+      </w:r>
+      <w:r>
+        <w:rPr>
+          <w:rFonts w:ascii="Aptos Display" w:hAnsi="Aptos Display" w:cstheme="minorHAnsi"/>
+          <w:lang w:val="en-US"/>
+        </w:rPr>
+        <w:t xml:space="preserve">Email: </w:t>
+      </w:r>
+      <w:r>
+        <w:rPr>
+          <w:rFonts w:ascii="Aptos Display" w:hAnsi="Aptos Display" w:cstheme="minorHAnsi"/>
+          <w:lang w:val="en-US"/>
         </w:rPr>
         <w:t>clara.esda</w:t>
       </w:r>
@@ -451,7 +436,7 @@
           <w:rFonts w:ascii="Aptos Display" w:hAnsi="Aptos Display" w:cstheme="minorHAnsi"/>
           <w:color w:val="0563C1" w:themeColor="hyperlink"/>
           <w:u w:val="single"/>
-          <w:lang w:val="es-ES"/>
+          <w:lang w:val="en-US"/>
         </w:rPr>
         <w:t>l@hotmail.es</w:t>
       </w:r>
@@ -467,10 +452,9 @@
           <w:bCs/>
           <w:color w:val="000000"/>
           <w:bdr w:val="none" w:sz="0" w:space="0" w:color="auto" w:frame="1"/>
-          <w:lang w:val="es-ES" w:eastAsia="ca-ES"/>
+          <w:lang w:val="en-US" w:eastAsia="ca-ES"/>
         </w:rPr>
       </w:pPr>
-      <w:proofErr w:type="spellStart"/>
       <w:r>
         <w:rPr>
           <w:rFonts w:ascii="Aptos Display" w:eastAsia="Times New Roman" w:hAnsi="Aptos Display" w:cstheme="minorHAnsi"/>
@@ -478,11 +462,10 @@
           <w:bCs/>
           <w:color w:val="000000"/>
           <w:bdr w:val="none" w:sz="0" w:space="0" w:color="auto" w:frame="1"/>
-          <w:lang w:val="es-ES" w:eastAsia="ca-ES"/>
+          <w:lang w:val="en-US" w:eastAsia="ca-ES"/>
         </w:rPr>
         <w:t>ORCIDs</w:t>
       </w:r>
-      <w:proofErr w:type="spellEnd"/>
     </w:p>
     <w:p>
       <w:pPr>
@@ -527,7 +510,7 @@
         <w:rPr>
           <w:rStyle w:val="Hipervnculo"/>
           <w:rFonts w:ascii="Aptos Display" w:hAnsi="Aptos Display" w:cstheme="minorHAnsi"/>
-          <w:lang w:val="en-GB"/>
+          <w:lang w:val="es-ES"/>
         </w:rPr>
       </w:pPr>
       <w:r>
@@ -551,7 +534,7 @@
           <w:rPr>
             <w:rStyle w:val="Hipervnculo"/>
             <w:rFonts w:ascii="Aptos Display" w:hAnsi="Aptos Display" w:cstheme="minorHAnsi"/>
-            <w:lang w:val="en-GB"/>
+            <w:lang w:val="es-ES"/>
           </w:rPr>
           <w:t>https://orcid.org/0000-0002-4743-9577</w:t>
         </w:r>
@@ -597,7 +580,7 @@
       <w:r>
         <w:rPr>
           <w:rFonts w:ascii="Aptos Display" w:hAnsi="Aptos Display" w:cstheme="minorHAnsi"/>
-          <w:lang w:val="en-GB"/>
+          <w:lang w:val="es-ES"/>
         </w:rPr>
         <w:t>Borja Jiménez-Alfaro.</w:t>
       </w:r>
@@ -605,7 +588,7 @@
         <w:rPr>
           <w:rStyle w:val="Hipervnculo"/>
           <w:rFonts w:ascii="Aptos Display" w:hAnsi="Aptos Display" w:cstheme="minorHAnsi"/>
-          <w:lang w:val="en-GB"/>
+          <w:lang w:val="es-ES"/>
         </w:rPr>
         <w:t xml:space="preserve"> </w:t>
       </w:r>
@@ -614,7 +597,7 @@
           <w:rPr>
             <w:rStyle w:val="Hipervnculo"/>
             <w:rFonts w:ascii="Aptos Display" w:hAnsi="Aptos Display" w:cstheme="minorHAnsi"/>
-            <w:lang w:val="en-GB"/>
+            <w:lang w:val="es-ES"/>
           </w:rPr>
           <w:t>https://orcid.org/0000-0001-6601-9597</w:t>
         </w:r>
@@ -640,20 +623,8 @@
           <w:color w:val="000000"/>
           <w:lang w:eastAsia="ca-ES"/>
         </w:rPr>
-        <w:t xml:space="preserve">Word </w:t>
-      </w:r>
-      <w:proofErr w:type="spellStart"/>
-      <w:r>
-        <w:rPr>
-          <w:rFonts w:ascii="Aptos Display" w:eastAsia="Times New Roman" w:hAnsi="Aptos Display" w:cstheme="minorHAnsi"/>
-          <w:b/>
-          <w:bCs/>
-          <w:color w:val="000000"/>
-          <w:lang w:eastAsia="ca-ES"/>
-        </w:rPr>
-        <w:t>count</w:t>
-      </w:r>
-      <w:proofErr w:type="spellEnd"/>
+        <w:t>Word count</w:t>
+      </w:r>
     </w:p>
     <w:p>
       <w:pPr>
@@ -665,23 +636,13 @@
           <w:lang w:eastAsia="ca-ES"/>
         </w:rPr>
       </w:pPr>
-      <w:proofErr w:type="spellStart"/>
       <w:r>
         <w:rPr>
           <w:rFonts w:ascii="Aptos Display" w:eastAsia="Times New Roman" w:hAnsi="Aptos Display" w:cstheme="minorHAnsi"/>
           <w:color w:val="000000"/>
           <w:lang w:eastAsia="ca-ES"/>
         </w:rPr>
-        <w:t>Abstract</w:t>
-      </w:r>
-      <w:proofErr w:type="spellEnd"/>
-      <w:r>
-        <w:rPr>
-          <w:rFonts w:ascii="Aptos Display" w:eastAsia="Times New Roman" w:hAnsi="Aptos Display" w:cstheme="minorHAnsi"/>
-          <w:color w:val="000000"/>
-          <w:lang w:eastAsia="ca-ES"/>
-        </w:rPr>
-        <w:t xml:space="preserve">: </w:t>
+        <w:t xml:space="preserve">Abstract: </w:t>
       </w:r>
       <w:r>
         <w:rPr>
@@ -690,19 +651,8 @@
           <w:highlight w:val="yellow"/>
           <w:lang w:eastAsia="ca-ES"/>
         </w:rPr>
-        <w:t xml:space="preserve">150 </w:t>
-      </w:r>
-      <w:proofErr w:type="spellStart"/>
-      <w:r>
-        <w:rPr>
-          <w:rFonts w:ascii="Aptos Display" w:eastAsia="Times New Roman" w:hAnsi="Aptos Display" w:cstheme="minorHAnsi"/>
-          <w:color w:val="000000"/>
-          <w:highlight w:val="yellow"/>
-          <w:lang w:eastAsia="ca-ES"/>
-        </w:rPr>
-        <w:t>words</w:t>
-      </w:r>
-      <w:proofErr w:type="spellEnd"/>
+        <w:t>150 words</w:t>
+      </w:r>
     </w:p>
     <w:p>
       <w:pPr>
@@ -714,23 +664,13 @@
           <w:lang w:eastAsia="ca-ES"/>
         </w:rPr>
       </w:pPr>
-      <w:proofErr w:type="spellStart"/>
       <w:r>
         <w:rPr>
           <w:rFonts w:ascii="Aptos Display" w:eastAsia="Times New Roman" w:hAnsi="Aptos Display" w:cstheme="minorHAnsi"/>
           <w:color w:val="000000"/>
           <w:lang w:eastAsia="ca-ES"/>
         </w:rPr>
-        <w:t>Main</w:t>
-      </w:r>
-      <w:proofErr w:type="spellEnd"/>
-      <w:r>
-        <w:rPr>
-          <w:rFonts w:ascii="Aptos Display" w:eastAsia="Times New Roman" w:hAnsi="Aptos Display" w:cstheme="minorHAnsi"/>
-          <w:color w:val="000000"/>
-          <w:lang w:eastAsia="ca-ES"/>
-        </w:rPr>
-        <w:t xml:space="preserve"> text: </w:t>
+        <w:t xml:space="preserve">Main text: </w:t>
       </w:r>
       <w:r>
         <w:rPr>
@@ -739,19 +679,8 @@
           <w:highlight w:val="yellow"/>
           <w:lang w:eastAsia="ca-ES"/>
         </w:rPr>
-        <w:t xml:space="preserve">5025 </w:t>
-      </w:r>
-      <w:proofErr w:type="spellStart"/>
-      <w:r>
-        <w:rPr>
-          <w:rFonts w:ascii="Aptos Display" w:eastAsia="Times New Roman" w:hAnsi="Aptos Display" w:cstheme="minorHAnsi"/>
-          <w:color w:val="000000"/>
-          <w:highlight w:val="yellow"/>
-          <w:lang w:eastAsia="ca-ES"/>
-        </w:rPr>
-        <w:t>words</w:t>
-      </w:r>
-      <w:proofErr w:type="spellEnd"/>
+        <w:t>5025 words</w:t>
+      </w:r>
     </w:p>
     <w:p>
       <w:pPr>
@@ -763,41 +692,13 @@
           <w:lang w:eastAsia="ca-ES"/>
         </w:rPr>
       </w:pPr>
-      <w:proofErr w:type="spellStart"/>
       <w:r>
         <w:rPr>
           <w:rFonts w:ascii="Aptos Display" w:eastAsia="Times New Roman" w:hAnsi="Aptos Display" w:cstheme="minorHAnsi"/>
           <w:color w:val="000000"/>
           <w:lang w:eastAsia="ca-ES"/>
         </w:rPr>
-        <w:t>Number</w:t>
-      </w:r>
-      <w:proofErr w:type="spellEnd"/>
-      <w:r>
-        <w:rPr>
-          <w:rFonts w:ascii="Aptos Display" w:eastAsia="Times New Roman" w:hAnsi="Aptos Display" w:cstheme="minorHAnsi"/>
-          <w:color w:val="000000"/>
-          <w:lang w:eastAsia="ca-ES"/>
-        </w:rPr>
-        <w:t xml:space="preserve"> of </w:t>
-      </w:r>
-      <w:proofErr w:type="spellStart"/>
-      <w:r>
-        <w:rPr>
-          <w:rFonts w:ascii="Aptos Display" w:eastAsia="Times New Roman" w:hAnsi="Aptos Display" w:cstheme="minorHAnsi"/>
-          <w:color w:val="000000"/>
-          <w:lang w:eastAsia="ca-ES"/>
-        </w:rPr>
-        <w:t>references</w:t>
-      </w:r>
-      <w:proofErr w:type="spellEnd"/>
-      <w:r>
-        <w:rPr>
-          <w:rFonts w:ascii="Aptos Display" w:eastAsia="Times New Roman" w:hAnsi="Aptos Display" w:cstheme="minorHAnsi"/>
-          <w:color w:val="000000"/>
-          <w:lang w:eastAsia="ca-ES"/>
-        </w:rPr>
-        <w:t xml:space="preserve">: </w:t>
+        <w:t xml:space="preserve">Number of references: </w:t>
       </w:r>
       <w:r>
         <w:rPr>
@@ -819,23 +720,13 @@
           <w:lang w:eastAsia="ca-ES"/>
         </w:rPr>
       </w:pPr>
-      <w:proofErr w:type="spellStart"/>
       <w:r>
         <w:rPr>
           <w:rFonts w:ascii="Aptos Display" w:eastAsia="Times New Roman" w:hAnsi="Aptos Display" w:cstheme="minorHAnsi"/>
           <w:color w:val="000000"/>
           <w:lang w:eastAsia="ca-ES"/>
         </w:rPr>
-        <w:t>Number</w:t>
-      </w:r>
-      <w:proofErr w:type="spellEnd"/>
-      <w:r>
-        <w:rPr>
-          <w:rFonts w:ascii="Aptos Display" w:eastAsia="Times New Roman" w:hAnsi="Aptos Display" w:cstheme="minorHAnsi"/>
-          <w:color w:val="000000"/>
-          <w:lang w:eastAsia="ca-ES"/>
-        </w:rPr>
-        <w:t xml:space="preserve"> of figures: </w:t>
+        <w:t xml:space="preserve">Number of figures: </w:t>
       </w:r>
       <w:r>
         <w:rPr>
@@ -865,23 +756,13 @@
           <w:lang w:eastAsia="ca-ES"/>
         </w:rPr>
       </w:pPr>
-      <w:proofErr w:type="spellStart"/>
       <w:r>
         <w:rPr>
           <w:rFonts w:ascii="Aptos Display" w:eastAsia="Times New Roman" w:hAnsi="Aptos Display" w:cstheme="minorHAnsi"/>
           <w:color w:val="000000"/>
           <w:lang w:eastAsia="ca-ES"/>
         </w:rPr>
-        <w:t>Number</w:t>
-      </w:r>
-      <w:proofErr w:type="spellEnd"/>
-      <w:r>
-        <w:rPr>
-          <w:rFonts w:ascii="Aptos Display" w:eastAsia="Times New Roman" w:hAnsi="Aptos Display" w:cstheme="minorHAnsi"/>
-          <w:color w:val="000000"/>
-          <w:lang w:eastAsia="ca-ES"/>
-        </w:rPr>
-        <w:t xml:space="preserve"> of tables: </w:t>
+        <w:t xml:space="preserve">Number of tables: </w:t>
       </w:r>
       <w:r>
         <w:rPr>
@@ -943,39 +824,8 @@
           <w:bCs/>
           <w:lang w:eastAsia="ca-ES"/>
         </w:rPr>
-        <w:t xml:space="preserve">Data </w:t>
-      </w:r>
-      <w:proofErr w:type="spellStart"/>
-      <w:r>
-        <w:rPr>
-          <w:rFonts w:ascii="Aptos Display" w:hAnsi="Aptos Display"/>
-          <w:b/>
-          <w:bCs/>
-          <w:lang w:eastAsia="ca-ES"/>
-        </w:rPr>
-        <w:t>accessibility</w:t>
-      </w:r>
-      <w:proofErr w:type="spellEnd"/>
-      <w:r>
-        <w:rPr>
-          <w:rFonts w:ascii="Aptos Display" w:hAnsi="Aptos Display"/>
-          <w:b/>
-          <w:bCs/>
-          <w:lang w:eastAsia="ca-ES"/>
-        </w:rPr>
-        <w:t xml:space="preserve"> </w:t>
-      </w:r>
-      <w:proofErr w:type="spellStart"/>
-      <w:r>
-        <w:rPr>
-          <w:rFonts w:ascii="Aptos Display" w:hAnsi="Aptos Display"/>
-          <w:b/>
-          <w:bCs/>
-          <w:lang w:eastAsia="ca-ES"/>
-        </w:rPr>
-        <w:t>statement</w:t>
-      </w:r>
-      <w:proofErr w:type="spellEnd"/>
+        <w:t>Data accessibility statement</w:t>
+      </w:r>
     </w:p>
     <w:p>
       <w:pPr>
@@ -985,229 +835,11 @@
           <w:lang w:val="en-GB"/>
         </w:rPr>
       </w:pPr>
-      <w:proofErr w:type="spellStart"/>
       <w:r>
         <w:rPr>
           <w:rFonts w:ascii="Aptos Display" w:hAnsi="Aptos Display"/>
         </w:rPr>
-        <w:t>Raw</w:t>
-      </w:r>
-      <w:proofErr w:type="spellEnd"/>
-      <w:r>
-        <w:rPr>
-          <w:rFonts w:ascii="Aptos Display" w:hAnsi="Aptos Display"/>
-        </w:rPr>
-        <w:t xml:space="preserve"> data </w:t>
-      </w:r>
-      <w:proofErr w:type="spellStart"/>
-      <w:r>
-        <w:rPr>
-          <w:rFonts w:ascii="Aptos Display" w:hAnsi="Aptos Display"/>
-        </w:rPr>
-        <w:t>and</w:t>
-      </w:r>
-      <w:proofErr w:type="spellEnd"/>
-      <w:r>
-        <w:rPr>
-          <w:rFonts w:ascii="Aptos Display" w:hAnsi="Aptos Display"/>
-        </w:rPr>
-        <w:t xml:space="preserve"> R script for </w:t>
-      </w:r>
-      <w:proofErr w:type="spellStart"/>
-      <w:r>
-        <w:rPr>
-          <w:rFonts w:ascii="Aptos Display" w:hAnsi="Aptos Display"/>
-        </w:rPr>
-        <w:t>analysis</w:t>
-      </w:r>
-      <w:proofErr w:type="spellEnd"/>
-      <w:r>
-        <w:rPr>
-          <w:rFonts w:ascii="Aptos Display" w:hAnsi="Aptos Display"/>
-        </w:rPr>
-        <w:t xml:space="preserve"> </w:t>
-      </w:r>
-      <w:proofErr w:type="spellStart"/>
-      <w:r>
-        <w:rPr>
-          <w:rFonts w:ascii="Aptos Display" w:hAnsi="Aptos Display"/>
-        </w:rPr>
-        <w:t>are</w:t>
-      </w:r>
-      <w:proofErr w:type="spellEnd"/>
-      <w:r>
-        <w:rPr>
-          <w:rFonts w:ascii="Aptos Display" w:hAnsi="Aptos Display"/>
-        </w:rPr>
-        <w:t xml:space="preserve"> </w:t>
-      </w:r>
-      <w:proofErr w:type="spellStart"/>
-      <w:r>
-        <w:rPr>
-          <w:rFonts w:ascii="Aptos Display" w:hAnsi="Aptos Display"/>
-        </w:rPr>
-        <w:t>available</w:t>
-      </w:r>
-      <w:proofErr w:type="spellEnd"/>
-      <w:r>
-        <w:rPr>
-          <w:rFonts w:ascii="Aptos Display" w:hAnsi="Aptos Display"/>
-        </w:rPr>
-        <w:t xml:space="preserve"> in GitHub, </w:t>
-      </w:r>
-      <w:proofErr w:type="spellStart"/>
-      <w:r>
-        <w:rPr>
-          <w:rFonts w:ascii="Aptos Display" w:hAnsi="Aptos Display"/>
-        </w:rPr>
-        <w:t>once</w:t>
-      </w:r>
-      <w:proofErr w:type="spellEnd"/>
-      <w:r>
-        <w:rPr>
-          <w:rFonts w:ascii="Aptos Display" w:hAnsi="Aptos Display"/>
-        </w:rPr>
-        <w:t xml:space="preserve"> </w:t>
-      </w:r>
-      <w:proofErr w:type="spellStart"/>
-      <w:r>
-        <w:rPr>
-          <w:rFonts w:ascii="Aptos Display" w:hAnsi="Aptos Display"/>
-        </w:rPr>
-        <w:t>the</w:t>
-      </w:r>
-      <w:proofErr w:type="spellEnd"/>
-      <w:r>
-        <w:rPr>
-          <w:rFonts w:ascii="Aptos Display" w:hAnsi="Aptos Display"/>
-        </w:rPr>
-        <w:t xml:space="preserve"> </w:t>
-      </w:r>
-      <w:proofErr w:type="spellStart"/>
-      <w:r>
-        <w:rPr>
-          <w:rFonts w:ascii="Aptos Display" w:hAnsi="Aptos Display"/>
-        </w:rPr>
-        <w:t>manuscript</w:t>
-      </w:r>
-      <w:proofErr w:type="spellEnd"/>
-      <w:r>
-        <w:rPr>
-          <w:rFonts w:ascii="Aptos Display" w:hAnsi="Aptos Display"/>
-        </w:rPr>
-        <w:t xml:space="preserve"> is </w:t>
-      </w:r>
-      <w:proofErr w:type="spellStart"/>
-      <w:r>
-        <w:rPr>
-          <w:rFonts w:ascii="Aptos Display" w:hAnsi="Aptos Display"/>
-        </w:rPr>
-        <w:t>accepted</w:t>
-      </w:r>
-      <w:proofErr w:type="spellEnd"/>
-      <w:r>
-        <w:rPr>
-          <w:rFonts w:ascii="Aptos Display" w:hAnsi="Aptos Display"/>
-        </w:rPr>
-        <w:t xml:space="preserve"> </w:t>
-      </w:r>
-      <w:proofErr w:type="spellStart"/>
-      <w:r>
-        <w:rPr>
-          <w:rFonts w:ascii="Aptos Display" w:hAnsi="Aptos Display"/>
-        </w:rPr>
-        <w:t>Github</w:t>
-      </w:r>
-      <w:proofErr w:type="spellEnd"/>
-      <w:r>
-        <w:rPr>
-          <w:rFonts w:ascii="Aptos Display" w:hAnsi="Aptos Display"/>
-        </w:rPr>
-        <w:t xml:space="preserve"> </w:t>
-      </w:r>
-      <w:proofErr w:type="spellStart"/>
-      <w:r>
-        <w:rPr>
-          <w:rFonts w:ascii="Aptos Display" w:hAnsi="Aptos Display"/>
-        </w:rPr>
-        <w:t>repository</w:t>
-      </w:r>
-      <w:proofErr w:type="spellEnd"/>
-      <w:r>
-        <w:rPr>
-          <w:rFonts w:ascii="Aptos Display" w:hAnsi="Aptos Display"/>
-        </w:rPr>
-        <w:t xml:space="preserve"> </w:t>
-      </w:r>
-      <w:proofErr w:type="spellStart"/>
-      <w:r>
-        <w:rPr>
-          <w:rFonts w:ascii="Aptos Display" w:hAnsi="Aptos Display"/>
-        </w:rPr>
-        <w:t>will</w:t>
-      </w:r>
-      <w:proofErr w:type="spellEnd"/>
-      <w:r>
-        <w:rPr>
-          <w:rFonts w:ascii="Aptos Display" w:hAnsi="Aptos Display"/>
-        </w:rPr>
-        <w:t xml:space="preserve"> be </w:t>
-      </w:r>
-      <w:proofErr w:type="spellStart"/>
-      <w:r>
-        <w:rPr>
-          <w:rFonts w:ascii="Aptos Display" w:hAnsi="Aptos Display"/>
-        </w:rPr>
-        <w:t>public</w:t>
-      </w:r>
-      <w:proofErr w:type="spellEnd"/>
-      <w:r>
-        <w:rPr>
-          <w:rFonts w:ascii="Aptos Display" w:hAnsi="Aptos Display"/>
-        </w:rPr>
-        <w:t xml:space="preserve"> </w:t>
-      </w:r>
-      <w:proofErr w:type="spellStart"/>
-      <w:r>
-        <w:rPr>
-          <w:rFonts w:ascii="Aptos Display" w:hAnsi="Aptos Display"/>
-        </w:rPr>
-        <w:t>and</w:t>
-      </w:r>
-      <w:proofErr w:type="spellEnd"/>
-      <w:r>
-        <w:rPr>
-          <w:rFonts w:ascii="Aptos Display" w:hAnsi="Aptos Display"/>
-        </w:rPr>
-        <w:t xml:space="preserve"> </w:t>
-      </w:r>
-      <w:proofErr w:type="spellStart"/>
-      <w:r>
-        <w:rPr>
-          <w:rFonts w:ascii="Aptos Display" w:hAnsi="Aptos Display"/>
-        </w:rPr>
-        <w:t>stored</w:t>
-      </w:r>
-      <w:proofErr w:type="spellEnd"/>
-      <w:r>
-        <w:rPr>
-          <w:rFonts w:ascii="Aptos Display" w:hAnsi="Aptos Display"/>
-        </w:rPr>
-        <w:t xml:space="preserve"> in </w:t>
-      </w:r>
-      <w:proofErr w:type="spellStart"/>
-      <w:r>
-        <w:rPr>
-          <w:rFonts w:ascii="Aptos Display" w:hAnsi="Aptos Display"/>
-        </w:rPr>
-        <w:t>Zenodo</w:t>
-      </w:r>
-      <w:proofErr w:type="spellEnd"/>
-      <w:r>
-        <w:rPr>
-          <w:rFonts w:ascii="Aptos Display" w:hAnsi="Aptos Display"/>
-        </w:rPr>
-        <w:t>.</w:t>
+        <w:t>Raw data and R script for analysis are available in GitHub, once the manuscript is accepted Github repository will be public and stored in Zenodo.</w:t>
       </w:r>
     </w:p>
     <w:p>
@@ -1222,7 +854,6 @@
           <w:lang w:eastAsia="ca-ES"/>
         </w:rPr>
       </w:pPr>
-      <w:proofErr w:type="spellStart"/>
       <w:r>
         <w:rPr>
           <w:rFonts w:ascii="Aptos Display" w:eastAsia="Times New Roman" w:hAnsi="Aptos Display"/>
@@ -1231,31 +862,8 @@
           <w:bdr w:val="none" w:sz="0" w:space="0" w:color="auto" w:frame="1"/>
           <w:lang w:eastAsia="ca-ES"/>
         </w:rPr>
-        <w:t>Competing</w:t>
-      </w:r>
-      <w:proofErr w:type="spellEnd"/>
-      <w:r>
-        <w:rPr>
-          <w:rFonts w:ascii="Aptos Display" w:eastAsia="Times New Roman" w:hAnsi="Aptos Display"/>
-          <w:b/>
-          <w:bCs/>
-          <w:bdr w:val="none" w:sz="0" w:space="0" w:color="auto" w:frame="1"/>
-          <w:lang w:eastAsia="ca-ES"/>
-        </w:rPr>
-        <w:t xml:space="preserve"> </w:t>
-      </w:r>
-      <w:proofErr w:type="spellStart"/>
-      <w:r>
-        <w:rPr>
-          <w:rFonts w:ascii="Aptos Display" w:eastAsia="Times New Roman" w:hAnsi="Aptos Display"/>
-          <w:b/>
-          <w:bCs/>
-          <w:bdr w:val="none" w:sz="0" w:space="0" w:color="auto" w:frame="1"/>
-          <w:lang w:eastAsia="ca-ES"/>
-        </w:rPr>
-        <w:t>interests</w:t>
-      </w:r>
-      <w:proofErr w:type="spellEnd"/>
+        <w:t>Competing interests</w:t>
+      </w:r>
     </w:p>
     <w:p>
       <w:pPr>
@@ -1268,34 +876,14 @@
           <w:lang w:eastAsia="ca-ES"/>
         </w:rPr>
       </w:pPr>
-      <w:proofErr w:type="spellStart"/>
       <w:r>
         <w:rPr>
           <w:rFonts w:ascii="Aptos Display" w:eastAsia="Times New Roman" w:hAnsi="Aptos Display"/>
           <w:bdr w:val="none" w:sz="0" w:space="0" w:color="auto" w:frame="1"/>
           <w:lang w:eastAsia="ca-ES"/>
         </w:rPr>
-        <w:t>None</w:t>
-      </w:r>
-      <w:proofErr w:type="spellEnd"/>
-      <w:r>
-        <w:rPr>
-          <w:rFonts w:ascii="Aptos Display" w:eastAsia="Times New Roman" w:hAnsi="Aptos Display"/>
-          <w:bdr w:val="none" w:sz="0" w:space="0" w:color="auto" w:frame="1"/>
-          <w:lang w:eastAsia="ca-ES"/>
-        </w:rPr>
-        <w:t xml:space="preserve"> </w:t>
-      </w:r>
-      <w:proofErr w:type="spellStart"/>
-      <w:r>
-        <w:rPr>
-          <w:rFonts w:ascii="Aptos Display" w:eastAsia="Times New Roman" w:hAnsi="Aptos Display"/>
-          <w:bdr w:val="none" w:sz="0" w:space="0" w:color="auto" w:frame="1"/>
-          <w:lang w:eastAsia="ca-ES"/>
-        </w:rPr>
-        <w:t>declared</w:t>
-      </w:r>
-      <w:proofErr w:type="spellEnd"/>
+        <w:t>None declared</w:t>
+      </w:r>
     </w:p>
     <w:p>
       <w:pPr>
@@ -1305,34 +893,14 @@
           <w:bCs/>
         </w:rPr>
       </w:pPr>
-      <w:proofErr w:type="spellStart"/>
       <w:r>
         <w:rPr>
           <w:rFonts w:ascii="Aptos Display" w:hAnsi="Aptos Display"/>
           <w:b/>
           <w:bCs/>
         </w:rPr>
-        <w:t>Author</w:t>
-      </w:r>
-      <w:proofErr w:type="spellEnd"/>
-      <w:r>
-        <w:rPr>
-          <w:rFonts w:ascii="Aptos Display" w:hAnsi="Aptos Display"/>
-          <w:b/>
-          <w:bCs/>
-        </w:rPr>
-        <w:t xml:space="preserve"> </w:t>
-      </w:r>
-      <w:proofErr w:type="spellStart"/>
-      <w:r>
-        <w:rPr>
-          <w:rFonts w:ascii="Aptos Display" w:hAnsi="Aptos Display"/>
-          <w:b/>
-          <w:bCs/>
-        </w:rPr>
-        <w:t>contributions</w:t>
-      </w:r>
-      <w:proofErr w:type="spellEnd"/>
+        <w:t>Author contributions</w:t>
+      </w:r>
     </w:p>
     <w:p>
       <w:pPr>
@@ -1342,19 +910,53 @@
         </w:rPr>
       </w:pPr>
       <w:bookmarkStart w:id="0" w:name="_Hlk189483296"/>
-      <w:proofErr w:type="spellStart"/>
       <w:r>
         <w:rPr>
           <w:rFonts w:ascii="Aptos Display" w:hAnsi="Aptos Display"/>
         </w:rPr>
-        <w:t>Conceptualization</w:t>
-      </w:r>
-      <w:proofErr w:type="spellEnd"/>
+        <w:t xml:space="preserve">Conceptualization: </w:t>
+      </w:r>
+      <w:r>
+        <w:rPr>
+          <w:rFonts w:ascii="Aptos Display" w:eastAsia="Times New Roman" w:hAnsi="Aptos Display" w:cstheme="minorHAnsi"/>
+        </w:rPr>
+        <w:t>Eduardo Fernández-Pascual</w:t>
+      </w:r>
       <w:r>
         <w:rPr>
           <w:rFonts w:ascii="Aptos Display" w:hAnsi="Aptos Display"/>
         </w:rPr>
-        <w:t xml:space="preserve">: </w:t>
+        <w:t xml:space="preserve">, </w:t>
+      </w:r>
+      <w:r>
+        <w:rPr>
+          <w:rFonts w:ascii="Aptos Display" w:eastAsia="Times New Roman" w:hAnsi="Aptos Display" w:cstheme="minorHAnsi"/>
+        </w:rPr>
+        <w:t>Borja Jiménez-Alfaro</w:t>
+      </w:r>
+      <w:r>
+        <w:rPr>
+          <w:rFonts w:ascii="Aptos Display" w:hAnsi="Aptos Display"/>
+        </w:rPr>
+        <w:t xml:space="preserve">; Investigation: </w:t>
+      </w:r>
+      <w:r>
+        <w:rPr>
+          <w:rFonts w:ascii="Aptos Display" w:eastAsia="Times New Roman" w:hAnsi="Aptos Display" w:cstheme="minorHAnsi"/>
+        </w:rPr>
+        <w:t>Clara Espinosa del Alba</w:t>
+      </w:r>
+      <w:r>
+        <w:rPr>
+          <w:rFonts w:ascii="Aptos Display" w:hAnsi="Aptos Display"/>
+        </w:rPr>
+        <w:t xml:space="preserve">; Formal Analysis: </w:t>
+      </w:r>
+      <w:r>
+        <w:rPr>
+          <w:rFonts w:ascii="Aptos Display" w:eastAsia="Times New Roman" w:hAnsi="Aptos Display" w:cstheme="minorHAnsi"/>
+        </w:rPr>
+        <w:t xml:space="preserve">Clara Espinosa del Alba, </w:t>
       </w:r>
       <w:r>
         <w:rPr>
@@ -1366,234 +968,50 @@
         <w:rPr>
           <w:rFonts w:ascii="Aptos Display" w:hAnsi="Aptos Display"/>
         </w:rPr>
-        <w:t xml:space="preserve">, </w:t>
-      </w:r>
-      <w:r>
-        <w:rPr>
-          <w:rFonts w:ascii="Aptos Display" w:eastAsia="Times New Roman" w:hAnsi="Aptos Display" w:cstheme="minorHAnsi"/>
-        </w:rPr>
-        <w:t>Borja Jiménez-Alfaro</w:t>
+        <w:t xml:space="preserve">; </w:t>
       </w:r>
       <w:r>
         <w:rPr>
           <w:rFonts w:ascii="Aptos Display" w:hAnsi="Aptos Display"/>
         </w:rPr>
-        <w:t xml:space="preserve">; </w:t>
-      </w:r>
-      <w:proofErr w:type="spellStart"/>
+        <w:lastRenderedPageBreak/>
+        <w:t xml:space="preserve">Writing – original draft: </w:t>
+      </w:r>
+      <w:r>
+        <w:rPr>
+          <w:rFonts w:ascii="Aptos Display" w:eastAsia="Times New Roman" w:hAnsi="Aptos Display" w:cstheme="minorHAnsi"/>
+        </w:rPr>
+        <w:t xml:space="preserve">Clara Espinosa del Alba; </w:t>
+      </w:r>
       <w:r>
         <w:rPr>
           <w:rFonts w:ascii="Aptos Display" w:hAnsi="Aptos Display"/>
         </w:rPr>
-        <w:t>Investigation</w:t>
-      </w:r>
-      <w:proofErr w:type="spellEnd"/>
+        <w:t xml:space="preserve">Writing – Review &amp; Editing: all authors; Supervision: </w:t>
+      </w:r>
+      <w:r>
+        <w:rPr>
+          <w:rFonts w:ascii="Aptos Display" w:eastAsia="Times New Roman" w:hAnsi="Aptos Display" w:cstheme="minorHAnsi"/>
+        </w:rPr>
+        <w:t>Borja Jiménez-Alfaro, Eduardo Fernández</w:t>
+      </w:r>
+      <w:r>
+        <w:rPr>
+          <w:rFonts w:ascii="Aptos Display" w:eastAsia="Times New Roman" w:hAnsi="Aptos Display" w:cstheme="minorHAnsi"/>
+        </w:rPr>
+        <w:t>-</w:t>
+      </w:r>
+      <w:r>
+        <w:rPr>
+          <w:rFonts w:ascii="Aptos Display" w:eastAsia="Times New Roman" w:hAnsi="Aptos Display" w:cstheme="minorHAnsi"/>
+        </w:rPr>
+        <w:t>Pascual</w:t>
+      </w:r>
       <w:r>
         <w:rPr>
           <w:rFonts w:ascii="Aptos Display" w:hAnsi="Aptos Display"/>
         </w:rPr>
-        <w:t xml:space="preserve">: </w:t>
-      </w:r>
-      <w:r>
-        <w:rPr>
-          <w:rFonts w:ascii="Aptos Display" w:eastAsia="Times New Roman" w:hAnsi="Aptos Display" w:cstheme="minorHAnsi"/>
-        </w:rPr>
-        <w:t>Clara Espinosa del Alba</w:t>
-      </w:r>
-      <w:r>
-        <w:rPr>
-          <w:rFonts w:ascii="Aptos Display" w:hAnsi="Aptos Display"/>
-        </w:rPr>
-        <w:t xml:space="preserve">; Formal </w:t>
-      </w:r>
-      <w:proofErr w:type="spellStart"/>
-      <w:r>
-        <w:rPr>
-          <w:rFonts w:ascii="Aptos Display" w:hAnsi="Aptos Display"/>
-        </w:rPr>
-        <w:t>Analysis</w:t>
-      </w:r>
-      <w:proofErr w:type="spellEnd"/>
-      <w:r>
-        <w:rPr>
-          <w:rFonts w:ascii="Aptos Display" w:hAnsi="Aptos Display"/>
-        </w:rPr>
-        <w:t xml:space="preserve">: </w:t>
-      </w:r>
-      <w:r>
-        <w:rPr>
-          <w:rFonts w:ascii="Aptos Display" w:eastAsia="Times New Roman" w:hAnsi="Aptos Display" w:cstheme="minorHAnsi"/>
-        </w:rPr>
-        <w:t xml:space="preserve">Clara Espinosa del Alba, </w:t>
-      </w:r>
-      <w:r>
-        <w:rPr>
-          <w:rFonts w:ascii="Aptos Display" w:eastAsia="Times New Roman" w:hAnsi="Aptos Display" w:cstheme="minorHAnsi"/>
-        </w:rPr>
-        <w:t>Eduardo Fernández-Pascual</w:t>
-      </w:r>
-      <w:r>
-        <w:rPr>
-          <w:rFonts w:ascii="Aptos Display" w:hAnsi="Aptos Display"/>
-        </w:rPr>
-        <w:t xml:space="preserve">; </w:t>
-      </w:r>
-      <w:proofErr w:type="spellStart"/>
-      <w:r>
-        <w:rPr>
-          <w:rFonts w:ascii="Aptos Display" w:hAnsi="Aptos Display"/>
-        </w:rPr>
-        <w:lastRenderedPageBreak/>
-        <w:t>Writing</w:t>
-      </w:r>
-      <w:proofErr w:type="spellEnd"/>
-      <w:r>
-        <w:rPr>
-          <w:rFonts w:ascii="Aptos Display" w:hAnsi="Aptos Display"/>
-        </w:rPr>
-        <w:t xml:space="preserve"> – original </w:t>
-      </w:r>
-      <w:proofErr w:type="spellStart"/>
-      <w:r>
-        <w:rPr>
-          <w:rFonts w:ascii="Aptos Display" w:hAnsi="Aptos Display"/>
-        </w:rPr>
-        <w:t>draft</w:t>
-      </w:r>
-      <w:proofErr w:type="spellEnd"/>
-      <w:r>
-        <w:rPr>
-          <w:rFonts w:ascii="Aptos Display" w:hAnsi="Aptos Display"/>
-        </w:rPr>
-        <w:t xml:space="preserve">: </w:t>
-      </w:r>
-      <w:r>
-        <w:rPr>
-          <w:rFonts w:ascii="Aptos Display" w:eastAsia="Times New Roman" w:hAnsi="Aptos Display" w:cstheme="minorHAnsi"/>
-        </w:rPr>
-        <w:t xml:space="preserve">Clara Espinosa del Alba; </w:t>
-      </w:r>
-      <w:proofErr w:type="spellStart"/>
-      <w:r>
-        <w:rPr>
-          <w:rFonts w:ascii="Aptos Display" w:hAnsi="Aptos Display"/>
-        </w:rPr>
-        <w:t>Writing</w:t>
-      </w:r>
-      <w:proofErr w:type="spellEnd"/>
-      <w:r>
-        <w:rPr>
-          <w:rFonts w:ascii="Aptos Display" w:hAnsi="Aptos Display"/>
-        </w:rPr>
-        <w:t xml:space="preserve"> – </w:t>
-      </w:r>
-      <w:proofErr w:type="spellStart"/>
-      <w:r>
-        <w:rPr>
-          <w:rFonts w:ascii="Aptos Display" w:hAnsi="Aptos Display"/>
-        </w:rPr>
-        <w:t>Review</w:t>
-      </w:r>
-      <w:proofErr w:type="spellEnd"/>
-      <w:r>
-        <w:rPr>
-          <w:rFonts w:ascii="Aptos Display" w:hAnsi="Aptos Display"/>
-        </w:rPr>
-        <w:t xml:space="preserve"> &amp; </w:t>
-      </w:r>
-      <w:proofErr w:type="spellStart"/>
-      <w:r>
-        <w:rPr>
-          <w:rFonts w:ascii="Aptos Display" w:hAnsi="Aptos Display"/>
-        </w:rPr>
-        <w:t>Editing</w:t>
-      </w:r>
-      <w:proofErr w:type="spellEnd"/>
-      <w:r>
-        <w:rPr>
-          <w:rFonts w:ascii="Aptos Display" w:hAnsi="Aptos Display"/>
-        </w:rPr>
-        <w:t xml:space="preserve">: all </w:t>
-      </w:r>
-      <w:proofErr w:type="spellStart"/>
-      <w:r>
-        <w:rPr>
-          <w:rFonts w:ascii="Aptos Display" w:hAnsi="Aptos Display"/>
-        </w:rPr>
-        <w:t>authors</w:t>
-      </w:r>
-      <w:proofErr w:type="spellEnd"/>
-      <w:r>
-        <w:rPr>
-          <w:rFonts w:ascii="Aptos Display" w:hAnsi="Aptos Display"/>
-        </w:rPr>
-        <w:t xml:space="preserve">; </w:t>
-      </w:r>
-      <w:proofErr w:type="spellStart"/>
-      <w:r>
-        <w:rPr>
-          <w:rFonts w:ascii="Aptos Display" w:hAnsi="Aptos Display"/>
-        </w:rPr>
-        <w:t>Supervision</w:t>
-      </w:r>
-      <w:proofErr w:type="spellEnd"/>
-      <w:r>
-        <w:rPr>
-          <w:rFonts w:ascii="Aptos Display" w:hAnsi="Aptos Display"/>
-        </w:rPr>
-        <w:t xml:space="preserve">: </w:t>
-      </w:r>
-      <w:r>
-        <w:rPr>
-          <w:rFonts w:ascii="Aptos Display" w:eastAsia="Times New Roman" w:hAnsi="Aptos Display" w:cstheme="minorHAnsi"/>
-        </w:rPr>
-        <w:t>Borja Jiménez-Alfaro, Eduardo Fernández</w:t>
-      </w:r>
-      <w:r>
-        <w:rPr>
-          <w:rFonts w:ascii="Aptos Display" w:eastAsia="Times New Roman" w:hAnsi="Aptos Display" w:cstheme="minorHAnsi"/>
-        </w:rPr>
-        <w:t>-</w:t>
-      </w:r>
-      <w:r>
-        <w:rPr>
-          <w:rFonts w:ascii="Aptos Display" w:eastAsia="Times New Roman" w:hAnsi="Aptos Display" w:cstheme="minorHAnsi"/>
-        </w:rPr>
-        <w:t>Pascual</w:t>
-      </w:r>
-      <w:r>
-        <w:rPr>
-          <w:rFonts w:ascii="Aptos Display" w:hAnsi="Aptos Display"/>
-        </w:rPr>
-        <w:t xml:space="preserve">; </w:t>
-      </w:r>
-      <w:proofErr w:type="spellStart"/>
-      <w:r>
-        <w:rPr>
-          <w:rFonts w:ascii="Aptos Display" w:hAnsi="Aptos Display"/>
-        </w:rPr>
-        <w:t>Funding</w:t>
-      </w:r>
-      <w:proofErr w:type="spellEnd"/>
-      <w:r>
-        <w:rPr>
-          <w:rFonts w:ascii="Aptos Display" w:hAnsi="Aptos Display"/>
-        </w:rPr>
-        <w:t xml:space="preserve"> </w:t>
-      </w:r>
-      <w:proofErr w:type="spellStart"/>
-      <w:r>
-        <w:rPr>
-          <w:rFonts w:ascii="Aptos Display" w:hAnsi="Aptos Display"/>
-        </w:rPr>
-        <w:t>acquisition</w:t>
-      </w:r>
-      <w:proofErr w:type="spellEnd"/>
-      <w:r>
-        <w:rPr>
-          <w:rFonts w:ascii="Aptos Display" w:hAnsi="Aptos Display"/>
-        </w:rPr>
-        <w:t xml:space="preserve">: </w:t>
+        <w:t xml:space="preserve">; Funding acquisition: </w:t>
       </w:r>
       <w:r>
         <w:rPr>
@@ -1636,254 +1054,14 @@
           <w:rFonts w:ascii="Aptos Display" w:hAnsi="Aptos Display"/>
           <w:lang w:val="en-GB"/>
         </w:rPr>
-        <w:t xml:space="preserve">We want to thank the Picos de Europa National for support in field sampling. This research is framed within the SEEDALP project (MCI-20-PID2019-108636GA-I00) funded by the Spanish Research Agency (AEI/10.13039/501100011033), and supported by </w:t>
-      </w:r>
-      <w:proofErr w:type="spellStart"/>
+        <w:t>We want to thank the Picos de Europa National for support in field sampling. This research is framed within the SEEDALP project (MCI-20-PID2019-108636GA-I00) funded by the Spanish Research Agency (AEI/10.13039/501100011033), and supported by Ayudas para Contratos Predoctorales para la Formación de Doctores del Ministerio de Ciencia e Innovación (FPI: MCI-21-PRE2020-092874)</w:t>
+      </w:r>
       <w:r>
         <w:rPr>
           <w:rFonts w:ascii="Aptos Display" w:hAnsi="Aptos Display"/>
-          <w:lang w:val="en-GB"/>
-        </w:rPr>
-        <w:t>Ayudas</w:t>
-      </w:r>
-      <w:proofErr w:type="spellEnd"/>
-      <w:r>
-        <w:rPr>
-          <w:rFonts w:ascii="Aptos Display" w:hAnsi="Aptos Display"/>
-          <w:lang w:val="en-GB"/>
-        </w:rPr>
-        <w:t xml:space="preserve"> para </w:t>
-      </w:r>
-      <w:proofErr w:type="spellStart"/>
-      <w:r>
-        <w:rPr>
-          <w:rFonts w:ascii="Aptos Display" w:hAnsi="Aptos Display"/>
-          <w:lang w:val="en-GB"/>
-        </w:rPr>
-        <w:t>Contratos</w:t>
-      </w:r>
-      <w:proofErr w:type="spellEnd"/>
-      <w:r>
-        <w:rPr>
-          <w:rFonts w:ascii="Aptos Display" w:hAnsi="Aptos Display"/>
-          <w:lang w:val="en-GB"/>
-        </w:rPr>
-        <w:t xml:space="preserve"> </w:t>
-      </w:r>
-      <w:proofErr w:type="spellStart"/>
-      <w:r>
-        <w:rPr>
-          <w:rFonts w:ascii="Aptos Display" w:hAnsi="Aptos Display"/>
-          <w:lang w:val="en-GB"/>
-        </w:rPr>
-        <w:t>Predoctorales</w:t>
-      </w:r>
-      <w:proofErr w:type="spellEnd"/>
-      <w:r>
-        <w:rPr>
-          <w:rFonts w:ascii="Aptos Display" w:hAnsi="Aptos Display"/>
-          <w:lang w:val="en-GB"/>
-        </w:rPr>
-        <w:t xml:space="preserve"> para la </w:t>
-      </w:r>
-      <w:proofErr w:type="spellStart"/>
-      <w:r>
-        <w:rPr>
-          <w:rFonts w:ascii="Aptos Display" w:hAnsi="Aptos Display"/>
-          <w:lang w:val="en-GB"/>
-        </w:rPr>
-        <w:t>Formación</w:t>
-      </w:r>
-      <w:proofErr w:type="spellEnd"/>
-      <w:r>
-        <w:rPr>
-          <w:rFonts w:ascii="Aptos Display" w:hAnsi="Aptos Display"/>
-          <w:lang w:val="en-GB"/>
-        </w:rPr>
-        <w:t xml:space="preserve"> de </w:t>
-      </w:r>
-      <w:proofErr w:type="spellStart"/>
-      <w:r>
-        <w:rPr>
-          <w:rFonts w:ascii="Aptos Display" w:hAnsi="Aptos Display"/>
-          <w:lang w:val="en-GB"/>
-        </w:rPr>
-        <w:t>Doctores</w:t>
-      </w:r>
-      <w:proofErr w:type="spellEnd"/>
-      <w:r>
-        <w:rPr>
-          <w:rFonts w:ascii="Aptos Display" w:hAnsi="Aptos Display"/>
-          <w:lang w:val="en-GB"/>
-        </w:rPr>
-        <w:t xml:space="preserve"> del </w:t>
-      </w:r>
-      <w:proofErr w:type="spellStart"/>
-      <w:r>
-        <w:rPr>
-          <w:rFonts w:ascii="Aptos Display" w:hAnsi="Aptos Display"/>
-          <w:lang w:val="en-GB"/>
-        </w:rPr>
-        <w:t>Ministerio</w:t>
-      </w:r>
-      <w:proofErr w:type="spellEnd"/>
-      <w:r>
-        <w:rPr>
-          <w:rFonts w:ascii="Aptos Display" w:hAnsi="Aptos Display"/>
-          <w:lang w:val="en-GB"/>
-        </w:rPr>
-        <w:t xml:space="preserve"> de Ciencia e </w:t>
-      </w:r>
-      <w:proofErr w:type="spellStart"/>
-      <w:r>
-        <w:rPr>
-          <w:rFonts w:ascii="Aptos Display" w:hAnsi="Aptos Display"/>
-          <w:lang w:val="en-GB"/>
-        </w:rPr>
-        <w:t>Innovación</w:t>
-      </w:r>
-      <w:proofErr w:type="spellEnd"/>
-      <w:r>
-        <w:rPr>
-          <w:rFonts w:ascii="Aptos Display" w:hAnsi="Aptos Display"/>
-          <w:lang w:val="en-GB"/>
-        </w:rPr>
-        <w:t xml:space="preserve"> (FPI: MCI-21-PRE2020-092874)</w:t>
-      </w:r>
-      <w:r>
-        <w:rPr>
-          <w:rFonts w:ascii="Aptos Display" w:hAnsi="Aptos Display"/>
-          <w:lang w:val="en-GB" w:eastAsia="ca-ES"/>
-        </w:rPr>
-        <w:t xml:space="preserve">; </w:t>
-      </w:r>
-      <w:proofErr w:type="spellStart"/>
-      <w:r>
-        <w:rPr>
-          <w:rFonts w:ascii="Aptos Display" w:hAnsi="Aptos Display"/>
-          <w:lang w:val="en-GB" w:eastAsia="ca-ES"/>
-        </w:rPr>
-        <w:t>Ayuntamiento</w:t>
-      </w:r>
-      <w:proofErr w:type="spellEnd"/>
-      <w:r>
-        <w:rPr>
-          <w:rFonts w:ascii="Aptos Display" w:hAnsi="Aptos Display"/>
-          <w:lang w:val="en-GB" w:eastAsia="ca-ES"/>
-        </w:rPr>
-        <w:t xml:space="preserve"> de </w:t>
-      </w:r>
-      <w:proofErr w:type="spellStart"/>
-      <w:r>
-        <w:rPr>
-          <w:rFonts w:ascii="Aptos Display" w:hAnsi="Aptos Display"/>
-          <w:lang w:val="en-GB" w:eastAsia="ca-ES"/>
-        </w:rPr>
-        <w:t>Gijón</w:t>
-      </w:r>
-      <w:proofErr w:type="spellEnd"/>
-      <w:r>
-        <w:rPr>
-          <w:rFonts w:ascii="Aptos Display" w:hAnsi="Aptos Display"/>
-          <w:lang w:val="en-GB" w:eastAsia="ca-ES"/>
-        </w:rPr>
-        <w:t>/</w:t>
-      </w:r>
-      <w:proofErr w:type="spellStart"/>
-      <w:r>
-        <w:rPr>
-          <w:rFonts w:ascii="Aptos Display" w:hAnsi="Aptos Display"/>
-          <w:lang w:val="en-GB" w:eastAsia="ca-ES"/>
-        </w:rPr>
-        <w:t>Xixón</w:t>
-      </w:r>
-      <w:proofErr w:type="spellEnd"/>
-      <w:r>
-        <w:rPr>
-          <w:rFonts w:ascii="Aptos Display" w:hAnsi="Aptos Display"/>
-          <w:lang w:val="en-GB" w:eastAsia="ca-ES"/>
-        </w:rPr>
-        <w:t xml:space="preserve"> - </w:t>
-      </w:r>
-      <w:proofErr w:type="spellStart"/>
-      <w:r>
-        <w:rPr>
-          <w:rFonts w:ascii="Aptos Display" w:hAnsi="Aptos Display"/>
-          <w:lang w:val="en-GB" w:eastAsia="ca-ES"/>
-        </w:rPr>
-        <w:t>Jardín</w:t>
-      </w:r>
-      <w:proofErr w:type="spellEnd"/>
-      <w:r>
-        <w:rPr>
-          <w:rFonts w:ascii="Aptos Display" w:hAnsi="Aptos Display"/>
-          <w:lang w:val="en-GB" w:eastAsia="ca-ES"/>
-        </w:rPr>
-        <w:t xml:space="preserve"> </w:t>
-      </w:r>
-      <w:proofErr w:type="spellStart"/>
-      <w:r>
-        <w:rPr>
-          <w:rFonts w:ascii="Aptos Display" w:hAnsi="Aptos Display"/>
-          <w:lang w:val="en-GB" w:eastAsia="ca-ES"/>
-        </w:rPr>
-        <w:t>Botánico</w:t>
-      </w:r>
-      <w:proofErr w:type="spellEnd"/>
-      <w:r>
-        <w:rPr>
-          <w:rFonts w:ascii="Aptos Display" w:hAnsi="Aptos Display"/>
-          <w:lang w:val="en-GB" w:eastAsia="ca-ES"/>
-        </w:rPr>
-        <w:t xml:space="preserve"> Atlántico (SV-23-GIJON-JBA) and the grant “Laboratorio de </w:t>
-      </w:r>
-      <w:proofErr w:type="spellStart"/>
-      <w:r>
-        <w:rPr>
-          <w:rFonts w:ascii="Aptos Display" w:hAnsi="Aptos Display"/>
-          <w:lang w:val="en-GB" w:eastAsia="ca-ES"/>
-        </w:rPr>
-        <w:t>Vegetación</w:t>
-      </w:r>
-      <w:proofErr w:type="spellEnd"/>
-      <w:r>
-        <w:rPr>
-          <w:rFonts w:ascii="Aptos Display" w:hAnsi="Aptos Display"/>
-          <w:lang w:val="en-GB" w:eastAsia="ca-ES"/>
-        </w:rPr>
-        <w:t xml:space="preserve"> y </w:t>
-      </w:r>
-      <w:proofErr w:type="spellStart"/>
-      <w:r>
-        <w:rPr>
-          <w:rFonts w:ascii="Aptos Display" w:hAnsi="Aptos Display"/>
-          <w:lang w:val="en-GB" w:eastAsia="ca-ES"/>
-        </w:rPr>
-        <w:t>Biodiversidad</w:t>
-      </w:r>
-      <w:proofErr w:type="spellEnd"/>
-      <w:r>
-        <w:rPr>
-          <w:rFonts w:ascii="Aptos Display" w:hAnsi="Aptos Display"/>
-          <w:lang w:val="en-GB" w:eastAsia="ca-ES"/>
-        </w:rPr>
-        <w:t>” (IDE/2024/000720, Principality of Asturias-</w:t>
-      </w:r>
-      <w:proofErr w:type="spellStart"/>
-      <w:r>
-        <w:rPr>
-          <w:rFonts w:ascii="Aptos Display" w:hAnsi="Aptos Display"/>
-          <w:lang w:val="en-GB" w:eastAsia="ca-ES"/>
-        </w:rPr>
-        <w:t>Sekuens</w:t>
-      </w:r>
-      <w:proofErr w:type="spellEnd"/>
-      <w:r>
-        <w:rPr>
-          <w:rFonts w:ascii="Aptos Display" w:hAnsi="Aptos Display"/>
-          <w:lang w:val="en-GB" w:eastAsia="ca-ES"/>
-        </w:rPr>
-        <w:t>-EU-FEDER).</w:t>
+          <w:lang w:val="en-GB" w:eastAsia="ca-ES"/>
+        </w:rPr>
+        <w:t>; Ayuntamiento de Gijón/Xixón - Jardín Botánico Atlántico (SV-23-GIJON-JBA) and the grant “Laboratorio de Vegetación y Biodiversidad” (IDE/2024/000720, Principality of Asturias-Sekuens-EU-FEDER).</w:t>
       </w:r>
     </w:p>
     <w:p>
@@ -1897,7 +1075,6 @@
           <w:lang w:val="es-ES"/>
         </w:rPr>
       </w:pPr>
-      <w:proofErr w:type="spellStart"/>
       <w:r>
         <w:rPr>
           <w:rFonts w:ascii="Aptos Display" w:hAnsi="Aptos Display"/>
@@ -1907,7 +1084,6 @@
         </w:rPr>
         <w:t>Funding</w:t>
       </w:r>
-      <w:proofErr w:type="spellEnd"/>
     </w:p>
     <w:p>
       <w:pPr>
@@ -1921,39 +1097,7 @@
           <w:rFonts w:ascii="Aptos Display" w:hAnsi="Aptos Display"/>
           <w:lang w:val="es-ES"/>
         </w:rPr>
-        <w:t xml:space="preserve">Agencia Española de Investigación - </w:t>
-      </w:r>
-      <w:proofErr w:type="spellStart"/>
-      <w:r>
-        <w:rPr>
-          <w:rFonts w:ascii="Aptos Display" w:hAnsi="Aptos Display"/>
-          <w:lang w:val="es-ES"/>
-        </w:rPr>
-        <w:t>Spanish</w:t>
-      </w:r>
-      <w:proofErr w:type="spellEnd"/>
-      <w:r>
-        <w:rPr>
-          <w:rFonts w:ascii="Aptos Display" w:hAnsi="Aptos Display"/>
-          <w:lang w:val="es-ES"/>
-        </w:rPr>
-        <w:t xml:space="preserve"> </w:t>
-      </w:r>
-      <w:proofErr w:type="spellStart"/>
-      <w:r>
-        <w:rPr>
-          <w:rFonts w:ascii="Aptos Display" w:hAnsi="Aptos Display"/>
-          <w:lang w:val="es-ES"/>
-        </w:rPr>
-        <w:t>Research</w:t>
-      </w:r>
-      <w:proofErr w:type="spellEnd"/>
-      <w:r>
-        <w:rPr>
-          <w:rFonts w:ascii="Aptos Display" w:hAnsi="Aptos Display"/>
-          <w:lang w:val="es-ES"/>
-        </w:rPr>
-        <w:t xml:space="preserve"> Agency (AEI/10.13039/501100011033)</w:t>
+        <w:t>Agencia Española de Investigación - Spanish Research Agency (AEI/10.13039/501100011033)</w:t>
       </w:r>
     </w:p>
     <w:p>
@@ -1968,23 +1112,7 @@
           <w:rFonts w:ascii="Aptos Display" w:hAnsi="Aptos Display"/>
           <w:lang w:val="es-ES"/>
         </w:rPr>
-        <w:t>Ayuntamiento de Gijón/</w:t>
-      </w:r>
-      <w:proofErr w:type="spellStart"/>
-      <w:r>
-        <w:rPr>
-          <w:rFonts w:ascii="Aptos Display" w:hAnsi="Aptos Display"/>
-          <w:lang w:val="es-ES"/>
-        </w:rPr>
-        <w:t>Xixón</w:t>
-      </w:r>
-      <w:proofErr w:type="spellEnd"/>
-      <w:r>
-        <w:rPr>
-          <w:rFonts w:ascii="Aptos Display" w:hAnsi="Aptos Display"/>
-          <w:lang w:val="es-ES"/>
-        </w:rPr>
-        <w:t xml:space="preserve"> (</w:t>
+        <w:t>Ayuntamiento de Gijón/Xixón (</w:t>
       </w:r>
       <w:r>
         <w:rPr>
@@ -2006,55 +1134,7 @@
           <w:rFonts w:ascii="Aptos Display" w:hAnsi="Aptos Display"/>
           <w:lang w:val="es-ES" w:eastAsia="ca-ES"/>
         </w:rPr>
-        <w:t xml:space="preserve">Grant “Laboratorio de Vegetación y Biodiversidad” (IDE/2024/000720, </w:t>
-      </w:r>
-      <w:proofErr w:type="spellStart"/>
-      <w:r>
-        <w:rPr>
-          <w:rFonts w:ascii="Aptos Display" w:hAnsi="Aptos Display"/>
-          <w:lang w:val="es-ES" w:eastAsia="ca-ES"/>
-        </w:rPr>
-        <w:t>Principality</w:t>
-      </w:r>
-      <w:proofErr w:type="spellEnd"/>
-      <w:r>
-        <w:rPr>
-          <w:rFonts w:ascii="Aptos Display" w:hAnsi="Aptos Display"/>
-          <w:lang w:val="es-ES" w:eastAsia="ca-ES"/>
-        </w:rPr>
-        <w:t xml:space="preserve"> </w:t>
-      </w:r>
-      <w:proofErr w:type="spellStart"/>
-      <w:r>
-        <w:rPr>
-          <w:rFonts w:ascii="Aptos Display" w:hAnsi="Aptos Display"/>
-          <w:lang w:val="es-ES" w:eastAsia="ca-ES"/>
-        </w:rPr>
-        <w:t>of</w:t>
-      </w:r>
-      <w:proofErr w:type="spellEnd"/>
-      <w:r>
-        <w:rPr>
-          <w:rFonts w:ascii="Aptos Display" w:hAnsi="Aptos Display"/>
-          <w:lang w:val="es-ES" w:eastAsia="ca-ES"/>
-        </w:rPr>
-        <w:t xml:space="preserve"> Asturias-</w:t>
-      </w:r>
-      <w:proofErr w:type="spellStart"/>
-      <w:r>
-        <w:rPr>
-          <w:rFonts w:ascii="Aptos Display" w:hAnsi="Aptos Display"/>
-          <w:lang w:val="es-ES" w:eastAsia="ca-ES"/>
-        </w:rPr>
-        <w:t>Sekuens</w:t>
-      </w:r>
-      <w:proofErr w:type="spellEnd"/>
-      <w:r>
-        <w:rPr>
-          <w:rFonts w:ascii="Aptos Display" w:hAnsi="Aptos Display"/>
-          <w:lang w:val="es-ES" w:eastAsia="ca-ES"/>
-        </w:rPr>
-        <w:t>-EU-FEDER).</w:t>
+        <w:t>Grant “Laboratorio de Vegetación y Biodiversidad” (IDE/2024/000720, Principality of Asturias-Sekuens-EU-FEDER).</w:t>
       </w:r>
     </w:p>
     <w:p>
@@ -2260,149 +1340,13 @@
         </w:rPr>
         <w:t xml:space="preserve"> (i.e. above the natural tree limit) are subjected to a very particular set of environmental conditions such as high irradiation, strong winds, below-zero temperatures and snow cover, which limit the length of the growing season for plants development </w:t>
       </w:r>
-      <w:proofErr w:type="spellStart"/>
       <w:r>
         <w:rPr>
           <w:rFonts w:ascii="Aptos Display" w:eastAsia="Times New Roman" w:hAnsi="Aptos Display" w:cstheme="minorHAnsi"/>
           <w:color w:val="000000"/>
           <w:lang w:eastAsia="ca-ES"/>
         </w:rPr>
-        <w:t>and</w:t>
-      </w:r>
-      <w:proofErr w:type="spellEnd"/>
-      <w:r>
-        <w:rPr>
-          <w:rFonts w:ascii="Aptos Display" w:eastAsia="Times New Roman" w:hAnsi="Aptos Display" w:cstheme="minorHAnsi"/>
-          <w:color w:val="000000"/>
-          <w:lang w:eastAsia="ca-ES"/>
-        </w:rPr>
-        <w:t xml:space="preserve"> display </w:t>
-      </w:r>
-      <w:proofErr w:type="spellStart"/>
-      <w:r>
-        <w:rPr>
-          <w:rFonts w:ascii="Aptos Display" w:eastAsia="Times New Roman" w:hAnsi="Aptos Display" w:cstheme="minorHAnsi"/>
-          <w:color w:val="000000"/>
-          <w:lang w:eastAsia="ca-ES"/>
-        </w:rPr>
-        <w:t>changing</w:t>
-      </w:r>
-      <w:proofErr w:type="spellEnd"/>
-      <w:r>
-        <w:rPr>
-          <w:rFonts w:ascii="Aptos Display" w:eastAsia="Times New Roman" w:hAnsi="Aptos Display" w:cstheme="minorHAnsi"/>
-          <w:color w:val="000000"/>
-          <w:lang w:eastAsia="ca-ES"/>
-        </w:rPr>
-        <w:t xml:space="preserve"> </w:t>
-      </w:r>
-      <w:proofErr w:type="spellStart"/>
-      <w:r>
-        <w:rPr>
-          <w:rFonts w:ascii="Aptos Display" w:eastAsia="Times New Roman" w:hAnsi="Aptos Display" w:cstheme="minorHAnsi"/>
-          <w:color w:val="000000"/>
-          <w:lang w:eastAsia="ca-ES"/>
-        </w:rPr>
-        <w:t>climatic</w:t>
-      </w:r>
-      <w:proofErr w:type="spellEnd"/>
-      <w:r>
-        <w:rPr>
-          <w:rFonts w:ascii="Aptos Display" w:eastAsia="Times New Roman" w:hAnsi="Aptos Display" w:cstheme="minorHAnsi"/>
-          <w:color w:val="000000"/>
-          <w:lang w:eastAsia="ca-ES"/>
-        </w:rPr>
-        <w:t xml:space="preserve"> </w:t>
-      </w:r>
-      <w:proofErr w:type="spellStart"/>
-      <w:r>
-        <w:rPr>
-          <w:rFonts w:ascii="Aptos Display" w:eastAsia="Times New Roman" w:hAnsi="Aptos Display" w:cstheme="minorHAnsi"/>
-          <w:color w:val="000000"/>
-          <w:lang w:eastAsia="ca-ES"/>
-        </w:rPr>
-        <w:t>conditions</w:t>
-      </w:r>
-      <w:proofErr w:type="spellEnd"/>
-      <w:r>
-        <w:rPr>
-          <w:rFonts w:ascii="Aptos Display" w:eastAsia="Times New Roman" w:hAnsi="Aptos Display" w:cstheme="minorHAnsi"/>
-          <w:color w:val="000000"/>
-          <w:lang w:eastAsia="ca-ES"/>
-        </w:rPr>
-        <w:t xml:space="preserve"> </w:t>
-      </w:r>
-      <w:proofErr w:type="spellStart"/>
-      <w:r>
-        <w:rPr>
-          <w:rFonts w:ascii="Aptos Display" w:eastAsia="Times New Roman" w:hAnsi="Aptos Display" w:cstheme="minorHAnsi"/>
-          <w:color w:val="000000"/>
-          <w:lang w:eastAsia="ca-ES"/>
-        </w:rPr>
-        <w:t>at</w:t>
-      </w:r>
-      <w:proofErr w:type="spellEnd"/>
-      <w:r>
-        <w:rPr>
-          <w:rFonts w:ascii="Aptos Display" w:eastAsia="Times New Roman" w:hAnsi="Aptos Display" w:cstheme="minorHAnsi"/>
-          <w:color w:val="000000"/>
-          <w:lang w:eastAsia="ca-ES"/>
-        </w:rPr>
-        <w:t xml:space="preserve"> </w:t>
-      </w:r>
-      <w:proofErr w:type="spellStart"/>
-      <w:r>
-        <w:rPr>
-          <w:rFonts w:ascii="Aptos Display" w:eastAsia="Times New Roman" w:hAnsi="Aptos Display" w:cstheme="minorHAnsi"/>
-          <w:color w:val="000000"/>
-          <w:lang w:eastAsia="ca-ES"/>
-        </w:rPr>
-        <w:t>different</w:t>
-      </w:r>
-      <w:proofErr w:type="spellEnd"/>
-      <w:r>
-        <w:rPr>
-          <w:rFonts w:ascii="Aptos Display" w:eastAsia="Times New Roman" w:hAnsi="Aptos Display" w:cstheme="minorHAnsi"/>
-          <w:color w:val="000000"/>
-          <w:lang w:eastAsia="ca-ES"/>
-        </w:rPr>
-        <w:t xml:space="preserve"> </w:t>
-      </w:r>
-      <w:proofErr w:type="spellStart"/>
-      <w:r>
-        <w:rPr>
-          <w:rFonts w:ascii="Aptos Display" w:eastAsia="Times New Roman" w:hAnsi="Aptos Display" w:cstheme="minorHAnsi"/>
-          <w:color w:val="000000"/>
-          <w:lang w:eastAsia="ca-ES"/>
-        </w:rPr>
-        <w:t>spatial</w:t>
-      </w:r>
-      <w:proofErr w:type="spellEnd"/>
-      <w:r>
-        <w:rPr>
-          <w:rFonts w:ascii="Aptos Display" w:eastAsia="Times New Roman" w:hAnsi="Aptos Display" w:cstheme="minorHAnsi"/>
-          <w:color w:val="000000"/>
-          <w:lang w:eastAsia="ca-ES"/>
-        </w:rPr>
-        <w:t xml:space="preserve"> </w:t>
-      </w:r>
-      <w:proofErr w:type="spellStart"/>
-      <w:r>
-        <w:rPr>
-          <w:rFonts w:ascii="Aptos Display" w:eastAsia="Times New Roman" w:hAnsi="Aptos Display" w:cstheme="minorHAnsi"/>
-          <w:color w:val="000000"/>
-          <w:lang w:eastAsia="ca-ES"/>
-        </w:rPr>
-        <w:t>scales</w:t>
-      </w:r>
-      <w:proofErr w:type="spellEnd"/>
-      <w:r>
-        <w:rPr>
-          <w:rFonts w:ascii="Aptos Display" w:eastAsia="Times New Roman" w:hAnsi="Aptos Display" w:cstheme="minorHAnsi"/>
-          <w:color w:val="000000"/>
-          <w:lang w:eastAsia="ca-ES"/>
-        </w:rPr>
-        <w:t xml:space="preserve"> </w:t>
+        <w:t xml:space="preserve">and display changing climatic conditions at different spatial scales </w:t>
       </w:r>
       <w:r>
         <w:rPr>
@@ -2556,39 +1500,7 @@
           <w:rFonts w:ascii="Aptos Display" w:hAnsi="Aptos Display" w:cstheme="minorHAnsi"/>
           <w:lang w:val="en-GB"/>
         </w:rPr>
-        <w:t xml:space="preserve"> level (</w:t>
-      </w:r>
-      <w:proofErr w:type="spellStart"/>
-      <w:r>
-        <w:rPr>
-          <w:rFonts w:ascii="Aptos Display" w:hAnsi="Aptos Display" w:cstheme="minorHAnsi"/>
-          <w:lang w:val="en-GB"/>
-        </w:rPr>
-        <w:t>Schwienbacher</w:t>
-      </w:r>
-      <w:proofErr w:type="spellEnd"/>
-      <w:r>
-        <w:rPr>
-          <w:rFonts w:ascii="Aptos Display" w:hAnsi="Aptos Display" w:cstheme="minorHAnsi"/>
-          <w:lang w:val="en-GB"/>
-        </w:rPr>
-        <w:t xml:space="preserve"> et al. 2011, </w:t>
-      </w:r>
-      <w:proofErr w:type="spellStart"/>
-      <w:r>
-        <w:rPr>
-          <w:rFonts w:ascii="Aptos Display" w:hAnsi="Aptos Display" w:cstheme="minorHAnsi"/>
-          <w:lang w:val="en-GB"/>
-        </w:rPr>
-        <w:t>Rosbakh</w:t>
-      </w:r>
-      <w:proofErr w:type="spellEnd"/>
-      <w:r>
-        <w:rPr>
-          <w:rFonts w:ascii="Aptos Display" w:hAnsi="Aptos Display" w:cstheme="minorHAnsi"/>
-          <w:lang w:val="en-GB"/>
-        </w:rPr>
-        <w:t xml:space="preserve"> </w:t>
+        <w:t xml:space="preserve"> level (Schwienbacher et al. 2011, Rosbakh </w:t>
       </w:r>
       <w:r>
         <w:rPr>
@@ -2637,539 +1549,27 @@
         </w:rPr>
         <w:t xml:space="preserve">In </w:t>
       </w:r>
-      <w:proofErr w:type="spellStart"/>
       <w:r>
         <w:rPr>
           <w:rFonts w:ascii="Aptos Display" w:eastAsia="Times New Roman" w:hAnsi="Aptos Display" w:cstheme="minorHAnsi"/>
           <w:color w:val="000000"/>
           <w:lang w:eastAsia="ca-ES"/>
         </w:rPr>
-        <w:t>high-elevation</w:t>
-      </w:r>
-      <w:proofErr w:type="spellEnd"/>
+        <w:t>high-elevation areas with Mediterranean-like climates</w:t>
+      </w:r>
+      <w:r>
+        <w:rPr>
+          <w:rFonts w:ascii="Aptos Display" w:hAnsi="Aptos Display" w:cstheme="minorHAnsi"/>
+        </w:rPr>
+        <w:t xml:space="preserve">, many species follow a </w:t>
+      </w:r>
       <w:r>
         <w:rPr>
           <w:rFonts w:ascii="Aptos Display" w:eastAsia="Times New Roman" w:hAnsi="Aptos Display" w:cstheme="minorHAnsi"/>
           <w:color w:val="000000"/>
           <w:lang w:eastAsia="ca-ES"/>
         </w:rPr>
-        <w:t xml:space="preserve"> </w:t>
-      </w:r>
-      <w:proofErr w:type="spellStart"/>
-      <w:r>
-        <w:rPr>
-          <w:rFonts w:ascii="Aptos Display" w:eastAsia="Times New Roman" w:hAnsi="Aptos Display" w:cstheme="minorHAnsi"/>
-          <w:color w:val="000000"/>
-          <w:lang w:eastAsia="ca-ES"/>
-        </w:rPr>
-        <w:t>areas</w:t>
-      </w:r>
-      <w:proofErr w:type="spellEnd"/>
-      <w:r>
-        <w:rPr>
-          <w:rFonts w:ascii="Aptos Display" w:eastAsia="Times New Roman" w:hAnsi="Aptos Display" w:cstheme="minorHAnsi"/>
-          <w:color w:val="000000"/>
-          <w:lang w:eastAsia="ca-ES"/>
-        </w:rPr>
-        <w:t xml:space="preserve"> </w:t>
-      </w:r>
-      <w:proofErr w:type="spellStart"/>
-      <w:r>
-        <w:rPr>
-          <w:rFonts w:ascii="Aptos Display" w:eastAsia="Times New Roman" w:hAnsi="Aptos Display" w:cstheme="minorHAnsi"/>
-          <w:color w:val="000000"/>
-          <w:lang w:eastAsia="ca-ES"/>
-        </w:rPr>
-        <w:t>with</w:t>
-      </w:r>
-      <w:proofErr w:type="spellEnd"/>
-      <w:r>
-        <w:rPr>
-          <w:rFonts w:ascii="Aptos Display" w:eastAsia="Times New Roman" w:hAnsi="Aptos Display" w:cstheme="minorHAnsi"/>
-          <w:color w:val="000000"/>
-          <w:lang w:eastAsia="ca-ES"/>
-        </w:rPr>
-        <w:t xml:space="preserve"> Mediterranean-</w:t>
-      </w:r>
-      <w:proofErr w:type="spellStart"/>
-      <w:r>
-        <w:rPr>
-          <w:rFonts w:ascii="Aptos Display" w:eastAsia="Times New Roman" w:hAnsi="Aptos Display" w:cstheme="minorHAnsi"/>
-          <w:color w:val="000000"/>
-          <w:lang w:eastAsia="ca-ES"/>
-        </w:rPr>
-        <w:t>like</w:t>
-      </w:r>
-      <w:proofErr w:type="spellEnd"/>
-      <w:r>
-        <w:rPr>
-          <w:rFonts w:ascii="Aptos Display" w:eastAsia="Times New Roman" w:hAnsi="Aptos Display" w:cstheme="minorHAnsi"/>
-          <w:color w:val="000000"/>
-          <w:lang w:eastAsia="ca-ES"/>
-        </w:rPr>
-        <w:t xml:space="preserve"> </w:t>
-      </w:r>
-      <w:proofErr w:type="spellStart"/>
-      <w:r>
-        <w:rPr>
-          <w:rFonts w:ascii="Aptos Display" w:eastAsia="Times New Roman" w:hAnsi="Aptos Display" w:cstheme="minorHAnsi"/>
-          <w:color w:val="000000"/>
-          <w:lang w:eastAsia="ca-ES"/>
-        </w:rPr>
-        <w:t>climates</w:t>
-      </w:r>
-      <w:proofErr w:type="spellEnd"/>
-      <w:r>
-        <w:rPr>
-          <w:rFonts w:ascii="Aptos Display" w:hAnsi="Aptos Display" w:cstheme="minorHAnsi"/>
-        </w:rPr>
-        <w:t xml:space="preserve">, </w:t>
-      </w:r>
-      <w:proofErr w:type="spellStart"/>
-      <w:r>
-        <w:rPr>
-          <w:rFonts w:ascii="Aptos Display" w:hAnsi="Aptos Display" w:cstheme="minorHAnsi"/>
-        </w:rPr>
-        <w:t>many</w:t>
-      </w:r>
-      <w:proofErr w:type="spellEnd"/>
-      <w:r>
-        <w:rPr>
-          <w:rFonts w:ascii="Aptos Display" w:hAnsi="Aptos Display" w:cstheme="minorHAnsi"/>
-        </w:rPr>
-        <w:t xml:space="preserve"> </w:t>
-      </w:r>
-      <w:proofErr w:type="spellStart"/>
-      <w:r>
-        <w:rPr>
-          <w:rFonts w:ascii="Aptos Display" w:hAnsi="Aptos Display" w:cstheme="minorHAnsi"/>
-        </w:rPr>
-        <w:t>species</w:t>
-      </w:r>
-      <w:proofErr w:type="spellEnd"/>
-      <w:r>
-        <w:rPr>
-          <w:rFonts w:ascii="Aptos Display" w:hAnsi="Aptos Display" w:cstheme="minorHAnsi"/>
-        </w:rPr>
-        <w:t xml:space="preserve"> </w:t>
-      </w:r>
-      <w:proofErr w:type="spellStart"/>
-      <w:r>
-        <w:rPr>
-          <w:rFonts w:ascii="Aptos Display" w:hAnsi="Aptos Display" w:cstheme="minorHAnsi"/>
-        </w:rPr>
-        <w:t>follow</w:t>
-      </w:r>
-      <w:proofErr w:type="spellEnd"/>
-      <w:r>
-        <w:rPr>
-          <w:rFonts w:ascii="Aptos Display" w:hAnsi="Aptos Display" w:cstheme="minorHAnsi"/>
-        </w:rPr>
-        <w:t xml:space="preserve"> a </w:t>
-      </w:r>
-      <w:r>
-        <w:rPr>
-          <w:rFonts w:ascii="Aptos Display" w:eastAsia="Times New Roman" w:hAnsi="Aptos Display" w:cstheme="minorHAnsi"/>
-          <w:color w:val="000000"/>
-          <w:lang w:eastAsia="ca-ES"/>
-        </w:rPr>
-        <w:t xml:space="preserve">Mediterranean </w:t>
-      </w:r>
-      <w:proofErr w:type="spellStart"/>
-      <w:r>
-        <w:rPr>
-          <w:rFonts w:ascii="Aptos Display" w:eastAsia="Times New Roman" w:hAnsi="Aptos Display" w:cstheme="minorHAnsi"/>
-          <w:color w:val="000000"/>
-          <w:lang w:eastAsia="ca-ES"/>
-        </w:rPr>
-        <w:t>germination</w:t>
-      </w:r>
-      <w:proofErr w:type="spellEnd"/>
-      <w:r>
-        <w:rPr>
-          <w:rFonts w:ascii="Aptos Display" w:eastAsia="Times New Roman" w:hAnsi="Aptos Display" w:cstheme="minorHAnsi"/>
-          <w:color w:val="000000"/>
-          <w:lang w:eastAsia="ca-ES"/>
-        </w:rPr>
-        <w:t xml:space="preserve"> </w:t>
-      </w:r>
-      <w:proofErr w:type="spellStart"/>
-      <w:r>
-        <w:rPr>
-          <w:rFonts w:ascii="Aptos Display" w:eastAsia="Times New Roman" w:hAnsi="Aptos Display" w:cstheme="minorHAnsi"/>
-          <w:color w:val="000000"/>
-          <w:lang w:eastAsia="ca-ES"/>
-        </w:rPr>
-        <w:t>syndrome</w:t>
-      </w:r>
-      <w:proofErr w:type="spellEnd"/>
-      <w:r>
-        <w:rPr>
-          <w:rFonts w:ascii="Aptos Display" w:eastAsia="Times New Roman" w:hAnsi="Aptos Display" w:cstheme="minorHAnsi"/>
-          <w:color w:val="000000"/>
-          <w:lang w:eastAsia="ca-ES"/>
-        </w:rPr>
-        <w:t xml:space="preserve"> </w:t>
-      </w:r>
-      <w:proofErr w:type="spellStart"/>
-      <w:r>
-        <w:rPr>
-          <w:rFonts w:ascii="Aptos Display" w:eastAsia="Times New Roman" w:hAnsi="Aptos Display" w:cstheme="minorHAnsi"/>
-          <w:color w:val="000000"/>
-          <w:lang w:eastAsia="ca-ES"/>
-        </w:rPr>
-        <w:t>by</w:t>
-      </w:r>
-      <w:proofErr w:type="spellEnd"/>
-      <w:r>
-        <w:rPr>
-          <w:rFonts w:ascii="Aptos Display" w:eastAsia="Times New Roman" w:hAnsi="Aptos Display" w:cstheme="minorHAnsi"/>
-          <w:color w:val="000000"/>
-          <w:lang w:eastAsia="ca-ES"/>
-        </w:rPr>
-        <w:t xml:space="preserve"> </w:t>
-      </w:r>
-      <w:proofErr w:type="spellStart"/>
-      <w:r>
-        <w:rPr>
-          <w:rFonts w:ascii="Aptos Display" w:eastAsia="Times New Roman" w:hAnsi="Aptos Display" w:cstheme="minorHAnsi"/>
-          <w:color w:val="000000"/>
-          <w:lang w:eastAsia="ca-ES"/>
-        </w:rPr>
-        <w:t>which</w:t>
-      </w:r>
-      <w:proofErr w:type="spellEnd"/>
-      <w:r>
-        <w:rPr>
-          <w:rFonts w:ascii="Aptos Display" w:eastAsia="Times New Roman" w:hAnsi="Aptos Display" w:cstheme="minorHAnsi"/>
-          <w:color w:val="000000"/>
-          <w:lang w:eastAsia="ca-ES"/>
-        </w:rPr>
-        <w:t xml:space="preserve"> </w:t>
-      </w:r>
-      <w:proofErr w:type="spellStart"/>
-      <w:r>
-        <w:rPr>
-          <w:rFonts w:ascii="Aptos Display" w:eastAsia="Times New Roman" w:hAnsi="Aptos Display" w:cstheme="minorHAnsi"/>
-          <w:color w:val="000000"/>
-          <w:lang w:eastAsia="ca-ES"/>
-        </w:rPr>
-        <w:t>seeds</w:t>
-      </w:r>
-      <w:proofErr w:type="spellEnd"/>
-      <w:r>
-        <w:rPr>
-          <w:rFonts w:ascii="Aptos Display" w:eastAsia="Times New Roman" w:hAnsi="Aptos Display" w:cstheme="minorHAnsi"/>
-          <w:color w:val="000000"/>
-          <w:lang w:eastAsia="ca-ES"/>
-        </w:rPr>
-        <w:t xml:space="preserve"> </w:t>
-      </w:r>
-      <w:proofErr w:type="spellStart"/>
-      <w:r>
-        <w:rPr>
-          <w:rFonts w:ascii="Aptos Display" w:eastAsia="Times New Roman" w:hAnsi="Aptos Display" w:cstheme="minorHAnsi"/>
-          <w:color w:val="000000"/>
-          <w:lang w:eastAsia="ca-ES"/>
-        </w:rPr>
-        <w:t>germinate</w:t>
-      </w:r>
-      <w:proofErr w:type="spellEnd"/>
-      <w:r>
-        <w:rPr>
-          <w:rFonts w:ascii="Aptos Display" w:eastAsia="Times New Roman" w:hAnsi="Aptos Display" w:cstheme="minorHAnsi"/>
-          <w:color w:val="000000"/>
-          <w:lang w:eastAsia="ca-ES"/>
-        </w:rPr>
-        <w:t xml:space="preserve"> </w:t>
-      </w:r>
-      <w:proofErr w:type="spellStart"/>
-      <w:r>
-        <w:rPr>
-          <w:rFonts w:ascii="Aptos Display" w:eastAsia="Times New Roman" w:hAnsi="Aptos Display" w:cstheme="minorHAnsi"/>
-          <w:color w:val="000000"/>
-          <w:lang w:eastAsia="ca-ES"/>
-        </w:rPr>
-        <w:t>immediately</w:t>
-      </w:r>
-      <w:proofErr w:type="spellEnd"/>
-      <w:r>
-        <w:rPr>
-          <w:rFonts w:ascii="Aptos Display" w:eastAsia="Times New Roman" w:hAnsi="Aptos Display" w:cstheme="minorHAnsi"/>
-          <w:color w:val="000000"/>
-          <w:lang w:eastAsia="ca-ES"/>
-        </w:rPr>
-        <w:t xml:space="preserve"> </w:t>
-      </w:r>
-      <w:proofErr w:type="spellStart"/>
-      <w:r>
-        <w:rPr>
-          <w:rFonts w:ascii="Aptos Display" w:eastAsia="Times New Roman" w:hAnsi="Aptos Display" w:cstheme="minorHAnsi"/>
-          <w:color w:val="000000"/>
-          <w:lang w:eastAsia="ca-ES"/>
-        </w:rPr>
-        <w:t>after</w:t>
-      </w:r>
-      <w:proofErr w:type="spellEnd"/>
-      <w:r>
-        <w:rPr>
-          <w:rFonts w:ascii="Aptos Display" w:eastAsia="Times New Roman" w:hAnsi="Aptos Display" w:cstheme="minorHAnsi"/>
-          <w:color w:val="000000"/>
-          <w:lang w:eastAsia="ca-ES"/>
-        </w:rPr>
-        <w:t xml:space="preserve"> </w:t>
-      </w:r>
-      <w:proofErr w:type="spellStart"/>
-      <w:r>
-        <w:rPr>
-          <w:rFonts w:ascii="Aptos Display" w:eastAsia="Times New Roman" w:hAnsi="Aptos Display" w:cstheme="minorHAnsi"/>
-          <w:color w:val="000000"/>
-          <w:lang w:eastAsia="ca-ES"/>
-        </w:rPr>
-        <w:t>dispersal</w:t>
-      </w:r>
-      <w:proofErr w:type="spellEnd"/>
-      <w:r>
-        <w:rPr>
-          <w:rFonts w:ascii="Aptos Display" w:eastAsia="Times New Roman" w:hAnsi="Aptos Display" w:cstheme="minorHAnsi"/>
-          <w:color w:val="000000"/>
-          <w:lang w:eastAsia="ca-ES"/>
-        </w:rPr>
-        <w:t xml:space="preserve"> </w:t>
-      </w:r>
-      <w:proofErr w:type="spellStart"/>
-      <w:r>
-        <w:rPr>
-          <w:rFonts w:ascii="Aptos Display" w:eastAsia="Times New Roman" w:hAnsi="Aptos Display" w:cstheme="minorHAnsi"/>
-          <w:color w:val="000000"/>
-          <w:lang w:eastAsia="ca-ES"/>
-        </w:rPr>
-        <w:t>if</w:t>
-      </w:r>
-      <w:proofErr w:type="spellEnd"/>
-      <w:r>
-        <w:rPr>
-          <w:rFonts w:ascii="Aptos Display" w:eastAsia="Times New Roman" w:hAnsi="Aptos Display" w:cstheme="minorHAnsi"/>
-          <w:color w:val="000000"/>
-          <w:lang w:eastAsia="ca-ES"/>
-        </w:rPr>
-        <w:t xml:space="preserve"> </w:t>
-      </w:r>
-      <w:proofErr w:type="spellStart"/>
-      <w:r>
-        <w:rPr>
-          <w:rFonts w:ascii="Aptos Display" w:eastAsia="Times New Roman" w:hAnsi="Aptos Display" w:cstheme="minorHAnsi"/>
-          <w:color w:val="000000"/>
-          <w:lang w:eastAsia="ca-ES"/>
-        </w:rPr>
-        <w:t>water</w:t>
-      </w:r>
-      <w:proofErr w:type="spellEnd"/>
-      <w:r>
-        <w:rPr>
-          <w:rFonts w:ascii="Aptos Display" w:eastAsia="Times New Roman" w:hAnsi="Aptos Display" w:cstheme="minorHAnsi"/>
-          <w:color w:val="000000"/>
-          <w:lang w:eastAsia="ca-ES"/>
-        </w:rPr>
-        <w:t xml:space="preserve"> is </w:t>
-      </w:r>
-      <w:proofErr w:type="spellStart"/>
-      <w:r>
-        <w:rPr>
-          <w:rFonts w:ascii="Aptos Display" w:eastAsia="Times New Roman" w:hAnsi="Aptos Display" w:cstheme="minorHAnsi"/>
-          <w:color w:val="000000"/>
-          <w:lang w:eastAsia="ca-ES"/>
-        </w:rPr>
-        <w:t>available</w:t>
-      </w:r>
-      <w:proofErr w:type="spellEnd"/>
-      <w:r>
-        <w:rPr>
-          <w:rFonts w:ascii="Aptos Display" w:eastAsia="Times New Roman" w:hAnsi="Aptos Display" w:cstheme="minorHAnsi"/>
-          <w:color w:val="000000"/>
-          <w:lang w:eastAsia="ca-ES"/>
-        </w:rPr>
-        <w:t xml:space="preserve"> </w:t>
-      </w:r>
-      <w:proofErr w:type="spellStart"/>
-      <w:r>
-        <w:rPr>
-          <w:rFonts w:ascii="Aptos Display" w:eastAsia="Times New Roman" w:hAnsi="Aptos Display" w:cstheme="minorHAnsi"/>
-          <w:color w:val="000000"/>
-          <w:lang w:eastAsia="ca-ES"/>
-        </w:rPr>
-        <w:t>but</w:t>
-      </w:r>
-      <w:proofErr w:type="spellEnd"/>
-      <w:r>
-        <w:rPr>
-          <w:rFonts w:ascii="Aptos Display" w:eastAsia="Times New Roman" w:hAnsi="Aptos Display" w:cstheme="minorHAnsi"/>
-          <w:color w:val="000000"/>
-          <w:lang w:eastAsia="ca-ES"/>
-        </w:rPr>
-        <w:t xml:space="preserve"> </w:t>
-      </w:r>
-      <w:proofErr w:type="spellStart"/>
-      <w:r>
-        <w:rPr>
-          <w:rFonts w:ascii="Aptos Display" w:eastAsia="Times New Roman" w:hAnsi="Aptos Display" w:cstheme="minorHAnsi"/>
-          <w:color w:val="000000"/>
-          <w:lang w:eastAsia="ca-ES"/>
-        </w:rPr>
-        <w:t>also</w:t>
-      </w:r>
-      <w:proofErr w:type="spellEnd"/>
-      <w:r>
-        <w:rPr>
-          <w:rFonts w:ascii="Aptos Display" w:eastAsia="Times New Roman" w:hAnsi="Aptos Display" w:cstheme="minorHAnsi"/>
-          <w:color w:val="000000"/>
-          <w:lang w:eastAsia="ca-ES"/>
-        </w:rPr>
-        <w:t xml:space="preserve"> show </w:t>
-      </w:r>
-      <w:proofErr w:type="spellStart"/>
-      <w:r>
-        <w:rPr>
-          <w:rFonts w:ascii="Aptos Display" w:eastAsia="Times New Roman" w:hAnsi="Aptos Display" w:cstheme="minorHAnsi"/>
-          <w:color w:val="000000"/>
-          <w:lang w:eastAsia="ca-ES"/>
-        </w:rPr>
-        <w:t>enhanced</w:t>
-      </w:r>
-      <w:proofErr w:type="spellEnd"/>
-      <w:r>
-        <w:rPr>
-          <w:rFonts w:ascii="Aptos Display" w:eastAsia="Times New Roman" w:hAnsi="Aptos Display" w:cstheme="minorHAnsi"/>
-          <w:color w:val="000000"/>
-          <w:lang w:eastAsia="ca-ES"/>
-        </w:rPr>
-        <w:t xml:space="preserve"> </w:t>
-      </w:r>
-      <w:proofErr w:type="spellStart"/>
-      <w:r>
-        <w:rPr>
-          <w:rFonts w:ascii="Aptos Display" w:eastAsia="Times New Roman" w:hAnsi="Aptos Display" w:cstheme="minorHAnsi"/>
-          <w:color w:val="000000"/>
-          <w:lang w:eastAsia="ca-ES"/>
-        </w:rPr>
-        <w:t>germination</w:t>
-      </w:r>
-      <w:proofErr w:type="spellEnd"/>
-      <w:r>
-        <w:rPr>
-          <w:rFonts w:ascii="Aptos Display" w:eastAsia="Times New Roman" w:hAnsi="Aptos Display" w:cstheme="minorHAnsi"/>
-          <w:color w:val="000000"/>
-          <w:lang w:eastAsia="ca-ES"/>
-        </w:rPr>
-        <w:t xml:space="preserve"> </w:t>
-      </w:r>
-      <w:proofErr w:type="spellStart"/>
-      <w:r>
-        <w:rPr>
-          <w:rFonts w:ascii="Aptos Display" w:eastAsia="Times New Roman" w:hAnsi="Aptos Display" w:cstheme="minorHAnsi"/>
-          <w:color w:val="000000"/>
-          <w:lang w:eastAsia="ca-ES"/>
-        </w:rPr>
-        <w:t>with</w:t>
-      </w:r>
-      <w:proofErr w:type="spellEnd"/>
-      <w:r>
-        <w:rPr>
-          <w:rFonts w:ascii="Aptos Display" w:eastAsia="Times New Roman" w:hAnsi="Aptos Display" w:cstheme="minorHAnsi"/>
-          <w:color w:val="000000"/>
-          <w:lang w:eastAsia="ca-ES"/>
-        </w:rPr>
-        <w:t xml:space="preserve"> </w:t>
-      </w:r>
-      <w:proofErr w:type="spellStart"/>
-      <w:r>
-        <w:rPr>
-          <w:rFonts w:ascii="Aptos Display" w:eastAsia="Times New Roman" w:hAnsi="Aptos Display" w:cstheme="minorHAnsi"/>
-          <w:color w:val="000000"/>
-          <w:lang w:eastAsia="ca-ES"/>
-        </w:rPr>
-        <w:t>cold-wet</w:t>
-      </w:r>
-      <w:proofErr w:type="spellEnd"/>
-      <w:r>
-        <w:rPr>
-          <w:rFonts w:ascii="Aptos Display" w:eastAsia="Times New Roman" w:hAnsi="Aptos Display" w:cstheme="minorHAnsi"/>
-          <w:color w:val="000000"/>
-          <w:lang w:eastAsia="ca-ES"/>
-        </w:rPr>
-        <w:t xml:space="preserve"> </w:t>
-      </w:r>
-      <w:proofErr w:type="spellStart"/>
-      <w:r>
-        <w:rPr>
-          <w:rFonts w:ascii="Aptos Display" w:eastAsia="Times New Roman" w:hAnsi="Aptos Display" w:cstheme="minorHAnsi"/>
-          <w:color w:val="000000"/>
-          <w:lang w:eastAsia="ca-ES"/>
-        </w:rPr>
-        <w:t>stratification</w:t>
-      </w:r>
-      <w:proofErr w:type="spellEnd"/>
-      <w:r>
-        <w:rPr>
-          <w:rFonts w:ascii="Aptos Display" w:eastAsia="Times New Roman" w:hAnsi="Aptos Display" w:cstheme="minorHAnsi"/>
-          <w:color w:val="000000"/>
-          <w:lang w:eastAsia="ca-ES"/>
-        </w:rPr>
-        <w:t xml:space="preserve"> </w:t>
-      </w:r>
-      <w:proofErr w:type="spellStart"/>
-      <w:r>
-        <w:rPr>
-          <w:rFonts w:ascii="Aptos Display" w:eastAsia="Times New Roman" w:hAnsi="Aptos Display" w:cstheme="minorHAnsi"/>
-          <w:color w:val="000000"/>
-          <w:lang w:eastAsia="ca-ES"/>
-        </w:rPr>
-        <w:t>and</w:t>
-      </w:r>
-      <w:proofErr w:type="spellEnd"/>
-      <w:r>
-        <w:rPr>
-          <w:rFonts w:ascii="Aptos Display" w:eastAsia="Times New Roman" w:hAnsi="Aptos Display" w:cstheme="minorHAnsi"/>
-          <w:color w:val="000000"/>
-          <w:lang w:eastAsia="ca-ES"/>
-        </w:rPr>
-        <w:t xml:space="preserve"> </w:t>
-      </w:r>
-      <w:proofErr w:type="spellStart"/>
-      <w:r>
-        <w:rPr>
-          <w:rFonts w:ascii="Aptos Display" w:eastAsia="Times New Roman" w:hAnsi="Aptos Display" w:cstheme="minorHAnsi"/>
-          <w:color w:val="000000"/>
-          <w:lang w:eastAsia="ca-ES"/>
-        </w:rPr>
-        <w:t>relatively</w:t>
-      </w:r>
-      <w:proofErr w:type="spellEnd"/>
-      <w:r>
-        <w:rPr>
-          <w:rFonts w:ascii="Aptos Display" w:eastAsia="Times New Roman" w:hAnsi="Aptos Display" w:cstheme="minorHAnsi"/>
-          <w:color w:val="000000"/>
-          <w:lang w:eastAsia="ca-ES"/>
-        </w:rPr>
-        <w:t xml:space="preserve"> </w:t>
-      </w:r>
-      <w:proofErr w:type="spellStart"/>
-      <w:r>
-        <w:rPr>
-          <w:rFonts w:ascii="Aptos Display" w:eastAsia="Times New Roman" w:hAnsi="Aptos Display" w:cstheme="minorHAnsi"/>
-          <w:color w:val="000000"/>
-          <w:lang w:eastAsia="ca-ES"/>
-        </w:rPr>
-        <w:t>high</w:t>
-      </w:r>
-      <w:proofErr w:type="spellEnd"/>
-      <w:r>
-        <w:rPr>
-          <w:rFonts w:ascii="Aptos Display" w:eastAsia="Times New Roman" w:hAnsi="Aptos Display" w:cstheme="minorHAnsi"/>
-          <w:color w:val="000000"/>
-          <w:lang w:eastAsia="ca-ES"/>
-        </w:rPr>
-        <w:t xml:space="preserve"> temperatures </w:t>
+        <w:t xml:space="preserve">Mediterranean germination syndrome by which seeds germinate immediately after dispersal if water is available but also show enhanced germination with cold-wet stratification and relatively high temperatures </w:t>
       </w:r>
       <w:r>
         <w:rPr>
@@ -3295,39 +1695,7 @@
           <w:rFonts w:ascii="Aptos Display" w:hAnsi="Aptos Display" w:cstheme="minorHAnsi"/>
           <w:lang w:val="en-GB"/>
         </w:rPr>
-        <w:t xml:space="preserve">In line with this, recent studies have shown that seed germination across alpine species is influenced by micro-site temperature (Espinosa del Alba et al. 2024), snow cover gradients (Fernández-Pascual et al. 2017a, </w:t>
-      </w:r>
-      <w:proofErr w:type="spellStart"/>
-      <w:r>
-        <w:rPr>
-          <w:rFonts w:ascii="Aptos Display" w:hAnsi="Aptos Display" w:cstheme="minorHAnsi"/>
-          <w:lang w:val="en-GB"/>
-        </w:rPr>
-        <w:t>Rosbakh</w:t>
-      </w:r>
-      <w:proofErr w:type="spellEnd"/>
-      <w:r>
-        <w:rPr>
-          <w:rFonts w:ascii="Aptos Display" w:hAnsi="Aptos Display" w:cstheme="minorHAnsi"/>
-          <w:lang w:val="en-GB"/>
-        </w:rPr>
-        <w:t xml:space="preserve"> et al 2022a) and soil bedrock (Tudela-</w:t>
-      </w:r>
-      <w:proofErr w:type="spellStart"/>
-      <w:r>
-        <w:rPr>
-          <w:rFonts w:ascii="Aptos Display" w:hAnsi="Aptos Display" w:cstheme="minorHAnsi"/>
-          <w:lang w:val="en-GB"/>
-        </w:rPr>
-        <w:t>Isanta</w:t>
-      </w:r>
-      <w:proofErr w:type="spellEnd"/>
-      <w:r>
-        <w:rPr>
-          <w:rFonts w:ascii="Aptos Display" w:hAnsi="Aptos Display" w:cstheme="minorHAnsi"/>
-          <w:lang w:val="en-GB"/>
-        </w:rPr>
-        <w:t xml:space="preserve"> et al. 2018).</w:t>
+        <w:t>In line with this, recent studies have shown that seed germination across alpine species is influenced by micro-site temperature (Espinosa del Alba et al. 2024), snow cover gradients (Fernández-Pascual et al. 2017a, Rosbakh et al 2022a) and soil bedrock (Tudela-Isanta et al. 2018).</w:t>
       </w:r>
     </w:p>
     <w:p>
@@ -3536,6 +1904,15 @@
           <w:lang w:val="en-GB"/>
         </w:rPr>
         <w:t xml:space="preserve">Methods </w:t>
+      </w:r>
+      <w:r>
+        <w:rPr>
+          <w:rFonts w:ascii="Aptos Display" w:hAnsi="Aptos Display"/>
+          <w:sz w:val="22"/>
+          <w:szCs w:val="22"/>
+          <w:lang w:val="en-GB"/>
+        </w:rPr>
+        <w:t>(1748 words including table)</w:t>
       </w:r>
     </w:p>
     <w:p>
@@ -3591,23 +1968,7 @@
           <w:rFonts w:ascii="Aptos Display" w:hAnsi="Aptos Display" w:cstheme="minorHAnsi"/>
           <w:lang w:val="en-GB"/>
         </w:rPr>
-        <w:t xml:space="preserve"> between 1900 and 2500 m </w:t>
-      </w:r>
-      <w:proofErr w:type="spellStart"/>
-      <w:r>
-        <w:rPr>
-          <w:rFonts w:ascii="Aptos Display" w:hAnsi="Aptos Display" w:cstheme="minorHAnsi"/>
-          <w:lang w:val="en-GB"/>
-        </w:rPr>
-        <w:t>a.s.l</w:t>
-      </w:r>
-      <w:proofErr w:type="spellEnd"/>
-      <w:r>
-        <w:rPr>
-          <w:rFonts w:ascii="Aptos Display" w:hAnsi="Aptos Display" w:cstheme="minorHAnsi"/>
-          <w:lang w:val="en-GB"/>
-        </w:rPr>
-        <w:t>. in the Cantabrian Mountains, extending east-west in northern Spain. This area serves as a transitional biogeographical zone between Eurosiberian and Mediterranean regions in Europe (</w:t>
+        <w:t xml:space="preserve"> between 1900 and 2500 m a.s.l. in the Cantabrian Mountains, extending east-west in northern Spain. This area serves as a transitional biogeographical zone between Eurosiberian and Mediterranean regions in Europe (</w:t>
       </w:r>
       <w:r>
         <w:rPr>
@@ -4019,7 +2380,15 @@
           <w:rFonts w:ascii="Aptos Display" w:hAnsi="Aptos Display" w:cstheme="minorHAnsi"/>
           <w:lang w:val="en-GB"/>
         </w:rPr>
-        <w:t>features lower plant diversity and is on acidic bedrock with a pH of 3.8 to 4.8 (own data). The growing season runs from</w:t>
+        <w:t xml:space="preserve">features lower plant diversity </w:t>
+      </w:r>
+      <w:r>
+        <w:rPr>
+          <w:rFonts w:ascii="Aptos Display" w:hAnsi="Aptos Display" w:cstheme="minorHAnsi"/>
+          <w:lang w:val="en-GB"/>
+        </w:rPr>
+        <w:lastRenderedPageBreak/>
+        <w:t>and is on acidic bedrock with a pH of 3.8 to 4.8 (own data). The growing season runs from</w:t>
       </w:r>
       <w:r>
         <w:rPr>
@@ -4110,21 +2479,49 @@
           <w:rFonts w:ascii="Aptos Display" w:hAnsi="Aptos Display" w:cstheme="minorHAnsi"/>
           <w:lang w:val="en-GB"/>
         </w:rPr>
-        <w:t xml:space="preserve"> range</w:t>
-      </w:r>
-      <w:r>
-        <w:rPr>
-          <w:rFonts w:ascii="Aptos Display" w:hAnsi="Aptos Display" w:cstheme="minorHAnsi"/>
-          <w:lang w:val="en-GB"/>
-        </w:rPr>
-        <w:t>s</w:t>
-      </w:r>
-      <w:r>
-        <w:rPr>
-          <w:rFonts w:ascii="Aptos Display" w:hAnsi="Aptos Display" w:cstheme="minorHAnsi"/>
-          <w:lang w:val="en-GB"/>
-        </w:rPr>
-        <w:t xml:space="preserve"> from </w:t>
+        <w:t xml:space="preserve"> ranges from 32 to 76 days</w:t>
+      </w:r>
+      <w:r>
+        <w:rPr>
+          <w:rFonts w:ascii="Aptos Display" w:hAnsi="Aptos Display" w:cstheme="minorHAnsi"/>
+          <w:lang w:val="en-GB"/>
+        </w:rPr>
+        <w:t xml:space="preserve"> </w:t>
+      </w:r>
+      <w:r>
+        <w:rPr>
+          <w:rFonts w:ascii="Aptos Display" w:hAnsi="Aptos Display" w:cstheme="minorHAnsi"/>
+          <w:lang w:val="en-GB"/>
+        </w:rPr>
+        <w:t>and mean daily water stress</w:t>
+      </w:r>
+      <w:r>
+        <w:rPr>
+          <w:rFonts w:ascii="Aptos Display" w:hAnsi="Aptos Display" w:cstheme="minorHAnsi"/>
+          <w:lang w:val="en-GB"/>
+        </w:rPr>
+        <w:t>,</w:t>
+      </w:r>
+      <w:r>
+        <w:rPr>
+          <w:rFonts w:ascii="Aptos Display" w:hAnsi="Aptos Display" w:cstheme="minorHAnsi"/>
+          <w:lang w:val="en-GB"/>
+        </w:rPr>
+        <w:t xml:space="preserve"> during the growing season</w:t>
+      </w:r>
+      <w:r>
+        <w:rPr>
+          <w:rFonts w:ascii="Aptos Display" w:hAnsi="Aptos Display" w:cstheme="minorHAnsi"/>
+          <w:lang w:val="en-GB"/>
+        </w:rPr>
+        <w:t>,</w:t>
+      </w:r>
+      <w:r>
+        <w:rPr>
+          <w:rFonts w:ascii="Aptos Display" w:hAnsi="Aptos Display" w:cstheme="minorHAnsi"/>
+          <w:lang w:val="en-GB"/>
+        </w:rPr>
+        <w:t xml:space="preserve"> ranges from -0.</w:t>
       </w:r>
       <w:r>
         <w:rPr>
@@ -4138,21 +2535,28 @@
           <w:rFonts w:ascii="Aptos Display" w:hAnsi="Aptos Display" w:cstheme="minorHAnsi"/>
           <w:lang w:val="en-GB"/>
         </w:rPr>
-        <w:t xml:space="preserve"> to </w:t>
-      </w:r>
-      <w:r>
-        <w:rPr>
-          <w:rFonts w:ascii="Aptos Display" w:hAnsi="Aptos Display" w:cstheme="minorHAnsi"/>
-          <w:lang w:val="en-GB"/>
-        </w:rPr>
-        <w:t>76</w:t>
-      </w:r>
-      <w:r>
-        <w:rPr>
-          <w:rFonts w:ascii="Aptos Display" w:hAnsi="Aptos Display" w:cstheme="minorHAnsi"/>
-          <w:lang w:val="en-GB"/>
-        </w:rPr>
-        <w:t xml:space="preserve"> days</w:t>
+        <w:t xml:space="preserve"> to -0.</w:t>
+      </w:r>
+      <w:r>
+        <w:rPr>
+          <w:rFonts w:ascii="Aptos Display" w:hAnsi="Aptos Display" w:cstheme="minorHAnsi"/>
+          <w:lang w:val="en-GB"/>
+        </w:rPr>
+        <w:t>52</w:t>
+      </w:r>
+      <w:r>
+        <w:rPr>
+          <w:rFonts w:ascii="Aptos Display" w:hAnsi="Aptos Display" w:cstheme="minorHAnsi"/>
+          <w:lang w:val="en-GB"/>
+        </w:rPr>
+        <w:t xml:space="preserve"> MPa </w:t>
+      </w:r>
+      <w:r>
+        <w:rPr>
+          <w:rFonts w:ascii="Aptos Display" w:hAnsi="Aptos Display" w:cstheme="minorHAnsi"/>
+          <w:lang w:val="en-GB"/>
+        </w:rPr>
+        <w:t>depending on microsite conditions</w:t>
       </w:r>
       <w:r>
         <w:rPr>
@@ -4166,90 +2570,6 @@
           <w:rFonts w:ascii="Aptos Display" w:hAnsi="Aptos Display" w:cstheme="minorHAnsi"/>
           <w:lang w:val="en-GB"/>
         </w:rPr>
-        <w:t>and mean daily water stress</w:t>
-      </w:r>
-      <w:r>
-        <w:rPr>
-          <w:rFonts w:ascii="Aptos Display" w:hAnsi="Aptos Display" w:cstheme="minorHAnsi"/>
-          <w:lang w:val="en-GB"/>
-        </w:rPr>
-        <w:t>,</w:t>
-      </w:r>
-      <w:r>
-        <w:rPr>
-          <w:rFonts w:ascii="Aptos Display" w:hAnsi="Aptos Display" w:cstheme="minorHAnsi"/>
-          <w:lang w:val="en-GB"/>
-        </w:rPr>
-        <w:t xml:space="preserve"> during the growing season</w:t>
-      </w:r>
-      <w:r>
-        <w:rPr>
-          <w:rFonts w:ascii="Aptos Display" w:hAnsi="Aptos Display" w:cstheme="minorHAnsi"/>
-          <w:lang w:val="en-GB"/>
-        </w:rPr>
-        <w:t>,</w:t>
-      </w:r>
-      <w:r>
-        <w:rPr>
-          <w:rFonts w:ascii="Aptos Display" w:hAnsi="Aptos Display" w:cstheme="minorHAnsi"/>
-          <w:lang w:val="en-GB"/>
-        </w:rPr>
-        <w:t xml:space="preserve"> ranges from -0.</w:t>
-      </w:r>
-      <w:r>
-        <w:rPr>
-          <w:rFonts w:ascii="Aptos Display" w:hAnsi="Aptos Display" w:cstheme="minorHAnsi"/>
-          <w:lang w:val="en-GB"/>
-        </w:rPr>
-        <w:t>32</w:t>
-      </w:r>
-      <w:r>
-        <w:rPr>
-          <w:rFonts w:ascii="Aptos Display" w:hAnsi="Aptos Display" w:cstheme="minorHAnsi"/>
-          <w:lang w:val="en-GB"/>
-        </w:rPr>
-        <w:t xml:space="preserve"> to -0.</w:t>
-      </w:r>
-      <w:r>
-        <w:rPr>
-          <w:rFonts w:ascii="Aptos Display" w:hAnsi="Aptos Display" w:cstheme="minorHAnsi"/>
-          <w:lang w:val="en-GB"/>
-        </w:rPr>
-        <w:t>52</w:t>
-      </w:r>
-      <w:r>
-        <w:rPr>
-          <w:rFonts w:ascii="Aptos Display" w:hAnsi="Aptos Display" w:cstheme="minorHAnsi"/>
-          <w:lang w:val="en-GB"/>
-        </w:rPr>
-        <w:t xml:space="preserve"> MPa</w:t>
-      </w:r>
-      <w:r>
-        <w:rPr>
-          <w:rFonts w:ascii="Aptos Display" w:hAnsi="Aptos Display" w:cstheme="minorHAnsi"/>
-          <w:lang w:val="en-GB"/>
-        </w:rPr>
-        <w:t xml:space="preserve"> </w:t>
-      </w:r>
-      <w:r>
-        <w:rPr>
-          <w:rFonts w:ascii="Aptos Display" w:hAnsi="Aptos Display" w:cstheme="minorHAnsi"/>
-          <w:lang w:val="en-GB"/>
-        </w:rPr>
-        <w:t>depending on microsite conditions</w:t>
-      </w:r>
-      <w:r>
-        <w:rPr>
-          <w:rFonts w:ascii="Aptos Display" w:hAnsi="Aptos Display" w:cstheme="minorHAnsi"/>
-          <w:lang w:val="en-GB"/>
-        </w:rPr>
-        <w:t xml:space="preserve"> </w:t>
-      </w:r>
-      <w:r>
-        <w:rPr>
-          <w:rFonts w:ascii="Aptos Display" w:hAnsi="Aptos Display" w:cstheme="minorHAnsi"/>
-          <w:lang w:val="en-GB"/>
-        </w:rPr>
         <w:t>(soil data collected from 2021 to 202</w:t>
       </w:r>
       <w:r>
@@ -4287,7 +2607,6 @@
         </w:rPr>
         <w:t xml:space="preserve"> are dominated by Poaceae and Cyperaceae families, mainly consisting of Hemicryptophytes and Chamaephytes. Grazing impacts are limited to wild populations of Cantabrian chamois (</w:t>
       </w:r>
-      <w:proofErr w:type="spellStart"/>
       <w:r>
         <w:rPr>
           <w:rFonts w:ascii="Aptos Display" w:hAnsi="Aptos Display" w:cstheme="minorHAnsi"/>
@@ -4295,17 +2614,7 @@
           <w:iCs/>
           <w:lang w:val="en-GB"/>
         </w:rPr>
-        <w:t>Rupricapra</w:t>
-      </w:r>
-      <w:proofErr w:type="spellEnd"/>
-      <w:r>
-        <w:rPr>
-          <w:rFonts w:ascii="Aptos Display" w:hAnsi="Aptos Display" w:cstheme="minorHAnsi"/>
-          <w:i/>
-          <w:iCs/>
-          <w:lang w:val="en-GB"/>
-        </w:rPr>
-        <w:t xml:space="preserve"> pyrenaica parva</w:t>
+        <w:t>Rupricapra pyrenaica parva</w:t>
       </w:r>
       <w:r>
         <w:rPr>
@@ -4702,7 +3011,6 @@
                 <w:szCs w:val="18"/>
               </w:rPr>
             </w:pPr>
-            <w:proofErr w:type="spellStart"/>
             <w:r>
               <w:rPr>
                 <w:rFonts w:ascii="Aptos Display" w:hAnsi="Aptos Display" w:cstheme="minorHAnsi"/>
@@ -4711,31 +3019,8 @@
                 <w:sz w:val="18"/>
                 <w:szCs w:val="18"/>
               </w:rPr>
-              <w:t>Luzula</w:t>
+              <w:t>Luzula caespitosa</w:t>
             </w:r>
-            <w:proofErr w:type="spellEnd"/>
-            <w:r>
-              <w:rPr>
-                <w:rFonts w:ascii="Aptos Display" w:hAnsi="Aptos Display" w:cstheme="minorHAnsi"/>
-                <w:i/>
-                <w:iCs/>
-                <w:sz w:val="18"/>
-                <w:szCs w:val="18"/>
-              </w:rPr>
-              <w:t xml:space="preserve"> </w:t>
-            </w:r>
-            <w:proofErr w:type="spellStart"/>
-            <w:r>
-              <w:rPr>
-                <w:rFonts w:ascii="Aptos Display" w:hAnsi="Aptos Display" w:cstheme="minorHAnsi"/>
-                <w:i/>
-                <w:iCs/>
-                <w:sz w:val="18"/>
-                <w:szCs w:val="18"/>
-              </w:rPr>
-              <w:t>caespitosa</w:t>
-            </w:r>
-            <w:proofErr w:type="spellEnd"/>
           </w:p>
         </w:tc>
         <w:tc>
@@ -4817,7 +3102,6 @@
                 <w:szCs w:val="18"/>
               </w:rPr>
             </w:pPr>
-            <w:proofErr w:type="spellStart"/>
             <w:r>
               <w:rPr>
                 <w:rFonts w:ascii="Aptos Display" w:hAnsi="Aptos Display" w:cstheme="minorHAnsi"/>
@@ -4826,18 +3110,7 @@
                 <w:sz w:val="18"/>
                 <w:szCs w:val="18"/>
               </w:rPr>
-              <w:t>Carex</w:t>
-            </w:r>
-            <w:proofErr w:type="spellEnd"/>
-            <w:r>
-              <w:rPr>
-                <w:rFonts w:ascii="Aptos Display" w:hAnsi="Aptos Display" w:cstheme="minorHAnsi"/>
-                <w:i/>
-                <w:iCs/>
-                <w:sz w:val="18"/>
-                <w:szCs w:val="18"/>
-              </w:rPr>
-              <w:t xml:space="preserve"> sempervirens</w:t>
+              <w:t>Carex sempervirens</w:t>
             </w:r>
           </w:p>
         </w:tc>
@@ -4971,20 +3244,8 @@
                 <w:sz w:val="18"/>
                 <w:szCs w:val="18"/>
               </w:rPr>
-              <w:t xml:space="preserve">Festuca </w:t>
+              <w:t>Festuca summilusitana</w:t>
             </w:r>
-            <w:proofErr w:type="spellStart"/>
-            <w:r>
-              <w:rPr>
-                <w:rFonts w:ascii="Aptos Display" w:hAnsi="Aptos Display" w:cstheme="minorHAnsi"/>
-                <w:i/>
-                <w:iCs/>
-                <w:sz w:val="18"/>
-                <w:szCs w:val="18"/>
-              </w:rPr>
-              <w:t>summilusitana</w:t>
-            </w:r>
-            <w:proofErr w:type="spellEnd"/>
           </w:p>
         </w:tc>
         <w:tc>
@@ -5200,7 +3461,6 @@
                 <w:szCs w:val="18"/>
               </w:rPr>
             </w:pPr>
-            <w:proofErr w:type="spellStart"/>
             <w:r>
               <w:rPr>
                 <w:rFonts w:ascii="Aptos Display" w:hAnsi="Aptos Display" w:cstheme="minorHAnsi"/>
@@ -5209,31 +3469,8 @@
                 <w:sz w:val="18"/>
                 <w:szCs w:val="18"/>
               </w:rPr>
-              <w:t>Minuartia</w:t>
+              <w:t>Minuartia recurva</w:t>
             </w:r>
-            <w:proofErr w:type="spellEnd"/>
-            <w:r>
-              <w:rPr>
-                <w:rFonts w:ascii="Aptos Display" w:hAnsi="Aptos Display" w:cstheme="minorHAnsi"/>
-                <w:i/>
-                <w:iCs/>
-                <w:sz w:val="18"/>
-                <w:szCs w:val="18"/>
-              </w:rPr>
-              <w:t xml:space="preserve"> </w:t>
-            </w:r>
-            <w:proofErr w:type="spellStart"/>
-            <w:r>
-              <w:rPr>
-                <w:rFonts w:ascii="Aptos Display" w:hAnsi="Aptos Display" w:cstheme="minorHAnsi"/>
-                <w:i/>
-                <w:iCs/>
-                <w:sz w:val="18"/>
-                <w:szCs w:val="18"/>
-              </w:rPr>
-              <w:t>recurva</w:t>
-            </w:r>
-            <w:proofErr w:type="spellEnd"/>
           </w:p>
         </w:tc>
         <w:tc>
@@ -5323,20 +3560,8 @@
                 <w:sz w:val="18"/>
                 <w:szCs w:val="18"/>
               </w:rPr>
-              <w:t xml:space="preserve">Helianthemum </w:t>
+              <w:t>Helianthemum urrielense</w:t>
             </w:r>
-            <w:proofErr w:type="spellStart"/>
-            <w:r>
-              <w:rPr>
-                <w:rFonts w:ascii="Aptos Display" w:hAnsi="Aptos Display" w:cstheme="minorHAnsi"/>
-                <w:i/>
-                <w:iCs/>
-                <w:sz w:val="18"/>
-                <w:szCs w:val="18"/>
-              </w:rPr>
-              <w:t>urrielense</w:t>
-            </w:r>
-            <w:proofErr w:type="spellEnd"/>
           </w:p>
         </w:tc>
         <w:tc>
@@ -5742,270 +3967,228 @@
           <w:color w:val="000000"/>
           <w:lang w:val="en-GB" w:eastAsia="ca-ES"/>
         </w:rPr>
+        <w:t xml:space="preserve">(Ronniger) Holub, </w:t>
+      </w:r>
+      <w:r>
+        <w:rPr>
+          <w:rFonts w:ascii="Aptos Display" w:eastAsia="Times New Roman" w:hAnsi="Aptos Display" w:cstheme="minorHAnsi"/>
+          <w:color w:val="000000"/>
+          <w:lang w:val="en-GB" w:eastAsia="ca-ES"/>
+        </w:rPr>
+        <w:t xml:space="preserve">was collected in both </w:t>
+      </w:r>
+      <w:r>
+        <w:rPr>
+          <w:rFonts w:ascii="Aptos Display" w:eastAsia="Times New Roman" w:hAnsi="Aptos Display" w:cstheme="minorHAnsi"/>
+          <w:color w:val="000000"/>
+          <w:lang w:val="en-GB" w:eastAsia="ca-ES"/>
+        </w:rPr>
+        <w:t>habitats</w:t>
+      </w:r>
+      <w:r>
+        <w:rPr>
+          <w:rFonts w:ascii="Aptos Display" w:eastAsia="Times New Roman" w:hAnsi="Aptos Display" w:cstheme="minorHAnsi"/>
+          <w:color w:val="000000"/>
+          <w:lang w:val="en-GB" w:eastAsia="ca-ES"/>
+        </w:rPr>
+        <w:t xml:space="preserve">. After cleaning, seed lots (species x sampling site, N = 57) remained in room conditions (22 ºC and 35% RH) until November. </w:t>
+      </w:r>
+      <w:r>
+        <w:rPr>
+          <w:rFonts w:ascii="Aptos Display" w:eastAsia="Times New Roman" w:hAnsi="Aptos Display" w:cstheme="minorHAnsi"/>
+          <w:color w:val="000000"/>
+          <w:lang w:val="en-GB" w:eastAsia="ca-ES"/>
+        </w:rPr>
+        <w:t xml:space="preserve">Each seed lot was sowed in 16 Petri dishes (90 mm Ø) with 25 seeds each (reduced to 20 seeds/petri for 2 species with fewer seeds available, </w:t>
+      </w:r>
+      <w:r>
+        <w:rPr>
+          <w:rFonts w:ascii="Aptos Display" w:eastAsia="Times New Roman" w:hAnsi="Aptos Display" w:cstheme="minorHAnsi"/>
+          <w:i/>
+          <w:color w:val="000000"/>
+          <w:lang w:val="en-GB" w:eastAsia="ca-ES"/>
+        </w:rPr>
+        <w:t>Avenella flexuosa</w:t>
+      </w:r>
+      <w:r>
+        <w:rPr>
+          <w:rFonts w:ascii="Aptos Display" w:eastAsia="Times New Roman" w:hAnsi="Aptos Display" w:cstheme="minorHAnsi"/>
+          <w:color w:val="000000"/>
+          <w:lang w:val="en-GB" w:eastAsia="ca-ES"/>
+        </w:rPr>
+        <w:t xml:space="preserve"> </w:t>
+      </w:r>
+      <w:r>
+        <w:rPr>
+          <w:rFonts w:ascii="Aptos Display" w:eastAsia="Times New Roman" w:hAnsi="Aptos Display" w:cstheme="minorHAnsi"/>
+          <w:color w:val="000000"/>
+          <w:lang w:val="en-GB" w:eastAsia="ca-ES"/>
+        </w:rPr>
+        <w:t xml:space="preserve">(L.) Drejer </w:t>
+      </w:r>
+      <w:r>
+        <w:rPr>
+          <w:rFonts w:ascii="Aptos Display" w:eastAsia="Times New Roman" w:hAnsi="Aptos Display" w:cstheme="minorHAnsi"/>
+          <w:color w:val="000000"/>
+          <w:lang w:val="en-GB" w:eastAsia="ca-ES"/>
+        </w:rPr>
+        <w:t xml:space="preserve">and </w:t>
+      </w:r>
+      <w:r>
+        <w:rPr>
+          <w:rFonts w:ascii="Aptos Display" w:eastAsia="Times New Roman" w:hAnsi="Aptos Display" w:cstheme="minorHAnsi"/>
+          <w:i/>
+          <w:color w:val="000000"/>
+          <w:lang w:val="en-GB" w:eastAsia="ca-ES"/>
+        </w:rPr>
+        <w:t>Helictochloa marginata</w:t>
+      </w:r>
+      <w:r>
+        <w:rPr>
+          <w:rFonts w:ascii="Aptos Display" w:eastAsia="Times New Roman" w:hAnsi="Aptos Display" w:cstheme="minorHAnsi"/>
+          <w:i/>
+          <w:color w:val="000000"/>
+          <w:lang w:val="en-GB" w:eastAsia="ca-ES"/>
+        </w:rPr>
+        <w:t xml:space="preserve"> </w:t>
+      </w:r>
+      <w:r>
+        <w:rPr>
+          <w:rFonts w:ascii="Aptos Display" w:eastAsia="Times New Roman" w:hAnsi="Aptos Display" w:cstheme="minorHAnsi"/>
+          <w:iCs/>
+          <w:color w:val="000000"/>
+          <w:lang w:val="en-GB" w:eastAsia="ca-ES"/>
+        </w:rPr>
+        <w:t>(Lowe) Romero Zarco</w:t>
+      </w:r>
+      <w:r>
+        <w:rPr>
+          <w:rFonts w:ascii="Aptos Display" w:eastAsia="Times New Roman" w:hAnsi="Aptos Display" w:cstheme="minorHAnsi"/>
+          <w:color w:val="000000"/>
+          <w:lang w:val="en-GB" w:eastAsia="ca-ES"/>
+        </w:rPr>
+        <w:t xml:space="preserve">) on agar 1% (10 gr agar in 1L of distilled water) and </w:t>
+      </w:r>
+      <w:r>
+        <w:rPr>
+          <w:rFonts w:ascii="Aptos Display" w:eastAsia="Times New Roman" w:hAnsi="Aptos Display" w:cstheme="minorHAnsi"/>
+          <w:color w:val="000000"/>
+          <w:lang w:val="en-GB" w:eastAsia="ca-ES"/>
+        </w:rPr>
+        <w:lastRenderedPageBreak/>
+        <w:t xml:space="preserve">cover with two layers of aluminium foil. Petri dishes were sealed with parafilm to maintain </w:t>
+      </w:r>
+      <w:r>
+        <w:rPr>
+          <w:rFonts w:ascii="Aptos Display" w:eastAsia="Times New Roman" w:hAnsi="Aptos Display" w:cstheme="minorHAnsi"/>
+          <w:color w:val="000000"/>
+          <w:lang w:val="en-GB" w:eastAsia="ca-ES"/>
+        </w:rPr>
+        <w:t>moisture</w:t>
+      </w:r>
+      <w:r>
+        <w:rPr>
+          <w:rFonts w:ascii="Aptos Display" w:eastAsia="Times New Roman" w:hAnsi="Aptos Display" w:cstheme="minorHAnsi"/>
+          <w:color w:val="000000"/>
+          <w:lang w:val="en-GB" w:eastAsia="ca-ES"/>
+        </w:rPr>
+        <w:t xml:space="preserve">, avoiding water stress throughout the </w:t>
+      </w:r>
+      <w:r>
+        <w:rPr>
+          <w:rFonts w:ascii="Aptos Display" w:eastAsia="Times New Roman" w:hAnsi="Aptos Display" w:cstheme="minorHAnsi"/>
+          <w:color w:val="000000"/>
+          <w:lang w:val="en-GB" w:eastAsia="ca-ES"/>
+        </w:rPr>
+        <w:t>pretreatment</w:t>
+      </w:r>
+      <w:r>
+        <w:rPr>
+          <w:rFonts w:ascii="Aptos Display" w:eastAsia="Times New Roman" w:hAnsi="Aptos Display" w:cstheme="minorHAnsi"/>
+          <w:color w:val="000000"/>
+          <w:lang w:val="en-GB" w:eastAsia="ca-ES"/>
+        </w:rPr>
+        <w:t>. Th</w:t>
+      </w:r>
+      <w:r>
+        <w:rPr>
+          <w:rFonts w:ascii="Aptos Display" w:eastAsia="Times New Roman" w:hAnsi="Aptos Display" w:cstheme="minorHAnsi"/>
+          <w:color w:val="000000"/>
+          <w:lang w:val="en-GB" w:eastAsia="ca-ES"/>
+        </w:rPr>
+        <w:t>e</w:t>
+      </w:r>
+      <w:r>
+        <w:rPr>
+          <w:rFonts w:ascii="Aptos Display" w:eastAsia="Times New Roman" w:hAnsi="Aptos Display" w:cstheme="minorHAnsi"/>
+          <w:color w:val="000000"/>
+          <w:lang w:val="en-GB" w:eastAsia="ca-ES"/>
+        </w:rPr>
+        <w:t xml:space="preserve"> pretreatment </w:t>
+      </w:r>
+      <w:r>
+        <w:rPr>
+          <w:rFonts w:ascii="Aptos Display" w:eastAsia="Times New Roman" w:hAnsi="Aptos Display" w:cstheme="minorHAnsi"/>
+          <w:color w:val="000000"/>
+          <w:lang w:val="en-GB" w:eastAsia="ca-ES"/>
+        </w:rPr>
+        <w:t xml:space="preserve">(cold-wet stratification) </w:t>
+      </w:r>
+      <w:r>
+        <w:rPr>
+          <w:rFonts w:ascii="Aptos Display" w:eastAsia="Times New Roman" w:hAnsi="Aptos Display" w:cstheme="minorHAnsi"/>
+          <w:color w:val="000000"/>
+          <w:lang w:val="en-GB" w:eastAsia="ca-ES"/>
+        </w:rPr>
+        <w:t xml:space="preserve">goal was to mimic natural snow conditions registered in the area </w:t>
+      </w:r>
+      <w:r>
+        <w:rPr>
+          <w:rFonts w:ascii="Aptos Display" w:eastAsia="Times New Roman" w:hAnsi="Aptos Display" w:cstheme="minorHAnsi"/>
+          <w:lang w:val="en-GB" w:eastAsia="ca-ES"/>
+        </w:rPr>
         <w:t>(</w:t>
       </w:r>
-      <w:proofErr w:type="spellStart"/>
-      <w:r>
-        <w:rPr>
-          <w:rFonts w:ascii="Aptos Display" w:eastAsia="Times New Roman" w:hAnsi="Aptos Display" w:cstheme="minorHAnsi"/>
-          <w:color w:val="000000"/>
-          <w:lang w:val="en-GB" w:eastAsia="ca-ES"/>
-        </w:rPr>
-        <w:t>Ronniger</w:t>
-      </w:r>
-      <w:proofErr w:type="spellEnd"/>
-      <w:r>
-        <w:rPr>
-          <w:rFonts w:ascii="Aptos Display" w:eastAsia="Times New Roman" w:hAnsi="Aptos Display" w:cstheme="minorHAnsi"/>
-          <w:color w:val="000000"/>
-          <w:lang w:val="en-GB" w:eastAsia="ca-ES"/>
-        </w:rPr>
-        <w:t xml:space="preserve">) Holub, </w:t>
-      </w:r>
-      <w:r>
-        <w:rPr>
-          <w:rFonts w:ascii="Aptos Display" w:eastAsia="Times New Roman" w:hAnsi="Aptos Display" w:cstheme="minorHAnsi"/>
-          <w:color w:val="000000"/>
-          <w:lang w:val="en-GB" w:eastAsia="ca-ES"/>
-        </w:rPr>
-        <w:t xml:space="preserve">was collected in both </w:t>
-      </w:r>
-      <w:r>
-        <w:rPr>
-          <w:rFonts w:ascii="Aptos Display" w:eastAsia="Times New Roman" w:hAnsi="Aptos Display" w:cstheme="minorHAnsi"/>
-          <w:color w:val="000000"/>
-          <w:lang w:val="en-GB" w:eastAsia="ca-ES"/>
-        </w:rPr>
-        <w:t>habitats</w:t>
-      </w:r>
-      <w:r>
-        <w:rPr>
-          <w:rFonts w:ascii="Aptos Display" w:eastAsia="Times New Roman" w:hAnsi="Aptos Display" w:cstheme="minorHAnsi"/>
-          <w:color w:val="000000"/>
-          <w:lang w:val="en-GB" w:eastAsia="ca-ES"/>
-        </w:rPr>
-        <w:t xml:space="preserve">. After cleaning, seed lots (species x sampling site, N = 57) remained in room conditions (22 ºC and 35% RH) until November. </w:t>
-      </w:r>
-      <w:r>
-        <w:rPr>
-          <w:rFonts w:ascii="Aptos Display" w:eastAsia="Times New Roman" w:hAnsi="Aptos Display" w:cstheme="minorHAnsi"/>
-          <w:color w:val="000000"/>
-          <w:lang w:val="en-GB" w:eastAsia="ca-ES"/>
-        </w:rPr>
-        <w:t xml:space="preserve">Each seed lot was sowed in 16 Petri dishes (90 mm Ø) with 25 seeds each (reduced to 20 seeds/petri for 2 species with fewer seeds available, </w:t>
-      </w:r>
-      <w:proofErr w:type="spellStart"/>
-      <w:r>
-        <w:rPr>
-          <w:rFonts w:ascii="Aptos Display" w:eastAsia="Times New Roman" w:hAnsi="Aptos Display" w:cstheme="minorHAnsi"/>
-          <w:i/>
-          <w:color w:val="000000"/>
-          <w:lang w:val="en-GB" w:eastAsia="ca-ES"/>
-        </w:rPr>
-        <w:t>Avenella</w:t>
-      </w:r>
-      <w:proofErr w:type="spellEnd"/>
-      <w:r>
-        <w:rPr>
-          <w:rFonts w:ascii="Aptos Display" w:eastAsia="Times New Roman" w:hAnsi="Aptos Display" w:cstheme="minorHAnsi"/>
-          <w:i/>
+      <w:r>
+        <w:rPr>
+          <w:rFonts w:ascii="Aptos Display" w:eastAsia="Times New Roman" w:hAnsi="Aptos Display" w:cstheme="minorHAnsi"/>
+          <w:highlight w:val="yellow"/>
+          <w:lang w:val="en-GB" w:eastAsia="ca-ES"/>
+        </w:rPr>
+        <w:t>Espinosa del Alba et al. 2024</w:t>
+      </w:r>
+      <w:r>
+        <w:rPr>
+          <w:rFonts w:ascii="Aptos Display" w:eastAsia="Times New Roman" w:hAnsi="Aptos Display" w:cstheme="minorHAnsi"/>
+          <w:color w:val="000000"/>
+          <w:lang w:val="en-GB" w:eastAsia="ca-ES"/>
+        </w:rPr>
+        <w:t xml:space="preserve">) and ensure dormancy breaking. </w:t>
+      </w:r>
+      <w:r>
+        <w:rPr>
+          <w:rFonts w:ascii="Aptos Display" w:eastAsia="Times New Roman" w:hAnsi="Aptos Display" w:cstheme="minorHAnsi"/>
+          <w:color w:val="000000"/>
+          <w:lang w:val="en-GB" w:eastAsia="ca-ES"/>
+        </w:rPr>
+        <w:t>Th</w:t>
+      </w:r>
+      <w:r>
+        <w:rPr>
+          <w:rFonts w:ascii="Aptos Display" w:eastAsia="Times New Roman" w:hAnsi="Aptos Display" w:cstheme="minorHAnsi"/>
+          <w:color w:val="000000"/>
+          <w:lang w:val="en-GB" w:eastAsia="ca-ES"/>
+        </w:rPr>
+        <w:t>us, the cold-stratification pretreatment</w:t>
+      </w:r>
+      <w:r>
+        <w:rPr>
+          <w:rFonts w:ascii="Aptos Display" w:eastAsia="Times New Roman" w:hAnsi="Aptos Display" w:cstheme="minorHAnsi"/>
           <w:color w:val="000000"/>
           <w:lang w:val="en-GB" w:eastAsia="ca-ES"/>
         </w:rPr>
         <w:t xml:space="preserve"> </w:t>
       </w:r>
-      <w:proofErr w:type="spellStart"/>
-      <w:r>
-        <w:rPr>
-          <w:rFonts w:ascii="Aptos Display" w:eastAsia="Times New Roman" w:hAnsi="Aptos Display" w:cstheme="minorHAnsi"/>
-          <w:i/>
-          <w:color w:val="000000"/>
-          <w:lang w:val="en-GB" w:eastAsia="ca-ES"/>
-        </w:rPr>
-        <w:t>flexuosa</w:t>
-      </w:r>
-      <w:proofErr w:type="spellEnd"/>
-      <w:r>
-        <w:rPr>
-          <w:rFonts w:ascii="Aptos Display" w:eastAsia="Times New Roman" w:hAnsi="Aptos Display" w:cstheme="minorHAnsi"/>
-          <w:color w:val="000000"/>
-          <w:lang w:val="en-GB" w:eastAsia="ca-ES"/>
-        </w:rPr>
-        <w:t xml:space="preserve"> </w:t>
-      </w:r>
-      <w:r>
-        <w:rPr>
-          <w:rFonts w:ascii="Aptos Display" w:eastAsia="Times New Roman" w:hAnsi="Aptos Display" w:cstheme="minorHAnsi"/>
-          <w:color w:val="000000"/>
-          <w:lang w:val="en-GB" w:eastAsia="ca-ES"/>
-        </w:rPr>
-        <w:t xml:space="preserve">(L.) Drejer </w:t>
-      </w:r>
-      <w:r>
-        <w:rPr>
-          <w:rFonts w:ascii="Aptos Display" w:eastAsia="Times New Roman" w:hAnsi="Aptos Display" w:cstheme="minorHAnsi"/>
-          <w:color w:val="000000"/>
-          <w:lang w:val="en-GB" w:eastAsia="ca-ES"/>
-        </w:rPr>
-        <w:t xml:space="preserve">and </w:t>
-      </w:r>
-      <w:proofErr w:type="spellStart"/>
-      <w:r>
-        <w:rPr>
-          <w:rFonts w:ascii="Aptos Display" w:eastAsia="Times New Roman" w:hAnsi="Aptos Display" w:cstheme="minorHAnsi"/>
-          <w:i/>
-          <w:color w:val="000000"/>
-          <w:lang w:val="en-GB" w:eastAsia="ca-ES"/>
-        </w:rPr>
-        <w:t>Helictochloa</w:t>
-      </w:r>
-      <w:proofErr w:type="spellEnd"/>
-      <w:r>
-        <w:rPr>
-          <w:rFonts w:ascii="Aptos Display" w:eastAsia="Times New Roman" w:hAnsi="Aptos Display" w:cstheme="minorHAnsi"/>
-          <w:i/>
-          <w:color w:val="000000"/>
-          <w:lang w:val="en-GB" w:eastAsia="ca-ES"/>
-        </w:rPr>
-        <w:t xml:space="preserve"> marginata</w:t>
-      </w:r>
-      <w:r>
-        <w:rPr>
-          <w:rFonts w:ascii="Aptos Display" w:eastAsia="Times New Roman" w:hAnsi="Aptos Display" w:cstheme="minorHAnsi"/>
-          <w:i/>
-          <w:color w:val="000000"/>
-          <w:lang w:val="en-GB" w:eastAsia="ca-ES"/>
-        </w:rPr>
-        <w:t xml:space="preserve"> </w:t>
-      </w:r>
-      <w:r>
-        <w:rPr>
-          <w:rFonts w:ascii="Aptos Display" w:eastAsia="Times New Roman" w:hAnsi="Aptos Display" w:cstheme="minorHAnsi"/>
-          <w:iCs/>
-          <w:color w:val="000000"/>
-          <w:lang w:val="en-GB" w:eastAsia="ca-ES"/>
-        </w:rPr>
-        <w:t>(Lowe) Romero Zarco</w:t>
-      </w:r>
-      <w:r>
-        <w:rPr>
-          <w:rFonts w:ascii="Aptos Display" w:eastAsia="Times New Roman" w:hAnsi="Aptos Display" w:cstheme="minorHAnsi"/>
-          <w:color w:val="000000"/>
-          <w:lang w:val="en-GB" w:eastAsia="ca-ES"/>
-        </w:rPr>
-        <w:t xml:space="preserve">) on agar 1% (10 gr agar in 1L of distilled water) and cover with two layers of aluminium foil. Petri dishes were sealed with parafilm to maintain </w:t>
-      </w:r>
-      <w:r>
-        <w:rPr>
-          <w:rFonts w:ascii="Aptos Display" w:eastAsia="Times New Roman" w:hAnsi="Aptos Display" w:cstheme="minorHAnsi"/>
-          <w:color w:val="000000"/>
-          <w:lang w:val="en-GB" w:eastAsia="ca-ES"/>
-        </w:rPr>
-        <w:t>moisture</w:t>
-      </w:r>
-      <w:r>
-        <w:rPr>
-          <w:rFonts w:ascii="Aptos Display" w:eastAsia="Times New Roman" w:hAnsi="Aptos Display" w:cstheme="minorHAnsi"/>
-          <w:color w:val="000000"/>
-          <w:lang w:val="en-GB" w:eastAsia="ca-ES"/>
-        </w:rPr>
-        <w:t xml:space="preserve">, avoiding water stress throughout the </w:t>
-      </w:r>
-      <w:r>
-        <w:rPr>
-          <w:rFonts w:ascii="Aptos Display" w:eastAsia="Times New Roman" w:hAnsi="Aptos Display" w:cstheme="minorHAnsi"/>
-          <w:color w:val="000000"/>
-          <w:lang w:val="en-GB" w:eastAsia="ca-ES"/>
-        </w:rPr>
-        <w:t>pretreatment</w:t>
-      </w:r>
-      <w:r>
-        <w:rPr>
-          <w:rFonts w:ascii="Aptos Display" w:eastAsia="Times New Roman" w:hAnsi="Aptos Display" w:cstheme="minorHAnsi"/>
-          <w:color w:val="000000"/>
-          <w:lang w:val="en-GB" w:eastAsia="ca-ES"/>
-        </w:rPr>
-        <w:t>. Th</w:t>
-      </w:r>
-      <w:r>
-        <w:rPr>
-          <w:rFonts w:ascii="Aptos Display" w:eastAsia="Times New Roman" w:hAnsi="Aptos Display" w:cstheme="minorHAnsi"/>
-          <w:color w:val="000000"/>
-          <w:lang w:val="en-GB" w:eastAsia="ca-ES"/>
-        </w:rPr>
-        <w:t>e</w:t>
-      </w:r>
-      <w:r>
-        <w:rPr>
-          <w:rFonts w:ascii="Aptos Display" w:eastAsia="Times New Roman" w:hAnsi="Aptos Display" w:cstheme="minorHAnsi"/>
-          <w:color w:val="000000"/>
-          <w:lang w:val="en-GB" w:eastAsia="ca-ES"/>
-        </w:rPr>
-        <w:t xml:space="preserve"> pretreatment </w:t>
-      </w:r>
-      <w:r>
-        <w:rPr>
-          <w:rFonts w:ascii="Aptos Display" w:eastAsia="Times New Roman" w:hAnsi="Aptos Display" w:cstheme="minorHAnsi"/>
-          <w:color w:val="000000"/>
-          <w:lang w:val="en-GB" w:eastAsia="ca-ES"/>
-        </w:rPr>
-        <w:t xml:space="preserve">(cold-wet stratification) </w:t>
-      </w:r>
-      <w:r>
-        <w:rPr>
-          <w:rFonts w:ascii="Aptos Display" w:eastAsia="Times New Roman" w:hAnsi="Aptos Display" w:cstheme="minorHAnsi"/>
-          <w:color w:val="000000"/>
-          <w:lang w:val="en-GB" w:eastAsia="ca-ES"/>
-        </w:rPr>
-        <w:t xml:space="preserve">goal was to mimic natural snow conditions registered in the area </w:t>
-      </w:r>
-      <w:r>
-        <w:rPr>
-          <w:rFonts w:ascii="Aptos Display" w:eastAsia="Times New Roman" w:hAnsi="Aptos Display" w:cstheme="minorHAnsi"/>
-          <w:lang w:val="en-GB" w:eastAsia="ca-ES"/>
-        </w:rPr>
-        <w:t>(</w:t>
-      </w:r>
-      <w:r>
-        <w:rPr>
-          <w:rFonts w:ascii="Aptos Display" w:eastAsia="Times New Roman" w:hAnsi="Aptos Display" w:cstheme="minorHAnsi"/>
-          <w:highlight w:val="yellow"/>
-          <w:lang w:val="en-GB" w:eastAsia="ca-ES"/>
-        </w:rPr>
-        <w:t>Espinosa del Alba et al. 2024</w:t>
-      </w:r>
-      <w:r>
-        <w:rPr>
-          <w:rFonts w:ascii="Aptos Display" w:eastAsia="Times New Roman" w:hAnsi="Aptos Display" w:cstheme="minorHAnsi"/>
-          <w:color w:val="000000"/>
-          <w:lang w:val="en-GB" w:eastAsia="ca-ES"/>
-        </w:rPr>
-        <w:t xml:space="preserve">) and ensure dormancy breaking. </w:t>
-      </w:r>
-      <w:r>
-        <w:rPr>
-          <w:rFonts w:ascii="Aptos Display" w:eastAsia="Times New Roman" w:hAnsi="Aptos Display" w:cstheme="minorHAnsi"/>
-          <w:color w:val="000000"/>
-          <w:lang w:val="en-GB" w:eastAsia="ca-ES"/>
-        </w:rPr>
-        <w:t>Th</w:t>
-      </w:r>
-      <w:r>
-        <w:rPr>
-          <w:rFonts w:ascii="Aptos Display" w:eastAsia="Times New Roman" w:hAnsi="Aptos Display" w:cstheme="minorHAnsi"/>
-          <w:color w:val="000000"/>
-          <w:lang w:val="en-GB" w:eastAsia="ca-ES"/>
-        </w:rPr>
-        <w:t>us, the cold-stratification pretreatment</w:t>
-      </w:r>
-      <w:r>
-        <w:rPr>
-          <w:rFonts w:ascii="Aptos Display" w:eastAsia="Times New Roman" w:hAnsi="Aptos Display" w:cstheme="minorHAnsi"/>
-          <w:color w:val="000000"/>
-          <w:lang w:val="en-GB" w:eastAsia="ca-ES"/>
-        </w:rPr>
-        <w:t xml:space="preserve"> </w:t>
-      </w:r>
       <w:r>
         <w:rPr>
           <w:rFonts w:ascii="Aptos Display" w:eastAsia="Times New Roman" w:hAnsi="Aptos Display" w:cstheme="minorHAnsi"/>
@@ -6030,7 +4213,6 @@
         </w:rPr>
         <w:t xml:space="preserve"> (November – March</w:t>
       </w:r>
-      <w:proofErr w:type="gramStart"/>
       <w:r>
         <w:rPr>
           <w:rFonts w:ascii="Aptos Display" w:eastAsia="Times New Roman" w:hAnsi="Aptos Display" w:cstheme="minorHAnsi"/>
@@ -6053,9 +4235,8 @@
           <w:color w:val="000000"/>
           <w:lang w:val="en-GB" w:eastAsia="ca-ES"/>
         </w:rPr>
-        <w:t xml:space="preserve"> with</w:t>
-      </w:r>
-      <w:proofErr w:type="gramEnd"/>
+        <w:t>with</w:t>
+      </w:r>
       <w:r>
         <w:rPr>
           <w:rFonts w:ascii="Aptos Display" w:eastAsia="Times New Roman" w:hAnsi="Aptos Display" w:cstheme="minorHAnsi"/>
@@ -6139,25 +4320,7 @@
           <w:color w:val="000000"/>
           <w:lang w:val="en-GB" w:eastAsia="ca-ES"/>
         </w:rPr>
-        <w:t>Once the cold stratification pretreatment ended, non-germinated seeds were transferred to new 90 mm Ø Petri dishes with two layers of filter paper (</w:t>
-      </w:r>
-      <w:proofErr w:type="spellStart"/>
-      <w:r>
-        <w:rPr>
-          <w:rFonts w:ascii="Aptos Display" w:eastAsia="Times New Roman" w:hAnsi="Aptos Display" w:cstheme="minorHAnsi"/>
-          <w:color w:val="000000"/>
-          <w:lang w:val="en-GB" w:eastAsia="ca-ES"/>
-        </w:rPr>
-        <w:t>Filtros</w:t>
-      </w:r>
-      <w:proofErr w:type="spellEnd"/>
-      <w:r>
-        <w:rPr>
-          <w:rFonts w:ascii="Aptos Display" w:eastAsia="Times New Roman" w:hAnsi="Aptos Display" w:cstheme="minorHAnsi"/>
-          <w:color w:val="000000"/>
-          <w:lang w:val="en-GB" w:eastAsia="ca-ES"/>
-        </w:rPr>
-        <w:t xml:space="preserve"> Anoia S.A. paper for germination assays, Ref.518G085) and sealed with parafilm</w:t>
+        <w:t>Once the cold stratification pretreatment ended, non-germinated seeds were transferred to new 90 mm Ø Petri dishes with two layers of filter paper (Filtros Anoia S.A. paper for germination assays, Ref.518G085) and sealed with parafilm</w:t>
       </w:r>
       <w:r>
         <w:rPr>
@@ -6695,25 +4858,7 @@
           <w:color w:val="000000"/>
           <w:lang w:val="en-GB" w:eastAsia="ca-ES"/>
         </w:rPr>
-        <w:t xml:space="preserve">Firstly, we transferred the seeds for Darkness treatment, added 6ml of distilled water, and immediately covered them with two layers of aluminium foil. Next, we transferred the seeds for the Water stress treatment, where instead of distilled water, we added 6ml of a polyethene solution (PEG 6000) to simulate a -0.6 </w:t>
-      </w:r>
-      <w:proofErr w:type="spellStart"/>
-      <w:r>
-        <w:rPr>
-          <w:rFonts w:ascii="Aptos Display" w:eastAsia="Times New Roman" w:hAnsi="Aptos Display" w:cstheme="minorHAnsi"/>
-          <w:color w:val="000000"/>
-          <w:lang w:val="en-GB" w:eastAsia="ca-ES"/>
-        </w:rPr>
-        <w:t>Mpa</w:t>
-      </w:r>
-      <w:proofErr w:type="spellEnd"/>
-      <w:r>
-        <w:rPr>
-          <w:rFonts w:ascii="Aptos Display" w:eastAsia="Times New Roman" w:hAnsi="Aptos Display" w:cstheme="minorHAnsi"/>
-          <w:color w:val="000000"/>
-          <w:lang w:val="en-GB" w:eastAsia="ca-ES"/>
-        </w:rPr>
-        <w:t xml:space="preserve"> of water potential. As PEG solutions depend on experimental temperatures, two PEG solutions were prepared according to </w:t>
+        <w:t xml:space="preserve">Firstly, we transferred the seeds for Darkness treatment, added 6ml of distilled water, and immediately covered them with two layers of aluminium foil. Next, we transferred the seeds for the Water stress treatment, where instead of distilled water, we added 6ml of a polyethene solution (PEG 6000) to simulate a -0.6 Mpa of water potential. As PEG solutions depend on experimental temperatures, two PEG solutions were prepared according to </w:t>
       </w:r>
       <w:r>
         <w:rPr>
@@ -6810,7 +4955,15 @@
           <w:rFonts w:ascii="Aptos Display" w:hAnsi="Aptos Display" w:cstheme="minorHAnsi"/>
           <w:lang w:val="en-GB"/>
         </w:rPr>
-        <w:t xml:space="preserve">Aralab incubators (Aralab climatic chamber Fitoclima S600 PL, equipped with 4 led modules 11W 350mA) configured using Fitolog 9000 software (version 9308, Aralab Pharmaceutical Stability software) and </w:t>
+        <w:t xml:space="preserve">Aralab incubators (Aralab climatic chamber Fitoclima S600 PL, equipped with 4 led modules 11W 350mA) configured using Fitolog 9000 software </w:t>
+      </w:r>
+      <w:r>
+        <w:rPr>
+          <w:rFonts w:ascii="Aptos Display" w:hAnsi="Aptos Display" w:cstheme="minorHAnsi"/>
+          <w:lang w:val="en-GB"/>
+        </w:rPr>
+        <w:lastRenderedPageBreak/>
+        <w:t xml:space="preserve">(version 9308, Aralab Pharmaceutical Stability software) and </w:t>
       </w:r>
       <w:r>
         <w:rPr>
@@ -7385,7 +5538,23 @@
           <w:color w:val="000000"/>
           <w:lang w:val="en-GB" w:eastAsia="ca-ES"/>
         </w:rPr>
-        <w:t>, we additionally removed 5 species</w:t>
+        <w:t xml:space="preserve">, we additionally removed </w:t>
+      </w:r>
+      <w:r>
+        <w:rPr>
+          <w:rFonts w:ascii="Aptos Display" w:eastAsia="Times New Roman" w:hAnsi="Aptos Display" w:cstheme="minorHAnsi"/>
+          <w:color w:val="000000"/>
+          <w:lang w:val="en-GB" w:eastAsia="ca-ES"/>
+        </w:rPr>
+        <w:t>6</w:t>
+      </w:r>
+      <w:r>
+        <w:rPr>
+          <w:rFonts w:ascii="Aptos Display" w:eastAsia="Times New Roman" w:hAnsi="Aptos Display" w:cstheme="minorHAnsi"/>
+          <w:color w:val="000000"/>
+          <w:lang w:val="en-GB" w:eastAsia="ca-ES"/>
+        </w:rPr>
+        <w:t xml:space="preserve"> species</w:t>
       </w:r>
       <w:r>
         <w:rPr>
@@ -7401,7 +5570,23 @@
           <w:color w:val="000000"/>
           <w:lang w:val="en-GB" w:eastAsia="ca-ES"/>
         </w:rPr>
-        <w:t>all from the temperate alpine</w:t>
+        <w:t>5</w:t>
+      </w:r>
+      <w:r>
+        <w:rPr>
+          <w:rFonts w:ascii="Aptos Display" w:eastAsia="Times New Roman" w:hAnsi="Aptos Display" w:cstheme="minorHAnsi"/>
+          <w:color w:val="000000"/>
+          <w:lang w:val="en-GB" w:eastAsia="ca-ES"/>
+        </w:rPr>
+        <w:t xml:space="preserve"> from the temperate alpine</w:t>
+      </w:r>
+      <w:r>
+        <w:rPr>
+          <w:rFonts w:ascii="Aptos Display" w:eastAsia="Times New Roman" w:hAnsi="Aptos Display" w:cstheme="minorHAnsi"/>
+          <w:color w:val="000000"/>
+          <w:lang w:val="en-GB" w:eastAsia="ca-ES"/>
+        </w:rPr>
+        <w:t xml:space="preserve"> and 1 from Mediterranean alpine</w:t>
       </w:r>
       <w:r>
         <w:rPr>
@@ -7500,41 +5685,15 @@
           <w:rFonts w:ascii="Aptos Display" w:hAnsi="Aptos Display" w:cstheme="minorHAnsi"/>
           <w:lang w:val="en-GB" w:eastAsia="ca-ES"/>
         </w:rPr>
-        <w:t xml:space="preserve">), </w:t>
-      </w:r>
-      <w:proofErr w:type="spellStart"/>
-      <w:r>
-        <w:rPr>
-          <w:rFonts w:ascii="Aptos Display" w:hAnsi="Aptos Display" w:cstheme="minorHAnsi"/>
-          <w:lang w:val="en-GB" w:eastAsia="ca-ES"/>
-        </w:rPr>
-        <w:t>ggpubr</w:t>
-      </w:r>
-      <w:proofErr w:type="spellEnd"/>
-      <w:r>
-        <w:rPr>
-          <w:rFonts w:ascii="Aptos Display" w:hAnsi="Aptos Display" w:cstheme="minorHAnsi"/>
-          <w:lang w:val="en-GB" w:eastAsia="ca-ES"/>
-        </w:rPr>
-        <w:t xml:space="preserve"> (</w:t>
-      </w:r>
-      <w:proofErr w:type="spellStart"/>
+        <w:t>), ggpubr (</w:t>
+      </w:r>
       <w:r>
         <w:rPr>
           <w:rFonts w:ascii="Aptos Display" w:hAnsi="Aptos Display" w:cstheme="minorHAnsi"/>
           <w:highlight w:val="yellow"/>
           <w:lang w:val="en-GB" w:eastAsia="ca-ES"/>
         </w:rPr>
-        <w:t>Kassambara</w:t>
-      </w:r>
-      <w:proofErr w:type="spellEnd"/>
-      <w:r>
-        <w:rPr>
-          <w:rFonts w:ascii="Aptos Display" w:hAnsi="Aptos Display" w:cstheme="minorHAnsi"/>
-          <w:highlight w:val="yellow"/>
-          <w:lang w:val="en-GB" w:eastAsia="ca-ES"/>
-        </w:rPr>
-        <w:t>, 2023</w:t>
+        <w:t>Kassambara, 2023</w:t>
       </w:r>
       <w:r>
         <w:rPr>
@@ -7582,23 +5741,7 @@
           <w:rFonts w:ascii="Aptos Display" w:hAnsi="Aptos Display" w:cstheme="minorHAnsi"/>
           <w:lang w:val="en-GB" w:eastAsia="ca-ES"/>
         </w:rPr>
-        <w:t>e analysed the germination data by fitting Markov Chain Monte Carlo generalized linear mixed models (</w:t>
-      </w:r>
-      <w:proofErr w:type="spellStart"/>
-      <w:r>
-        <w:rPr>
-          <w:rFonts w:ascii="Aptos Display" w:hAnsi="Aptos Display" w:cstheme="minorHAnsi"/>
-          <w:lang w:val="en-GB" w:eastAsia="ca-ES"/>
-        </w:rPr>
-        <w:t>MCMCglmm</w:t>
-      </w:r>
-      <w:proofErr w:type="spellEnd"/>
-      <w:r>
-        <w:rPr>
-          <w:rFonts w:ascii="Aptos Display" w:hAnsi="Aptos Display" w:cstheme="minorHAnsi"/>
-          <w:lang w:val="en-GB" w:eastAsia="ca-ES"/>
-        </w:rPr>
-        <w:t xml:space="preserve">) with Bayesian estimation using the R package MCMCGLMM </w:t>
+        <w:t xml:space="preserve">e analysed the germination data by fitting Markov Chain Monte Carlo generalized linear mixed models (MCMCglmm) with Bayesian estimation using the R package MCMCGLMM </w:t>
       </w:r>
       <w:r>
         <w:rPr>
@@ -7668,55 +5811,7 @@
           <w:rFonts w:ascii="Aptos Display" w:hAnsi="Aptos Display" w:cstheme="minorHAnsi"/>
           <w:lang w:val="en-GB" w:eastAsia="ca-ES"/>
         </w:rPr>
-        <w:t xml:space="preserve"> species, created with the </w:t>
-      </w:r>
-      <w:proofErr w:type="gramStart"/>
-      <w:r>
-        <w:rPr>
-          <w:rFonts w:ascii="Aptos Display" w:hAnsi="Aptos Display" w:cstheme="minorHAnsi"/>
-          <w:lang w:val="en-GB" w:eastAsia="ca-ES"/>
-        </w:rPr>
-        <w:t>V.PHYLOMAKER</w:t>
-      </w:r>
-      <w:proofErr w:type="gramEnd"/>
-      <w:r>
-        <w:rPr>
-          <w:rFonts w:ascii="Aptos Display" w:hAnsi="Aptos Display" w:cstheme="minorHAnsi"/>
-          <w:lang w:val="en-GB" w:eastAsia="ca-ES"/>
-        </w:rPr>
-        <w:t xml:space="preserve"> R package (Jin and Qian, 2019) using </w:t>
-      </w:r>
-      <w:proofErr w:type="spellStart"/>
-      <w:r>
-        <w:rPr>
-          <w:rFonts w:ascii="Aptos Display" w:hAnsi="Aptos Display" w:cstheme="minorHAnsi"/>
-          <w:lang w:val="en-GB" w:eastAsia="ca-ES"/>
-        </w:rPr>
-        <w:t>phylosignal</w:t>
-      </w:r>
-      <w:proofErr w:type="spellEnd"/>
-      <w:r>
-        <w:rPr>
-          <w:rFonts w:ascii="Aptos Display" w:hAnsi="Aptos Display" w:cstheme="minorHAnsi"/>
-          <w:lang w:val="en-GB" w:eastAsia="ca-ES"/>
-        </w:rPr>
-        <w:t xml:space="preserve"> and </w:t>
-      </w:r>
-      <w:proofErr w:type="spellStart"/>
-      <w:r>
-        <w:rPr>
-          <w:rFonts w:ascii="Aptos Display" w:hAnsi="Aptos Display" w:cstheme="minorHAnsi"/>
-          <w:lang w:val="en-GB" w:eastAsia="ca-ES"/>
-        </w:rPr>
-        <w:t>phylobase</w:t>
-      </w:r>
-      <w:proofErr w:type="spellEnd"/>
-      <w:r>
-        <w:rPr>
-          <w:rFonts w:ascii="Aptos Display" w:hAnsi="Aptos Display" w:cstheme="minorHAnsi"/>
-          <w:lang w:val="en-GB" w:eastAsia="ca-ES"/>
-        </w:rPr>
-        <w:t xml:space="preserve"> R packages (Keck et al., 2016; R Hackathon et al., 2020). We used weakly informative priors, with parameter-expanded priors for the random effects. Each model was run for 1,000,000 iterations, with an initial burn of 100,000 and a thinning interval of 100. From the resulting posterior distributions, we calculated mean parameter estimates and 95% credible intervals (CI). </w:t>
+        <w:t xml:space="preserve"> species, created with the V.PHYLOMAKER R package (Jin and Qian, 2019) using phylosignal and phylobase R packages (Keck et al., 2016; R Hackathon et al., 2020). We used weakly informative priors, with parameter-expanded priors for the random effects. Each model was run for 1,000,000 iterations, with an initial burn of 100,000 and a thinning interval of 100. From the resulting posterior distributions, we calculated mean parameter estimates and 95% credible intervals (CI). </w:t>
       </w:r>
       <w:r>
         <w:rPr>
@@ -7724,547 +5819,7 @@
           <w:color w:val="000000"/>
           <w:lang w:eastAsia="ca-ES"/>
         </w:rPr>
-        <w:t xml:space="preserve">To </w:t>
-      </w:r>
-      <w:proofErr w:type="spellStart"/>
-      <w:r>
-        <w:rPr>
-          <w:rFonts w:ascii="Aptos Display" w:eastAsia="Times New Roman" w:hAnsi="Aptos Display" w:cstheme="minorHAnsi"/>
-          <w:color w:val="000000"/>
-          <w:lang w:eastAsia="ca-ES"/>
-        </w:rPr>
-        <w:t>assess</w:t>
-      </w:r>
-      <w:proofErr w:type="spellEnd"/>
-      <w:r>
-        <w:rPr>
-          <w:rFonts w:ascii="Aptos Display" w:eastAsia="Times New Roman" w:hAnsi="Aptos Display" w:cstheme="minorHAnsi"/>
-          <w:color w:val="000000"/>
-          <w:lang w:eastAsia="ca-ES"/>
-        </w:rPr>
-        <w:t xml:space="preserve"> </w:t>
-      </w:r>
-      <w:proofErr w:type="spellStart"/>
-      <w:r>
-        <w:rPr>
-          <w:rFonts w:ascii="Aptos Display" w:eastAsia="Times New Roman" w:hAnsi="Aptos Display" w:cstheme="minorHAnsi"/>
-          <w:color w:val="000000"/>
-          <w:lang w:eastAsia="ca-ES"/>
-        </w:rPr>
-        <w:t>the</w:t>
-      </w:r>
-      <w:proofErr w:type="spellEnd"/>
-      <w:r>
-        <w:rPr>
-          <w:rFonts w:ascii="Aptos Display" w:eastAsia="Times New Roman" w:hAnsi="Aptos Display" w:cstheme="minorHAnsi"/>
-          <w:color w:val="000000"/>
-          <w:lang w:eastAsia="ca-ES"/>
-        </w:rPr>
-        <w:t xml:space="preserve"> </w:t>
-      </w:r>
-      <w:proofErr w:type="spellStart"/>
-      <w:r>
-        <w:rPr>
-          <w:rFonts w:ascii="Aptos Display" w:eastAsia="Times New Roman" w:hAnsi="Aptos Display" w:cstheme="minorHAnsi"/>
-          <w:color w:val="000000"/>
-          <w:lang w:eastAsia="ca-ES"/>
-        </w:rPr>
-        <w:t>significance</w:t>
-      </w:r>
-      <w:proofErr w:type="spellEnd"/>
-      <w:r>
-        <w:rPr>
-          <w:rFonts w:ascii="Aptos Display" w:eastAsia="Times New Roman" w:hAnsi="Aptos Display" w:cstheme="minorHAnsi"/>
-          <w:color w:val="000000"/>
-          <w:lang w:eastAsia="ca-ES"/>
-        </w:rPr>
-        <w:t xml:space="preserve"> of </w:t>
-      </w:r>
-      <w:proofErr w:type="spellStart"/>
-      <w:r>
-        <w:rPr>
-          <w:rFonts w:ascii="Aptos Display" w:eastAsia="Times New Roman" w:hAnsi="Aptos Display" w:cstheme="minorHAnsi"/>
-          <w:color w:val="000000"/>
-          <w:lang w:eastAsia="ca-ES"/>
-        </w:rPr>
-        <w:t>the</w:t>
-      </w:r>
-      <w:proofErr w:type="spellEnd"/>
-      <w:r>
-        <w:rPr>
-          <w:rFonts w:ascii="Aptos Display" w:eastAsia="Times New Roman" w:hAnsi="Aptos Display" w:cstheme="minorHAnsi"/>
-          <w:color w:val="000000"/>
-          <w:lang w:eastAsia="ca-ES"/>
-        </w:rPr>
-        <w:t xml:space="preserve"> models, </w:t>
-      </w:r>
-      <w:proofErr w:type="spellStart"/>
-      <w:r>
-        <w:rPr>
-          <w:rFonts w:ascii="Aptos Display" w:eastAsia="Times New Roman" w:hAnsi="Aptos Display" w:cstheme="minorHAnsi"/>
-          <w:color w:val="000000"/>
-          <w:lang w:eastAsia="ca-ES"/>
-        </w:rPr>
-        <w:t>we</w:t>
-      </w:r>
-      <w:proofErr w:type="spellEnd"/>
-      <w:r>
-        <w:rPr>
-          <w:rFonts w:ascii="Aptos Display" w:eastAsia="Times New Roman" w:hAnsi="Aptos Display" w:cstheme="minorHAnsi"/>
-          <w:color w:val="000000"/>
-          <w:lang w:eastAsia="ca-ES"/>
-        </w:rPr>
-        <w:t xml:space="preserve"> </w:t>
-      </w:r>
-      <w:proofErr w:type="spellStart"/>
-      <w:r>
-        <w:rPr>
-          <w:rFonts w:ascii="Aptos Display" w:eastAsia="Times New Roman" w:hAnsi="Aptos Display" w:cstheme="minorHAnsi"/>
-          <w:color w:val="000000"/>
-          <w:lang w:eastAsia="ca-ES"/>
-        </w:rPr>
-        <w:t>use</w:t>
-      </w:r>
-      <w:proofErr w:type="spellEnd"/>
-      <w:r>
-        <w:rPr>
-          <w:rFonts w:ascii="Aptos Display" w:eastAsia="Times New Roman" w:hAnsi="Aptos Display" w:cstheme="minorHAnsi"/>
-          <w:color w:val="000000"/>
-          <w:lang w:eastAsia="ca-ES"/>
-        </w:rPr>
-        <w:t xml:space="preserve"> </w:t>
-      </w:r>
-      <w:proofErr w:type="spellStart"/>
-      <w:r>
-        <w:rPr>
-          <w:rFonts w:ascii="Aptos Display" w:eastAsia="Times New Roman" w:hAnsi="Aptos Display" w:cstheme="minorHAnsi"/>
-          <w:color w:val="000000"/>
-          <w:lang w:eastAsia="ca-ES"/>
-        </w:rPr>
-        <w:t>the</w:t>
-      </w:r>
-      <w:proofErr w:type="spellEnd"/>
-      <w:r>
-        <w:rPr>
-          <w:rFonts w:ascii="Aptos Display" w:eastAsia="Times New Roman" w:hAnsi="Aptos Display" w:cstheme="minorHAnsi"/>
-          <w:color w:val="000000"/>
-          <w:lang w:eastAsia="ca-ES"/>
-        </w:rPr>
-        <w:t xml:space="preserve"> posterior </w:t>
-      </w:r>
-      <w:proofErr w:type="spellStart"/>
-      <w:r>
-        <w:rPr>
-          <w:rFonts w:ascii="Aptos Display" w:eastAsia="Times New Roman" w:hAnsi="Aptos Display" w:cstheme="minorHAnsi"/>
-          <w:color w:val="000000"/>
-          <w:lang w:eastAsia="ca-ES"/>
-        </w:rPr>
-        <w:t>mean</w:t>
-      </w:r>
-      <w:proofErr w:type="spellEnd"/>
-      <w:r>
-        <w:rPr>
-          <w:rFonts w:ascii="Aptos Display" w:eastAsia="Times New Roman" w:hAnsi="Aptos Display" w:cstheme="minorHAnsi"/>
-          <w:color w:val="000000"/>
-          <w:lang w:eastAsia="ca-ES"/>
-        </w:rPr>
-        <w:t xml:space="preserve"> </w:t>
-      </w:r>
-      <w:proofErr w:type="spellStart"/>
-      <w:r>
-        <w:rPr>
-          <w:rFonts w:ascii="Aptos Display" w:eastAsia="Times New Roman" w:hAnsi="Aptos Display" w:cstheme="minorHAnsi"/>
-          <w:color w:val="000000"/>
-          <w:lang w:eastAsia="ca-ES"/>
-        </w:rPr>
-        <w:t>from</w:t>
-      </w:r>
-      <w:proofErr w:type="spellEnd"/>
-      <w:r>
-        <w:rPr>
-          <w:rFonts w:ascii="Aptos Display" w:eastAsia="Times New Roman" w:hAnsi="Aptos Display" w:cstheme="minorHAnsi"/>
-          <w:color w:val="000000"/>
-          <w:lang w:eastAsia="ca-ES"/>
-        </w:rPr>
-        <w:t xml:space="preserve"> posterior </w:t>
-      </w:r>
-      <w:proofErr w:type="spellStart"/>
-      <w:r>
-        <w:rPr>
-          <w:rFonts w:ascii="Aptos Display" w:eastAsia="Times New Roman" w:hAnsi="Aptos Display" w:cstheme="minorHAnsi"/>
-          <w:color w:val="000000"/>
-          <w:lang w:eastAsia="ca-ES"/>
-        </w:rPr>
-        <w:t>probabilities</w:t>
-      </w:r>
-      <w:proofErr w:type="spellEnd"/>
-      <w:r>
-        <w:rPr>
-          <w:rFonts w:ascii="Aptos Display" w:eastAsia="Times New Roman" w:hAnsi="Aptos Display" w:cstheme="minorHAnsi"/>
-          <w:color w:val="000000"/>
-          <w:lang w:eastAsia="ca-ES"/>
-        </w:rPr>
-        <w:t xml:space="preserve"> </w:t>
-      </w:r>
-      <w:proofErr w:type="spellStart"/>
-      <w:r>
-        <w:rPr>
-          <w:rFonts w:ascii="Aptos Display" w:eastAsia="Times New Roman" w:hAnsi="Aptos Display" w:cstheme="minorHAnsi"/>
-          <w:color w:val="000000"/>
-          <w:lang w:eastAsia="ca-ES"/>
-        </w:rPr>
-        <w:t>and</w:t>
-      </w:r>
-      <w:proofErr w:type="spellEnd"/>
-      <w:r>
-        <w:rPr>
-          <w:rFonts w:ascii="Aptos Display" w:eastAsia="Times New Roman" w:hAnsi="Aptos Display" w:cstheme="minorHAnsi"/>
-          <w:color w:val="000000"/>
-          <w:lang w:eastAsia="ca-ES"/>
-        </w:rPr>
-        <w:t xml:space="preserve"> </w:t>
-      </w:r>
-      <w:proofErr w:type="spellStart"/>
-      <w:r>
-        <w:rPr>
-          <w:rFonts w:ascii="Aptos Display" w:eastAsia="Times New Roman" w:hAnsi="Aptos Display" w:cstheme="minorHAnsi"/>
-          <w:color w:val="000000"/>
-          <w:lang w:eastAsia="ca-ES"/>
-        </w:rPr>
-        <w:t>the</w:t>
-      </w:r>
-      <w:proofErr w:type="spellEnd"/>
-      <w:r>
-        <w:rPr>
-          <w:rFonts w:ascii="Aptos Display" w:eastAsia="Times New Roman" w:hAnsi="Aptos Display" w:cstheme="minorHAnsi"/>
-          <w:color w:val="000000"/>
-          <w:lang w:eastAsia="ca-ES"/>
-        </w:rPr>
-        <w:t xml:space="preserve"> </w:t>
-      </w:r>
-      <w:proofErr w:type="spellStart"/>
-      <w:r>
-        <w:rPr>
-          <w:rFonts w:ascii="Aptos Display" w:eastAsia="Times New Roman" w:hAnsi="Aptos Display" w:cstheme="minorHAnsi"/>
-          <w:color w:val="000000"/>
-          <w:lang w:eastAsia="ca-ES"/>
-        </w:rPr>
-        <w:t>credible</w:t>
-      </w:r>
-      <w:proofErr w:type="spellEnd"/>
-      <w:r>
-        <w:rPr>
-          <w:rFonts w:ascii="Aptos Display" w:eastAsia="Times New Roman" w:hAnsi="Aptos Display" w:cstheme="minorHAnsi"/>
-          <w:color w:val="000000"/>
-          <w:lang w:eastAsia="ca-ES"/>
-        </w:rPr>
-        <w:t xml:space="preserve"> intervals (CI). </w:t>
-      </w:r>
-      <w:proofErr w:type="spellStart"/>
-      <w:r>
-        <w:rPr>
-          <w:rFonts w:ascii="Aptos Display" w:eastAsia="Times New Roman" w:hAnsi="Aptos Display" w:cstheme="minorHAnsi"/>
-          <w:color w:val="000000"/>
-          <w:lang w:eastAsia="ca-ES"/>
-        </w:rPr>
-        <w:t>The</w:t>
-      </w:r>
-      <w:proofErr w:type="spellEnd"/>
-      <w:r>
-        <w:rPr>
-          <w:rFonts w:ascii="Aptos Display" w:eastAsia="Times New Roman" w:hAnsi="Aptos Display" w:cstheme="minorHAnsi"/>
-          <w:color w:val="000000"/>
-          <w:lang w:eastAsia="ca-ES"/>
-        </w:rPr>
-        <w:t xml:space="preserve"> posterior </w:t>
-      </w:r>
-      <w:proofErr w:type="spellStart"/>
-      <w:r>
-        <w:rPr>
-          <w:rFonts w:ascii="Aptos Display" w:eastAsia="Times New Roman" w:hAnsi="Aptos Display" w:cstheme="minorHAnsi"/>
-          <w:color w:val="000000"/>
-          <w:lang w:eastAsia="ca-ES"/>
-        </w:rPr>
-        <w:t>mean</w:t>
-      </w:r>
-      <w:proofErr w:type="spellEnd"/>
-      <w:r>
-        <w:rPr>
-          <w:rFonts w:ascii="Aptos Display" w:eastAsia="Times New Roman" w:hAnsi="Aptos Display" w:cstheme="minorHAnsi"/>
-          <w:color w:val="000000"/>
-          <w:lang w:eastAsia="ca-ES"/>
-        </w:rPr>
-        <w:t xml:space="preserve"> is </w:t>
-      </w:r>
-      <w:proofErr w:type="spellStart"/>
-      <w:r>
-        <w:rPr>
-          <w:rFonts w:ascii="Aptos Display" w:eastAsia="Times New Roman" w:hAnsi="Aptos Display" w:cstheme="minorHAnsi"/>
-          <w:color w:val="000000"/>
-          <w:lang w:eastAsia="ca-ES"/>
-        </w:rPr>
-        <w:t>an</w:t>
-      </w:r>
-      <w:proofErr w:type="spellEnd"/>
-      <w:r>
-        <w:rPr>
-          <w:rFonts w:ascii="Aptos Display" w:eastAsia="Times New Roman" w:hAnsi="Aptos Display" w:cstheme="minorHAnsi"/>
-          <w:color w:val="000000"/>
-          <w:lang w:eastAsia="ca-ES"/>
-        </w:rPr>
-        <w:t xml:space="preserve"> </w:t>
-      </w:r>
-      <w:proofErr w:type="spellStart"/>
-      <w:r>
-        <w:rPr>
-          <w:rFonts w:ascii="Aptos Display" w:eastAsia="Times New Roman" w:hAnsi="Aptos Display" w:cstheme="minorHAnsi"/>
-          <w:color w:val="000000"/>
-          <w:lang w:eastAsia="ca-ES"/>
-        </w:rPr>
-        <w:t>analogue</w:t>
-      </w:r>
-      <w:proofErr w:type="spellEnd"/>
-      <w:r>
-        <w:rPr>
-          <w:rFonts w:ascii="Aptos Display" w:eastAsia="Times New Roman" w:hAnsi="Aptos Display" w:cstheme="minorHAnsi"/>
-          <w:color w:val="000000"/>
-          <w:lang w:eastAsia="ca-ES"/>
-        </w:rPr>
-        <w:t xml:space="preserve"> of model </w:t>
-      </w:r>
-      <w:proofErr w:type="spellStart"/>
-      <w:r>
-        <w:rPr>
-          <w:rFonts w:ascii="Aptos Display" w:eastAsia="Times New Roman" w:hAnsi="Aptos Display" w:cstheme="minorHAnsi"/>
-          <w:color w:val="000000"/>
-          <w:lang w:eastAsia="ca-ES"/>
-        </w:rPr>
-        <w:t>effect</w:t>
-      </w:r>
-      <w:proofErr w:type="spellEnd"/>
-      <w:r>
-        <w:rPr>
-          <w:rFonts w:ascii="Aptos Display" w:eastAsia="Times New Roman" w:hAnsi="Aptos Display" w:cstheme="minorHAnsi"/>
-          <w:color w:val="000000"/>
-          <w:lang w:eastAsia="ca-ES"/>
-        </w:rPr>
-        <w:t xml:space="preserve"> </w:t>
-      </w:r>
-      <w:proofErr w:type="spellStart"/>
-      <w:r>
-        <w:rPr>
-          <w:rFonts w:ascii="Aptos Display" w:eastAsia="Times New Roman" w:hAnsi="Aptos Display" w:cstheme="minorHAnsi"/>
-          <w:color w:val="000000"/>
-          <w:lang w:eastAsia="ca-ES"/>
-        </w:rPr>
-        <w:t>sizes</w:t>
-      </w:r>
-      <w:proofErr w:type="spellEnd"/>
-      <w:r>
-        <w:rPr>
-          <w:rFonts w:ascii="Aptos Display" w:eastAsia="Times New Roman" w:hAnsi="Aptos Display" w:cstheme="minorHAnsi"/>
-          <w:color w:val="000000"/>
-          <w:lang w:eastAsia="ca-ES"/>
-        </w:rPr>
-        <w:t xml:space="preserve">, </w:t>
-      </w:r>
-      <w:proofErr w:type="spellStart"/>
-      <w:r>
-        <w:rPr>
-          <w:rFonts w:ascii="Aptos Display" w:eastAsia="Times New Roman" w:hAnsi="Aptos Display" w:cstheme="minorHAnsi"/>
-          <w:color w:val="000000"/>
-          <w:lang w:eastAsia="ca-ES"/>
-        </w:rPr>
-        <w:t>and</w:t>
-      </w:r>
-      <w:proofErr w:type="spellEnd"/>
-      <w:r>
-        <w:rPr>
-          <w:rFonts w:ascii="Aptos Display" w:eastAsia="Times New Roman" w:hAnsi="Aptos Display" w:cstheme="minorHAnsi"/>
-          <w:color w:val="000000"/>
-          <w:lang w:eastAsia="ca-ES"/>
-        </w:rPr>
-        <w:t xml:space="preserve"> </w:t>
-      </w:r>
-      <w:proofErr w:type="spellStart"/>
-      <w:r>
-        <w:rPr>
-          <w:rFonts w:ascii="Aptos Display" w:eastAsia="Times New Roman" w:hAnsi="Aptos Display" w:cstheme="minorHAnsi"/>
-          <w:color w:val="000000"/>
-          <w:lang w:eastAsia="ca-ES"/>
-        </w:rPr>
-        <w:t>when</w:t>
-      </w:r>
-      <w:proofErr w:type="spellEnd"/>
-      <w:r>
-        <w:rPr>
-          <w:rFonts w:ascii="Aptos Display" w:eastAsia="Times New Roman" w:hAnsi="Aptos Display" w:cstheme="minorHAnsi"/>
-          <w:color w:val="000000"/>
-          <w:lang w:eastAsia="ca-ES"/>
-        </w:rPr>
-        <w:t xml:space="preserve"> </w:t>
-      </w:r>
-      <w:proofErr w:type="spellStart"/>
-      <w:r>
-        <w:rPr>
-          <w:rFonts w:ascii="Aptos Display" w:eastAsia="Times New Roman" w:hAnsi="Aptos Display" w:cstheme="minorHAnsi"/>
-          <w:color w:val="000000"/>
-          <w:lang w:eastAsia="ca-ES"/>
-        </w:rPr>
-        <w:t>the</w:t>
-      </w:r>
-      <w:proofErr w:type="spellEnd"/>
-      <w:r>
-        <w:rPr>
-          <w:rFonts w:ascii="Aptos Display" w:eastAsia="Times New Roman" w:hAnsi="Aptos Display" w:cstheme="minorHAnsi"/>
-          <w:color w:val="000000"/>
-          <w:lang w:eastAsia="ca-ES"/>
-        </w:rPr>
-        <w:t xml:space="preserve"> CI </w:t>
-      </w:r>
-      <w:proofErr w:type="spellStart"/>
-      <w:r>
-        <w:rPr>
-          <w:rFonts w:ascii="Aptos Display" w:eastAsia="Times New Roman" w:hAnsi="Aptos Display" w:cstheme="minorHAnsi"/>
-          <w:color w:val="000000"/>
-          <w:lang w:eastAsia="ca-ES"/>
-        </w:rPr>
-        <w:t>values</w:t>
-      </w:r>
-      <w:proofErr w:type="spellEnd"/>
-      <w:r>
-        <w:rPr>
-          <w:rFonts w:ascii="Aptos Display" w:eastAsia="Times New Roman" w:hAnsi="Aptos Display" w:cstheme="minorHAnsi"/>
-          <w:color w:val="000000"/>
-          <w:lang w:eastAsia="ca-ES"/>
-        </w:rPr>
-        <w:t xml:space="preserve"> do </w:t>
-      </w:r>
-      <w:proofErr w:type="spellStart"/>
-      <w:r>
-        <w:rPr>
-          <w:rFonts w:ascii="Aptos Display" w:eastAsia="Times New Roman" w:hAnsi="Aptos Display" w:cstheme="minorHAnsi"/>
-          <w:color w:val="000000"/>
-          <w:lang w:eastAsia="ca-ES"/>
-        </w:rPr>
-        <w:t>not</w:t>
-      </w:r>
-      <w:proofErr w:type="spellEnd"/>
-      <w:r>
-        <w:rPr>
-          <w:rFonts w:ascii="Aptos Display" w:eastAsia="Times New Roman" w:hAnsi="Aptos Display" w:cstheme="minorHAnsi"/>
-          <w:color w:val="000000"/>
-          <w:lang w:eastAsia="ca-ES"/>
-        </w:rPr>
-        <w:t xml:space="preserve"> </w:t>
-      </w:r>
-      <w:proofErr w:type="spellStart"/>
-      <w:r>
-        <w:rPr>
-          <w:rFonts w:ascii="Aptos Display" w:eastAsia="Times New Roman" w:hAnsi="Aptos Display" w:cstheme="minorHAnsi"/>
-          <w:color w:val="000000"/>
-          <w:lang w:eastAsia="ca-ES"/>
-        </w:rPr>
-        <w:t>overlap</w:t>
-      </w:r>
-      <w:proofErr w:type="spellEnd"/>
-      <w:r>
-        <w:rPr>
-          <w:rFonts w:ascii="Aptos Display" w:eastAsia="Times New Roman" w:hAnsi="Aptos Display" w:cstheme="minorHAnsi"/>
-          <w:color w:val="000000"/>
-          <w:lang w:eastAsia="ca-ES"/>
-        </w:rPr>
-        <w:t xml:space="preserve"> </w:t>
-      </w:r>
-      <w:proofErr w:type="spellStart"/>
-      <w:r>
-        <w:rPr>
-          <w:rFonts w:ascii="Aptos Display" w:eastAsia="Times New Roman" w:hAnsi="Aptos Display" w:cstheme="minorHAnsi"/>
-          <w:color w:val="000000"/>
-          <w:lang w:eastAsia="ca-ES"/>
-        </w:rPr>
-        <w:t>with</w:t>
-      </w:r>
-      <w:proofErr w:type="spellEnd"/>
-      <w:r>
-        <w:rPr>
-          <w:rFonts w:ascii="Aptos Display" w:eastAsia="Times New Roman" w:hAnsi="Aptos Display" w:cstheme="minorHAnsi"/>
-          <w:color w:val="000000"/>
-          <w:lang w:eastAsia="ca-ES"/>
-        </w:rPr>
-        <w:t xml:space="preserve"> 0, </w:t>
-      </w:r>
-      <w:proofErr w:type="spellStart"/>
-      <w:r>
-        <w:rPr>
-          <w:rFonts w:ascii="Aptos Display" w:eastAsia="Times New Roman" w:hAnsi="Aptos Display" w:cstheme="minorHAnsi"/>
-          <w:color w:val="000000"/>
-          <w:lang w:eastAsia="ca-ES"/>
-        </w:rPr>
-        <w:t>there</w:t>
-      </w:r>
-      <w:proofErr w:type="spellEnd"/>
-      <w:r>
-        <w:rPr>
-          <w:rFonts w:ascii="Aptos Display" w:eastAsia="Times New Roman" w:hAnsi="Aptos Display" w:cstheme="minorHAnsi"/>
-          <w:color w:val="000000"/>
-          <w:lang w:eastAsia="ca-ES"/>
-        </w:rPr>
-        <w:t xml:space="preserve"> is a significant </w:t>
-      </w:r>
-      <w:proofErr w:type="spellStart"/>
-      <w:r>
-        <w:rPr>
-          <w:rFonts w:ascii="Aptos Display" w:eastAsia="Times New Roman" w:hAnsi="Aptos Display" w:cstheme="minorHAnsi"/>
-          <w:color w:val="000000"/>
-          <w:lang w:eastAsia="ca-ES"/>
-        </w:rPr>
-        <w:t>effect</w:t>
-      </w:r>
-      <w:proofErr w:type="spellEnd"/>
-      <w:r>
-        <w:rPr>
-          <w:rFonts w:ascii="Aptos Display" w:eastAsia="Times New Roman" w:hAnsi="Aptos Display" w:cstheme="minorHAnsi"/>
-          <w:color w:val="000000"/>
-          <w:lang w:eastAsia="ca-ES"/>
-        </w:rPr>
-        <w:t xml:space="preserve"> of </w:t>
-      </w:r>
-      <w:proofErr w:type="spellStart"/>
-      <w:r>
-        <w:rPr>
-          <w:rFonts w:ascii="Aptos Display" w:eastAsia="Times New Roman" w:hAnsi="Aptos Display" w:cstheme="minorHAnsi"/>
-          <w:color w:val="000000"/>
-          <w:lang w:eastAsia="ca-ES"/>
-        </w:rPr>
-        <w:t>the</w:t>
-      </w:r>
-      <w:proofErr w:type="spellEnd"/>
-      <w:r>
-        <w:rPr>
-          <w:rFonts w:ascii="Aptos Display" w:eastAsia="Times New Roman" w:hAnsi="Aptos Display" w:cstheme="minorHAnsi"/>
-          <w:color w:val="000000"/>
-          <w:lang w:eastAsia="ca-ES"/>
-        </w:rPr>
-        <w:t xml:space="preserve"> </w:t>
-      </w:r>
-      <w:proofErr w:type="spellStart"/>
-      <w:r>
-        <w:rPr>
-          <w:rFonts w:ascii="Aptos Display" w:eastAsia="Times New Roman" w:hAnsi="Aptos Display" w:cstheme="minorHAnsi"/>
-          <w:color w:val="000000"/>
-          <w:lang w:eastAsia="ca-ES"/>
-        </w:rPr>
-        <w:t>explanatory</w:t>
-      </w:r>
-      <w:proofErr w:type="spellEnd"/>
-      <w:r>
-        <w:rPr>
-          <w:rFonts w:ascii="Aptos Display" w:eastAsia="Times New Roman" w:hAnsi="Aptos Display" w:cstheme="minorHAnsi"/>
-          <w:color w:val="000000"/>
-          <w:lang w:eastAsia="ca-ES"/>
-        </w:rPr>
-        <w:t xml:space="preserve"> variable. </w:t>
+        <w:t xml:space="preserve">To assess the significance of the models, we use the posterior mean from posterior probabilities and the credible intervals (CI). The posterior mean is an analogue of model effect sizes, and when the CI values do not overlap with 0, there is a significant effect of the explanatory variable. </w:t>
       </w:r>
     </w:p>
     <w:p>
@@ -8282,6 +5837,7 @@
           <w:rFonts w:ascii="Aptos Display" w:hAnsi="Aptos Display" w:cstheme="minorHAnsi"/>
           <w:lang w:val="en-GB" w:eastAsia="ca-ES"/>
         </w:rPr>
+        <w:lastRenderedPageBreak/>
         <w:t>For our first question</w:t>
       </w:r>
       <w:r>
@@ -8298,21 +5854,12 @@
         </w:rPr>
         <w:t xml:space="preserve">e </w:t>
       </w:r>
-      <w:proofErr w:type="spellStart"/>
-      <w:r>
-        <w:rPr>
-          <w:rFonts w:ascii="Aptos Display" w:hAnsi="Aptos Display" w:cstheme="minorHAnsi"/>
-          <w:lang w:val="en-GB" w:eastAsia="ca-ES"/>
-        </w:rPr>
-        <w:t>analyzed</w:t>
-      </w:r>
-      <w:proofErr w:type="spellEnd"/>
-      <w:r>
-        <w:rPr>
-          <w:rFonts w:ascii="Aptos Display" w:hAnsi="Aptos Display" w:cstheme="minorHAnsi"/>
-          <w:lang w:val="en-GB" w:eastAsia="ca-ES"/>
-        </w:rPr>
-        <w:t xml:space="preserve"> the germination responses to cold stratification</w:t>
+      <w:r>
+        <w:rPr>
+          <w:rFonts w:ascii="Aptos Display" w:hAnsi="Aptos Display" w:cstheme="minorHAnsi"/>
+          <w:lang w:val="en-GB" w:eastAsia="ca-ES"/>
+        </w:rPr>
+        <w:t>analyzed the germination responses to cold stratification</w:t>
       </w:r>
       <w:r>
         <w:rPr>
@@ -8356,8 +5903,188 @@
         </w:rPr>
         <w:t xml:space="preserve">Model specification: </w:t>
       </w:r>
-      <w:proofErr w:type="spellStart"/>
-      <w:proofErr w:type="gramStart"/>
+      <w:r>
+        <w:rPr>
+          <w:rFonts w:ascii="Aptos Display" w:hAnsi="Aptos Display" w:cstheme="minorHAnsi"/>
+          <w:lang w:val="en-GB" w:eastAsia="ca-ES"/>
+        </w:rPr>
+        <w:t>cbind(final</w:t>
+      </w:r>
+      <w:r>
+        <w:rPr>
+          <w:rFonts w:ascii="Aptos Display" w:hAnsi="Aptos Display" w:cstheme="minorHAnsi"/>
+          <w:lang w:val="en-GB" w:eastAsia="ca-ES"/>
+        </w:rPr>
+        <w:t xml:space="preserve"> </w:t>
+      </w:r>
+      <w:r>
+        <w:rPr>
+          <w:rFonts w:ascii="Aptos Display" w:hAnsi="Aptos Display" w:cstheme="minorHAnsi"/>
+          <w:lang w:val="en-GB" w:eastAsia="ca-ES"/>
+        </w:rPr>
+        <w:t>germ</w:t>
+      </w:r>
+      <w:r>
+        <w:rPr>
+          <w:rFonts w:ascii="Aptos Display" w:hAnsi="Aptos Display" w:cstheme="minorHAnsi"/>
+          <w:lang w:val="en-GB" w:eastAsia="ca-ES"/>
+        </w:rPr>
+        <w:t>ination</w:t>
+      </w:r>
+      <w:r>
+        <w:rPr>
+          <w:rFonts w:ascii="Aptos Display" w:hAnsi="Aptos Display" w:cstheme="minorHAnsi"/>
+          <w:lang w:val="en-GB" w:eastAsia="ca-ES"/>
+        </w:rPr>
+        <w:t xml:space="preserve">, viable </w:t>
+      </w:r>
+      <w:r>
+        <w:rPr>
+          <w:rFonts w:ascii="Aptos Display" w:hAnsi="Aptos Display" w:cstheme="minorHAnsi"/>
+          <w:lang w:val="en-GB" w:eastAsia="ca-ES"/>
+        </w:rPr>
+        <w:t>–</w:t>
+      </w:r>
+      <w:r>
+        <w:rPr>
+          <w:rFonts w:ascii="Aptos Display" w:hAnsi="Aptos Display" w:cstheme="minorHAnsi"/>
+          <w:lang w:val="en-GB" w:eastAsia="ca-ES"/>
+        </w:rPr>
+        <w:t xml:space="preserve"> final</w:t>
+      </w:r>
+      <w:r>
+        <w:rPr>
+          <w:rFonts w:ascii="Aptos Display" w:hAnsi="Aptos Display" w:cstheme="minorHAnsi"/>
+          <w:lang w:val="en-GB" w:eastAsia="ca-ES"/>
+        </w:rPr>
+        <w:t xml:space="preserve"> </w:t>
+      </w:r>
+      <w:r>
+        <w:rPr>
+          <w:rFonts w:ascii="Aptos Display" w:hAnsi="Aptos Display" w:cstheme="minorHAnsi"/>
+          <w:lang w:val="en-GB" w:eastAsia="ca-ES"/>
+        </w:rPr>
+        <w:t>germ</w:t>
+      </w:r>
+      <w:r>
+        <w:rPr>
+          <w:rFonts w:ascii="Aptos Display" w:hAnsi="Aptos Display" w:cstheme="minorHAnsi"/>
+          <w:lang w:val="en-GB" w:eastAsia="ca-ES"/>
+        </w:rPr>
+        <w:t>ination</w:t>
+      </w:r>
+      <w:r>
+        <w:rPr>
+          <w:rFonts w:ascii="Aptos Display" w:hAnsi="Aptos Display" w:cstheme="minorHAnsi"/>
+          <w:lang w:val="en-GB" w:eastAsia="ca-ES"/>
+        </w:rPr>
+        <w:t xml:space="preserve">) ~ </w:t>
+      </w:r>
+      <w:r>
+        <w:rPr>
+          <w:rFonts w:ascii="Aptos Display" w:hAnsi="Aptos Display" w:cstheme="minorHAnsi"/>
+          <w:lang w:val="en-GB" w:eastAsia="ca-ES"/>
+        </w:rPr>
+        <w:t>Habitat)</w:t>
+      </w:r>
+      <w:r>
+        <w:rPr>
+          <w:rFonts w:ascii="Aptos Display" w:hAnsi="Aptos Display" w:cstheme="minorHAnsi"/>
+          <w:lang w:val="en-GB" w:eastAsia="ca-ES"/>
+        </w:rPr>
+        <w:t xml:space="preserve">. </w:t>
+      </w:r>
+      <w:r>
+        <w:rPr>
+          <w:rFonts w:ascii="Aptos Display" w:hAnsi="Aptos Display" w:cstheme="minorHAnsi"/>
+          <w:lang w:val="en-GB" w:eastAsia="ca-ES"/>
+        </w:rPr>
+        <w:t>Next</w:t>
+      </w:r>
+      <w:r>
+        <w:rPr>
+          <w:rFonts w:ascii="Aptos Display" w:hAnsi="Aptos Display" w:cstheme="minorHAnsi"/>
+          <w:lang w:val="en-GB" w:eastAsia="ca-ES"/>
+        </w:rPr>
+        <w:t>, we wanted to test the responses to germination signals</w:t>
+      </w:r>
+      <w:r>
+        <w:rPr>
+          <w:rFonts w:ascii="Aptos Display" w:hAnsi="Aptos Display" w:cstheme="minorHAnsi"/>
+          <w:lang w:val="en-GB" w:eastAsia="ca-ES"/>
+        </w:rPr>
+        <w:t xml:space="preserve"> (n = </w:t>
+      </w:r>
+      <w:r>
+        <w:rPr>
+          <w:rFonts w:ascii="Aptos Display" w:hAnsi="Aptos Display" w:cstheme="minorHAnsi"/>
+          <w:lang w:val="en-GB" w:eastAsia="ca-ES"/>
+        </w:rPr>
+        <w:t>3</w:t>
+      </w:r>
+      <w:r>
+        <w:rPr>
+          <w:rFonts w:ascii="Aptos Display" w:hAnsi="Aptos Display" w:cstheme="minorHAnsi"/>
+          <w:lang w:val="en-GB" w:eastAsia="ca-ES"/>
+        </w:rPr>
+        <w:t>9</w:t>
+      </w:r>
+      <w:r>
+        <w:rPr>
+          <w:rFonts w:ascii="Aptos Display" w:hAnsi="Aptos Display" w:cstheme="minorHAnsi"/>
+          <w:lang w:val="en-GB" w:eastAsia="ca-ES"/>
+        </w:rPr>
+        <w:t xml:space="preserve"> species)</w:t>
+      </w:r>
+      <w:r>
+        <w:rPr>
+          <w:rFonts w:ascii="Aptos Display" w:hAnsi="Aptos Display" w:cstheme="minorHAnsi"/>
+          <w:lang w:val="en-GB" w:eastAsia="ca-ES"/>
+        </w:rPr>
+        <w:t>, we excluded species with more than 50% germination in cold stratification and those that exclusively germinated during the pretreatment</w:t>
+      </w:r>
+      <w:r>
+        <w:rPr>
+          <w:rFonts w:ascii="Aptos Display" w:hAnsi="Aptos Display" w:cstheme="minorHAnsi"/>
+          <w:lang w:val="en-GB" w:eastAsia="ca-ES"/>
+        </w:rPr>
+        <w:t>.</w:t>
+      </w:r>
+      <w:r>
+        <w:rPr>
+          <w:rFonts w:ascii="Aptos Display" w:hAnsi="Aptos Display" w:cstheme="minorHAnsi"/>
+          <w:lang w:val="en-GB" w:eastAsia="ca-ES"/>
+        </w:rPr>
+        <w:t xml:space="preserve"> </w:t>
+      </w:r>
+      <w:r>
+        <w:rPr>
+          <w:rFonts w:ascii="Aptos Display" w:hAnsi="Aptos Display" w:cstheme="minorHAnsi"/>
+          <w:lang w:val="en-GB" w:eastAsia="ca-ES"/>
+        </w:rPr>
+        <w:t>F</w:t>
+      </w:r>
+      <w:r>
+        <w:rPr>
+          <w:rFonts w:ascii="Aptos Display" w:hAnsi="Aptos Display" w:cstheme="minorHAnsi"/>
+          <w:lang w:val="en-GB" w:eastAsia="ca-ES"/>
+        </w:rPr>
+        <w:t>irstly</w:t>
+      </w:r>
+      <w:r>
+        <w:rPr>
+          <w:rFonts w:ascii="Aptos Display" w:hAnsi="Aptos Display" w:cstheme="minorHAnsi"/>
+          <w:lang w:val="en-GB" w:eastAsia="ca-ES"/>
+        </w:rPr>
+        <w:t>, we compared</w:t>
+      </w:r>
+      <w:r>
+        <w:rPr>
+          <w:rFonts w:ascii="Aptos Display" w:hAnsi="Aptos Display" w:cstheme="minorHAnsi"/>
+          <w:lang w:val="en-GB" w:eastAsia="ca-ES"/>
+        </w:rPr>
+        <w:t xml:space="preserve"> germination between treatments (Model specification: </w:t>
+      </w:r>
       <w:r>
         <w:rPr>
           <w:rFonts w:ascii="Aptos Display" w:hAnsi="Aptos Display" w:cstheme="minorHAnsi"/>
@@ -8365,22 +6092,6 @@
         </w:rPr>
         <w:t>cbind</w:t>
       </w:r>
-      <w:proofErr w:type="spellEnd"/>
-      <w:r>
-        <w:rPr>
-          <w:rFonts w:ascii="Aptos Display" w:hAnsi="Aptos Display" w:cstheme="minorHAnsi"/>
-          <w:lang w:val="en-GB" w:eastAsia="ca-ES"/>
-        </w:rPr>
-        <w:t>(</w:t>
-      </w:r>
-      <w:proofErr w:type="gramEnd"/>
-      <w:r>
-        <w:rPr>
-          <w:rFonts w:ascii="Aptos Display" w:hAnsi="Aptos Display" w:cstheme="minorHAnsi"/>
-          <w:lang w:val="en-GB" w:eastAsia="ca-ES"/>
-        </w:rPr>
-        <w:t>final</w:t>
-      </w:r>
       <w:r>
         <w:rPr>
           <w:rFonts w:ascii="Aptos Display" w:hAnsi="Aptos Display" w:cstheme="minorHAnsi"/>
@@ -8393,6 +6104,20 @@
           <w:rFonts w:ascii="Aptos Display" w:hAnsi="Aptos Display" w:cstheme="minorHAnsi"/>
           <w:lang w:val="en-GB" w:eastAsia="ca-ES"/>
         </w:rPr>
+        <w:t>(final</w:t>
+      </w:r>
+      <w:r>
+        <w:rPr>
+          <w:rFonts w:ascii="Aptos Display" w:hAnsi="Aptos Display" w:cstheme="minorHAnsi"/>
+          <w:lang w:val="en-GB" w:eastAsia="ca-ES"/>
+        </w:rPr>
+        <w:t xml:space="preserve"> </w:t>
+      </w:r>
+      <w:r>
+        <w:rPr>
+          <w:rFonts w:ascii="Aptos Display" w:hAnsi="Aptos Display" w:cstheme="minorHAnsi"/>
+          <w:lang w:val="en-GB" w:eastAsia="ca-ES"/>
+        </w:rPr>
         <w:t>germ</w:t>
       </w:r>
       <w:r>
@@ -8456,56 +6181,42 @@
           <w:rFonts w:ascii="Aptos Display" w:hAnsi="Aptos Display" w:cstheme="minorHAnsi"/>
           <w:lang w:val="en-GB" w:eastAsia="ca-ES"/>
         </w:rPr>
-        <w:t>Habitat)</w:t>
-      </w:r>
-      <w:r>
-        <w:rPr>
-          <w:rFonts w:ascii="Aptos Display" w:hAnsi="Aptos Display" w:cstheme="minorHAnsi"/>
-          <w:lang w:val="en-GB" w:eastAsia="ca-ES"/>
-        </w:rPr>
-        <w:t xml:space="preserve">. </w:t>
-      </w:r>
-      <w:r>
-        <w:rPr>
-          <w:rFonts w:ascii="Aptos Display" w:hAnsi="Aptos Display" w:cstheme="minorHAnsi"/>
-          <w:lang w:val="en-GB" w:eastAsia="ca-ES"/>
-        </w:rPr>
-        <w:t>Next</w:t>
-      </w:r>
-      <w:r>
-        <w:rPr>
-          <w:rFonts w:ascii="Aptos Display" w:hAnsi="Aptos Display" w:cstheme="minorHAnsi"/>
-          <w:lang w:val="en-GB" w:eastAsia="ca-ES"/>
-        </w:rPr>
-        <w:t>, we wanted to test the responses to germination signals</w:t>
-      </w:r>
-      <w:r>
-        <w:rPr>
-          <w:rFonts w:ascii="Aptos Display" w:hAnsi="Aptos Display" w:cstheme="minorHAnsi"/>
-          <w:lang w:val="en-GB" w:eastAsia="ca-ES"/>
-        </w:rPr>
-        <w:t xml:space="preserve"> (n = </w:t>
-      </w:r>
-      <w:r>
-        <w:rPr>
-          <w:rFonts w:ascii="Aptos Display" w:hAnsi="Aptos Display" w:cstheme="minorHAnsi"/>
-          <w:lang w:val="en-GB" w:eastAsia="ca-ES"/>
-        </w:rPr>
-        <w:t>38 species)</w:t>
-      </w:r>
-      <w:r>
-        <w:rPr>
-          <w:rFonts w:ascii="Aptos Display" w:hAnsi="Aptos Display" w:cstheme="minorHAnsi"/>
-          <w:lang w:val="en-GB" w:eastAsia="ca-ES"/>
-        </w:rPr>
-        <w:t>, we excluded species with more than 50% germination in cold stratification and those that exclusively germinated during the pretreatment</w:t>
-      </w:r>
-      <w:r>
-        <w:rPr>
-          <w:rFonts w:ascii="Aptos Display" w:hAnsi="Aptos Display" w:cstheme="minorHAnsi"/>
-          <w:lang w:val="en-GB" w:eastAsia="ca-ES"/>
-        </w:rPr>
-        <w:t>.</w:t>
+        <w:t>germination treatment</w:t>
+      </w:r>
+      <w:r>
+        <w:rPr>
+          <w:rFonts w:ascii="Aptos Display" w:hAnsi="Aptos Display" w:cstheme="minorHAnsi"/>
+          <w:lang w:val="en-GB" w:eastAsia="ca-ES"/>
+        </w:rPr>
+        <w:t>)</w:t>
+      </w:r>
+      <w:r>
+        <w:rPr>
+          <w:rFonts w:ascii="Aptos Display" w:hAnsi="Aptos Display" w:cstheme="minorHAnsi"/>
+          <w:lang w:val="en-GB" w:eastAsia="ca-ES"/>
+        </w:rPr>
+        <w:t xml:space="preserve"> and secondly, within each germination treatment</w:t>
+      </w:r>
+      <w:r>
+        <w:rPr>
+          <w:rFonts w:ascii="Aptos Display" w:hAnsi="Aptos Display" w:cstheme="minorHAnsi"/>
+          <w:lang w:val="en-GB" w:eastAsia="ca-ES"/>
+        </w:rPr>
+        <w:t>,</w:t>
+      </w:r>
+      <w:r>
+        <w:rPr>
+          <w:rFonts w:ascii="Aptos Display" w:hAnsi="Aptos Display" w:cstheme="minorHAnsi"/>
+          <w:lang w:val="en-GB" w:eastAsia="ca-ES"/>
+        </w:rPr>
+        <w:t xml:space="preserve"> we tested germination differences between Habitats (Model specification: </w:t>
+      </w:r>
+      <w:r>
+        <w:rPr>
+          <w:rFonts w:ascii="Aptos Display" w:hAnsi="Aptos Display" w:cstheme="minorHAnsi"/>
+          <w:lang w:val="en-GB" w:eastAsia="ca-ES"/>
+        </w:rPr>
+        <w:t>cbind</w:t>
       </w:r>
       <w:r>
         <w:rPr>
@@ -8519,30 +6230,127 @@
           <w:rFonts w:ascii="Aptos Display" w:hAnsi="Aptos Display" w:cstheme="minorHAnsi"/>
           <w:lang w:val="en-GB" w:eastAsia="ca-ES"/>
         </w:rPr>
-        <w:t>F</w:t>
-      </w:r>
-      <w:r>
-        <w:rPr>
-          <w:rFonts w:ascii="Aptos Display" w:hAnsi="Aptos Display" w:cstheme="minorHAnsi"/>
-          <w:lang w:val="en-GB" w:eastAsia="ca-ES"/>
-        </w:rPr>
-        <w:t>irstly</w:t>
-      </w:r>
-      <w:r>
-        <w:rPr>
-          <w:rFonts w:ascii="Aptos Display" w:hAnsi="Aptos Display" w:cstheme="minorHAnsi"/>
-          <w:lang w:val="en-GB" w:eastAsia="ca-ES"/>
-        </w:rPr>
-        <w:t>, we compared</w:t>
-      </w:r>
-      <w:r>
-        <w:rPr>
-          <w:rFonts w:ascii="Aptos Display" w:hAnsi="Aptos Display" w:cstheme="minorHAnsi"/>
-          <w:lang w:val="en-GB" w:eastAsia="ca-ES"/>
-        </w:rPr>
-        <w:t xml:space="preserve"> germination between treatments (Model specification: </w:t>
-      </w:r>
-      <w:proofErr w:type="spellStart"/>
+        <w:t>(final</w:t>
+      </w:r>
+      <w:r>
+        <w:rPr>
+          <w:rFonts w:ascii="Aptos Display" w:hAnsi="Aptos Display" w:cstheme="minorHAnsi"/>
+          <w:lang w:val="en-GB" w:eastAsia="ca-ES"/>
+        </w:rPr>
+        <w:t xml:space="preserve"> </w:t>
+      </w:r>
+      <w:r>
+        <w:rPr>
+          <w:rFonts w:ascii="Aptos Display" w:hAnsi="Aptos Display" w:cstheme="minorHAnsi"/>
+          <w:lang w:val="en-GB" w:eastAsia="ca-ES"/>
+        </w:rPr>
+        <w:t>germ</w:t>
+      </w:r>
+      <w:r>
+        <w:rPr>
+          <w:rFonts w:ascii="Aptos Display" w:hAnsi="Aptos Display" w:cstheme="minorHAnsi"/>
+          <w:lang w:val="en-GB" w:eastAsia="ca-ES"/>
+        </w:rPr>
+        <w:t>ination</w:t>
+      </w:r>
+      <w:r>
+        <w:rPr>
+          <w:rFonts w:ascii="Aptos Display" w:hAnsi="Aptos Display" w:cstheme="minorHAnsi"/>
+          <w:lang w:val="en-GB" w:eastAsia="ca-ES"/>
+        </w:rPr>
+        <w:t xml:space="preserve">, viable </w:t>
+      </w:r>
+      <w:r>
+        <w:rPr>
+          <w:rFonts w:ascii="Aptos Display" w:hAnsi="Aptos Display" w:cstheme="minorHAnsi"/>
+          <w:lang w:val="en-GB" w:eastAsia="ca-ES"/>
+        </w:rPr>
+        <w:t>–</w:t>
+      </w:r>
+      <w:r>
+        <w:rPr>
+          <w:rFonts w:ascii="Aptos Display" w:hAnsi="Aptos Display" w:cstheme="minorHAnsi"/>
+          <w:lang w:val="en-GB" w:eastAsia="ca-ES"/>
+        </w:rPr>
+        <w:t xml:space="preserve"> final</w:t>
+      </w:r>
+      <w:r>
+        <w:rPr>
+          <w:rFonts w:ascii="Aptos Display" w:hAnsi="Aptos Display" w:cstheme="minorHAnsi"/>
+          <w:lang w:val="en-GB" w:eastAsia="ca-ES"/>
+        </w:rPr>
+        <w:t xml:space="preserve"> </w:t>
+      </w:r>
+      <w:r>
+        <w:rPr>
+          <w:rFonts w:ascii="Aptos Display" w:hAnsi="Aptos Display" w:cstheme="minorHAnsi"/>
+          <w:lang w:val="en-GB" w:eastAsia="ca-ES"/>
+        </w:rPr>
+        <w:t>germ</w:t>
+      </w:r>
+      <w:r>
+        <w:rPr>
+          <w:rFonts w:ascii="Aptos Display" w:hAnsi="Aptos Display" w:cstheme="minorHAnsi"/>
+          <w:lang w:val="en-GB" w:eastAsia="ca-ES"/>
+        </w:rPr>
+        <w:t>ination</w:t>
+      </w:r>
+      <w:r>
+        <w:rPr>
+          <w:rFonts w:ascii="Aptos Display" w:hAnsi="Aptos Display" w:cstheme="minorHAnsi"/>
+          <w:lang w:val="en-GB" w:eastAsia="ca-ES"/>
+        </w:rPr>
+        <w:t xml:space="preserve">) ~ </w:t>
+      </w:r>
+      <w:r>
+        <w:rPr>
+          <w:rFonts w:ascii="Aptos Display" w:hAnsi="Aptos Display" w:cstheme="minorHAnsi"/>
+          <w:lang w:val="en-GB" w:eastAsia="ca-ES"/>
+        </w:rPr>
+        <w:t>Habitat). Finally</w:t>
+      </w:r>
+      <w:r>
+        <w:rPr>
+          <w:rFonts w:ascii="Aptos Display" w:hAnsi="Aptos Display" w:cstheme="minorHAnsi"/>
+          <w:lang w:val="en-GB" w:eastAsia="ca-ES"/>
+        </w:rPr>
+        <w:t>,</w:t>
+      </w:r>
+      <w:r>
+        <w:rPr>
+          <w:rFonts w:ascii="Aptos Display" w:hAnsi="Aptos Display" w:cstheme="minorHAnsi"/>
+          <w:lang w:val="en-GB" w:eastAsia="ca-ES"/>
+        </w:rPr>
+        <w:t xml:space="preserve"> to tackle our third question</w:t>
+      </w:r>
+      <w:r>
+        <w:rPr>
+          <w:rFonts w:ascii="Aptos Display" w:hAnsi="Aptos Display" w:cstheme="minorHAnsi"/>
+          <w:lang w:val="en-GB" w:eastAsia="ca-ES"/>
+        </w:rPr>
+        <w:t xml:space="preserve"> related to the effect of water stress on germination</w:t>
+      </w:r>
+      <w:r>
+        <w:rPr>
+          <w:rFonts w:ascii="Aptos Display" w:hAnsi="Aptos Display" w:cstheme="minorHAnsi"/>
+          <w:lang w:val="en-GB" w:eastAsia="ca-ES"/>
+        </w:rPr>
+        <w:t xml:space="preserve">, we removed those species with no germination </w:t>
+      </w:r>
+      <w:r>
+        <w:rPr>
+          <w:rFonts w:ascii="Aptos Display" w:hAnsi="Aptos Display" w:cstheme="minorHAnsi"/>
+          <w:lang w:val="en-GB" w:eastAsia="ca-ES"/>
+        </w:rPr>
+        <w:t>either</w:t>
+      </w:r>
+      <w:r>
+        <w:rPr>
+          <w:rFonts w:ascii="Aptos Display" w:hAnsi="Aptos Display" w:cstheme="minorHAnsi"/>
+          <w:lang w:val="en-GB" w:eastAsia="ca-ES"/>
+        </w:rPr>
+        <w:t xml:space="preserve"> in Control or Water stress treatments (n = 33 species). First, we tested the differences between Control and Water stress germination (Model specification: </w:t>
+      </w:r>
       <w:r>
         <w:rPr>
           <w:rFonts w:ascii="Aptos Display" w:hAnsi="Aptos Display" w:cstheme="minorHAnsi"/>
@@ -8550,277 +6358,6 @@
         </w:rPr>
         <w:t>cbind</w:t>
       </w:r>
-      <w:proofErr w:type="spellEnd"/>
-      <w:r>
-        <w:rPr>
-          <w:rFonts w:ascii="Aptos Display" w:hAnsi="Aptos Display" w:cstheme="minorHAnsi"/>
-          <w:lang w:val="en-GB" w:eastAsia="ca-ES"/>
-        </w:rPr>
-        <w:t xml:space="preserve"> </w:t>
-      </w:r>
-      <w:r>
-        <w:rPr>
-          <w:rFonts w:ascii="Aptos Display" w:hAnsi="Aptos Display" w:cstheme="minorHAnsi"/>
-          <w:lang w:val="en-GB" w:eastAsia="ca-ES"/>
-        </w:rPr>
-        <w:t>(final</w:t>
-      </w:r>
-      <w:r>
-        <w:rPr>
-          <w:rFonts w:ascii="Aptos Display" w:hAnsi="Aptos Display" w:cstheme="minorHAnsi"/>
-          <w:lang w:val="en-GB" w:eastAsia="ca-ES"/>
-        </w:rPr>
-        <w:t xml:space="preserve"> </w:t>
-      </w:r>
-      <w:r>
-        <w:rPr>
-          <w:rFonts w:ascii="Aptos Display" w:hAnsi="Aptos Display" w:cstheme="minorHAnsi"/>
-          <w:lang w:val="en-GB" w:eastAsia="ca-ES"/>
-        </w:rPr>
-        <w:t>germ</w:t>
-      </w:r>
-      <w:r>
-        <w:rPr>
-          <w:rFonts w:ascii="Aptos Display" w:hAnsi="Aptos Display" w:cstheme="minorHAnsi"/>
-          <w:lang w:val="en-GB" w:eastAsia="ca-ES"/>
-        </w:rPr>
-        <w:t>ination</w:t>
-      </w:r>
-      <w:r>
-        <w:rPr>
-          <w:rFonts w:ascii="Aptos Display" w:hAnsi="Aptos Display" w:cstheme="minorHAnsi"/>
-          <w:lang w:val="en-GB" w:eastAsia="ca-ES"/>
-        </w:rPr>
-        <w:t xml:space="preserve">, viable </w:t>
-      </w:r>
-      <w:r>
-        <w:rPr>
-          <w:rFonts w:ascii="Aptos Display" w:hAnsi="Aptos Display" w:cstheme="minorHAnsi"/>
-          <w:lang w:val="en-GB" w:eastAsia="ca-ES"/>
-        </w:rPr>
-        <w:t>–</w:t>
-      </w:r>
-      <w:r>
-        <w:rPr>
-          <w:rFonts w:ascii="Aptos Display" w:hAnsi="Aptos Display" w:cstheme="minorHAnsi"/>
-          <w:lang w:val="en-GB" w:eastAsia="ca-ES"/>
-        </w:rPr>
-        <w:t xml:space="preserve"> final</w:t>
-      </w:r>
-      <w:r>
-        <w:rPr>
-          <w:rFonts w:ascii="Aptos Display" w:hAnsi="Aptos Display" w:cstheme="minorHAnsi"/>
-          <w:lang w:val="en-GB" w:eastAsia="ca-ES"/>
-        </w:rPr>
-        <w:t xml:space="preserve"> </w:t>
-      </w:r>
-      <w:r>
-        <w:rPr>
-          <w:rFonts w:ascii="Aptos Display" w:hAnsi="Aptos Display" w:cstheme="minorHAnsi"/>
-          <w:lang w:val="en-GB" w:eastAsia="ca-ES"/>
-        </w:rPr>
-        <w:t>germ</w:t>
-      </w:r>
-      <w:r>
-        <w:rPr>
-          <w:rFonts w:ascii="Aptos Display" w:hAnsi="Aptos Display" w:cstheme="minorHAnsi"/>
-          <w:lang w:val="en-GB" w:eastAsia="ca-ES"/>
-        </w:rPr>
-        <w:t>ination</w:t>
-      </w:r>
-      <w:r>
-        <w:rPr>
-          <w:rFonts w:ascii="Aptos Display" w:hAnsi="Aptos Display" w:cstheme="minorHAnsi"/>
-          <w:lang w:val="en-GB" w:eastAsia="ca-ES"/>
-        </w:rPr>
-        <w:t xml:space="preserve">) ~ </w:t>
-      </w:r>
-      <w:r>
-        <w:rPr>
-          <w:rFonts w:ascii="Aptos Display" w:hAnsi="Aptos Display" w:cstheme="minorHAnsi"/>
-          <w:lang w:val="en-GB" w:eastAsia="ca-ES"/>
-        </w:rPr>
-        <w:t>germination treatment</w:t>
-      </w:r>
-      <w:r>
-        <w:rPr>
-          <w:rFonts w:ascii="Aptos Display" w:hAnsi="Aptos Display" w:cstheme="minorHAnsi"/>
-          <w:lang w:val="en-GB" w:eastAsia="ca-ES"/>
-        </w:rPr>
-        <w:t>)</w:t>
-      </w:r>
-      <w:r>
-        <w:rPr>
-          <w:rFonts w:ascii="Aptos Display" w:hAnsi="Aptos Display" w:cstheme="minorHAnsi"/>
-          <w:lang w:val="en-GB" w:eastAsia="ca-ES"/>
-        </w:rPr>
-        <w:t xml:space="preserve"> and secondly, within each germination treatment</w:t>
-      </w:r>
-      <w:r>
-        <w:rPr>
-          <w:rFonts w:ascii="Aptos Display" w:hAnsi="Aptos Display" w:cstheme="minorHAnsi"/>
-          <w:lang w:val="en-GB" w:eastAsia="ca-ES"/>
-        </w:rPr>
-        <w:t>,</w:t>
-      </w:r>
-      <w:r>
-        <w:rPr>
-          <w:rFonts w:ascii="Aptos Display" w:hAnsi="Aptos Display" w:cstheme="minorHAnsi"/>
-          <w:lang w:val="en-GB" w:eastAsia="ca-ES"/>
-        </w:rPr>
-        <w:t xml:space="preserve"> we tested germination differences between Habitats (Model specification: </w:t>
-      </w:r>
-      <w:proofErr w:type="spellStart"/>
-      <w:r>
-        <w:rPr>
-          <w:rFonts w:ascii="Aptos Display" w:hAnsi="Aptos Display" w:cstheme="minorHAnsi"/>
-          <w:lang w:val="en-GB" w:eastAsia="ca-ES"/>
-        </w:rPr>
-        <w:t>cbind</w:t>
-      </w:r>
-      <w:proofErr w:type="spellEnd"/>
-      <w:r>
-        <w:rPr>
-          <w:rFonts w:ascii="Aptos Display" w:hAnsi="Aptos Display" w:cstheme="minorHAnsi"/>
-          <w:lang w:val="en-GB" w:eastAsia="ca-ES"/>
-        </w:rPr>
-        <w:t xml:space="preserve"> </w:t>
-      </w:r>
-      <w:r>
-        <w:rPr>
-          <w:rFonts w:ascii="Aptos Display" w:hAnsi="Aptos Display" w:cstheme="minorHAnsi"/>
-          <w:lang w:val="en-GB" w:eastAsia="ca-ES"/>
-        </w:rPr>
-        <w:t>(final</w:t>
-      </w:r>
-      <w:r>
-        <w:rPr>
-          <w:rFonts w:ascii="Aptos Display" w:hAnsi="Aptos Display" w:cstheme="minorHAnsi"/>
-          <w:lang w:val="en-GB" w:eastAsia="ca-ES"/>
-        </w:rPr>
-        <w:t xml:space="preserve"> </w:t>
-      </w:r>
-      <w:r>
-        <w:rPr>
-          <w:rFonts w:ascii="Aptos Display" w:hAnsi="Aptos Display" w:cstheme="minorHAnsi"/>
-          <w:lang w:val="en-GB" w:eastAsia="ca-ES"/>
-        </w:rPr>
-        <w:t>germ</w:t>
-      </w:r>
-      <w:r>
-        <w:rPr>
-          <w:rFonts w:ascii="Aptos Display" w:hAnsi="Aptos Display" w:cstheme="minorHAnsi"/>
-          <w:lang w:val="en-GB" w:eastAsia="ca-ES"/>
-        </w:rPr>
-        <w:t>ination</w:t>
-      </w:r>
-      <w:r>
-        <w:rPr>
-          <w:rFonts w:ascii="Aptos Display" w:hAnsi="Aptos Display" w:cstheme="minorHAnsi"/>
-          <w:lang w:val="en-GB" w:eastAsia="ca-ES"/>
-        </w:rPr>
-        <w:t xml:space="preserve">, viable </w:t>
-      </w:r>
-      <w:r>
-        <w:rPr>
-          <w:rFonts w:ascii="Aptos Display" w:hAnsi="Aptos Display" w:cstheme="minorHAnsi"/>
-          <w:lang w:val="en-GB" w:eastAsia="ca-ES"/>
-        </w:rPr>
-        <w:t>–</w:t>
-      </w:r>
-      <w:r>
-        <w:rPr>
-          <w:rFonts w:ascii="Aptos Display" w:hAnsi="Aptos Display" w:cstheme="minorHAnsi"/>
-          <w:lang w:val="en-GB" w:eastAsia="ca-ES"/>
-        </w:rPr>
-        <w:t xml:space="preserve"> final</w:t>
-      </w:r>
-      <w:r>
-        <w:rPr>
-          <w:rFonts w:ascii="Aptos Display" w:hAnsi="Aptos Display" w:cstheme="minorHAnsi"/>
-          <w:lang w:val="en-GB" w:eastAsia="ca-ES"/>
-        </w:rPr>
-        <w:t xml:space="preserve"> </w:t>
-      </w:r>
-      <w:r>
-        <w:rPr>
-          <w:rFonts w:ascii="Aptos Display" w:hAnsi="Aptos Display" w:cstheme="minorHAnsi"/>
-          <w:lang w:val="en-GB" w:eastAsia="ca-ES"/>
-        </w:rPr>
-        <w:t>germ</w:t>
-      </w:r>
-      <w:r>
-        <w:rPr>
-          <w:rFonts w:ascii="Aptos Display" w:hAnsi="Aptos Display" w:cstheme="minorHAnsi"/>
-          <w:lang w:val="en-GB" w:eastAsia="ca-ES"/>
-        </w:rPr>
-        <w:t>ination</w:t>
-      </w:r>
-      <w:r>
-        <w:rPr>
-          <w:rFonts w:ascii="Aptos Display" w:hAnsi="Aptos Display" w:cstheme="minorHAnsi"/>
-          <w:lang w:val="en-GB" w:eastAsia="ca-ES"/>
-        </w:rPr>
-        <w:t xml:space="preserve">) ~ </w:t>
-      </w:r>
-      <w:r>
-        <w:rPr>
-          <w:rFonts w:ascii="Aptos Display" w:hAnsi="Aptos Display" w:cstheme="minorHAnsi"/>
-          <w:lang w:val="en-GB" w:eastAsia="ca-ES"/>
-        </w:rPr>
-        <w:t>Habitat). Finally</w:t>
-      </w:r>
-      <w:r>
-        <w:rPr>
-          <w:rFonts w:ascii="Aptos Display" w:hAnsi="Aptos Display" w:cstheme="minorHAnsi"/>
-          <w:lang w:val="en-GB" w:eastAsia="ca-ES"/>
-        </w:rPr>
-        <w:t>,</w:t>
-      </w:r>
-      <w:r>
-        <w:rPr>
-          <w:rFonts w:ascii="Aptos Display" w:hAnsi="Aptos Display" w:cstheme="minorHAnsi"/>
-          <w:lang w:val="en-GB" w:eastAsia="ca-ES"/>
-        </w:rPr>
-        <w:t xml:space="preserve"> to tackle our third question</w:t>
-      </w:r>
-      <w:r>
-        <w:rPr>
-          <w:rFonts w:ascii="Aptos Display" w:hAnsi="Aptos Display" w:cstheme="minorHAnsi"/>
-          <w:lang w:val="en-GB" w:eastAsia="ca-ES"/>
-        </w:rPr>
-        <w:t xml:space="preserve"> related to the effect of water stress on germination</w:t>
-      </w:r>
-      <w:r>
-        <w:rPr>
-          <w:rFonts w:ascii="Aptos Display" w:hAnsi="Aptos Display" w:cstheme="minorHAnsi"/>
-          <w:lang w:val="en-GB" w:eastAsia="ca-ES"/>
-        </w:rPr>
-        <w:t xml:space="preserve">, we removed those species with no germination </w:t>
-      </w:r>
-      <w:r>
-        <w:rPr>
-          <w:rFonts w:ascii="Aptos Display" w:hAnsi="Aptos Display" w:cstheme="minorHAnsi"/>
-          <w:lang w:val="en-GB" w:eastAsia="ca-ES"/>
-        </w:rPr>
-        <w:t>either</w:t>
-      </w:r>
-      <w:r>
-        <w:rPr>
-          <w:rFonts w:ascii="Aptos Display" w:hAnsi="Aptos Display" w:cstheme="minorHAnsi"/>
-          <w:lang w:val="en-GB" w:eastAsia="ca-ES"/>
-        </w:rPr>
-        <w:t xml:space="preserve"> in Control or Water stress treatments (n = 33 species). First, we tested the differences between Control and Water stress germination (Model specification: </w:t>
-      </w:r>
-      <w:proofErr w:type="spellStart"/>
-      <w:r>
-        <w:rPr>
-          <w:rFonts w:ascii="Aptos Display" w:hAnsi="Aptos Display" w:cstheme="minorHAnsi"/>
-          <w:lang w:val="en-GB" w:eastAsia="ca-ES"/>
-        </w:rPr>
-        <w:t>cbind</w:t>
-      </w:r>
-      <w:proofErr w:type="spellEnd"/>
       <w:r>
         <w:rPr>
           <w:rFonts w:ascii="Aptos Display" w:hAnsi="Aptos Display" w:cstheme="minorHAnsi"/>
@@ -9093,6 +6630,24 @@
           <w:lang w:val="en-GB"/>
         </w:rPr>
         <w:t>esults</w:t>
+      </w:r>
+      <w:r>
+        <w:rPr>
+          <w:rFonts w:ascii="Aptos Display" w:hAnsi="Aptos Display"/>
+          <w:sz w:val="22"/>
+          <w:szCs w:val="22"/>
+          <w:lang w:val="en-GB"/>
+        </w:rPr>
+        <w:t xml:space="preserve"> (714 words with captions</w:t>
+      </w:r>
+      <w:r>
+        <w:rPr>
+          <w:rFonts w:ascii="Aptos Display" w:hAnsi="Aptos Display"/>
+          <w:sz w:val="22"/>
+          <w:szCs w:val="22"/>
+          <w:lang w:val="en-GB"/>
+        </w:rPr>
+        <w:t>)</w:t>
       </w:r>
     </w:p>
     <w:p>
@@ -9209,7 +6764,6 @@
         </w:rPr>
         <w:t xml:space="preserve">e.g., </w:t>
       </w:r>
-      <w:proofErr w:type="spellStart"/>
       <w:r>
         <w:rPr>
           <w:rFonts w:ascii="Aptos Display" w:hAnsi="Aptos Display" w:cstheme="minorHAnsi"/>
@@ -9217,9 +6771,8 @@
           <w:iCs/>
           <w:lang w:val="en-GB"/>
         </w:rPr>
-        <w:t>Armeria</w:t>
-      </w:r>
-      <w:proofErr w:type="spellEnd"/>
+        <w:t>Armeria cantabrica</w:t>
+      </w:r>
       <w:r>
         <w:rPr>
           <w:rFonts w:ascii="Aptos Display" w:hAnsi="Aptos Display" w:cstheme="minorHAnsi"/>
@@ -9229,7 +6782,26 @@
         </w:rPr>
         <w:t xml:space="preserve"> </w:t>
       </w:r>
-      <w:proofErr w:type="spellStart"/>
+      <w:r>
+        <w:rPr>
+          <w:rFonts w:ascii="Aptos Display" w:hAnsi="Aptos Display" w:cstheme="minorHAnsi"/>
+        </w:rPr>
+        <w:t>Boiss. &amp; Reut. ex Willk</w:t>
+      </w:r>
+      <w:r>
+        <w:rPr>
+          <w:rFonts w:ascii="Aptos Display" w:hAnsi="Aptos Display" w:cstheme="minorHAnsi"/>
+          <w:lang w:val="en-GB"/>
+        </w:rPr>
+        <w:t>) to 100% (</w:t>
+      </w:r>
+      <w:r>
+        <w:rPr>
+          <w:rFonts w:ascii="Aptos Display" w:hAnsi="Aptos Display" w:cstheme="minorHAnsi"/>
+          <w:lang w:val="en-GB"/>
+        </w:rPr>
+        <w:t xml:space="preserve">e.g., </w:t>
+      </w:r>
       <w:r>
         <w:rPr>
           <w:rFonts w:ascii="Aptos Display" w:hAnsi="Aptos Display" w:cstheme="minorHAnsi"/>
@@ -9237,9 +6809,8 @@
           <w:iCs/>
           <w:lang w:val="en-GB"/>
         </w:rPr>
-        <w:t>cantabrica</w:t>
-      </w:r>
-      <w:proofErr w:type="spellEnd"/>
+        <w:t>Teesdalia conferta</w:t>
+      </w:r>
       <w:r>
         <w:rPr>
           <w:rFonts w:ascii="Aptos Display" w:hAnsi="Aptos Display" w:cstheme="minorHAnsi"/>
@@ -9249,190 +6820,376 @@
         </w:rPr>
         <w:t xml:space="preserve"> </w:t>
       </w:r>
-      <w:proofErr w:type="spellStart"/>
-      <w:r>
-        <w:rPr>
-          <w:rFonts w:ascii="Aptos Display" w:hAnsi="Aptos Display" w:cstheme="minorHAnsi"/>
-        </w:rPr>
-        <w:t>Boiss</w:t>
-      </w:r>
-      <w:proofErr w:type="spellEnd"/>
-      <w:r>
-        <w:rPr>
-          <w:rFonts w:ascii="Aptos Display" w:hAnsi="Aptos Display" w:cstheme="minorHAnsi"/>
-        </w:rPr>
-        <w:t xml:space="preserve">. &amp; </w:t>
-      </w:r>
-      <w:proofErr w:type="spellStart"/>
-      <w:r>
-        <w:rPr>
-          <w:rFonts w:ascii="Aptos Display" w:hAnsi="Aptos Display" w:cstheme="minorHAnsi"/>
-        </w:rPr>
-        <w:t>Reut</w:t>
-      </w:r>
-      <w:proofErr w:type="spellEnd"/>
-      <w:r>
-        <w:rPr>
-          <w:rFonts w:ascii="Aptos Display" w:hAnsi="Aptos Display" w:cstheme="minorHAnsi"/>
-        </w:rPr>
-        <w:t xml:space="preserve">. ex </w:t>
-      </w:r>
-      <w:proofErr w:type="spellStart"/>
-      <w:r>
-        <w:rPr>
-          <w:rFonts w:ascii="Aptos Display" w:hAnsi="Aptos Display" w:cstheme="minorHAnsi"/>
-        </w:rPr>
-        <w:t>Willk</w:t>
-      </w:r>
-      <w:proofErr w:type="spellEnd"/>
-      <w:r>
-        <w:rPr>
-          <w:rFonts w:ascii="Aptos Display" w:hAnsi="Aptos Display" w:cstheme="minorHAnsi"/>
-          <w:lang w:val="en-GB"/>
-        </w:rPr>
-        <w:t>) to 100% (</w:t>
-      </w:r>
-      <w:r>
-        <w:rPr>
-          <w:rFonts w:ascii="Aptos Display" w:hAnsi="Aptos Display" w:cstheme="minorHAnsi"/>
-          <w:lang w:val="en-GB"/>
-        </w:rPr>
-        <w:t xml:space="preserve">e.g., </w:t>
-      </w:r>
-      <w:proofErr w:type="spellStart"/>
-      <w:r>
-        <w:rPr>
-          <w:rFonts w:ascii="Aptos Display" w:hAnsi="Aptos Display" w:cstheme="minorHAnsi"/>
-          <w:i/>
-          <w:iCs/>
-          <w:lang w:val="en-GB"/>
-        </w:rPr>
-        <w:t>Teesdalia</w:t>
-      </w:r>
-      <w:proofErr w:type="spellEnd"/>
-      <w:r>
-        <w:rPr>
-          <w:rFonts w:ascii="Aptos Display" w:hAnsi="Aptos Display" w:cstheme="minorHAnsi"/>
-          <w:i/>
-          <w:iCs/>
+      <w:r>
+        <w:rPr>
+          <w:rFonts w:ascii="Aptos Display" w:hAnsi="Aptos Display" w:cstheme="minorHAnsi"/>
+          <w:lang w:val="en-GB"/>
+        </w:rPr>
+        <w:t>O.Appel (Lag.)</w:t>
+      </w:r>
+      <w:r>
+        <w:rPr>
+          <w:rFonts w:ascii="Aptos Display" w:hAnsi="Aptos Display" w:cstheme="minorHAnsi"/>
+          <w:lang w:val="en-GB"/>
+        </w:rPr>
+        <w:t>);</w:t>
+      </w:r>
+      <w:r>
+        <w:rPr>
+          <w:rFonts w:ascii="Aptos Display" w:hAnsi="Aptos Display" w:cstheme="minorHAnsi"/>
+          <w:lang w:val="en-GB"/>
+        </w:rPr>
+        <w:t xml:space="preserve"> with </w:t>
+      </w:r>
+      <w:r>
+        <w:rPr>
+          <w:rFonts w:ascii="Aptos Display" w:hAnsi="Aptos Display" w:cstheme="minorHAnsi"/>
+          <w:lang w:val="en-GB"/>
+        </w:rPr>
+        <w:t>10</w:t>
+      </w:r>
+      <w:r>
+        <w:rPr>
+          <w:rFonts w:ascii="Aptos Display" w:hAnsi="Aptos Display" w:cstheme="minorHAnsi"/>
+          <w:lang w:val="en-GB"/>
+        </w:rPr>
+        <w:t xml:space="preserve"> species</w:t>
+      </w:r>
+      <w:r>
+        <w:rPr>
+          <w:rFonts w:ascii="Aptos Display" w:hAnsi="Aptos Display" w:cstheme="minorHAnsi"/>
+          <w:lang w:val="en-GB"/>
+        </w:rPr>
+        <w:t xml:space="preserve"> (out of 50)</w:t>
+      </w:r>
+      <w:r>
+        <w:rPr>
+          <w:rFonts w:ascii="Aptos Display" w:hAnsi="Aptos Display" w:cstheme="minorHAnsi"/>
+          <w:lang w:val="en-GB"/>
+        </w:rPr>
+        <w:t xml:space="preserve"> germinat</w:t>
+      </w:r>
+      <w:r>
+        <w:rPr>
+          <w:rFonts w:ascii="Aptos Display" w:hAnsi="Aptos Display" w:cstheme="minorHAnsi"/>
+          <w:lang w:val="en-GB"/>
+        </w:rPr>
+        <w:t>ing</w:t>
+      </w:r>
+      <w:r>
+        <w:rPr>
+          <w:rFonts w:ascii="Aptos Display" w:hAnsi="Aptos Display" w:cstheme="minorHAnsi"/>
+          <w:lang w:val="en-GB"/>
+        </w:rPr>
+        <w:t xml:space="preserve"> &gt;</w:t>
+      </w:r>
+      <w:r>
+        <w:rPr>
+          <w:rFonts w:ascii="Aptos Display" w:hAnsi="Aptos Display" w:cstheme="minorHAnsi"/>
+          <w:lang w:val="en-GB"/>
+        </w:rPr>
+        <w:t>5</w:t>
+      </w:r>
+      <w:r>
+        <w:rPr>
+          <w:rFonts w:ascii="Aptos Display" w:hAnsi="Aptos Display" w:cstheme="minorHAnsi"/>
+          <w:lang w:val="en-GB"/>
+        </w:rPr>
+        <w:t>0%</w:t>
+      </w:r>
+      <w:r>
+        <w:rPr>
+          <w:rFonts w:ascii="Aptos Display" w:hAnsi="Aptos Display" w:cstheme="minorHAnsi"/>
+          <w:lang w:val="en-GB"/>
+        </w:rPr>
+        <w:t xml:space="preserve"> of the seeds</w:t>
+      </w:r>
+      <w:r>
+        <w:rPr>
+          <w:rFonts w:ascii="Aptos Display" w:hAnsi="Aptos Display" w:cstheme="minorHAnsi"/>
           <w:lang w:val="en-GB"/>
         </w:rPr>
         <w:t xml:space="preserve"> </w:t>
       </w:r>
-      <w:proofErr w:type="spellStart"/>
-      <w:r>
-        <w:rPr>
-          <w:rFonts w:ascii="Aptos Display" w:hAnsi="Aptos Display" w:cstheme="minorHAnsi"/>
-          <w:i/>
-          <w:iCs/>
-          <w:lang w:val="en-GB"/>
-        </w:rPr>
-        <w:t>conferta</w:t>
-      </w:r>
-      <w:proofErr w:type="spellEnd"/>
-      <w:r>
-        <w:rPr>
-          <w:rFonts w:ascii="Aptos Display" w:hAnsi="Aptos Display" w:cstheme="minorHAnsi"/>
-          <w:i/>
-          <w:iCs/>
+      <w:r>
+        <w:rPr>
+          <w:rFonts w:ascii="Aptos Display" w:hAnsi="Aptos Display" w:cstheme="minorHAnsi"/>
+          <w:lang w:val="en-GB"/>
+        </w:rPr>
+        <w:t>(</w:t>
+      </w:r>
+      <w:r>
+        <w:rPr>
+          <w:rFonts w:ascii="Aptos Display" w:hAnsi="Aptos Display" w:cstheme="minorHAnsi"/>
+          <w:lang w:val="en-GB"/>
+        </w:rPr>
+        <w:t>3</w:t>
+      </w:r>
+      <w:r>
+        <w:rPr>
+          <w:rFonts w:ascii="Aptos Display" w:hAnsi="Aptos Display" w:cstheme="minorHAnsi"/>
+          <w:lang w:val="en-GB"/>
+        </w:rPr>
+        <w:t xml:space="preserve"> from the </w:t>
+      </w:r>
+      <w:r>
+        <w:rPr>
+          <w:rFonts w:ascii="Aptos Display" w:hAnsi="Aptos Display" w:cstheme="minorHAnsi"/>
+          <w:lang w:val="en-GB"/>
+        </w:rPr>
+        <w:t xml:space="preserve">temperate alpine </w:t>
+      </w:r>
+      <w:r>
+        <w:rPr>
+          <w:rFonts w:ascii="Aptos Display" w:hAnsi="Aptos Display" w:cstheme="minorHAnsi"/>
+          <w:lang w:val="en-GB"/>
+        </w:rPr>
+        <w:t xml:space="preserve">and </w:t>
+      </w:r>
+      <w:r>
+        <w:rPr>
+          <w:rFonts w:ascii="Aptos Display" w:hAnsi="Aptos Display" w:cstheme="minorHAnsi"/>
+          <w:lang w:val="en-GB"/>
+        </w:rPr>
+        <w:t>7</w:t>
+      </w:r>
+      <w:r>
+        <w:rPr>
+          <w:rFonts w:ascii="Aptos Display" w:hAnsi="Aptos Display" w:cstheme="minorHAnsi"/>
+          <w:lang w:val="en-GB"/>
+        </w:rPr>
+        <w:t xml:space="preserve"> from the Mediterranean </w:t>
+      </w:r>
+      <w:r>
+        <w:rPr>
+          <w:rFonts w:ascii="Aptos Display" w:hAnsi="Aptos Display" w:cstheme="minorHAnsi"/>
+          <w:lang w:val="en-GB"/>
+        </w:rPr>
+        <w:t>a</w:t>
+      </w:r>
+      <w:r>
+        <w:rPr>
+          <w:rFonts w:ascii="Aptos Display" w:hAnsi="Aptos Display" w:cstheme="minorHAnsi"/>
+          <w:lang w:val="en-GB"/>
+        </w:rPr>
+        <w:t>lpine</w:t>
+      </w:r>
+      <w:r>
+        <w:rPr>
+          <w:rFonts w:ascii="Aptos Display" w:hAnsi="Aptos Display" w:cstheme="minorHAnsi"/>
+          <w:lang w:val="en-GB"/>
+        </w:rPr>
+        <w:t>) see Figure 2</w:t>
+      </w:r>
+      <w:r>
+        <w:rPr>
+          <w:rFonts w:ascii="Aptos Display" w:hAnsi="Aptos Display" w:cstheme="minorHAnsi"/>
+          <w:lang w:val="en-GB"/>
+        </w:rPr>
+        <w:t>A</w:t>
+      </w:r>
+      <w:r>
+        <w:rPr>
+          <w:rFonts w:ascii="Aptos Display" w:hAnsi="Aptos Display" w:cstheme="minorHAnsi"/>
+          <w:lang w:val="en-GB"/>
+        </w:rPr>
+        <w:t>. T</w:t>
+      </w:r>
+      <w:r>
+        <w:rPr>
+          <w:rFonts w:ascii="Aptos Display" w:hAnsi="Aptos Display" w:cstheme="minorHAnsi"/>
+          <w:lang w:val="en-GB"/>
+        </w:rPr>
+        <w:t>here was an average of 25%</w:t>
+      </w:r>
+      <w:r>
+        <w:rPr>
+          <w:rFonts w:ascii="Aptos Display" w:hAnsi="Aptos Display" w:cstheme="minorHAnsi"/>
+          <w:lang w:val="en-GB"/>
+        </w:rPr>
+        <w:t xml:space="preserve"> germination in species from the Mediterranean alpine habitat, while less than 10% of seeds germinated in the temperate </w:t>
+      </w:r>
+      <w:r>
+        <w:rPr>
+          <w:rFonts w:ascii="Aptos Display" w:hAnsi="Aptos Display" w:cstheme="minorHAnsi"/>
+          <w:lang w:val="en-GB"/>
+        </w:rPr>
+        <w:t>alpine</w:t>
+      </w:r>
+      <w:r>
+        <w:rPr>
+          <w:rFonts w:ascii="Aptos Display" w:hAnsi="Aptos Display" w:cstheme="minorHAnsi"/>
+          <w:lang w:val="en-GB"/>
+        </w:rPr>
+        <w:t xml:space="preserve">, and when comparing habitats, </w:t>
+      </w:r>
+      <w:r>
+        <w:rPr>
+          <w:rFonts w:ascii="Aptos Display" w:hAnsi="Aptos Display" w:cstheme="minorHAnsi"/>
+          <w:lang w:val="en-GB"/>
+        </w:rPr>
+        <w:t>differences were significant (</w:t>
+      </w:r>
+      <w:r>
+        <w:rPr>
+          <w:rFonts w:ascii="Aptos Display" w:hAnsi="Aptos Display" w:cstheme="minorHAnsi"/>
+          <w:lang w:val="en-GB"/>
+        </w:rPr>
+        <w:t xml:space="preserve">post. mean </w:t>
+      </w:r>
+      <w:r>
+        <w:rPr>
+          <w:rFonts w:ascii="Aptos Display" w:hAnsi="Aptos Display" w:cstheme="minorHAnsi"/>
+          <w:lang w:val="en-GB"/>
+        </w:rPr>
+        <w:t>= -</w:t>
+      </w:r>
+      <w:r>
+        <w:rPr>
+          <w:rFonts w:ascii="Aptos Display" w:hAnsi="Aptos Display" w:cstheme="minorHAnsi"/>
+          <w:lang w:val="en-GB"/>
+        </w:rPr>
+        <w:t>3.</w:t>
+      </w:r>
+      <w:r>
+        <w:rPr>
+          <w:rFonts w:ascii="Aptos Display" w:hAnsi="Aptos Display" w:cstheme="minorHAnsi"/>
+          <w:lang w:val="en-GB"/>
+        </w:rPr>
+        <w:t>5</w:t>
+      </w:r>
+      <w:r>
+        <w:rPr>
+          <w:rFonts w:ascii="Aptos Display" w:hAnsi="Aptos Display" w:cstheme="minorHAnsi"/>
+          <w:lang w:val="en-GB"/>
+        </w:rPr>
+        <w:t>6</w:t>
+      </w:r>
+      <w:r>
+        <w:rPr>
+          <w:rFonts w:ascii="Aptos Display" w:hAnsi="Aptos Display" w:cstheme="minorHAnsi"/>
+          <w:lang w:val="en-GB"/>
+        </w:rPr>
+        <w:t xml:space="preserve">, CI = </w:t>
+      </w:r>
+      <w:r>
+        <w:rPr>
+          <w:rFonts w:ascii="Aptos Display" w:hAnsi="Aptos Display" w:cstheme="minorHAnsi"/>
+          <w:lang w:val="en-GB"/>
+        </w:rPr>
+        <w:t>[-6.</w:t>
+      </w:r>
+      <w:r>
+        <w:rPr>
+          <w:rFonts w:ascii="Aptos Display" w:hAnsi="Aptos Display" w:cstheme="minorHAnsi"/>
+          <w:lang w:val="en-GB"/>
+        </w:rPr>
+        <w:t>2</w:t>
+      </w:r>
+      <w:r>
+        <w:rPr>
+          <w:rFonts w:ascii="Aptos Display" w:hAnsi="Aptos Display" w:cstheme="minorHAnsi"/>
+          <w:lang w:val="en-GB"/>
+        </w:rPr>
+        <w:t>2</w:t>
+      </w:r>
+      <w:r>
+        <w:rPr>
+          <w:rFonts w:ascii="Aptos Display" w:hAnsi="Aptos Display" w:cstheme="minorHAnsi"/>
+          <w:lang w:val="en-GB"/>
+        </w:rPr>
+        <w:t>|-</w:t>
+      </w:r>
+      <w:r>
+        <w:rPr>
+          <w:rFonts w:ascii="Aptos Display" w:hAnsi="Aptos Display" w:cstheme="minorHAnsi"/>
+          <w:lang w:val="en-GB"/>
+        </w:rPr>
+        <w:t>0.9</w:t>
+      </w:r>
+      <w:r>
+        <w:rPr>
+          <w:rFonts w:ascii="Aptos Display" w:hAnsi="Aptos Display" w:cstheme="minorHAnsi"/>
+          <w:lang w:val="en-GB"/>
+        </w:rPr>
+        <w:t>]</w:t>
+      </w:r>
+      <w:r>
+        <w:rPr>
+          <w:rFonts w:ascii="Aptos Display" w:hAnsi="Aptos Display" w:cstheme="minorHAnsi"/>
+          <w:lang w:val="en-GB"/>
+        </w:rPr>
+        <w:t xml:space="preserve">); </w:t>
+      </w:r>
+      <w:r>
+        <w:rPr>
+          <w:rFonts w:ascii="Aptos Display" w:hAnsi="Aptos Display" w:cstheme="minorHAnsi"/>
+          <w:lang w:val="en-GB"/>
+        </w:rPr>
+        <w:t>see Figure 2</w:t>
+      </w:r>
+      <w:r>
+        <w:rPr>
+          <w:rFonts w:ascii="Aptos Display" w:hAnsi="Aptos Display" w:cstheme="minorHAnsi"/>
+          <w:lang w:val="en-GB"/>
+        </w:rPr>
+        <w:t>B</w:t>
+      </w:r>
+      <w:r>
+        <w:rPr>
+          <w:rFonts w:ascii="Aptos Display" w:hAnsi="Aptos Display" w:cstheme="minorHAnsi"/>
+          <w:lang w:val="en-GB"/>
+        </w:rPr>
+        <w:t xml:space="preserve">. </w:t>
+      </w:r>
+      <w:r>
+        <w:rPr>
+          <w:rFonts w:ascii="Aptos Display" w:hAnsi="Aptos Display" w:cstheme="minorHAnsi"/>
+          <w:lang w:val="en-GB"/>
+        </w:rPr>
+        <w:t>T</w:t>
+      </w:r>
+      <w:r>
+        <w:rPr>
+          <w:rFonts w:ascii="Aptos Display" w:hAnsi="Aptos Display" w:cstheme="minorHAnsi"/>
+          <w:lang w:val="en-GB"/>
+        </w:rPr>
+        <w:t xml:space="preserve">he </w:t>
+      </w:r>
+      <w:r>
+        <w:rPr>
+          <w:rFonts w:ascii="Aptos Display" w:hAnsi="Aptos Display" w:cstheme="minorHAnsi"/>
+          <w:lang w:val="en-GB"/>
+        </w:rPr>
+        <w:t>response of cold stratification</w:t>
+      </w:r>
+      <w:r>
+        <w:rPr>
+          <w:rFonts w:ascii="Aptos Display" w:hAnsi="Aptos Display" w:cstheme="minorHAnsi"/>
           <w:lang w:val="en-GB"/>
         </w:rPr>
         <w:t xml:space="preserve"> </w:t>
       </w:r>
-      <w:proofErr w:type="spellStart"/>
-      <w:proofErr w:type="gramStart"/>
-      <w:r>
-        <w:rPr>
-          <w:rFonts w:ascii="Aptos Display" w:hAnsi="Aptos Display" w:cstheme="minorHAnsi"/>
-          <w:lang w:val="en-GB"/>
-        </w:rPr>
-        <w:t>O.Appel</w:t>
-      </w:r>
-      <w:proofErr w:type="spellEnd"/>
-      <w:proofErr w:type="gramEnd"/>
-      <w:r>
-        <w:rPr>
-          <w:rFonts w:ascii="Aptos Display" w:hAnsi="Aptos Display" w:cstheme="minorHAnsi"/>
-          <w:lang w:val="en-GB"/>
-        </w:rPr>
-        <w:t xml:space="preserve"> (Lag.)</w:t>
-      </w:r>
-      <w:r>
-        <w:rPr>
-          <w:rFonts w:ascii="Aptos Display" w:hAnsi="Aptos Display" w:cstheme="minorHAnsi"/>
-          <w:lang w:val="en-GB"/>
-        </w:rPr>
-        <w:t>);</w:t>
-      </w:r>
-      <w:r>
-        <w:rPr>
-          <w:rFonts w:ascii="Aptos Display" w:hAnsi="Aptos Display" w:cstheme="minorHAnsi"/>
-          <w:lang w:val="en-GB"/>
-        </w:rPr>
-        <w:t xml:space="preserve"> with </w:t>
-      </w:r>
-      <w:r>
-        <w:rPr>
-          <w:rFonts w:ascii="Aptos Display" w:hAnsi="Aptos Display" w:cstheme="minorHAnsi"/>
-          <w:lang w:val="en-GB"/>
-        </w:rPr>
-        <w:t>10</w:t>
-      </w:r>
-      <w:r>
-        <w:rPr>
-          <w:rFonts w:ascii="Aptos Display" w:hAnsi="Aptos Display" w:cstheme="minorHAnsi"/>
-          <w:lang w:val="en-GB"/>
-        </w:rPr>
-        <w:t xml:space="preserve"> species</w:t>
-      </w:r>
-      <w:r>
-        <w:rPr>
-          <w:rFonts w:ascii="Aptos Display" w:hAnsi="Aptos Display" w:cstheme="minorHAnsi"/>
-          <w:lang w:val="en-GB"/>
-        </w:rPr>
-        <w:t xml:space="preserve"> (out of 50)</w:t>
-      </w:r>
-      <w:r>
-        <w:rPr>
-          <w:rFonts w:ascii="Aptos Display" w:hAnsi="Aptos Display" w:cstheme="minorHAnsi"/>
-          <w:lang w:val="en-GB"/>
-        </w:rPr>
-        <w:t xml:space="preserve"> germinat</w:t>
-      </w:r>
-      <w:r>
-        <w:rPr>
-          <w:rFonts w:ascii="Aptos Display" w:hAnsi="Aptos Display" w:cstheme="minorHAnsi"/>
-          <w:lang w:val="en-GB"/>
-        </w:rPr>
-        <w:t>ing</w:t>
-      </w:r>
-      <w:r>
-        <w:rPr>
-          <w:rFonts w:ascii="Aptos Display" w:hAnsi="Aptos Display" w:cstheme="minorHAnsi"/>
-          <w:lang w:val="en-GB"/>
-        </w:rPr>
-        <w:t xml:space="preserve"> &gt;</w:t>
-      </w:r>
-      <w:r>
-        <w:rPr>
-          <w:rFonts w:ascii="Aptos Display" w:hAnsi="Aptos Display" w:cstheme="minorHAnsi"/>
-          <w:lang w:val="en-GB"/>
-        </w:rPr>
-        <w:t>5</w:t>
-      </w:r>
-      <w:r>
-        <w:rPr>
-          <w:rFonts w:ascii="Aptos Display" w:hAnsi="Aptos Display" w:cstheme="minorHAnsi"/>
-          <w:lang w:val="en-GB"/>
-        </w:rPr>
-        <w:t>0%</w:t>
-      </w:r>
-      <w:r>
-        <w:rPr>
-          <w:rFonts w:ascii="Aptos Display" w:hAnsi="Aptos Display" w:cstheme="minorHAnsi"/>
-          <w:lang w:val="en-GB"/>
-        </w:rPr>
-        <w:t xml:space="preserve"> of the seeds</w:t>
+      <w:r>
+        <w:rPr>
+          <w:rFonts w:ascii="Aptos Display" w:hAnsi="Aptos Display" w:cstheme="minorHAnsi"/>
+          <w:lang w:val="en-GB"/>
+        </w:rPr>
+        <w:t>across habitats</w:t>
+      </w:r>
+      <w:r>
+        <w:rPr>
+          <w:rFonts w:ascii="Aptos Display" w:hAnsi="Aptos Display" w:cstheme="minorHAnsi"/>
+          <w:lang w:val="en-GB"/>
+        </w:rPr>
+        <w:t xml:space="preserve"> was significantly modulated by phylogeny (post</w:t>
+      </w:r>
+      <w:r>
+        <w:rPr>
+          <w:rFonts w:ascii="Aptos Display" w:hAnsi="Aptos Display" w:cstheme="minorHAnsi"/>
+          <w:lang w:val="en-GB"/>
+        </w:rPr>
+        <w:t>.</w:t>
       </w:r>
       <w:r>
         <w:rPr>
@@ -9446,140 +7203,168 @@
           <w:rFonts w:ascii="Aptos Display" w:hAnsi="Aptos Display" w:cstheme="minorHAnsi"/>
           <w:lang w:val="en-GB"/>
         </w:rPr>
-        <w:t>(</w:t>
-      </w:r>
-      <w:r>
-        <w:rPr>
-          <w:rFonts w:ascii="Aptos Display" w:hAnsi="Aptos Display" w:cstheme="minorHAnsi"/>
-          <w:lang w:val="en-GB"/>
-        </w:rPr>
-        <w:t>3</w:t>
-      </w:r>
-      <w:r>
-        <w:rPr>
-          <w:rFonts w:ascii="Aptos Display" w:hAnsi="Aptos Display" w:cstheme="minorHAnsi"/>
-          <w:lang w:val="en-GB"/>
-        </w:rPr>
-        <w:t xml:space="preserve"> from the </w:t>
-      </w:r>
-      <w:r>
-        <w:rPr>
-          <w:rFonts w:ascii="Aptos Display" w:hAnsi="Aptos Display" w:cstheme="minorHAnsi"/>
-          <w:lang w:val="en-GB"/>
-        </w:rPr>
-        <w:t xml:space="preserve">temperate alpine </w:t>
-      </w:r>
-      <w:r>
-        <w:rPr>
-          <w:rFonts w:ascii="Aptos Display" w:hAnsi="Aptos Display" w:cstheme="minorHAnsi"/>
-          <w:lang w:val="en-GB"/>
-        </w:rPr>
-        <w:t xml:space="preserve">and </w:t>
-      </w:r>
-      <w:r>
-        <w:rPr>
-          <w:rFonts w:ascii="Aptos Display" w:hAnsi="Aptos Display" w:cstheme="minorHAnsi"/>
-          <w:lang w:val="en-GB"/>
-        </w:rPr>
-        <w:t>7</w:t>
-      </w:r>
-      <w:r>
-        <w:rPr>
-          <w:rFonts w:ascii="Aptos Display" w:hAnsi="Aptos Display" w:cstheme="minorHAnsi"/>
-          <w:lang w:val="en-GB"/>
-        </w:rPr>
-        <w:t xml:space="preserve"> from the Mediterranean </w:t>
-      </w:r>
-      <w:r>
-        <w:rPr>
-          <w:rFonts w:ascii="Aptos Display" w:hAnsi="Aptos Display" w:cstheme="minorHAnsi"/>
-          <w:lang w:val="en-GB"/>
-        </w:rPr>
-        <w:t>a</w:t>
-      </w:r>
-      <w:r>
-        <w:rPr>
-          <w:rFonts w:ascii="Aptos Display" w:hAnsi="Aptos Display" w:cstheme="minorHAnsi"/>
-          <w:lang w:val="en-GB"/>
-        </w:rPr>
-        <w:t>lpine</w:t>
-      </w:r>
-      <w:r>
-        <w:rPr>
-          <w:rFonts w:ascii="Aptos Display" w:hAnsi="Aptos Display" w:cstheme="minorHAnsi"/>
-          <w:lang w:val="en-GB"/>
-        </w:rPr>
-        <w:t>) see Figure 2</w:t>
-      </w:r>
-      <w:r>
-        <w:rPr>
-          <w:rFonts w:ascii="Aptos Display" w:hAnsi="Aptos Display" w:cstheme="minorHAnsi"/>
-          <w:lang w:val="en-GB"/>
-        </w:rPr>
-        <w:t>A</w:t>
-      </w:r>
-      <w:r>
-        <w:rPr>
-          <w:rFonts w:ascii="Aptos Display" w:hAnsi="Aptos Display" w:cstheme="minorHAnsi"/>
-          <w:lang w:val="en-GB"/>
-        </w:rPr>
-        <w:t>. T</w:t>
-      </w:r>
-      <w:r>
-        <w:rPr>
-          <w:rFonts w:ascii="Aptos Display" w:hAnsi="Aptos Display" w:cstheme="minorHAnsi"/>
-          <w:lang w:val="en-GB"/>
-        </w:rPr>
-        <w:t>here was an average of 25%</w:t>
-      </w:r>
-      <w:r>
-        <w:rPr>
-          <w:rFonts w:ascii="Aptos Display" w:hAnsi="Aptos Display" w:cstheme="minorHAnsi"/>
-          <w:lang w:val="en-GB"/>
-        </w:rPr>
-        <w:t xml:space="preserve"> germination in species from the Mediterranean alpine habitat, while less than 10% of seeds germinated in the temperate </w:t>
-      </w:r>
-      <w:r>
-        <w:rPr>
-          <w:rFonts w:ascii="Aptos Display" w:hAnsi="Aptos Display" w:cstheme="minorHAnsi"/>
-          <w:lang w:val="en-GB"/>
-        </w:rPr>
-        <w:t>alpine</w:t>
-      </w:r>
-      <w:r>
-        <w:rPr>
-          <w:rFonts w:ascii="Aptos Display" w:hAnsi="Aptos Display" w:cstheme="minorHAnsi"/>
-          <w:lang w:val="en-GB"/>
-        </w:rPr>
-        <w:t xml:space="preserve">, and when comparing habitats, </w:t>
-      </w:r>
-      <w:r>
-        <w:rPr>
-          <w:rFonts w:ascii="Aptos Display" w:hAnsi="Aptos Display" w:cstheme="minorHAnsi"/>
-          <w:lang w:val="en-GB"/>
-        </w:rPr>
-        <w:t>differences were significant (</w:t>
-      </w:r>
-      <w:r>
-        <w:rPr>
-          <w:rFonts w:ascii="Aptos Display" w:hAnsi="Aptos Display" w:cstheme="minorHAnsi"/>
-          <w:lang w:val="en-GB"/>
-        </w:rPr>
-        <w:t xml:space="preserve">post. mean </w:t>
-      </w:r>
-      <w:r>
-        <w:rPr>
-          <w:rFonts w:ascii="Aptos Display" w:hAnsi="Aptos Display" w:cstheme="minorHAnsi"/>
-          <w:lang w:val="en-GB"/>
-        </w:rPr>
-        <w:t>= -</w:t>
-      </w:r>
-      <w:r>
-        <w:rPr>
-          <w:rFonts w:ascii="Aptos Display" w:hAnsi="Aptos Display" w:cstheme="minorHAnsi"/>
-          <w:lang w:val="en-GB"/>
-        </w:rPr>
-        <w:t>3.</w:t>
+        <w:t>mean</w:t>
+      </w:r>
+      <w:r>
+        <w:rPr>
+          <w:rFonts w:ascii="Aptos Display" w:hAnsi="Aptos Display" w:cstheme="minorHAnsi"/>
+          <w:lang w:val="en-GB"/>
+        </w:rPr>
+        <w:t xml:space="preserve"> </w:t>
+      </w:r>
+      <w:r>
+        <w:rPr>
+          <w:rFonts w:ascii="Aptos Display" w:hAnsi="Aptos Display" w:cstheme="minorHAnsi"/>
+          <w:lang w:val="en-GB"/>
+        </w:rPr>
+        <w:t>=</w:t>
+      </w:r>
+      <w:r>
+        <w:rPr>
+          <w:rFonts w:ascii="Aptos Display" w:hAnsi="Aptos Display" w:cstheme="minorHAnsi"/>
+          <w:lang w:val="en-GB"/>
+        </w:rPr>
+        <w:t xml:space="preserve"> </w:t>
+      </w:r>
+      <w:r>
+        <w:rPr>
+          <w:rFonts w:ascii="Aptos Display" w:hAnsi="Aptos Display" w:cstheme="minorHAnsi"/>
+          <w:lang w:val="en-GB"/>
+        </w:rPr>
+        <w:t>0.94, CI: [0.</w:t>
+      </w:r>
+      <w:r>
+        <w:rPr>
+          <w:rFonts w:ascii="Aptos Display" w:hAnsi="Aptos Display" w:cstheme="minorHAnsi"/>
+          <w:lang w:val="en-GB"/>
+        </w:rPr>
+        <w:t>88</w:t>
+      </w:r>
+      <w:r>
+        <w:rPr>
+          <w:rFonts w:ascii="Aptos Display" w:hAnsi="Aptos Display" w:cstheme="minorHAnsi"/>
+          <w:lang w:val="en-GB"/>
+        </w:rPr>
+        <w:t>|</w:t>
+      </w:r>
+      <w:r>
+        <w:rPr>
+          <w:rFonts w:ascii="Aptos Display" w:hAnsi="Aptos Display" w:cstheme="minorHAnsi"/>
+          <w:lang w:val="en-GB"/>
+        </w:rPr>
+        <w:t>1</w:t>
+      </w:r>
+      <w:r>
+        <w:rPr>
+          <w:rFonts w:ascii="Aptos Display" w:hAnsi="Aptos Display" w:cstheme="minorHAnsi"/>
+          <w:lang w:val="en-GB"/>
+        </w:rPr>
+        <w:t>])</w:t>
+      </w:r>
+      <w:r>
+        <w:rPr>
+          <w:rFonts w:ascii="Aptos Display" w:hAnsi="Aptos Display" w:cstheme="minorHAnsi"/>
+          <w:lang w:val="en-GB"/>
+        </w:rPr>
+        <w:t>,</w:t>
+      </w:r>
+      <w:r>
+        <w:rPr>
+          <w:rFonts w:ascii="Aptos Display" w:hAnsi="Aptos Display" w:cstheme="minorHAnsi"/>
+          <w:lang w:val="en-GB"/>
+        </w:rPr>
+        <w:t xml:space="preserve"> although p</w:t>
+      </w:r>
+      <w:r>
+        <w:rPr>
+          <w:rFonts w:ascii="Aptos Display" w:hAnsi="Aptos Display" w:cstheme="minorHAnsi"/>
+          <w:lang w:val="en-GB"/>
+        </w:rPr>
+        <w:t>hylogeny d</w:t>
+      </w:r>
+      <w:r>
+        <w:rPr>
+          <w:rFonts w:ascii="Aptos Display" w:hAnsi="Aptos Display" w:cstheme="minorHAnsi"/>
+          <w:lang w:val="en-GB"/>
+        </w:rPr>
+        <w:t>o</w:t>
+      </w:r>
+      <w:r>
+        <w:rPr>
+          <w:rFonts w:ascii="Aptos Display" w:hAnsi="Aptos Display" w:cstheme="minorHAnsi"/>
+          <w:lang w:val="en-GB"/>
+        </w:rPr>
+        <w:t xml:space="preserve">es not appear to have a significant </w:t>
+      </w:r>
+      <w:r>
+        <w:rPr>
+          <w:rFonts w:ascii="Aptos Display" w:hAnsi="Aptos Display" w:cstheme="minorHAnsi"/>
+          <w:lang w:val="en-GB"/>
+        </w:rPr>
+        <w:t xml:space="preserve">effect </w:t>
+      </w:r>
+      <w:r>
+        <w:rPr>
+          <w:rFonts w:ascii="Aptos Display" w:hAnsi="Aptos Display" w:cstheme="minorHAnsi"/>
+          <w:lang w:val="en-GB"/>
+        </w:rPr>
+        <w:t>explaining the variation of the model</w:t>
+      </w:r>
+      <w:r>
+        <w:rPr>
+          <w:rFonts w:ascii="Aptos Display" w:hAnsi="Aptos Display" w:cstheme="minorHAnsi"/>
+          <w:lang w:val="en-GB"/>
+        </w:rPr>
+        <w:t xml:space="preserve"> </w:t>
+      </w:r>
+      <w:r>
+        <w:rPr>
+          <w:rFonts w:ascii="Aptos Display" w:hAnsi="Aptos Display" w:cstheme="minorHAnsi"/>
+          <w:lang w:val="en-GB"/>
+        </w:rPr>
+        <w:t>(post</w:t>
+      </w:r>
+      <w:r>
+        <w:rPr>
+          <w:rFonts w:ascii="Aptos Display" w:hAnsi="Aptos Display" w:cstheme="minorHAnsi"/>
+          <w:lang w:val="en-GB"/>
+        </w:rPr>
+        <w:t xml:space="preserve">. </w:t>
+      </w:r>
+      <w:r>
+        <w:rPr>
+          <w:rFonts w:ascii="Aptos Display" w:hAnsi="Aptos Display" w:cstheme="minorHAnsi"/>
+          <w:lang w:val="en-GB"/>
+        </w:rPr>
+        <w:t>mean</w:t>
+      </w:r>
+      <w:r>
+        <w:rPr>
+          <w:rFonts w:ascii="Aptos Display" w:hAnsi="Aptos Display" w:cstheme="minorHAnsi"/>
+          <w:lang w:val="en-GB"/>
+        </w:rPr>
+        <w:t xml:space="preserve"> </w:t>
+      </w:r>
+      <w:r>
+        <w:rPr>
+          <w:rFonts w:ascii="Aptos Display" w:hAnsi="Aptos Display" w:cstheme="minorHAnsi"/>
+          <w:lang w:val="en-GB"/>
+        </w:rPr>
+        <w:t>=</w:t>
+      </w:r>
+      <w:r>
+        <w:rPr>
+          <w:rFonts w:ascii="Aptos Display" w:hAnsi="Aptos Display" w:cstheme="minorHAnsi"/>
+          <w:lang w:val="en-GB"/>
+        </w:rPr>
+        <w:t xml:space="preserve"> 28.16</w:t>
+      </w:r>
+      <w:r>
+        <w:rPr>
+          <w:rFonts w:ascii="Aptos Display" w:hAnsi="Aptos Display" w:cstheme="minorHAnsi"/>
+          <w:lang w:val="en-GB"/>
+        </w:rPr>
+        <w:t>, CI: [0|</w:t>
       </w:r>
       <w:r>
         <w:rPr>
@@ -9593,35 +7378,7 @@
           <w:rFonts w:ascii="Aptos Display" w:hAnsi="Aptos Display" w:cstheme="minorHAnsi"/>
           <w:lang w:val="en-GB"/>
         </w:rPr>
-        <w:t xml:space="preserve">, CI = </w:t>
-      </w:r>
-      <w:r>
-        <w:rPr>
-          <w:rFonts w:ascii="Aptos Display" w:hAnsi="Aptos Display" w:cstheme="minorHAnsi"/>
-          <w:lang w:val="en-GB"/>
-        </w:rPr>
-        <w:t>[-6.</w:t>
-      </w:r>
-      <w:r>
-        <w:rPr>
-          <w:rFonts w:ascii="Aptos Display" w:hAnsi="Aptos Display" w:cstheme="minorHAnsi"/>
-          <w:lang w:val="en-GB"/>
-        </w:rPr>
-        <w:t>32</w:t>
-      </w:r>
-      <w:r>
-        <w:rPr>
-          <w:rFonts w:ascii="Aptos Display" w:hAnsi="Aptos Display" w:cstheme="minorHAnsi"/>
-          <w:lang w:val="en-GB"/>
-        </w:rPr>
-        <w:t>|-</w:t>
-      </w:r>
-      <w:r>
-        <w:rPr>
-          <w:rFonts w:ascii="Aptos Display" w:hAnsi="Aptos Display" w:cstheme="minorHAnsi"/>
-          <w:lang w:val="en-GB"/>
-        </w:rPr>
-        <w:t>1</w:t>
+        <w:t>])</w:t>
       </w:r>
       <w:r>
         <w:rPr>
@@ -9629,48 +7386,6 @@
           <w:lang w:val="en-GB"/>
         </w:rPr>
         <w:t>.</w:t>
-      </w:r>
-      <w:r>
-        <w:rPr>
-          <w:rFonts w:ascii="Aptos Display" w:hAnsi="Aptos Display" w:cstheme="minorHAnsi"/>
-          <w:lang w:val="en-GB"/>
-        </w:rPr>
-        <w:t>05</w:t>
-      </w:r>
-      <w:r>
-        <w:rPr>
-          <w:rFonts w:ascii="Aptos Display" w:hAnsi="Aptos Display" w:cstheme="minorHAnsi"/>
-          <w:lang w:val="en-GB"/>
-        </w:rPr>
-        <w:t>]</w:t>
-      </w:r>
-      <w:r>
-        <w:rPr>
-          <w:rFonts w:ascii="Aptos Display" w:hAnsi="Aptos Display" w:cstheme="minorHAnsi"/>
-          <w:lang w:val="en-GB"/>
-        </w:rPr>
-        <w:t xml:space="preserve">); </w:t>
-      </w:r>
-      <w:r>
-        <w:rPr>
-          <w:rFonts w:ascii="Aptos Display" w:hAnsi="Aptos Display" w:cstheme="minorHAnsi"/>
-          <w:lang w:val="en-GB"/>
-        </w:rPr>
-        <w:t>see Figure 2</w:t>
-      </w:r>
-      <w:r>
-        <w:rPr>
-          <w:rFonts w:ascii="Aptos Display" w:hAnsi="Aptos Display" w:cstheme="minorHAnsi"/>
-          <w:lang w:val="en-GB"/>
-        </w:rPr>
-        <w:t>B</w:t>
-      </w:r>
-      <w:r>
-        <w:rPr>
-          <w:rFonts w:ascii="Aptos Display" w:hAnsi="Aptos Display" w:cstheme="minorHAnsi"/>
-          <w:lang w:val="en-GB"/>
-        </w:rPr>
-        <w:t xml:space="preserve">. </w:t>
       </w:r>
     </w:p>
     <w:p>
@@ -9686,6 +7401,7 @@
           <w:noProof/>
           <w:lang w:val="en-GB"/>
         </w:rPr>
+        <w:lastRenderedPageBreak/>
         <w:drawing>
           <wp:inline distT="0" distB="0" distL="0" distR="0" wp14:anchorId="6E51273B" wp14:editId="2BF59A9B">
             <wp:extent cx="5400675" cy="4495800"/>
@@ -9982,7 +7698,7 @@
           <w:rFonts w:ascii="Aptos Display" w:hAnsi="Aptos Display" w:cstheme="minorHAnsi"/>
           <w:lang w:val="en-GB"/>
         </w:rPr>
-        <w:t>8</w:t>
+        <w:t>7</w:t>
       </w:r>
       <w:r>
         <w:rPr>
@@ -10003,7 +7719,7 @@
           <w:rFonts w:ascii="Aptos Display" w:hAnsi="Aptos Display" w:cstheme="minorHAnsi"/>
           <w:lang w:val="en-GB"/>
         </w:rPr>
-        <w:t>3</w:t>
+        <w:t>2</w:t>
       </w:r>
       <w:r>
         <w:rPr>
@@ -10017,7 +7733,21 @@
           <w:rFonts w:ascii="Aptos Display" w:hAnsi="Aptos Display" w:cstheme="minorHAnsi"/>
           <w:lang w:val="en-GB"/>
         </w:rPr>
-        <w:t xml:space="preserve"> and darkness (0.38).</w:t>
+        <w:t xml:space="preserve"> and darkness (0.3</w:t>
+      </w:r>
+      <w:r>
+        <w:rPr>
+          <w:rFonts w:ascii="Aptos Display" w:hAnsi="Aptos Display" w:cstheme="minorHAnsi"/>
+          <w:lang w:val="en-GB"/>
+        </w:rPr>
+        <w:t>6</w:t>
+      </w:r>
+      <w:r>
+        <w:rPr>
+          <w:rFonts w:ascii="Aptos Display" w:hAnsi="Aptos Display" w:cstheme="minorHAnsi"/>
+          <w:lang w:val="en-GB"/>
+        </w:rPr>
+        <w:t>).</w:t>
       </w:r>
       <w:r>
         <w:rPr>
@@ -10108,7 +7838,7 @@
           <w:rFonts w:ascii="Aptos Display" w:hAnsi="Aptos Display" w:cstheme="minorHAnsi"/>
           <w:lang w:val="en-GB"/>
         </w:rPr>
-        <w:t>11</w:t>
+        <w:t>1</w:t>
       </w:r>
       <w:r>
         <w:rPr>
@@ -10122,7 +7852,14 @@
           <w:rFonts w:ascii="Aptos Display" w:hAnsi="Aptos Display" w:cstheme="minorHAnsi"/>
           <w:lang w:val="en-GB"/>
         </w:rPr>
-        <w:t>0.75</w:t>
+        <w:t>0.7</w:t>
+      </w:r>
+      <w:r>
+        <w:rPr>
+          <w:rFonts w:ascii="Aptos Display" w:hAnsi="Aptos Display" w:cstheme="minorHAnsi"/>
+          <w:lang w:val="en-GB"/>
+        </w:rPr>
+        <w:t>2</w:t>
       </w:r>
       <w:r>
         <w:rPr>
@@ -10143,7 +7880,7 @@
           <w:rFonts w:ascii="Aptos Display" w:hAnsi="Aptos Display" w:cstheme="minorHAnsi"/>
           <w:lang w:val="en-GB"/>
         </w:rPr>
-        <w:t>marginally</w:t>
+        <w:t>significantly</w:t>
       </w:r>
       <w:r>
         <w:rPr>
@@ -10157,7 +7894,14 @@
           <w:rFonts w:ascii="Aptos Display" w:hAnsi="Aptos Display" w:cstheme="minorHAnsi"/>
           <w:lang w:val="en-GB"/>
         </w:rPr>
-        <w:t>0.3</w:t>
+        <w:t>0.</w:t>
+      </w:r>
+      <w:r>
+        <w:rPr>
+          <w:rFonts w:ascii="Aptos Display" w:hAnsi="Aptos Display" w:cstheme="minorHAnsi"/>
+          <w:lang w:val="en-GB"/>
+        </w:rPr>
+        <w:t>52</w:t>
       </w:r>
       <w:r>
         <w:rPr>
@@ -10171,7 +7915,14 @@
           <w:rFonts w:ascii="Aptos Display" w:hAnsi="Aptos Display" w:cstheme="minorHAnsi"/>
           <w:lang w:val="en-GB"/>
         </w:rPr>
-        <w:t>0.63</w:t>
+        <w:t>0.</w:t>
+      </w:r>
+      <w:r>
+        <w:rPr>
+          <w:rFonts w:ascii="Aptos Display" w:hAnsi="Aptos Display" w:cstheme="minorHAnsi"/>
+          <w:lang w:val="en-GB"/>
+        </w:rPr>
+        <w:t>84</w:t>
       </w:r>
       <w:r>
         <w:rPr>
@@ -10185,7 +7936,7 @@
           <w:rFonts w:ascii="Aptos Display" w:hAnsi="Aptos Display" w:cstheme="minorHAnsi"/>
           <w:lang w:val="en-GB"/>
         </w:rPr>
-        <w:t>0.01</w:t>
+        <w:t>-0.21</w:t>
       </w:r>
       <w:r>
         <w:rPr>
@@ -10348,6 +8099,132 @@
           <w:lang w:val="en-GB"/>
         </w:rPr>
         <w:t>Table S2)</w:t>
+      </w:r>
+      <w:r>
+        <w:rPr>
+          <w:rFonts w:ascii="Aptos Display" w:hAnsi="Aptos Display" w:cstheme="minorHAnsi"/>
+          <w:lang w:val="en-GB"/>
+        </w:rPr>
+        <w:t xml:space="preserve">. </w:t>
+      </w:r>
+      <w:r>
+        <w:rPr>
+          <w:rFonts w:ascii="Aptos Display" w:hAnsi="Aptos Display" w:cstheme="minorHAnsi"/>
+          <w:lang w:val="en-GB"/>
+        </w:rPr>
+        <w:t xml:space="preserve">Phylogeny (as </w:t>
+      </w:r>
+      <w:r>
+        <w:rPr>
+          <w:rFonts w:ascii="Aptos Display" w:hAnsi="Aptos Display" w:cstheme="minorHAnsi"/>
+          <w:lang w:val="en-GB"/>
+        </w:rPr>
+        <w:t xml:space="preserve">a random factor) does not significantly explain variation in any of the models, but the </w:t>
+      </w:r>
+      <w:r>
+        <w:rPr>
+          <w:rFonts w:ascii="Aptos Display" w:hAnsi="Aptos Display" w:cstheme="minorHAnsi"/>
+          <w:lang w:val="en-GB"/>
+        </w:rPr>
+        <w:t xml:space="preserve">differential </w:t>
+      </w:r>
+      <w:r>
+        <w:rPr>
+          <w:rFonts w:ascii="Aptos Display" w:hAnsi="Aptos Display" w:cstheme="minorHAnsi"/>
+          <w:lang w:val="en-GB"/>
+        </w:rPr>
+        <w:t xml:space="preserve">germination response to darkness across habitats </w:t>
+      </w:r>
+      <w:r>
+        <w:rPr>
+          <w:rFonts w:ascii="Aptos Display" w:hAnsi="Aptos Display" w:cstheme="minorHAnsi"/>
+          <w:lang w:val="en-GB"/>
+        </w:rPr>
+        <w:t>was significantly modulated by phylogeny (post</w:t>
+      </w:r>
+      <w:r>
+        <w:rPr>
+          <w:rFonts w:ascii="Aptos Display" w:hAnsi="Aptos Display" w:cstheme="minorHAnsi"/>
+          <w:lang w:val="en-GB"/>
+        </w:rPr>
+        <w:t xml:space="preserve">. </w:t>
+      </w:r>
+      <w:r>
+        <w:rPr>
+          <w:rFonts w:ascii="Aptos Display" w:hAnsi="Aptos Display" w:cstheme="minorHAnsi"/>
+          <w:lang w:val="en-GB"/>
+        </w:rPr>
+        <w:t>mean</w:t>
+      </w:r>
+      <w:r>
+        <w:rPr>
+          <w:rFonts w:ascii="Aptos Display" w:hAnsi="Aptos Display" w:cstheme="minorHAnsi"/>
+          <w:lang w:val="en-GB"/>
+        </w:rPr>
+        <w:t xml:space="preserve"> </w:t>
+      </w:r>
+      <w:r>
+        <w:rPr>
+          <w:rFonts w:ascii="Aptos Display" w:hAnsi="Aptos Display" w:cstheme="minorHAnsi"/>
+          <w:lang w:val="en-GB"/>
+        </w:rPr>
+        <w:t>=</w:t>
+      </w:r>
+      <w:r>
+        <w:rPr>
+          <w:rFonts w:ascii="Aptos Display" w:hAnsi="Aptos Display" w:cstheme="minorHAnsi"/>
+          <w:lang w:val="en-GB"/>
+        </w:rPr>
+        <w:t xml:space="preserve"> </w:t>
+      </w:r>
+      <w:r>
+        <w:rPr>
+          <w:rFonts w:ascii="Aptos Display" w:hAnsi="Aptos Display" w:cstheme="minorHAnsi"/>
+          <w:lang w:val="en-GB"/>
+        </w:rPr>
+        <w:t>0.</w:t>
+      </w:r>
+      <w:r>
+        <w:rPr>
+          <w:rFonts w:ascii="Aptos Display" w:hAnsi="Aptos Display" w:cstheme="minorHAnsi"/>
+          <w:lang w:val="en-GB"/>
+        </w:rPr>
+        <w:t>86</w:t>
+      </w:r>
+      <w:r>
+        <w:rPr>
+          <w:rFonts w:ascii="Aptos Display" w:hAnsi="Aptos Display" w:cstheme="minorHAnsi"/>
+          <w:lang w:val="en-GB"/>
+        </w:rPr>
+        <w:t>, CI: [0.</w:t>
+      </w:r>
+      <w:r>
+        <w:rPr>
+          <w:rFonts w:ascii="Aptos Display" w:hAnsi="Aptos Display" w:cstheme="minorHAnsi"/>
+          <w:lang w:val="en-GB"/>
+        </w:rPr>
+        <w:t>29</w:t>
+      </w:r>
+      <w:r>
+        <w:rPr>
+          <w:rFonts w:ascii="Aptos Display" w:hAnsi="Aptos Display" w:cstheme="minorHAnsi"/>
+          <w:lang w:val="en-GB"/>
+        </w:rPr>
+        <w:t>|</w:t>
+      </w:r>
+      <w:r>
+        <w:rPr>
+          <w:rFonts w:ascii="Aptos Display" w:hAnsi="Aptos Display" w:cstheme="minorHAnsi"/>
+          <w:lang w:val="en-GB"/>
+        </w:rPr>
+        <w:t>1</w:t>
+      </w:r>
+      <w:r>
+        <w:rPr>
+          <w:rFonts w:ascii="Aptos Display" w:hAnsi="Aptos Display" w:cstheme="minorHAnsi"/>
+          <w:lang w:val="en-GB"/>
+        </w:rPr>
+        <w:t>])</w:t>
       </w:r>
       <w:r>
         <w:rPr>
@@ -10420,13 +8297,13 @@
         <w:rPr>
           <w:rFonts w:ascii="Aptos Display" w:hAnsi="Aptos Display" w:cstheme="minorHAnsi"/>
           <w:noProof/>
-          <w:lang w:val="en-GB"/>
-        </w:rPr>
+        </w:rPr>
+        <w:lastRenderedPageBreak/>
         <w:drawing>
-          <wp:inline distT="0" distB="0" distL="0" distR="0" wp14:anchorId="663FACCB" wp14:editId="191103CF">
-            <wp:extent cx="5400675" cy="4495800"/>
-            <wp:effectExtent l="0" t="0" r="9525" b="0"/>
-            <wp:docPr id="2037414725" name="Imagen 5"/>
+          <wp:inline distT="0" distB="0" distL="0" distR="0" wp14:anchorId="0079C34B" wp14:editId="6CCA0CE7">
+            <wp:extent cx="5397500" cy="4497070"/>
+            <wp:effectExtent l="0" t="0" r="0" b="0"/>
+            <wp:docPr id="222439284" name="Imagen 1"/>
             <wp:cNvGraphicFramePr>
               <a:graphicFrameLocks xmlns:a="http://schemas.openxmlformats.org/drawingml/2006/main" noChangeAspect="1"/>
             </wp:cNvGraphicFramePr>
@@ -10434,7 +8311,7 @@
               <a:graphicData uri="http://schemas.openxmlformats.org/drawingml/2006/picture">
                 <pic:pic xmlns:pic="http://schemas.openxmlformats.org/drawingml/2006/picture">
                   <pic:nvPicPr>
-                    <pic:cNvPr id="0" name="Picture 5"/>
+                    <pic:cNvPr id="0" name="Picture 1"/>
                     <pic:cNvPicPr>
                       <a:picLocks noChangeAspect="1" noChangeArrowheads="1"/>
                     </pic:cNvPicPr>
@@ -10455,7 +8332,7 @@
                   <pic:spPr bwMode="auto">
                     <a:xfrm>
                       <a:off x="0" y="0"/>
-                      <a:ext cx="5400675" cy="4495800"/>
+                      <a:ext cx="5397500" cy="4497070"/>
                     </a:xfrm>
                     <a:prstGeom prst="rect">
                       <a:avLst/>
@@ -10471,14 +8348,72 @@
           </wp:inline>
         </w:drawing>
       </w:r>
-      <w:proofErr w:type="spellStart"/>
-      <w:r>
-        <w:rPr>
-          <w:rFonts w:ascii="Aptos Display" w:hAnsi="Aptos Display" w:cstheme="minorHAnsi"/>
-        </w:rPr>
-        <w:t>Figure</w:t>
-      </w:r>
-      <w:proofErr w:type="spellEnd"/>
+      <w:r>
+        <w:rPr>
+          <w:rFonts w:ascii="Aptos Display" w:hAnsi="Aptos Display" w:cstheme="minorHAnsi"/>
+        </w:rPr>
+        <w:t xml:space="preserve">Figure </w:t>
+      </w:r>
+      <w:r>
+        <w:rPr>
+          <w:rFonts w:ascii="Aptos Display" w:hAnsi="Aptos Display" w:cstheme="minorHAnsi"/>
+        </w:rPr>
+        <w:t>3</w:t>
+      </w:r>
+      <w:r>
+        <w:rPr>
+          <w:rFonts w:ascii="Aptos Display" w:hAnsi="Aptos Display" w:cstheme="minorHAnsi"/>
+        </w:rPr>
+        <w:t xml:space="preserve">. Germination responses to </w:t>
+      </w:r>
+      <w:r>
+        <w:rPr>
+          <w:rFonts w:ascii="Aptos Display" w:hAnsi="Aptos Display" w:cstheme="minorHAnsi"/>
+        </w:rPr>
+        <w:t>the three</w:t>
+      </w:r>
+      <w:r>
+        <w:rPr>
+          <w:rFonts w:ascii="Aptos Display" w:hAnsi="Aptos Display" w:cstheme="minorHAnsi"/>
+        </w:rPr>
+        <w:t xml:space="preserve"> germination treatments studied. </w:t>
+      </w:r>
+      <w:r>
+        <w:rPr>
+          <w:rFonts w:ascii="Aptos Display" w:hAnsi="Aptos Display" w:cstheme="minorHAnsi"/>
+        </w:rPr>
+        <w:t xml:space="preserve">Control </w:t>
+      </w:r>
+      <w:r>
+        <w:rPr>
+          <w:rFonts w:ascii="Aptos Display" w:hAnsi="Aptos Display" w:cstheme="minorHAnsi"/>
+        </w:rPr>
+        <w:t xml:space="preserve">treatment with alternating temperatures (22-12ºC or 15-5ºC) and 12 hours of light; Darkness treatment with alternating temperatures (22-12ºC or 15-5ºC) and </w:t>
+      </w:r>
+      <w:r>
+        <w:rPr>
+          <w:rFonts w:ascii="Aptos Display" w:hAnsi="Aptos Display" w:cstheme="minorHAnsi"/>
+        </w:rPr>
+        <w:t xml:space="preserve">0 hours of light and Constant temperatures treatment with constant temperatures (17ºC or </w:t>
+      </w:r>
+      <w:r>
+        <w:rPr>
+          <w:rFonts w:ascii="Aptos Display" w:hAnsi="Aptos Display" w:cstheme="minorHAnsi"/>
+        </w:rPr>
+        <w:t xml:space="preserve">10ºC) and 12 hours of light. </w:t>
+      </w:r>
+      <w:r>
+        <w:rPr>
+          <w:rFonts w:ascii="Aptos Display" w:hAnsi="Aptos Display" w:cstheme="minorHAnsi"/>
+        </w:rPr>
+        <w:t xml:space="preserve">A) </w:t>
+      </w:r>
+      <w:r>
+        <w:rPr>
+          <w:rFonts w:ascii="Aptos Display" w:hAnsi="Aptos Display" w:cstheme="minorHAnsi"/>
+        </w:rPr>
+        <w:t>Bars represent the mean germination observed per</w:t>
+      </w:r>
       <w:r>
         <w:rPr>
           <w:rFonts w:ascii="Aptos Display" w:hAnsi="Aptos Display" w:cstheme="minorHAnsi"/>
@@ -10489,61 +8424,97 @@
         <w:rPr>
           <w:rFonts w:ascii="Aptos Display" w:hAnsi="Aptos Display" w:cstheme="minorHAnsi"/>
         </w:rPr>
-        <w:t>3</w:t>
-      </w:r>
-      <w:r>
-        <w:rPr>
-          <w:rFonts w:ascii="Aptos Display" w:hAnsi="Aptos Display" w:cstheme="minorHAnsi"/>
-        </w:rPr>
-        <w:t xml:space="preserve">. Germination responses to </w:t>
-      </w:r>
-      <w:r>
-        <w:rPr>
-          <w:rFonts w:ascii="Aptos Display" w:hAnsi="Aptos Display" w:cstheme="minorHAnsi"/>
-        </w:rPr>
-        <w:t>the three</w:t>
-      </w:r>
-      <w:r>
-        <w:rPr>
-          <w:rFonts w:ascii="Aptos Display" w:hAnsi="Aptos Display" w:cstheme="minorHAnsi"/>
-        </w:rPr>
-        <w:t xml:space="preserve"> germination treatments studied. </w:t>
-      </w:r>
-      <w:r>
-        <w:rPr>
-          <w:rFonts w:ascii="Aptos Display" w:hAnsi="Aptos Display" w:cstheme="minorHAnsi"/>
-        </w:rPr>
-        <w:t xml:space="preserve">Control </w:t>
-      </w:r>
-      <w:r>
-        <w:rPr>
-          <w:rFonts w:ascii="Aptos Display" w:hAnsi="Aptos Display" w:cstheme="minorHAnsi"/>
-        </w:rPr>
-        <w:t xml:space="preserve">treatment with alternating temperatures (22-12ºC or 15-5ºC) and 12 hours of light; Darkness treatment with alternating temperatures (22-12ºC or 15-5ºC) and </w:t>
-      </w:r>
-      <w:r>
-        <w:rPr>
-          <w:rFonts w:ascii="Aptos Display" w:hAnsi="Aptos Display" w:cstheme="minorHAnsi"/>
-        </w:rPr>
-        <w:t xml:space="preserve">0 hours of light and Constant temperatures treatment with constant temperatures (17ºC or </w:t>
-      </w:r>
-      <w:r>
-        <w:rPr>
-          <w:rFonts w:ascii="Aptos Display" w:hAnsi="Aptos Display" w:cstheme="minorHAnsi"/>
-        </w:rPr>
-        <w:t xml:space="preserve">10ºC) and 12 hours of light. </w:t>
-      </w:r>
-      <w:r>
-        <w:rPr>
-          <w:rFonts w:ascii="Aptos Display" w:hAnsi="Aptos Display" w:cstheme="minorHAnsi"/>
-        </w:rPr>
-        <w:t xml:space="preserve">A) </w:t>
-      </w:r>
-      <w:r>
-        <w:rPr>
-          <w:rFonts w:ascii="Aptos Display" w:hAnsi="Aptos Display" w:cstheme="minorHAnsi"/>
-        </w:rPr>
-        <w:t>Bars represent the mean germination observed per</w:t>
+        <w:t>treatment</w:t>
+      </w:r>
+      <w:r>
+        <w:rPr>
+          <w:rFonts w:ascii="Aptos Display" w:hAnsi="Aptos Display" w:cstheme="minorHAnsi"/>
+        </w:rPr>
+        <w:t>, error</w:t>
+      </w:r>
+      <w:r>
+        <w:rPr>
+          <w:rFonts w:ascii="Aptos Display" w:hAnsi="Aptos Display" w:cstheme="minorHAnsi"/>
+        </w:rPr>
+        <w:t xml:space="preserve"> bars represent binomial confidence intervals</w:t>
+      </w:r>
+      <w:r>
+        <w:rPr>
+          <w:rFonts w:ascii="Aptos Display" w:hAnsi="Aptos Display" w:cstheme="minorHAnsi"/>
+        </w:rPr>
+        <w:t xml:space="preserve">, significances from </w:t>
+      </w:r>
+      <w:r>
+        <w:rPr>
+          <w:rFonts w:ascii="Aptos Display" w:hAnsi="Aptos Display" w:cstheme="minorHAnsi"/>
+        </w:rPr>
+        <w:t xml:space="preserve">multinomial </w:t>
+      </w:r>
+      <w:r>
+        <w:rPr>
+          <w:rFonts w:ascii="Aptos Display" w:hAnsi="Aptos Display" w:cstheme="minorHAnsi"/>
+        </w:rPr>
+        <w:t xml:space="preserve">MCMC-GLMM models, </w:t>
+      </w:r>
+      <w:r>
+        <w:rPr>
+          <w:rFonts w:ascii="Aptos Display" w:hAnsi="Aptos Display" w:cstheme="minorHAnsi"/>
+        </w:rPr>
+        <w:t>* = p-value &lt; 0.0</w:t>
+      </w:r>
+      <w:r>
+        <w:rPr>
+          <w:rFonts w:ascii="Aptos Display" w:hAnsi="Aptos Display" w:cstheme="minorHAnsi"/>
+        </w:rPr>
+        <w:t>5</w:t>
+      </w:r>
+      <w:r>
+        <w:rPr>
+          <w:rFonts w:ascii="Aptos Display" w:hAnsi="Aptos Display" w:cstheme="minorHAnsi"/>
+        </w:rPr>
+        <w:t xml:space="preserve"> and </w:t>
+      </w:r>
+      <w:r>
+        <w:rPr>
+          <w:rFonts w:ascii="Aptos Display" w:hAnsi="Aptos Display" w:cstheme="minorHAnsi"/>
+        </w:rPr>
+        <w:t>***</w:t>
+      </w:r>
+      <w:r>
+        <w:rPr>
+          <w:rFonts w:ascii="Aptos Display" w:hAnsi="Aptos Display" w:cstheme="minorHAnsi"/>
+        </w:rPr>
+        <w:t xml:space="preserve"> = p-value </w:t>
+      </w:r>
+      <w:r>
+        <w:rPr>
+          <w:rFonts w:ascii="Aptos Display" w:hAnsi="Aptos Display" w:cstheme="minorHAnsi"/>
+        </w:rPr>
+        <w:t>&lt;</w:t>
+      </w:r>
+      <w:r>
+        <w:rPr>
+          <w:rFonts w:ascii="Aptos Display" w:hAnsi="Aptos Display" w:cstheme="minorHAnsi"/>
+        </w:rPr>
+        <w:t xml:space="preserve"> 0.0</w:t>
+      </w:r>
+      <w:r>
+        <w:rPr>
+          <w:rFonts w:ascii="Aptos Display" w:hAnsi="Aptos Display" w:cstheme="minorHAnsi"/>
+        </w:rPr>
+        <w:t>05</w:t>
+      </w:r>
+      <w:r>
+        <w:rPr>
+          <w:rFonts w:ascii="Aptos Display" w:hAnsi="Aptos Display" w:cstheme="minorHAnsi"/>
+        </w:rPr>
+        <w:t>.</w:t>
+      </w:r>
+      <w:r>
+        <w:rPr>
+          <w:rFonts w:ascii="Aptos Display" w:hAnsi="Aptos Display" w:cstheme="minorHAnsi"/>
+        </w:rPr>
+        <w:t xml:space="preserve"> B)</w:t>
       </w:r>
       <w:r>
         <w:rPr>
@@ -10555,95 +8526,67 @@
         <w:rPr>
           <w:rFonts w:ascii="Aptos Display" w:hAnsi="Aptos Display" w:cstheme="minorHAnsi"/>
         </w:rPr>
-        <w:t>treatment</w:t>
-      </w:r>
-      <w:r>
-        <w:rPr>
-          <w:rFonts w:ascii="Aptos Display" w:hAnsi="Aptos Display" w:cstheme="minorHAnsi"/>
-        </w:rPr>
-        <w:t>, error</w:t>
-      </w:r>
-      <w:r>
-        <w:rPr>
-          <w:rFonts w:ascii="Aptos Display" w:hAnsi="Aptos Display" w:cstheme="minorHAnsi"/>
-        </w:rPr>
-        <w:t xml:space="preserve"> bars represent binomial confidence intervals</w:t>
-      </w:r>
-      <w:r>
-        <w:rPr>
-          <w:rFonts w:ascii="Aptos Display" w:hAnsi="Aptos Display" w:cstheme="minorHAnsi"/>
-        </w:rPr>
-        <w:t xml:space="preserve">, significances </w:t>
-      </w:r>
-      <w:proofErr w:type="spellStart"/>
-      <w:r>
-        <w:rPr>
-          <w:rFonts w:ascii="Aptos Display" w:hAnsi="Aptos Display" w:cstheme="minorHAnsi"/>
-        </w:rPr>
-        <w:t>from</w:t>
-      </w:r>
-      <w:proofErr w:type="spellEnd"/>
+        <w:t xml:space="preserve">Bars represent the mean germination observed per treatment in each </w:t>
+      </w:r>
+      <w:r>
+        <w:rPr>
+          <w:rFonts w:ascii="Aptos Display" w:hAnsi="Aptos Display" w:cstheme="minorHAnsi"/>
+        </w:rPr>
+        <w:t>H</w:t>
+      </w:r>
+      <w:r>
+        <w:rPr>
+          <w:rFonts w:ascii="Aptos Display" w:hAnsi="Aptos Display" w:cstheme="minorHAnsi"/>
+        </w:rPr>
+        <w:t>abitat</w:t>
+      </w:r>
+      <w:r>
+        <w:rPr>
+          <w:rFonts w:ascii="Aptos Display" w:hAnsi="Aptos Display" w:cstheme="minorHAnsi"/>
+        </w:rPr>
+        <w:t>,</w:t>
+      </w:r>
+      <w:r>
+        <w:rPr>
+          <w:rFonts w:ascii="Aptos Display" w:hAnsi="Aptos Display" w:cstheme="minorHAnsi"/>
+        </w:rPr>
+        <w:t xml:space="preserve"> and error bars represent binomial confidence intervals</w:t>
+      </w:r>
+      <w:r>
+        <w:rPr>
+          <w:rFonts w:ascii="Aptos Display" w:hAnsi="Aptos Display" w:cstheme="minorHAnsi"/>
+        </w:rPr>
+        <w:t>, n represent</w:t>
+      </w:r>
+      <w:r>
+        <w:rPr>
+          <w:rFonts w:ascii="Aptos Display" w:hAnsi="Aptos Display" w:cstheme="minorHAnsi"/>
+        </w:rPr>
+        <w:t>s</w:t>
+      </w:r>
       <w:r>
         <w:rPr>
           <w:rFonts w:ascii="Aptos Display" w:hAnsi="Aptos Display" w:cstheme="minorHAnsi"/>
         </w:rPr>
         <w:t xml:space="preserve"> </w:t>
       </w:r>
-      <w:proofErr w:type="spellStart"/>
-      <w:r>
-        <w:rPr>
-          <w:rFonts w:ascii="Aptos Display" w:hAnsi="Aptos Display" w:cstheme="minorHAnsi"/>
-        </w:rPr>
-        <w:t>multinomial</w:t>
-      </w:r>
-      <w:proofErr w:type="spellEnd"/>
-      <w:r>
-        <w:rPr>
-          <w:rFonts w:ascii="Aptos Display" w:hAnsi="Aptos Display" w:cstheme="minorHAnsi"/>
-        </w:rPr>
-        <w:t xml:space="preserve"> </w:t>
-      </w:r>
-      <w:r>
-        <w:rPr>
-          <w:rFonts w:ascii="Aptos Display" w:hAnsi="Aptos Display" w:cstheme="minorHAnsi"/>
-        </w:rPr>
-        <w:t xml:space="preserve">MCMC-GLMM models, </w:t>
-      </w:r>
-      <w:r>
-        <w:rPr>
-          <w:rFonts w:ascii="Aptos Display" w:hAnsi="Aptos Display" w:cstheme="minorHAnsi"/>
-        </w:rPr>
-        <w:t>** = p-value &lt; 0.01 and · = p-value = 0.07</w:t>
-      </w:r>
-      <w:r>
-        <w:rPr>
-          <w:rFonts w:ascii="Aptos Display" w:hAnsi="Aptos Display" w:cstheme="minorHAnsi"/>
-        </w:rPr>
-        <w:t>.</w:t>
-      </w:r>
-      <w:r>
-        <w:rPr>
-          <w:rFonts w:ascii="Aptos Display" w:hAnsi="Aptos Display" w:cstheme="minorHAnsi"/>
-        </w:rPr>
-        <w:t xml:space="preserve"> B)</w:t>
-      </w:r>
-      <w:r>
-        <w:rPr>
-          <w:rFonts w:ascii="Aptos Display" w:hAnsi="Aptos Display" w:cstheme="minorHAnsi"/>
-        </w:rPr>
-        <w:t xml:space="preserve"> </w:t>
-      </w:r>
-      <w:r>
-        <w:rPr>
-          <w:rFonts w:ascii="Aptos Display" w:hAnsi="Aptos Display" w:cstheme="minorHAnsi"/>
-        </w:rPr>
-        <w:t xml:space="preserve">Bars represent the mean germination observed per treatment in each </w:t>
-      </w:r>
-      <w:r>
-        <w:rPr>
-          <w:rFonts w:ascii="Aptos Display" w:hAnsi="Aptos Display" w:cstheme="minorHAnsi"/>
-        </w:rPr>
-        <w:t>H</w:t>
+      <w:r>
+        <w:rPr>
+          <w:rFonts w:ascii="Aptos Display" w:hAnsi="Aptos Display" w:cstheme="minorHAnsi"/>
+        </w:rPr>
+        <w:t xml:space="preserve">the </w:t>
+      </w:r>
+      <w:r>
+        <w:rPr>
+          <w:rFonts w:ascii="Aptos Display" w:hAnsi="Aptos Display" w:cstheme="minorHAnsi"/>
+        </w:rPr>
+        <w:t xml:space="preserve">number of species in each </w:t>
+      </w:r>
+      <w:r>
+        <w:rPr>
+          <w:rFonts w:ascii="Aptos Display" w:hAnsi="Aptos Display" w:cstheme="minorHAnsi"/>
+        </w:rPr>
+        <w:t>alpine h</w:t>
       </w:r>
       <w:r>
         <w:rPr>
@@ -10655,129 +8598,7 @@
         <w:rPr>
           <w:rFonts w:ascii="Aptos Display" w:hAnsi="Aptos Display" w:cstheme="minorHAnsi"/>
         </w:rPr>
-        <w:t>,</w:t>
-      </w:r>
-      <w:r>
-        <w:rPr>
-          <w:rFonts w:ascii="Aptos Display" w:hAnsi="Aptos Display" w:cstheme="minorHAnsi"/>
-        </w:rPr>
-        <w:t xml:space="preserve"> and error bars represent binomial </w:t>
-      </w:r>
-      <w:proofErr w:type="spellStart"/>
-      <w:r>
-        <w:rPr>
-          <w:rFonts w:ascii="Aptos Display" w:hAnsi="Aptos Display" w:cstheme="minorHAnsi"/>
-        </w:rPr>
-        <w:t>confidence</w:t>
-      </w:r>
-      <w:proofErr w:type="spellEnd"/>
-      <w:r>
-        <w:rPr>
-          <w:rFonts w:ascii="Aptos Display" w:hAnsi="Aptos Display" w:cstheme="minorHAnsi"/>
-        </w:rPr>
-        <w:t xml:space="preserve"> intervals</w:t>
-      </w:r>
-      <w:r>
-        <w:rPr>
-          <w:rFonts w:ascii="Aptos Display" w:hAnsi="Aptos Display" w:cstheme="minorHAnsi"/>
-        </w:rPr>
-        <w:t xml:space="preserve">, n </w:t>
-      </w:r>
-      <w:proofErr w:type="spellStart"/>
-      <w:r>
-        <w:rPr>
-          <w:rFonts w:ascii="Aptos Display" w:hAnsi="Aptos Display" w:cstheme="minorHAnsi"/>
-        </w:rPr>
-        <w:t>represent</w:t>
-      </w:r>
-      <w:r>
-        <w:rPr>
-          <w:rFonts w:ascii="Aptos Display" w:hAnsi="Aptos Display" w:cstheme="minorHAnsi"/>
-        </w:rPr>
-        <w:t>s</w:t>
-      </w:r>
-      <w:proofErr w:type="spellEnd"/>
-      <w:r>
-        <w:rPr>
-          <w:rFonts w:ascii="Aptos Display" w:hAnsi="Aptos Display" w:cstheme="minorHAnsi"/>
-        </w:rPr>
-        <w:t xml:space="preserve"> </w:t>
-      </w:r>
-      <w:proofErr w:type="spellStart"/>
-      <w:r>
-        <w:rPr>
-          <w:rFonts w:ascii="Aptos Display" w:hAnsi="Aptos Display" w:cstheme="minorHAnsi"/>
-        </w:rPr>
-        <w:t>the</w:t>
-      </w:r>
-      <w:proofErr w:type="spellEnd"/>
-      <w:r>
-        <w:rPr>
-          <w:rFonts w:ascii="Aptos Display" w:hAnsi="Aptos Display" w:cstheme="minorHAnsi"/>
-        </w:rPr>
-        <w:t xml:space="preserve"> </w:t>
-      </w:r>
-      <w:proofErr w:type="spellStart"/>
-      <w:r>
-        <w:rPr>
-          <w:rFonts w:ascii="Aptos Display" w:hAnsi="Aptos Display" w:cstheme="minorHAnsi"/>
-        </w:rPr>
-        <w:t>number</w:t>
-      </w:r>
-      <w:proofErr w:type="spellEnd"/>
-      <w:r>
-        <w:rPr>
-          <w:rFonts w:ascii="Aptos Display" w:hAnsi="Aptos Display" w:cstheme="minorHAnsi"/>
-        </w:rPr>
-        <w:t xml:space="preserve"> of </w:t>
-      </w:r>
-      <w:proofErr w:type="spellStart"/>
-      <w:r>
-        <w:rPr>
-          <w:rFonts w:ascii="Aptos Display" w:hAnsi="Aptos Display" w:cstheme="minorHAnsi"/>
-        </w:rPr>
-        <w:t>species</w:t>
-      </w:r>
-      <w:proofErr w:type="spellEnd"/>
-      <w:r>
-        <w:rPr>
-          <w:rFonts w:ascii="Aptos Display" w:hAnsi="Aptos Display" w:cstheme="minorHAnsi"/>
-        </w:rPr>
-        <w:t xml:space="preserve"> in </w:t>
-      </w:r>
-      <w:proofErr w:type="spellStart"/>
-      <w:r>
-        <w:rPr>
-          <w:rFonts w:ascii="Aptos Display" w:hAnsi="Aptos Display" w:cstheme="minorHAnsi"/>
-        </w:rPr>
-        <w:t>each</w:t>
-      </w:r>
-      <w:proofErr w:type="spellEnd"/>
-      <w:r>
-        <w:rPr>
-          <w:rFonts w:ascii="Aptos Display" w:hAnsi="Aptos Display" w:cstheme="minorHAnsi"/>
-        </w:rPr>
-        <w:t xml:space="preserve"> </w:t>
-      </w:r>
-      <w:proofErr w:type="spellStart"/>
-      <w:r>
-        <w:rPr>
-          <w:rFonts w:ascii="Aptos Display" w:hAnsi="Aptos Display" w:cstheme="minorHAnsi"/>
-        </w:rPr>
-        <w:t>alpine</w:t>
-      </w:r>
-      <w:proofErr w:type="spellEnd"/>
-      <w:r>
-        <w:rPr>
-          <w:rFonts w:ascii="Aptos Display" w:hAnsi="Aptos Display" w:cstheme="minorHAnsi"/>
-        </w:rPr>
-        <w:t xml:space="preserve"> h</w:t>
-      </w:r>
-      <w:r>
-        <w:rPr>
-          <w:rFonts w:ascii="Aptos Display" w:hAnsi="Aptos Display" w:cstheme="minorHAnsi"/>
-        </w:rPr>
-        <w:t>abitat</w:t>
+        <w:t xml:space="preserve"> included in this analisis</w:t>
       </w:r>
       <w:r>
         <w:rPr>
@@ -10820,13 +8641,41 @@
           <w:rFonts w:ascii="Aptos Display" w:hAnsi="Aptos Display"/>
           <w:lang w:val="en-GB"/>
         </w:rPr>
-        <w:t xml:space="preserve">Water stress significantly reduced germination, </w:t>
+        <w:t xml:space="preserve">Water stress </w:t>
       </w:r>
       <w:r>
         <w:rPr>
           <w:rFonts w:ascii="Aptos Display" w:hAnsi="Aptos Display"/>
           <w:lang w:val="en-GB"/>
         </w:rPr>
+        <w:t xml:space="preserve">exhibit a </w:t>
+      </w:r>
+      <w:r>
+        <w:rPr>
+          <w:rFonts w:ascii="Aptos Display" w:hAnsi="Aptos Display"/>
+          <w:lang w:val="en-GB"/>
+        </w:rPr>
+        <w:t xml:space="preserve">significantly </w:t>
+      </w:r>
+      <w:r>
+        <w:rPr>
+          <w:rFonts w:ascii="Aptos Display" w:hAnsi="Aptos Display"/>
+          <w:lang w:val="en-GB"/>
+        </w:rPr>
+        <w:t>negative effect on</w:t>
+      </w:r>
+      <w:r>
+        <w:rPr>
+          <w:rFonts w:ascii="Aptos Display" w:hAnsi="Aptos Display"/>
+          <w:lang w:val="en-GB"/>
+        </w:rPr>
+        <w:t xml:space="preserve"> germination, </w:t>
+      </w:r>
+      <w:r>
+        <w:rPr>
+          <w:rFonts w:ascii="Aptos Display" w:hAnsi="Aptos Display"/>
+          <w:lang w:val="en-GB"/>
+        </w:rPr>
         <w:t xml:space="preserve">from </w:t>
       </w:r>
       <w:r>
@@ -10855,7 +8704,49 @@
           <w:rFonts w:ascii="Aptos Display" w:hAnsi="Aptos Display" w:cstheme="minorHAnsi"/>
           <w:lang w:val="en-GB"/>
         </w:rPr>
-        <w:t>(post. mean = -3.3, CI= [-3.69|-2.93]), see Figure 4A</w:t>
+        <w:t>(post. mean = -3.3</w:t>
+      </w:r>
+      <w:r>
+        <w:rPr>
+          <w:rFonts w:ascii="Aptos Display" w:hAnsi="Aptos Display" w:cstheme="minorHAnsi"/>
+          <w:lang w:val="en-GB"/>
+        </w:rPr>
+        <w:t>2</w:t>
+      </w:r>
+      <w:r>
+        <w:rPr>
+          <w:rFonts w:ascii="Aptos Display" w:hAnsi="Aptos Display" w:cstheme="minorHAnsi"/>
+          <w:lang w:val="en-GB"/>
+        </w:rPr>
+        <w:t>, CI= [-3.</w:t>
+      </w:r>
+      <w:r>
+        <w:rPr>
+          <w:rFonts w:ascii="Aptos Display" w:hAnsi="Aptos Display" w:cstheme="minorHAnsi"/>
+          <w:lang w:val="en-GB"/>
+        </w:rPr>
+        <w:t>71</w:t>
+      </w:r>
+      <w:r>
+        <w:rPr>
+          <w:rFonts w:ascii="Aptos Display" w:hAnsi="Aptos Display" w:cstheme="minorHAnsi"/>
+          <w:lang w:val="en-GB"/>
+        </w:rPr>
+        <w:t>|-2.9</w:t>
+      </w:r>
+      <w:r>
+        <w:rPr>
+          <w:rFonts w:ascii="Aptos Display" w:hAnsi="Aptos Display" w:cstheme="minorHAnsi"/>
+          <w:lang w:val="en-GB"/>
+        </w:rPr>
+        <w:t>4</w:t>
+      </w:r>
+      <w:r>
+        <w:rPr>
+          <w:rFonts w:ascii="Aptos Display" w:hAnsi="Aptos Display" w:cstheme="minorHAnsi"/>
+          <w:lang w:val="en-GB"/>
+        </w:rPr>
+        <w:t>]), see Figure 4A</w:t>
       </w:r>
       <w:r>
         <w:rPr>
@@ -11060,9 +8951,43 @@
           <w:iCs/>
           <w:lang w:val="en-GB"/>
         </w:rPr>
-        <w:t xml:space="preserve">Sedum </w:t>
-      </w:r>
-      <w:proofErr w:type="spellStart"/>
+        <w:t>Sedum brevifolium</w:t>
+      </w:r>
+      <w:r>
+        <w:rPr>
+          <w:rFonts w:ascii="Aptos Display" w:hAnsi="Aptos Display" w:cstheme="minorHAnsi"/>
+          <w:lang w:val="en-GB"/>
+        </w:rPr>
+        <w:t xml:space="preserve"> </w:t>
+      </w:r>
+      <w:r>
+        <w:rPr>
+          <w:rFonts w:ascii="Aptos Display" w:hAnsi="Aptos Display" w:cstheme="minorHAnsi"/>
+          <w:lang w:val="en-GB"/>
+        </w:rPr>
+        <w:t xml:space="preserve">DC.) to </w:t>
+      </w:r>
+      <w:r>
+        <w:rPr>
+          <w:rFonts w:ascii="Aptos Display" w:hAnsi="Aptos Display" w:cstheme="minorHAnsi"/>
+          <w:lang w:val="en-GB"/>
+        </w:rPr>
+        <w:t>1%</w:t>
+      </w:r>
+      <w:r>
+        <w:rPr>
+          <w:rFonts w:ascii="Aptos Display" w:hAnsi="Aptos Display" w:cstheme="minorHAnsi"/>
+          <w:lang w:val="en-GB"/>
+        </w:rPr>
+        <w:t xml:space="preserve"> </w:t>
+      </w:r>
+      <w:r>
+        <w:rPr>
+          <w:rFonts w:ascii="Aptos Display" w:hAnsi="Aptos Display" w:cstheme="minorHAnsi"/>
+          <w:lang w:val="en-GB"/>
+        </w:rPr>
+        <w:t xml:space="preserve">, meaning they were practically not affected by the water stress applied (-0.6 MPa) (e.g., </w:t>
+      </w:r>
       <w:r>
         <w:rPr>
           <w:rFonts w:ascii="Aptos Display" w:hAnsi="Aptos Display" w:cstheme="minorHAnsi"/>
@@ -11070,9 +8995,93 @@
           <w:iCs/>
           <w:lang w:val="en-GB"/>
         </w:rPr>
-        <w:t>brevifolium</w:t>
-      </w:r>
-      <w:proofErr w:type="spellEnd"/>
+        <w:lastRenderedPageBreak/>
+        <w:t>Plantago holosteum</w:t>
+      </w:r>
+      <w:r>
+        <w:rPr>
+          <w:rFonts w:ascii="Aptos Display" w:hAnsi="Aptos Display" w:cstheme="minorHAnsi"/>
+          <w:lang w:val="en-GB"/>
+        </w:rPr>
+        <w:t xml:space="preserve"> Scop.)</w:t>
+      </w:r>
+      <w:r>
+        <w:rPr>
+          <w:rFonts w:ascii="Aptos Display" w:hAnsi="Aptos Display" w:cstheme="minorHAnsi"/>
+          <w:lang w:val="en-GB"/>
+        </w:rPr>
+        <w:t xml:space="preserve">, with a </w:t>
+      </w:r>
+      <w:r>
+        <w:rPr>
+          <w:rFonts w:ascii="Aptos Display" w:hAnsi="Aptos Display" w:cstheme="minorHAnsi"/>
+          <w:lang w:val="en-GB"/>
+        </w:rPr>
+        <w:t xml:space="preserve">mean </w:t>
+      </w:r>
+      <w:r>
+        <w:rPr>
+          <w:rFonts w:ascii="Aptos Display" w:hAnsi="Aptos Display" w:cstheme="minorHAnsi"/>
+          <w:lang w:val="en-GB"/>
+        </w:rPr>
+        <w:t xml:space="preserve">germination reduction </w:t>
+      </w:r>
+      <w:r>
+        <w:rPr>
+          <w:rFonts w:ascii="Aptos Display" w:hAnsi="Aptos Display" w:cstheme="minorHAnsi"/>
+          <w:lang w:val="en-GB"/>
+        </w:rPr>
+        <w:t>of 63.6% and 76% in Mediterranean and temperate alpine, respectively</w:t>
+      </w:r>
+      <w:r>
+        <w:rPr>
+          <w:rFonts w:ascii="Aptos Display" w:hAnsi="Aptos Display" w:cstheme="minorHAnsi"/>
+          <w:lang w:val="en-GB"/>
+        </w:rPr>
+        <w:t>; see Figure 4C</w:t>
+      </w:r>
+      <w:r>
+        <w:rPr>
+          <w:rFonts w:ascii="Aptos Display" w:hAnsi="Aptos Display" w:cstheme="minorHAnsi"/>
+          <w:lang w:val="en-GB"/>
+        </w:rPr>
+        <w:t xml:space="preserve"> for species individual responses</w:t>
+      </w:r>
+      <w:r>
+        <w:rPr>
+          <w:rFonts w:ascii="Aptos Display" w:hAnsi="Aptos Display" w:cstheme="minorHAnsi"/>
+          <w:lang w:val="en-GB"/>
+        </w:rPr>
+        <w:t xml:space="preserve">. </w:t>
+      </w:r>
+      <w:r>
+        <w:rPr>
+          <w:rFonts w:ascii="Aptos Display" w:hAnsi="Aptos Display" w:cstheme="minorHAnsi"/>
+          <w:lang w:val="en-GB"/>
+        </w:rPr>
+        <w:t>T</w:t>
+      </w:r>
+      <w:r>
+        <w:rPr>
+          <w:rFonts w:ascii="Aptos Display" w:hAnsi="Aptos Display" w:cstheme="minorHAnsi"/>
+          <w:lang w:val="en-GB"/>
+        </w:rPr>
+        <w:t xml:space="preserve">he </w:t>
+      </w:r>
+      <w:r>
+        <w:rPr>
+          <w:rFonts w:ascii="Aptos Display" w:hAnsi="Aptos Display" w:cstheme="minorHAnsi"/>
+          <w:lang w:val="en-GB"/>
+        </w:rPr>
+        <w:t xml:space="preserve">germination </w:t>
+      </w:r>
+      <w:r>
+        <w:rPr>
+          <w:rFonts w:ascii="Aptos Display" w:hAnsi="Aptos Display" w:cstheme="minorHAnsi"/>
+          <w:lang w:val="en-GB"/>
+        </w:rPr>
+        <w:t>response to water stress</w:t>
+      </w:r>
       <w:r>
         <w:rPr>
           <w:rFonts w:ascii="Aptos Display" w:hAnsi="Aptos Display" w:cstheme="minorHAnsi"/>
@@ -11085,57 +9094,50 @@
           <w:rFonts w:ascii="Aptos Display" w:hAnsi="Aptos Display" w:cstheme="minorHAnsi"/>
           <w:lang w:val="en-GB"/>
         </w:rPr>
-        <w:t xml:space="preserve">DC.) to </w:t>
-      </w:r>
-      <w:r>
-        <w:rPr>
-          <w:rFonts w:ascii="Aptos Display" w:hAnsi="Aptos Display" w:cstheme="minorHAnsi"/>
-          <w:lang w:val="en-GB"/>
-        </w:rPr>
-        <w:t>1%</w:t>
-      </w:r>
-      <w:r>
-        <w:rPr>
-          <w:rFonts w:ascii="Aptos Display" w:hAnsi="Aptos Display" w:cstheme="minorHAnsi"/>
-          <w:lang w:val="en-GB"/>
-        </w:rPr>
-        <w:t xml:space="preserve">, meaning they were practically not affected by the water stress applied (-0.6 MPa) (e.g., </w:t>
-      </w:r>
-      <w:r>
-        <w:rPr>
-          <w:rFonts w:ascii="Aptos Display" w:hAnsi="Aptos Display" w:cstheme="minorHAnsi"/>
-          <w:i/>
-          <w:iCs/>
-          <w:lang w:val="en-GB"/>
-        </w:rPr>
-        <w:t xml:space="preserve">Plantago </w:t>
-      </w:r>
-      <w:proofErr w:type="spellStart"/>
-      <w:r>
-        <w:rPr>
-          <w:rFonts w:ascii="Aptos Display" w:hAnsi="Aptos Display" w:cstheme="minorHAnsi"/>
-          <w:i/>
-          <w:iCs/>
-          <w:lang w:val="en-GB"/>
-        </w:rPr>
-        <w:t>holosteum</w:t>
-      </w:r>
-      <w:proofErr w:type="spellEnd"/>
-      <w:r>
-        <w:rPr>
-          <w:rFonts w:ascii="Aptos Display" w:hAnsi="Aptos Display" w:cstheme="minorHAnsi"/>
-          <w:lang w:val="en-GB"/>
-        </w:rPr>
-        <w:t xml:space="preserve"> Scop.); see Figure 4C. </w:t>
-      </w:r>
-    </w:p>
-    <w:p>
-      <w:pPr>
-        <w:rPr>
-          <w:rFonts w:ascii="Aptos Display" w:hAnsi="Aptos Display"/>
-          <w:lang w:val="en-GB"/>
-        </w:rPr>
-      </w:pPr>
+        <w:t xml:space="preserve">does not appear </w:t>
+      </w:r>
+      <w:r>
+        <w:rPr>
+          <w:rFonts w:ascii="Aptos Display" w:hAnsi="Aptos Display" w:cstheme="minorHAnsi"/>
+          <w:lang w:val="en-GB"/>
+        </w:rPr>
+        <w:t xml:space="preserve">to be modulated by phylogeny </w:t>
+      </w:r>
+      <w:r>
+        <w:rPr>
+          <w:rFonts w:ascii="Aptos Display" w:hAnsi="Aptos Display" w:cstheme="minorHAnsi"/>
+          <w:lang w:val="en-GB"/>
+        </w:rPr>
+        <w:t xml:space="preserve">and does not significantly explain variation within </w:t>
+      </w:r>
+      <w:r>
+        <w:rPr>
+          <w:rFonts w:ascii="Aptos Display" w:hAnsi="Aptos Display" w:cstheme="minorHAnsi"/>
+          <w:lang w:val="en-GB"/>
+        </w:rPr>
+        <w:t>either of the</w:t>
+      </w:r>
+      <w:r>
+        <w:rPr>
+          <w:rFonts w:ascii="Aptos Display" w:hAnsi="Aptos Display" w:cstheme="minorHAnsi"/>
+          <w:lang w:val="en-GB"/>
+        </w:rPr>
+        <w:t xml:space="preserve"> model</w:t>
+      </w:r>
+      <w:r>
+        <w:rPr>
+          <w:rFonts w:ascii="Aptos Display" w:hAnsi="Aptos Display" w:cstheme="minorHAnsi"/>
+          <w:lang w:val="en-GB"/>
+        </w:rPr>
+        <w:t>s</w:t>
+      </w:r>
+      <w:r>
+        <w:rPr>
+          <w:rFonts w:ascii="Aptos Display" w:hAnsi="Aptos Display" w:cstheme="minorHAnsi"/>
+          <w:lang w:val="en-GB"/>
+        </w:rPr>
+        <w:t>.</w:t>
+      </w:r>
       <w:r>
         <w:rPr>
           <w:rFonts w:ascii="Aptos Display" w:hAnsi="Aptos Display"/>
@@ -11143,10 +9145,10 @@
           <w:lang w:val="en-GB"/>
         </w:rPr>
         <w:drawing>
-          <wp:inline distT="0" distB="0" distL="0" distR="0" wp14:anchorId="42E5D50D" wp14:editId="4E43C4C2">
-            <wp:extent cx="5400675" cy="4495800"/>
-            <wp:effectExtent l="0" t="0" r="9525" b="0"/>
-            <wp:docPr id="297954269" name="Imagen 3"/>
+          <wp:inline distT="0" distB="0" distL="0" distR="0" wp14:anchorId="3B124F83" wp14:editId="465487F0">
+            <wp:extent cx="5397500" cy="4497070"/>
+            <wp:effectExtent l="0" t="0" r="0" b="0"/>
+            <wp:docPr id="1226362216" name="Imagen 2"/>
             <wp:cNvGraphicFramePr>
               <a:graphicFrameLocks xmlns:a="http://schemas.openxmlformats.org/drawingml/2006/main" noChangeAspect="1"/>
             </wp:cNvGraphicFramePr>
@@ -11154,7 +9156,7 @@
               <a:graphicData uri="http://schemas.openxmlformats.org/drawingml/2006/picture">
                 <pic:pic xmlns:pic="http://schemas.openxmlformats.org/drawingml/2006/picture">
                   <pic:nvPicPr>
-                    <pic:cNvPr id="0" name="Picture 3"/>
+                    <pic:cNvPr id="0" name="Picture 2"/>
                     <pic:cNvPicPr>
                       <a:picLocks noChangeAspect="1" noChangeArrowheads="1"/>
                     </pic:cNvPicPr>
@@ -11175,7 +9177,7 @@
                   <pic:spPr bwMode="auto">
                     <a:xfrm>
                       <a:off x="0" y="0"/>
-                      <a:ext cx="5400675" cy="4495800"/>
+                      <a:ext cx="5397500" cy="4497070"/>
                     </a:xfrm>
                     <a:prstGeom prst="rect">
                       <a:avLst/>
@@ -11219,414 +9221,86 @@
         <w:rPr>
           <w:rFonts w:ascii="Aptos Display" w:hAnsi="Aptos Display" w:cstheme="minorHAnsi"/>
         </w:rPr>
-        <w:t xml:space="preserve">Control </w:t>
-      </w:r>
-      <w:proofErr w:type="spellStart"/>
-      <w:r>
-        <w:rPr>
-          <w:rFonts w:ascii="Aptos Display" w:hAnsi="Aptos Display" w:cstheme="minorHAnsi"/>
-        </w:rPr>
-        <w:t>treatment</w:t>
-      </w:r>
-      <w:proofErr w:type="spellEnd"/>
+        <w:t>Control treatment with alternating temperatures (22-12ºC or 15-5ºC)</w:t>
+      </w:r>
+      <w:r>
+        <w:rPr>
+          <w:rFonts w:ascii="Aptos Display" w:hAnsi="Aptos Display" w:cstheme="minorHAnsi"/>
+        </w:rPr>
+        <w:t>,</w:t>
+      </w:r>
+      <w:r>
+        <w:rPr>
+          <w:rFonts w:ascii="Aptos Display" w:hAnsi="Aptos Display" w:cstheme="minorHAnsi"/>
+        </w:rPr>
+        <w:t xml:space="preserve"> 12 hours of light </w:t>
+      </w:r>
+      <w:r>
+        <w:rPr>
+          <w:rFonts w:ascii="Aptos Display" w:hAnsi="Aptos Display" w:cstheme="minorHAnsi"/>
+        </w:rPr>
+        <w:t>and</w:t>
+      </w:r>
+      <w:r>
+        <w:rPr>
+          <w:rFonts w:ascii="Aptos Display" w:hAnsi="Aptos Display" w:cstheme="minorHAnsi"/>
+        </w:rPr>
+        <w:t xml:space="preserve"> constant water availab</w:t>
+      </w:r>
+      <w:r>
+        <w:rPr>
+          <w:rFonts w:ascii="Aptos Display" w:hAnsi="Aptos Display" w:cstheme="minorHAnsi"/>
+        </w:rPr>
+        <w:t>ility</w:t>
+      </w:r>
+      <w:r>
+        <w:rPr>
+          <w:rFonts w:ascii="Aptos Display" w:hAnsi="Aptos Display" w:cstheme="minorHAnsi"/>
+        </w:rPr>
+        <w:t>, Water Stress treatment with</w:t>
+      </w:r>
+      <w:r>
+        <w:rPr>
+          <w:rFonts w:ascii="Aptos Display" w:hAnsi="Aptos Display" w:cstheme="minorHAnsi"/>
+        </w:rPr>
+        <w:t xml:space="preserve"> alternating temperatures (22-12ºC or 15-5ºC), 12 hours of </w:t>
+      </w:r>
+      <w:r>
+        <w:rPr>
+          <w:rFonts w:ascii="Aptos Display" w:hAnsi="Aptos Display" w:cstheme="minorHAnsi"/>
+        </w:rPr>
+        <w:t>light and PEG solution to mimic -0.6 MPa</w:t>
+      </w:r>
+      <w:r>
+        <w:rPr>
+          <w:rFonts w:ascii="Aptos Display" w:hAnsi="Aptos Display" w:cstheme="minorHAnsi"/>
+        </w:rPr>
+        <w:t>. Bars represent the mean germination observed per treatment</w:t>
+      </w:r>
+      <w:r>
+        <w:rPr>
+          <w:rFonts w:ascii="Aptos Display" w:hAnsi="Aptos Display" w:cstheme="minorHAnsi"/>
+        </w:rPr>
+        <w:t xml:space="preserve">, and </w:t>
+      </w:r>
+      <w:r>
+        <w:rPr>
+          <w:rFonts w:ascii="Aptos Display" w:hAnsi="Aptos Display" w:cstheme="minorHAnsi"/>
+        </w:rPr>
+        <w:t>error bars represent binomial confidence intervals</w:t>
+      </w:r>
+      <w:r>
+        <w:rPr>
+          <w:rFonts w:ascii="Aptos Display" w:hAnsi="Aptos Display" w:cstheme="minorHAnsi"/>
+        </w:rPr>
+        <w:t>.</w:t>
+      </w:r>
       <w:r>
         <w:rPr>
           <w:rFonts w:ascii="Aptos Display" w:hAnsi="Aptos Display" w:cstheme="minorHAnsi"/>
         </w:rPr>
         <w:t xml:space="preserve"> </w:t>
       </w:r>
-      <w:proofErr w:type="spellStart"/>
-      <w:r>
-        <w:rPr>
-          <w:rFonts w:ascii="Aptos Display" w:hAnsi="Aptos Display" w:cstheme="minorHAnsi"/>
-        </w:rPr>
-        <w:t>with</w:t>
-      </w:r>
-      <w:proofErr w:type="spellEnd"/>
-      <w:r>
-        <w:rPr>
-          <w:rFonts w:ascii="Aptos Display" w:hAnsi="Aptos Display" w:cstheme="minorHAnsi"/>
-        </w:rPr>
-        <w:t xml:space="preserve"> </w:t>
-      </w:r>
-      <w:proofErr w:type="spellStart"/>
-      <w:r>
-        <w:rPr>
-          <w:rFonts w:ascii="Aptos Display" w:hAnsi="Aptos Display" w:cstheme="minorHAnsi"/>
-        </w:rPr>
-        <w:t>alternating</w:t>
-      </w:r>
-      <w:proofErr w:type="spellEnd"/>
-      <w:r>
-        <w:rPr>
-          <w:rFonts w:ascii="Aptos Display" w:hAnsi="Aptos Display" w:cstheme="minorHAnsi"/>
-        </w:rPr>
-        <w:t xml:space="preserve"> temperatures (22-12ºC or 15-5ºC)</w:t>
-      </w:r>
-      <w:r>
-        <w:rPr>
-          <w:rFonts w:ascii="Aptos Display" w:hAnsi="Aptos Display" w:cstheme="minorHAnsi"/>
-        </w:rPr>
-        <w:t>,</w:t>
-      </w:r>
-      <w:r>
-        <w:rPr>
-          <w:rFonts w:ascii="Aptos Display" w:hAnsi="Aptos Display" w:cstheme="minorHAnsi"/>
-        </w:rPr>
-        <w:t xml:space="preserve"> 12 </w:t>
-      </w:r>
-      <w:proofErr w:type="spellStart"/>
-      <w:r>
-        <w:rPr>
-          <w:rFonts w:ascii="Aptos Display" w:hAnsi="Aptos Display" w:cstheme="minorHAnsi"/>
-        </w:rPr>
-        <w:t>hours</w:t>
-      </w:r>
-      <w:proofErr w:type="spellEnd"/>
-      <w:r>
-        <w:rPr>
-          <w:rFonts w:ascii="Aptos Display" w:hAnsi="Aptos Display" w:cstheme="minorHAnsi"/>
-        </w:rPr>
-        <w:t xml:space="preserve"> of light </w:t>
-      </w:r>
-      <w:proofErr w:type="spellStart"/>
-      <w:r>
-        <w:rPr>
-          <w:rFonts w:ascii="Aptos Display" w:hAnsi="Aptos Display" w:cstheme="minorHAnsi"/>
-        </w:rPr>
-        <w:t>and</w:t>
-      </w:r>
-      <w:proofErr w:type="spellEnd"/>
-      <w:r>
-        <w:rPr>
-          <w:rFonts w:ascii="Aptos Display" w:hAnsi="Aptos Display" w:cstheme="minorHAnsi"/>
-        </w:rPr>
-        <w:t xml:space="preserve"> constant </w:t>
-      </w:r>
-      <w:proofErr w:type="spellStart"/>
-      <w:r>
-        <w:rPr>
-          <w:rFonts w:ascii="Aptos Display" w:hAnsi="Aptos Display" w:cstheme="minorHAnsi"/>
-        </w:rPr>
-        <w:t>water</w:t>
-      </w:r>
-      <w:proofErr w:type="spellEnd"/>
-      <w:r>
-        <w:rPr>
-          <w:rFonts w:ascii="Aptos Display" w:hAnsi="Aptos Display" w:cstheme="minorHAnsi"/>
-        </w:rPr>
-        <w:t xml:space="preserve"> </w:t>
-      </w:r>
-      <w:proofErr w:type="spellStart"/>
-      <w:r>
-        <w:rPr>
-          <w:rFonts w:ascii="Aptos Display" w:hAnsi="Aptos Display" w:cstheme="minorHAnsi"/>
-        </w:rPr>
-        <w:t>availab</w:t>
-      </w:r>
-      <w:r>
-        <w:rPr>
-          <w:rFonts w:ascii="Aptos Display" w:hAnsi="Aptos Display" w:cstheme="minorHAnsi"/>
-        </w:rPr>
-        <w:t>ility</w:t>
-      </w:r>
-      <w:proofErr w:type="spellEnd"/>
-      <w:r>
-        <w:rPr>
-          <w:rFonts w:ascii="Aptos Display" w:hAnsi="Aptos Display" w:cstheme="minorHAnsi"/>
-        </w:rPr>
-        <w:t xml:space="preserve">, </w:t>
-      </w:r>
-      <w:proofErr w:type="spellStart"/>
-      <w:r>
-        <w:rPr>
-          <w:rFonts w:ascii="Aptos Display" w:hAnsi="Aptos Display" w:cstheme="minorHAnsi"/>
-        </w:rPr>
-        <w:t>Water</w:t>
-      </w:r>
-      <w:proofErr w:type="spellEnd"/>
-      <w:r>
-        <w:rPr>
-          <w:rFonts w:ascii="Aptos Display" w:hAnsi="Aptos Display" w:cstheme="minorHAnsi"/>
-        </w:rPr>
-        <w:t xml:space="preserve"> </w:t>
-      </w:r>
-      <w:proofErr w:type="spellStart"/>
-      <w:r>
-        <w:rPr>
-          <w:rFonts w:ascii="Aptos Display" w:hAnsi="Aptos Display" w:cstheme="minorHAnsi"/>
-        </w:rPr>
-        <w:t>Stress</w:t>
-      </w:r>
-      <w:proofErr w:type="spellEnd"/>
-      <w:r>
-        <w:rPr>
-          <w:rFonts w:ascii="Aptos Display" w:hAnsi="Aptos Display" w:cstheme="minorHAnsi"/>
-        </w:rPr>
-        <w:t xml:space="preserve"> </w:t>
-      </w:r>
-      <w:proofErr w:type="spellStart"/>
-      <w:r>
-        <w:rPr>
-          <w:rFonts w:ascii="Aptos Display" w:hAnsi="Aptos Display" w:cstheme="minorHAnsi"/>
-        </w:rPr>
-        <w:t>treatment</w:t>
-      </w:r>
-      <w:proofErr w:type="spellEnd"/>
-      <w:r>
-        <w:rPr>
-          <w:rFonts w:ascii="Aptos Display" w:hAnsi="Aptos Display" w:cstheme="minorHAnsi"/>
-        </w:rPr>
-        <w:t xml:space="preserve"> </w:t>
-      </w:r>
-      <w:proofErr w:type="spellStart"/>
-      <w:r>
-        <w:rPr>
-          <w:rFonts w:ascii="Aptos Display" w:hAnsi="Aptos Display" w:cstheme="minorHAnsi"/>
-        </w:rPr>
-        <w:t>with</w:t>
-      </w:r>
-      <w:proofErr w:type="spellEnd"/>
-      <w:r>
-        <w:rPr>
-          <w:rFonts w:ascii="Aptos Display" w:hAnsi="Aptos Display" w:cstheme="minorHAnsi"/>
-        </w:rPr>
-        <w:t xml:space="preserve"> </w:t>
-      </w:r>
-      <w:proofErr w:type="spellStart"/>
-      <w:r>
-        <w:rPr>
-          <w:rFonts w:ascii="Aptos Display" w:hAnsi="Aptos Display" w:cstheme="minorHAnsi"/>
-        </w:rPr>
-        <w:t>alternating</w:t>
-      </w:r>
-      <w:proofErr w:type="spellEnd"/>
-      <w:r>
-        <w:rPr>
-          <w:rFonts w:ascii="Aptos Display" w:hAnsi="Aptos Display" w:cstheme="minorHAnsi"/>
-        </w:rPr>
-        <w:t xml:space="preserve"> temperatures (22-12ºC or 15-5ºC), 12 </w:t>
-      </w:r>
-      <w:proofErr w:type="spellStart"/>
-      <w:r>
-        <w:rPr>
-          <w:rFonts w:ascii="Aptos Display" w:hAnsi="Aptos Display" w:cstheme="minorHAnsi"/>
-        </w:rPr>
-        <w:t>hours</w:t>
-      </w:r>
-      <w:proofErr w:type="spellEnd"/>
-      <w:r>
-        <w:rPr>
-          <w:rFonts w:ascii="Aptos Display" w:hAnsi="Aptos Display" w:cstheme="minorHAnsi"/>
-        </w:rPr>
-        <w:t xml:space="preserve"> of </w:t>
-      </w:r>
-      <w:r>
-        <w:rPr>
-          <w:rFonts w:ascii="Aptos Display" w:hAnsi="Aptos Display" w:cstheme="minorHAnsi"/>
-        </w:rPr>
-        <w:t xml:space="preserve">light </w:t>
-      </w:r>
-      <w:proofErr w:type="spellStart"/>
-      <w:r>
-        <w:rPr>
-          <w:rFonts w:ascii="Aptos Display" w:hAnsi="Aptos Display" w:cstheme="minorHAnsi"/>
-        </w:rPr>
-        <w:t>and</w:t>
-      </w:r>
-      <w:proofErr w:type="spellEnd"/>
-      <w:r>
-        <w:rPr>
-          <w:rFonts w:ascii="Aptos Display" w:hAnsi="Aptos Display" w:cstheme="minorHAnsi"/>
-        </w:rPr>
-        <w:t xml:space="preserve"> PEG </w:t>
-      </w:r>
-      <w:proofErr w:type="spellStart"/>
-      <w:r>
-        <w:rPr>
-          <w:rFonts w:ascii="Aptos Display" w:hAnsi="Aptos Display" w:cstheme="minorHAnsi"/>
-        </w:rPr>
-        <w:t>solution</w:t>
-      </w:r>
-      <w:proofErr w:type="spellEnd"/>
-      <w:r>
-        <w:rPr>
-          <w:rFonts w:ascii="Aptos Display" w:hAnsi="Aptos Display" w:cstheme="minorHAnsi"/>
-        </w:rPr>
-        <w:t xml:space="preserve"> to </w:t>
-      </w:r>
-      <w:proofErr w:type="spellStart"/>
-      <w:r>
-        <w:rPr>
-          <w:rFonts w:ascii="Aptos Display" w:hAnsi="Aptos Display" w:cstheme="minorHAnsi"/>
-        </w:rPr>
-        <w:t>mimic</w:t>
-      </w:r>
-      <w:proofErr w:type="spellEnd"/>
-      <w:r>
-        <w:rPr>
-          <w:rFonts w:ascii="Aptos Display" w:hAnsi="Aptos Display" w:cstheme="minorHAnsi"/>
-        </w:rPr>
-        <w:t xml:space="preserve"> -0.6 </w:t>
-      </w:r>
-      <w:proofErr w:type="spellStart"/>
-      <w:r>
-        <w:rPr>
-          <w:rFonts w:ascii="Aptos Display" w:hAnsi="Aptos Display" w:cstheme="minorHAnsi"/>
-        </w:rPr>
-        <w:t>MPa</w:t>
-      </w:r>
-      <w:proofErr w:type="spellEnd"/>
-      <w:r>
-        <w:rPr>
-          <w:rFonts w:ascii="Aptos Display" w:hAnsi="Aptos Display" w:cstheme="minorHAnsi"/>
-        </w:rPr>
-        <w:t xml:space="preserve">. Bars </w:t>
-      </w:r>
-      <w:proofErr w:type="spellStart"/>
-      <w:r>
-        <w:rPr>
-          <w:rFonts w:ascii="Aptos Display" w:hAnsi="Aptos Display" w:cstheme="minorHAnsi"/>
-        </w:rPr>
-        <w:t>represent</w:t>
-      </w:r>
-      <w:proofErr w:type="spellEnd"/>
-      <w:r>
-        <w:rPr>
-          <w:rFonts w:ascii="Aptos Display" w:hAnsi="Aptos Display" w:cstheme="minorHAnsi"/>
-        </w:rPr>
-        <w:t xml:space="preserve"> </w:t>
-      </w:r>
-      <w:proofErr w:type="spellStart"/>
-      <w:r>
-        <w:rPr>
-          <w:rFonts w:ascii="Aptos Display" w:hAnsi="Aptos Display" w:cstheme="minorHAnsi"/>
-        </w:rPr>
-        <w:t>the</w:t>
-      </w:r>
-      <w:proofErr w:type="spellEnd"/>
-      <w:r>
-        <w:rPr>
-          <w:rFonts w:ascii="Aptos Display" w:hAnsi="Aptos Display" w:cstheme="minorHAnsi"/>
-        </w:rPr>
-        <w:t xml:space="preserve"> </w:t>
-      </w:r>
-      <w:proofErr w:type="spellStart"/>
-      <w:r>
-        <w:rPr>
-          <w:rFonts w:ascii="Aptos Display" w:hAnsi="Aptos Display" w:cstheme="minorHAnsi"/>
-        </w:rPr>
-        <w:t>mean</w:t>
-      </w:r>
-      <w:proofErr w:type="spellEnd"/>
-      <w:r>
-        <w:rPr>
-          <w:rFonts w:ascii="Aptos Display" w:hAnsi="Aptos Display" w:cstheme="minorHAnsi"/>
-        </w:rPr>
-        <w:t xml:space="preserve"> </w:t>
-      </w:r>
-      <w:proofErr w:type="spellStart"/>
-      <w:r>
-        <w:rPr>
-          <w:rFonts w:ascii="Aptos Display" w:hAnsi="Aptos Display" w:cstheme="minorHAnsi"/>
-        </w:rPr>
-        <w:t>germination</w:t>
-      </w:r>
-      <w:proofErr w:type="spellEnd"/>
-      <w:r>
-        <w:rPr>
-          <w:rFonts w:ascii="Aptos Display" w:hAnsi="Aptos Display" w:cstheme="minorHAnsi"/>
-        </w:rPr>
-        <w:t xml:space="preserve"> </w:t>
-      </w:r>
-      <w:proofErr w:type="spellStart"/>
-      <w:r>
-        <w:rPr>
-          <w:rFonts w:ascii="Aptos Display" w:hAnsi="Aptos Display" w:cstheme="minorHAnsi"/>
-        </w:rPr>
-        <w:t>observed</w:t>
-      </w:r>
-      <w:proofErr w:type="spellEnd"/>
-      <w:r>
-        <w:rPr>
-          <w:rFonts w:ascii="Aptos Display" w:hAnsi="Aptos Display" w:cstheme="minorHAnsi"/>
-        </w:rPr>
-        <w:t xml:space="preserve"> per </w:t>
-      </w:r>
-      <w:proofErr w:type="spellStart"/>
-      <w:r>
-        <w:rPr>
-          <w:rFonts w:ascii="Aptos Display" w:hAnsi="Aptos Display" w:cstheme="minorHAnsi"/>
-        </w:rPr>
-        <w:t>treatment</w:t>
-      </w:r>
-      <w:proofErr w:type="spellEnd"/>
-      <w:r>
-        <w:rPr>
-          <w:rFonts w:ascii="Aptos Display" w:hAnsi="Aptos Display" w:cstheme="minorHAnsi"/>
-        </w:rPr>
-        <w:t xml:space="preserve">, </w:t>
-      </w:r>
-      <w:proofErr w:type="spellStart"/>
-      <w:r>
-        <w:rPr>
-          <w:rFonts w:ascii="Aptos Display" w:hAnsi="Aptos Display" w:cstheme="minorHAnsi"/>
-        </w:rPr>
-        <w:t>and</w:t>
-      </w:r>
-      <w:proofErr w:type="spellEnd"/>
-      <w:r>
-        <w:rPr>
-          <w:rFonts w:ascii="Aptos Display" w:hAnsi="Aptos Display" w:cstheme="minorHAnsi"/>
-        </w:rPr>
-        <w:t xml:space="preserve"> </w:t>
-      </w:r>
-      <w:r>
-        <w:rPr>
-          <w:rFonts w:ascii="Aptos Display" w:hAnsi="Aptos Display" w:cstheme="minorHAnsi"/>
-        </w:rPr>
-        <w:t xml:space="preserve">error bars </w:t>
-      </w:r>
-      <w:proofErr w:type="spellStart"/>
-      <w:r>
-        <w:rPr>
-          <w:rFonts w:ascii="Aptos Display" w:hAnsi="Aptos Display" w:cstheme="minorHAnsi"/>
-        </w:rPr>
-        <w:t>represent</w:t>
-      </w:r>
-      <w:proofErr w:type="spellEnd"/>
-      <w:r>
-        <w:rPr>
-          <w:rFonts w:ascii="Aptos Display" w:hAnsi="Aptos Display" w:cstheme="minorHAnsi"/>
-        </w:rPr>
-        <w:t xml:space="preserve"> binomial </w:t>
-      </w:r>
-      <w:proofErr w:type="spellStart"/>
-      <w:r>
-        <w:rPr>
-          <w:rFonts w:ascii="Aptos Display" w:hAnsi="Aptos Display" w:cstheme="minorHAnsi"/>
-        </w:rPr>
-        <w:t>confidence</w:t>
-      </w:r>
-      <w:proofErr w:type="spellEnd"/>
-      <w:r>
-        <w:rPr>
-          <w:rFonts w:ascii="Aptos Display" w:hAnsi="Aptos Display" w:cstheme="minorHAnsi"/>
-        </w:rPr>
-        <w:t xml:space="preserve"> intervals</w:t>
-      </w:r>
-      <w:r>
-        <w:rPr>
-          <w:rFonts w:ascii="Aptos Display" w:hAnsi="Aptos Display" w:cstheme="minorHAnsi"/>
-        </w:rPr>
-        <w:t>.</w:t>
-      </w:r>
-      <w:r>
-        <w:rPr>
-          <w:rFonts w:ascii="Aptos Display" w:hAnsi="Aptos Display" w:cstheme="minorHAnsi"/>
-        </w:rPr>
-        <w:t xml:space="preserve"> </w:t>
-      </w:r>
       <w:r>
         <w:rPr>
           <w:rFonts w:ascii="Aptos Display" w:hAnsi="Aptos Display" w:cstheme="minorHAnsi"/>
@@ -11637,55 +9311,19 @@
         <w:rPr>
           <w:rFonts w:ascii="Aptos Display" w:hAnsi="Aptos Display" w:cstheme="minorHAnsi"/>
         </w:rPr>
-        <w:t xml:space="preserve">ignificances </w:t>
-      </w:r>
-      <w:proofErr w:type="spellStart"/>
-      <w:r>
-        <w:rPr>
-          <w:rFonts w:ascii="Aptos Display" w:hAnsi="Aptos Display" w:cstheme="minorHAnsi"/>
-        </w:rPr>
-        <w:t>from</w:t>
-      </w:r>
-      <w:proofErr w:type="spellEnd"/>
-      <w:r>
-        <w:rPr>
-          <w:rFonts w:ascii="Aptos Display" w:hAnsi="Aptos Display" w:cstheme="minorHAnsi"/>
-        </w:rPr>
-        <w:t xml:space="preserve"> </w:t>
-      </w:r>
-      <w:proofErr w:type="spellStart"/>
-      <w:r>
-        <w:rPr>
-          <w:rFonts w:ascii="Aptos Display" w:hAnsi="Aptos Display" w:cstheme="minorHAnsi"/>
-        </w:rPr>
-        <w:t>multinomial</w:t>
-      </w:r>
-      <w:proofErr w:type="spellEnd"/>
-      <w:r>
-        <w:rPr>
-          <w:rFonts w:ascii="Aptos Display" w:hAnsi="Aptos Display" w:cstheme="minorHAnsi"/>
-        </w:rPr>
-        <w:t xml:space="preserve"> </w:t>
-      </w:r>
-      <w:r>
-        <w:rPr>
-          <w:rFonts w:ascii="Aptos Display" w:hAnsi="Aptos Display" w:cstheme="minorHAnsi"/>
-        </w:rPr>
-        <w:t>MCMC-GLMM models *** = p-</w:t>
-      </w:r>
-      <w:proofErr w:type="spellStart"/>
-      <w:r>
-        <w:rPr>
-          <w:rFonts w:ascii="Aptos Display" w:hAnsi="Aptos Display" w:cstheme="minorHAnsi"/>
-        </w:rPr>
-        <w:t>value</w:t>
-      </w:r>
-      <w:proofErr w:type="spellEnd"/>
-      <w:r>
-        <w:rPr>
-          <w:rFonts w:ascii="Aptos Display" w:hAnsi="Aptos Display" w:cstheme="minorHAnsi"/>
-        </w:rPr>
-        <w:t xml:space="preserve">&lt;0.001. </w:t>
+        <w:t xml:space="preserve">ignificances from </w:t>
+      </w:r>
+      <w:r>
+        <w:rPr>
+          <w:rFonts w:ascii="Aptos Display" w:hAnsi="Aptos Display" w:cstheme="minorHAnsi"/>
+        </w:rPr>
+        <w:t xml:space="preserve">multinomial </w:t>
+      </w:r>
+      <w:r>
+        <w:rPr>
+          <w:rFonts w:ascii="Aptos Display" w:hAnsi="Aptos Display" w:cstheme="minorHAnsi"/>
+        </w:rPr>
+        <w:t xml:space="preserve">MCMC-GLMM models *** = p-value&lt;0.001. </w:t>
       </w:r>
       <w:r>
         <w:rPr>
@@ -11693,33 +9331,11 @@
         </w:rPr>
         <w:t xml:space="preserve">B) </w:t>
       </w:r>
-      <w:proofErr w:type="spellStart"/>
-      <w:r>
-        <w:rPr>
-          <w:rFonts w:ascii="Aptos Display" w:hAnsi="Aptos Display" w:cstheme="minorHAnsi"/>
-        </w:rPr>
-        <w:t>Decreased</w:t>
-      </w:r>
-      <w:proofErr w:type="spellEnd"/>
-      <w:r>
-        <w:rPr>
-          <w:rFonts w:ascii="Aptos Display" w:hAnsi="Aptos Display" w:cstheme="minorHAnsi"/>
-        </w:rPr>
-        <w:t xml:space="preserve"> </w:t>
-      </w:r>
-      <w:proofErr w:type="spellStart"/>
-      <w:r>
-        <w:rPr>
-          <w:rFonts w:ascii="Aptos Display" w:hAnsi="Aptos Display" w:cstheme="minorHAnsi"/>
-        </w:rPr>
-        <w:t>germination</w:t>
-      </w:r>
-      <w:proofErr w:type="spellEnd"/>
-      <w:r>
-        <w:rPr>
-          <w:rFonts w:ascii="Aptos Display" w:hAnsi="Aptos Display" w:cstheme="minorHAnsi"/>
-        </w:rPr>
-        <w:t xml:space="preserve"> </w:t>
+      <w:r>
+        <w:rPr>
+          <w:rFonts w:ascii="Aptos Display" w:hAnsi="Aptos Display" w:cstheme="minorHAnsi"/>
+        </w:rPr>
+        <w:t xml:space="preserve">Decreased germination </w:t>
       </w:r>
       <w:r>
         <w:rPr>
@@ -11727,625 +9343,47 @@
         </w:rPr>
         <w:t xml:space="preserve">is </w:t>
       </w:r>
-      <w:proofErr w:type="spellStart"/>
-      <w:r>
-        <w:rPr>
-          <w:rFonts w:ascii="Aptos Display" w:hAnsi="Aptos Display" w:cstheme="minorHAnsi"/>
-        </w:rPr>
-        <w:t>calculated</w:t>
-      </w:r>
-      <w:proofErr w:type="spellEnd"/>
-      <w:r>
-        <w:rPr>
-          <w:rFonts w:ascii="Aptos Display" w:hAnsi="Aptos Display" w:cstheme="minorHAnsi"/>
-        </w:rPr>
-        <w:t xml:space="preserve"> as </w:t>
-      </w:r>
-      <w:proofErr w:type="spellStart"/>
-      <w:r>
-        <w:rPr>
-          <w:rFonts w:ascii="Aptos Display" w:hAnsi="Aptos Display" w:cstheme="minorHAnsi"/>
-        </w:rPr>
-        <w:t>the</w:t>
-      </w:r>
-      <w:proofErr w:type="spellEnd"/>
-      <w:r>
-        <w:rPr>
-          <w:rFonts w:ascii="Aptos Display" w:hAnsi="Aptos Display" w:cstheme="minorHAnsi"/>
-        </w:rPr>
-        <w:t xml:space="preserve"> </w:t>
-      </w:r>
-      <w:r>
-        <w:rPr>
-          <w:rFonts w:ascii="Aptos Display" w:hAnsi="Aptos Display" w:cstheme="minorHAnsi"/>
-        </w:rPr>
-        <w:t xml:space="preserve">percentual </w:t>
-      </w:r>
-      <w:proofErr w:type="spellStart"/>
-      <w:r>
-        <w:rPr>
-          <w:rFonts w:ascii="Aptos Display" w:hAnsi="Aptos Display" w:cstheme="minorHAnsi"/>
-        </w:rPr>
-        <w:t>reduction</w:t>
-      </w:r>
-      <w:proofErr w:type="spellEnd"/>
-      <w:r>
-        <w:rPr>
-          <w:rFonts w:ascii="Aptos Display" w:hAnsi="Aptos Display" w:cstheme="minorHAnsi"/>
-        </w:rPr>
-        <w:t xml:space="preserve"> of </w:t>
-      </w:r>
-      <w:proofErr w:type="spellStart"/>
-      <w:r>
-        <w:rPr>
-          <w:rFonts w:ascii="Aptos Display" w:hAnsi="Aptos Display" w:cstheme="minorHAnsi"/>
-        </w:rPr>
-        <w:t>germination</w:t>
-      </w:r>
-      <w:proofErr w:type="spellEnd"/>
-      <w:r>
-        <w:rPr>
-          <w:rFonts w:ascii="Aptos Display" w:hAnsi="Aptos Display" w:cstheme="minorHAnsi"/>
-        </w:rPr>
-        <w:t xml:space="preserve"> in </w:t>
-      </w:r>
-      <w:proofErr w:type="spellStart"/>
-      <w:r>
-        <w:rPr>
-          <w:rFonts w:ascii="Aptos Display" w:hAnsi="Aptos Display" w:cstheme="minorHAnsi"/>
-        </w:rPr>
-        <w:t>water</w:t>
-      </w:r>
-      <w:proofErr w:type="spellEnd"/>
-      <w:r>
-        <w:rPr>
-          <w:rFonts w:ascii="Aptos Display" w:hAnsi="Aptos Display" w:cstheme="minorHAnsi"/>
-        </w:rPr>
-        <w:t xml:space="preserve"> </w:t>
-      </w:r>
-      <w:proofErr w:type="spellStart"/>
-      <w:r>
-        <w:rPr>
-          <w:rFonts w:ascii="Aptos Display" w:hAnsi="Aptos Display" w:cstheme="minorHAnsi"/>
-        </w:rPr>
-        <w:t>stress</w:t>
-      </w:r>
-      <w:proofErr w:type="spellEnd"/>
-      <w:r>
-        <w:rPr>
-          <w:rFonts w:ascii="Aptos Display" w:hAnsi="Aptos Display" w:cstheme="minorHAnsi"/>
-        </w:rPr>
-        <w:t xml:space="preserve"> </w:t>
-      </w:r>
-      <w:proofErr w:type="spellStart"/>
-      <w:r>
-        <w:rPr>
-          <w:rFonts w:ascii="Aptos Display" w:hAnsi="Aptos Display" w:cstheme="minorHAnsi"/>
-        </w:rPr>
-        <w:t>compared</w:t>
-      </w:r>
-      <w:proofErr w:type="spellEnd"/>
-      <w:r>
-        <w:rPr>
-          <w:rFonts w:ascii="Aptos Display" w:hAnsi="Aptos Display" w:cstheme="minorHAnsi"/>
-        </w:rPr>
-        <w:t xml:space="preserve"> to control </w:t>
-      </w:r>
-      <w:proofErr w:type="spellStart"/>
-      <w:r>
-        <w:rPr>
-          <w:rFonts w:ascii="Aptos Display" w:hAnsi="Aptos Display" w:cstheme="minorHAnsi"/>
-        </w:rPr>
-        <w:t>treatment</w:t>
-      </w:r>
-      <w:proofErr w:type="spellEnd"/>
-      <w:r>
-        <w:rPr>
-          <w:rFonts w:ascii="Aptos Display" w:hAnsi="Aptos Display" w:cstheme="minorHAnsi"/>
-        </w:rPr>
-        <w:t xml:space="preserve">. Bars </w:t>
-      </w:r>
-      <w:proofErr w:type="spellStart"/>
-      <w:r>
-        <w:rPr>
-          <w:rFonts w:ascii="Aptos Display" w:hAnsi="Aptos Display" w:cstheme="minorHAnsi"/>
-        </w:rPr>
-        <w:t>represent</w:t>
-      </w:r>
-      <w:proofErr w:type="spellEnd"/>
-      <w:r>
-        <w:rPr>
-          <w:rFonts w:ascii="Aptos Display" w:hAnsi="Aptos Display" w:cstheme="minorHAnsi"/>
-        </w:rPr>
-        <w:t xml:space="preserve"> </w:t>
-      </w:r>
-      <w:proofErr w:type="spellStart"/>
-      <w:r>
-        <w:rPr>
-          <w:rFonts w:ascii="Aptos Display" w:hAnsi="Aptos Display" w:cstheme="minorHAnsi"/>
-        </w:rPr>
-        <w:t>the</w:t>
-      </w:r>
-      <w:proofErr w:type="spellEnd"/>
-      <w:r>
-        <w:rPr>
-          <w:rFonts w:ascii="Aptos Display" w:hAnsi="Aptos Display" w:cstheme="minorHAnsi"/>
-        </w:rPr>
-        <w:t xml:space="preserve"> </w:t>
-      </w:r>
-      <w:proofErr w:type="spellStart"/>
-      <w:r>
-        <w:rPr>
-          <w:rFonts w:ascii="Aptos Display" w:hAnsi="Aptos Display" w:cstheme="minorHAnsi"/>
-        </w:rPr>
-        <w:t>mean</w:t>
-      </w:r>
-      <w:proofErr w:type="spellEnd"/>
-      <w:r>
-        <w:rPr>
-          <w:rFonts w:ascii="Aptos Display" w:hAnsi="Aptos Display" w:cstheme="minorHAnsi"/>
-        </w:rPr>
-        <w:t xml:space="preserve"> </w:t>
-      </w:r>
-      <w:proofErr w:type="spellStart"/>
-      <w:r>
-        <w:rPr>
-          <w:rFonts w:ascii="Aptos Display" w:hAnsi="Aptos Display" w:cstheme="minorHAnsi"/>
-        </w:rPr>
-        <w:t>germination</w:t>
-      </w:r>
-      <w:proofErr w:type="spellEnd"/>
-      <w:r>
-        <w:rPr>
-          <w:rFonts w:ascii="Aptos Display" w:hAnsi="Aptos Display" w:cstheme="minorHAnsi"/>
-        </w:rPr>
-        <w:t xml:space="preserve"> </w:t>
-      </w:r>
-      <w:proofErr w:type="spellStart"/>
-      <w:r>
-        <w:rPr>
-          <w:rFonts w:ascii="Aptos Display" w:hAnsi="Aptos Display" w:cstheme="minorHAnsi"/>
-        </w:rPr>
-        <w:t>reduction</w:t>
-      </w:r>
-      <w:proofErr w:type="spellEnd"/>
-      <w:r>
-        <w:rPr>
-          <w:rFonts w:ascii="Aptos Display" w:hAnsi="Aptos Display" w:cstheme="minorHAnsi"/>
-        </w:rPr>
-        <w:t xml:space="preserve"> </w:t>
-      </w:r>
-      <w:proofErr w:type="spellStart"/>
-      <w:r>
-        <w:rPr>
-          <w:rFonts w:ascii="Aptos Display" w:hAnsi="Aptos Display" w:cstheme="minorHAnsi"/>
-        </w:rPr>
-        <w:t>under</w:t>
-      </w:r>
-      <w:proofErr w:type="spellEnd"/>
-      <w:r>
-        <w:rPr>
-          <w:rFonts w:ascii="Aptos Display" w:hAnsi="Aptos Display" w:cstheme="minorHAnsi"/>
-        </w:rPr>
-        <w:t xml:space="preserve"> </w:t>
-      </w:r>
-      <w:proofErr w:type="spellStart"/>
-      <w:r>
-        <w:rPr>
-          <w:rFonts w:ascii="Aptos Display" w:hAnsi="Aptos Display" w:cstheme="minorHAnsi"/>
-        </w:rPr>
-        <w:t>water</w:t>
-      </w:r>
-      <w:proofErr w:type="spellEnd"/>
-      <w:r>
-        <w:rPr>
-          <w:rFonts w:ascii="Aptos Display" w:hAnsi="Aptos Display" w:cstheme="minorHAnsi"/>
-        </w:rPr>
-        <w:t xml:space="preserve"> </w:t>
-      </w:r>
-      <w:proofErr w:type="spellStart"/>
-      <w:r>
-        <w:rPr>
-          <w:rFonts w:ascii="Aptos Display" w:hAnsi="Aptos Display" w:cstheme="minorHAnsi"/>
-        </w:rPr>
-        <w:t>stress</w:t>
-      </w:r>
-      <w:proofErr w:type="spellEnd"/>
-      <w:r>
-        <w:rPr>
-          <w:rFonts w:ascii="Aptos Display" w:hAnsi="Aptos Display" w:cstheme="minorHAnsi"/>
-        </w:rPr>
-        <w:t xml:space="preserve"> </w:t>
-      </w:r>
-      <w:r>
-        <w:rPr>
-          <w:rFonts w:ascii="Aptos Display" w:hAnsi="Aptos Display" w:cstheme="minorHAnsi"/>
-        </w:rPr>
-        <w:t xml:space="preserve">in </w:t>
-      </w:r>
-      <w:proofErr w:type="spellStart"/>
-      <w:r>
-        <w:rPr>
-          <w:rFonts w:ascii="Aptos Display" w:hAnsi="Aptos Display" w:cstheme="minorHAnsi"/>
-        </w:rPr>
-        <w:t>each</w:t>
-      </w:r>
-      <w:proofErr w:type="spellEnd"/>
-      <w:r>
-        <w:rPr>
-          <w:rFonts w:ascii="Aptos Display" w:hAnsi="Aptos Display" w:cstheme="minorHAnsi"/>
-        </w:rPr>
-        <w:t xml:space="preserve"> Habitat, </w:t>
-      </w:r>
-      <w:proofErr w:type="spellStart"/>
-      <w:r>
-        <w:rPr>
-          <w:rFonts w:ascii="Aptos Display" w:hAnsi="Aptos Display" w:cstheme="minorHAnsi"/>
-        </w:rPr>
-        <w:t>and</w:t>
-      </w:r>
-      <w:proofErr w:type="spellEnd"/>
-      <w:r>
-        <w:rPr>
-          <w:rFonts w:ascii="Aptos Display" w:hAnsi="Aptos Display" w:cstheme="minorHAnsi"/>
-        </w:rPr>
-        <w:t xml:space="preserve"> error bars </w:t>
-      </w:r>
-      <w:proofErr w:type="spellStart"/>
-      <w:r>
-        <w:rPr>
-          <w:rFonts w:ascii="Aptos Display" w:hAnsi="Aptos Display" w:cstheme="minorHAnsi"/>
-        </w:rPr>
-        <w:t>represent</w:t>
-      </w:r>
-      <w:proofErr w:type="spellEnd"/>
-      <w:r>
-        <w:rPr>
-          <w:rFonts w:ascii="Aptos Display" w:hAnsi="Aptos Display" w:cstheme="minorHAnsi"/>
-        </w:rPr>
-        <w:t xml:space="preserve"> </w:t>
-      </w:r>
-      <w:proofErr w:type="spellStart"/>
-      <w:r>
-        <w:rPr>
-          <w:rFonts w:ascii="Aptos Display" w:hAnsi="Aptos Display" w:cstheme="minorHAnsi"/>
-        </w:rPr>
-        <w:t>the</w:t>
-      </w:r>
-      <w:proofErr w:type="spellEnd"/>
-      <w:r>
-        <w:rPr>
-          <w:rFonts w:ascii="Aptos Display" w:hAnsi="Aptos Display" w:cstheme="minorHAnsi"/>
-        </w:rPr>
-        <w:t xml:space="preserve"> Standard error of </w:t>
-      </w:r>
-      <w:proofErr w:type="spellStart"/>
-      <w:r>
-        <w:rPr>
-          <w:rFonts w:ascii="Aptos Display" w:hAnsi="Aptos Display" w:cstheme="minorHAnsi"/>
-        </w:rPr>
-        <w:t>the</w:t>
-      </w:r>
-      <w:proofErr w:type="spellEnd"/>
-      <w:r>
-        <w:rPr>
-          <w:rFonts w:ascii="Aptos Display" w:hAnsi="Aptos Display" w:cstheme="minorHAnsi"/>
-        </w:rPr>
-        <w:t xml:space="preserve"> </w:t>
-      </w:r>
-      <w:proofErr w:type="spellStart"/>
-      <w:r>
-        <w:rPr>
-          <w:rFonts w:ascii="Aptos Display" w:hAnsi="Aptos Display" w:cstheme="minorHAnsi"/>
-        </w:rPr>
-        <w:t>mean</w:t>
-      </w:r>
-      <w:proofErr w:type="spellEnd"/>
-      <w:r>
-        <w:rPr>
-          <w:rFonts w:ascii="Aptos Display" w:hAnsi="Aptos Display" w:cstheme="minorHAnsi"/>
-        </w:rPr>
-        <w:t xml:space="preserve">. C) </w:t>
-      </w:r>
-      <w:proofErr w:type="spellStart"/>
-      <w:r>
-        <w:rPr>
-          <w:rFonts w:ascii="Aptos Display" w:hAnsi="Aptos Display" w:cstheme="minorHAnsi"/>
-        </w:rPr>
-        <w:t>Decreased</w:t>
-      </w:r>
-      <w:proofErr w:type="spellEnd"/>
-      <w:r>
-        <w:rPr>
-          <w:rFonts w:ascii="Aptos Display" w:hAnsi="Aptos Display" w:cstheme="minorHAnsi"/>
-        </w:rPr>
-        <w:t xml:space="preserve"> </w:t>
-      </w:r>
-      <w:proofErr w:type="spellStart"/>
-      <w:r>
-        <w:rPr>
-          <w:rFonts w:ascii="Aptos Display" w:hAnsi="Aptos Display" w:cstheme="minorHAnsi"/>
-        </w:rPr>
-        <w:t>germination</w:t>
-      </w:r>
-      <w:proofErr w:type="spellEnd"/>
-      <w:r>
-        <w:rPr>
-          <w:rFonts w:ascii="Aptos Display" w:hAnsi="Aptos Display" w:cstheme="minorHAnsi"/>
-        </w:rPr>
-        <w:t xml:space="preserve"> </w:t>
-      </w:r>
-      <w:r>
-        <w:rPr>
-          <w:rFonts w:ascii="Aptos Display" w:hAnsi="Aptos Display" w:cstheme="minorHAnsi"/>
-        </w:rPr>
-        <w:t xml:space="preserve">in </w:t>
-      </w:r>
-      <w:proofErr w:type="spellStart"/>
-      <w:r>
-        <w:rPr>
-          <w:rFonts w:ascii="Aptos Display" w:hAnsi="Aptos Display" w:cstheme="minorHAnsi"/>
-        </w:rPr>
-        <w:t>each</w:t>
-      </w:r>
-      <w:proofErr w:type="spellEnd"/>
-      <w:r>
-        <w:rPr>
-          <w:rFonts w:ascii="Aptos Display" w:hAnsi="Aptos Display" w:cstheme="minorHAnsi"/>
-        </w:rPr>
-        <w:t xml:space="preserve"> </w:t>
-      </w:r>
-      <w:proofErr w:type="spellStart"/>
-      <w:r>
-        <w:rPr>
-          <w:rFonts w:ascii="Aptos Display" w:hAnsi="Aptos Display" w:cstheme="minorHAnsi"/>
-        </w:rPr>
-        <w:t>species</w:t>
-      </w:r>
-      <w:proofErr w:type="spellEnd"/>
-      <w:r>
-        <w:rPr>
-          <w:rFonts w:ascii="Aptos Display" w:hAnsi="Aptos Display" w:cstheme="minorHAnsi"/>
-        </w:rPr>
-        <w:t xml:space="preserve">, Bars </w:t>
-      </w:r>
-      <w:proofErr w:type="spellStart"/>
-      <w:r>
-        <w:rPr>
-          <w:rFonts w:ascii="Aptos Display" w:hAnsi="Aptos Display" w:cstheme="minorHAnsi"/>
-        </w:rPr>
-        <w:t>represent</w:t>
-      </w:r>
-      <w:proofErr w:type="spellEnd"/>
-      <w:r>
-        <w:rPr>
-          <w:rFonts w:ascii="Aptos Display" w:hAnsi="Aptos Display" w:cstheme="minorHAnsi"/>
-        </w:rPr>
-        <w:t xml:space="preserve"> </w:t>
-      </w:r>
-      <w:proofErr w:type="spellStart"/>
-      <w:r>
-        <w:rPr>
-          <w:rFonts w:ascii="Aptos Display" w:hAnsi="Aptos Display" w:cstheme="minorHAnsi"/>
-        </w:rPr>
-        <w:t>the</w:t>
-      </w:r>
-      <w:proofErr w:type="spellEnd"/>
-      <w:r>
-        <w:rPr>
-          <w:rFonts w:ascii="Aptos Display" w:hAnsi="Aptos Display" w:cstheme="minorHAnsi"/>
-        </w:rPr>
-        <w:t xml:space="preserve"> </w:t>
-      </w:r>
-      <w:proofErr w:type="spellStart"/>
-      <w:r>
-        <w:rPr>
-          <w:rFonts w:ascii="Aptos Display" w:hAnsi="Aptos Display" w:cstheme="minorHAnsi"/>
-        </w:rPr>
-        <w:t>mean</w:t>
-      </w:r>
-      <w:proofErr w:type="spellEnd"/>
-      <w:r>
-        <w:rPr>
-          <w:rFonts w:ascii="Aptos Display" w:hAnsi="Aptos Display" w:cstheme="minorHAnsi"/>
-        </w:rPr>
-        <w:t xml:space="preserve"> </w:t>
-      </w:r>
-      <w:proofErr w:type="spellStart"/>
-      <w:r>
-        <w:rPr>
-          <w:rFonts w:ascii="Aptos Display" w:hAnsi="Aptos Display" w:cstheme="minorHAnsi"/>
-        </w:rPr>
-        <w:t>germination</w:t>
-      </w:r>
-      <w:proofErr w:type="spellEnd"/>
-      <w:r>
-        <w:rPr>
-          <w:rFonts w:ascii="Aptos Display" w:hAnsi="Aptos Display" w:cstheme="minorHAnsi"/>
-        </w:rPr>
-        <w:t xml:space="preserve"> </w:t>
-      </w:r>
-      <w:proofErr w:type="spellStart"/>
-      <w:r>
-        <w:rPr>
-          <w:rFonts w:ascii="Aptos Display" w:hAnsi="Aptos Display" w:cstheme="minorHAnsi"/>
-        </w:rPr>
-        <w:t>reduction</w:t>
-      </w:r>
-      <w:proofErr w:type="spellEnd"/>
-      <w:r>
-        <w:rPr>
-          <w:rFonts w:ascii="Aptos Display" w:hAnsi="Aptos Display" w:cstheme="minorHAnsi"/>
-        </w:rPr>
-        <w:t xml:space="preserve"> </w:t>
-      </w:r>
-      <w:proofErr w:type="spellStart"/>
-      <w:r>
-        <w:rPr>
-          <w:rFonts w:ascii="Aptos Display" w:hAnsi="Aptos Display" w:cstheme="minorHAnsi"/>
-        </w:rPr>
-        <w:t>under</w:t>
-      </w:r>
-      <w:proofErr w:type="spellEnd"/>
-      <w:r>
-        <w:rPr>
-          <w:rFonts w:ascii="Aptos Display" w:hAnsi="Aptos Display" w:cstheme="minorHAnsi"/>
-        </w:rPr>
-        <w:t xml:space="preserve"> </w:t>
-      </w:r>
-      <w:proofErr w:type="spellStart"/>
-      <w:r>
-        <w:rPr>
-          <w:rFonts w:ascii="Aptos Display" w:hAnsi="Aptos Display" w:cstheme="minorHAnsi"/>
-        </w:rPr>
-        <w:t>water</w:t>
-      </w:r>
-      <w:proofErr w:type="spellEnd"/>
-      <w:r>
-        <w:rPr>
-          <w:rFonts w:ascii="Aptos Display" w:hAnsi="Aptos Display" w:cstheme="minorHAnsi"/>
-        </w:rPr>
-        <w:t xml:space="preserve"> </w:t>
-      </w:r>
-      <w:proofErr w:type="spellStart"/>
-      <w:r>
-        <w:rPr>
-          <w:rFonts w:ascii="Aptos Display" w:hAnsi="Aptos Display" w:cstheme="minorHAnsi"/>
-        </w:rPr>
-        <w:t>stress</w:t>
-      </w:r>
-      <w:proofErr w:type="spellEnd"/>
-      <w:r>
-        <w:rPr>
-          <w:rFonts w:ascii="Aptos Display" w:hAnsi="Aptos Display" w:cstheme="minorHAnsi"/>
-        </w:rPr>
-        <w:t xml:space="preserve"> in </w:t>
-      </w:r>
-      <w:proofErr w:type="spellStart"/>
-      <w:r>
-        <w:rPr>
-          <w:rFonts w:ascii="Aptos Display" w:hAnsi="Aptos Display" w:cstheme="minorHAnsi"/>
-        </w:rPr>
-        <w:t>each</w:t>
-      </w:r>
-      <w:proofErr w:type="spellEnd"/>
-      <w:r>
-        <w:rPr>
-          <w:rFonts w:ascii="Aptos Display" w:hAnsi="Aptos Display" w:cstheme="minorHAnsi"/>
-        </w:rPr>
-        <w:t xml:space="preserve"> Habitat, </w:t>
-      </w:r>
-      <w:proofErr w:type="spellStart"/>
-      <w:r>
-        <w:rPr>
-          <w:rFonts w:ascii="Aptos Display" w:hAnsi="Aptos Display" w:cstheme="minorHAnsi"/>
-        </w:rPr>
-        <w:t>and</w:t>
-      </w:r>
-      <w:proofErr w:type="spellEnd"/>
-      <w:r>
-        <w:rPr>
-          <w:rFonts w:ascii="Aptos Display" w:hAnsi="Aptos Display" w:cstheme="minorHAnsi"/>
-        </w:rPr>
-        <w:t xml:space="preserve"> error bars </w:t>
-      </w:r>
-      <w:proofErr w:type="spellStart"/>
-      <w:r>
-        <w:rPr>
-          <w:rFonts w:ascii="Aptos Display" w:hAnsi="Aptos Display" w:cstheme="minorHAnsi"/>
-        </w:rPr>
-        <w:t>represent</w:t>
-      </w:r>
-      <w:proofErr w:type="spellEnd"/>
-      <w:r>
-        <w:rPr>
-          <w:rFonts w:ascii="Aptos Display" w:hAnsi="Aptos Display" w:cstheme="minorHAnsi"/>
-        </w:rPr>
-        <w:t xml:space="preserve"> </w:t>
-      </w:r>
-      <w:proofErr w:type="spellStart"/>
-      <w:r>
-        <w:rPr>
-          <w:rFonts w:ascii="Aptos Display" w:hAnsi="Aptos Display" w:cstheme="minorHAnsi"/>
-        </w:rPr>
-        <w:t>the</w:t>
-      </w:r>
-      <w:proofErr w:type="spellEnd"/>
-      <w:r>
-        <w:rPr>
-          <w:rFonts w:ascii="Aptos Display" w:hAnsi="Aptos Display" w:cstheme="minorHAnsi"/>
-        </w:rPr>
-        <w:t xml:space="preserve"> Standard error of </w:t>
-      </w:r>
-      <w:proofErr w:type="spellStart"/>
-      <w:r>
-        <w:rPr>
-          <w:rFonts w:ascii="Aptos Display" w:hAnsi="Aptos Display" w:cstheme="minorHAnsi"/>
-        </w:rPr>
-        <w:t>the</w:t>
-      </w:r>
-      <w:proofErr w:type="spellEnd"/>
-      <w:r>
-        <w:rPr>
-          <w:rFonts w:ascii="Aptos Display" w:hAnsi="Aptos Display" w:cstheme="minorHAnsi"/>
-        </w:rPr>
-        <w:t xml:space="preserve"> </w:t>
-      </w:r>
-      <w:proofErr w:type="spellStart"/>
-      <w:r>
-        <w:rPr>
-          <w:rFonts w:ascii="Aptos Display" w:hAnsi="Aptos Display" w:cstheme="minorHAnsi"/>
-        </w:rPr>
-        <w:t>mean</w:t>
-      </w:r>
-      <w:proofErr w:type="spellEnd"/>
-      <w:r>
-        <w:rPr>
-          <w:rFonts w:ascii="Aptos Display" w:hAnsi="Aptos Display" w:cstheme="minorHAnsi"/>
-        </w:rPr>
-        <w:t xml:space="preserve">. </w:t>
-      </w:r>
-      <w:proofErr w:type="spellStart"/>
-      <w:r>
-        <w:rPr>
-          <w:rFonts w:ascii="Aptos Display" w:hAnsi="Aptos Display" w:cstheme="minorHAnsi"/>
-        </w:rPr>
-        <w:t>Colour</w:t>
-      </w:r>
-      <w:proofErr w:type="spellEnd"/>
-      <w:r>
-        <w:rPr>
-          <w:rFonts w:ascii="Aptos Display" w:hAnsi="Aptos Display" w:cstheme="minorHAnsi"/>
-        </w:rPr>
-        <w:t xml:space="preserve"> </w:t>
-      </w:r>
-      <w:proofErr w:type="spellStart"/>
+      <w:r>
+        <w:rPr>
+          <w:rFonts w:ascii="Aptos Display" w:hAnsi="Aptos Display" w:cstheme="minorHAnsi"/>
+        </w:rPr>
+        <w:t xml:space="preserve">calculated as the </w:t>
+      </w:r>
+      <w:r>
+        <w:rPr>
+          <w:rFonts w:ascii="Aptos Display" w:hAnsi="Aptos Display" w:cstheme="minorHAnsi"/>
+        </w:rPr>
+        <w:t>percentual reduction of germination</w:t>
+      </w:r>
+      <w:r>
+        <w:rPr>
+          <w:rFonts w:ascii="Aptos Display" w:hAnsi="Aptos Display" w:cstheme="minorHAnsi"/>
+        </w:rPr>
+        <w:t xml:space="preserve"> in water stress compared to control treatment. Bars represent the mean germination reduction under water stress </w:t>
+      </w:r>
+      <w:r>
+        <w:rPr>
+          <w:rFonts w:ascii="Aptos Display" w:hAnsi="Aptos Display" w:cstheme="minorHAnsi"/>
+        </w:rPr>
+        <w:t xml:space="preserve">in each Habitat, and error bars represent the Standard error of the mean. C) Decreased germination </w:t>
+      </w:r>
+      <w:r>
+        <w:rPr>
+          <w:rFonts w:ascii="Aptos Display" w:hAnsi="Aptos Display" w:cstheme="minorHAnsi"/>
+        </w:rPr>
+        <w:t xml:space="preserve">in each species, Bars represent the mean germination reduction under water stress in each Habitat, and error bars represent the Standard error of the mean. Colour </w:t>
+      </w:r>
       <w:r>
         <w:rPr>
           <w:rFonts w:ascii="Aptos Display" w:hAnsi="Aptos Display" w:cstheme="minorHAnsi"/>
         </w:rPr>
         <w:t>represents</w:t>
       </w:r>
-      <w:proofErr w:type="spellEnd"/>
-      <w:r>
-        <w:rPr>
-          <w:rFonts w:ascii="Aptos Display" w:hAnsi="Aptos Display" w:cstheme="minorHAnsi"/>
-        </w:rPr>
-        <w:t xml:space="preserve"> </w:t>
-      </w:r>
-      <w:proofErr w:type="spellStart"/>
-      <w:r>
-        <w:rPr>
-          <w:rFonts w:ascii="Aptos Display" w:hAnsi="Aptos Display" w:cstheme="minorHAnsi"/>
-        </w:rPr>
-        <w:t>the</w:t>
-      </w:r>
-      <w:proofErr w:type="spellEnd"/>
-      <w:r>
-        <w:rPr>
-          <w:rFonts w:ascii="Aptos Display" w:hAnsi="Aptos Display" w:cstheme="minorHAnsi"/>
-        </w:rPr>
-        <w:t xml:space="preserve"> </w:t>
+      <w:r>
+        <w:rPr>
+          <w:rFonts w:ascii="Aptos Display" w:hAnsi="Aptos Display" w:cstheme="minorHAnsi"/>
+        </w:rPr>
+        <w:t xml:space="preserve"> the </w:t>
       </w:r>
       <w:r>
         <w:rPr>
@@ -12357,35 +9395,7 @@
         <w:rPr>
           <w:rFonts w:ascii="Aptos Display" w:hAnsi="Aptos Display" w:cstheme="minorHAnsi"/>
         </w:rPr>
-        <w:t xml:space="preserve">abitat of </w:t>
-      </w:r>
-      <w:proofErr w:type="spellStart"/>
-      <w:r>
-        <w:rPr>
-          <w:rFonts w:ascii="Aptos Display" w:hAnsi="Aptos Display" w:cstheme="minorHAnsi"/>
-        </w:rPr>
-        <w:t>the</w:t>
-      </w:r>
-      <w:proofErr w:type="spellEnd"/>
-      <w:r>
-        <w:rPr>
-          <w:rFonts w:ascii="Aptos Display" w:hAnsi="Aptos Display" w:cstheme="minorHAnsi"/>
-        </w:rPr>
-        <w:t xml:space="preserve"> </w:t>
-      </w:r>
-      <w:proofErr w:type="spellStart"/>
-      <w:r>
-        <w:rPr>
-          <w:rFonts w:ascii="Aptos Display" w:hAnsi="Aptos Display" w:cstheme="minorHAnsi"/>
-        </w:rPr>
-        <w:t>species</w:t>
-      </w:r>
-      <w:proofErr w:type="spellEnd"/>
-      <w:r>
-        <w:rPr>
-          <w:rFonts w:ascii="Aptos Display" w:hAnsi="Aptos Display" w:cstheme="minorHAnsi"/>
-        </w:rPr>
-        <w:t>.</w:t>
+        <w:t>abitat of the species.</w:t>
       </w:r>
     </w:p>
     <w:p>
@@ -12416,6 +9426,7 @@
           <w:szCs w:val="22"/>
           <w:lang w:val="en-GB"/>
         </w:rPr>
+        <w:lastRenderedPageBreak/>
         <w:t>4. Discussion</w:t>
       </w:r>
     </w:p>
@@ -12430,21 +9441,7 @@
         <w:rPr>
           <w:lang w:val="en-GB"/>
         </w:rPr>
-        <w:t xml:space="preserve">In this study we focused on…. We observed that all species answer similarly to stational </w:t>
-      </w:r>
-      <w:proofErr w:type="gramStart"/>
-      <w:r>
-        <w:rPr>
-          <w:lang w:val="en-GB"/>
-        </w:rPr>
-        <w:t>patterns</w:t>
-      </w:r>
-      <w:proofErr w:type="gramEnd"/>
-      <w:r>
-        <w:rPr>
-          <w:lang w:val="en-GB"/>
-        </w:rPr>
-        <w:t xml:space="preserve"> but not all respond equal to </w:t>
+        <w:t xml:space="preserve">In this study we focused on…. We observed that all species answer similarly to stational patterns but not all respond equal to </w:t>
       </w:r>
       <w:r>
         <w:rPr>
@@ -12557,30 +9554,14 @@
           <w:rFonts w:ascii="Aptos Display" w:hAnsi="Aptos Display"/>
           <w:lang w:val="en-GB"/>
         </w:rPr>
-        <w:t xml:space="preserve">Mediterranean germination </w:t>
-      </w:r>
-      <w:proofErr w:type="gramStart"/>
+        <w:t>Mediterranean germination syndrome?</w:t>
+      </w:r>
       <w:r>
         <w:rPr>
           <w:rFonts w:ascii="Aptos Display" w:hAnsi="Aptos Display"/>
           <w:lang w:val="en-GB"/>
         </w:rPr>
-        <w:t>syndrome?</w:t>
-      </w:r>
-      <w:r>
-        <w:rPr>
-          <w:rFonts w:ascii="Aptos Display" w:hAnsi="Aptos Display"/>
-          <w:lang w:val="en-GB"/>
-        </w:rPr>
-        <w:t>.</w:t>
-      </w:r>
-      <w:proofErr w:type="gramEnd"/>
-      <w:r>
-        <w:rPr>
-          <w:rFonts w:ascii="Aptos Display" w:hAnsi="Aptos Display"/>
-          <w:lang w:val="en-GB"/>
-        </w:rPr>
-        <w:t xml:space="preserve"> </w:t>
+        <w:t xml:space="preserve">. </w:t>
       </w:r>
     </w:p>
     <w:p>
@@ -12603,58 +9584,65 @@
           <w:rFonts w:ascii="Aptos Display" w:hAnsi="Aptos Display"/>
           <w:lang w:val="en-GB"/>
         </w:rPr>
-        <w:t>, but what happens with those species only able to germinate under snow (</w:t>
-      </w:r>
-      <w:proofErr w:type="spellStart"/>
+        <w:t>, but what happens with those species only able to germinate under snow (Luzula</w:t>
+      </w:r>
       <w:r>
         <w:rPr>
           <w:rFonts w:ascii="Aptos Display" w:hAnsi="Aptos Display"/>
           <w:lang w:val="en-GB"/>
         </w:rPr>
-        <w:t>Luzula</w:t>
-      </w:r>
-      <w:proofErr w:type="spellEnd"/>
+        <w:t xml:space="preserve"> (search for specific studies)</w:t>
+      </w:r>
       <w:r>
         <w:rPr>
           <w:rFonts w:ascii="Aptos Display" w:hAnsi="Aptos Display"/>
           <w:lang w:val="en-GB"/>
         </w:rPr>
-        <w:t xml:space="preserve"> (search for specific studies)</w:t>
+        <w:t>, Conopodium (Blandino, annals</w:t>
       </w:r>
       <w:r>
         <w:rPr>
           <w:rFonts w:ascii="Aptos Display" w:hAnsi="Aptos Display"/>
           <w:lang w:val="en-GB"/>
         </w:rPr>
-        <w:t>, Conopodium (Blandino, annals</w:t>
+        <w:t xml:space="preserve"> of Botany)</w:t>
       </w:r>
       <w:r>
         <w:rPr>
           <w:rFonts w:ascii="Aptos Display" w:hAnsi="Aptos Display"/>
           <w:lang w:val="en-GB"/>
         </w:rPr>
-        <w:t xml:space="preserve"> of Botany)</w:t>
+        <w:t>)</w:t>
       </w:r>
       <w:r>
         <w:rPr>
           <w:rFonts w:ascii="Aptos Display" w:hAnsi="Aptos Display"/>
           <w:lang w:val="en-GB"/>
         </w:rPr>
-        <w:t>)</w:t>
+        <w:t xml:space="preserve"> under future climate scenarios with reduction of snow cover</w:t>
       </w:r>
       <w:r>
         <w:rPr>
           <w:rFonts w:ascii="Aptos Display" w:hAnsi="Aptos Display"/>
           <w:lang w:val="en-GB"/>
         </w:rPr>
-        <w:t xml:space="preserve"> under future climate scenarios with reduction of snow cover</w:t>
-      </w:r>
-      <w:r>
+        <w:t>.</w:t>
+      </w:r>
+    </w:p>
+    <w:p>
+      <w:pPr>
+        <w:spacing w:line="360" w:lineRule="auto"/>
         <w:rPr>
           <w:rFonts w:ascii="Aptos Display" w:hAnsi="Aptos Display"/>
           <w:lang w:val="en-GB"/>
         </w:rPr>
-        <w:t>.</w:t>
+      </w:pPr>
+      <w:r>
+        <w:rPr>
+          <w:rFonts w:ascii="Aptos Display" w:hAnsi="Aptos Display"/>
+          <w:lang w:val="en-GB"/>
+        </w:rPr>
+        <w:t>Compare with germiantion in fresh observed in germination phenology.</w:t>
       </w:r>
     </w:p>
     <w:p>
@@ -12729,15 +9717,7 @@
           <w:rFonts w:ascii="Aptos Display" w:hAnsi="Aptos Display" w:cstheme="minorHAnsi"/>
           <w:lang w:val="en-GB"/>
         </w:rPr>
-        <w:t xml:space="preserve">Both systems responded consistently to the main germination drivers studied. Corroborating our hypothesis, the significant lower germination in darkness is in concordance with the “Alpine </w:t>
-      </w:r>
-      <w:r>
-        <w:rPr>
-          <w:rFonts w:ascii="Aptos Display" w:hAnsi="Aptos Display" w:cstheme="minorHAnsi"/>
-          <w:lang w:val="en-GB"/>
-        </w:rPr>
-        <w:lastRenderedPageBreak/>
-        <w:t>Germination Syndrome” (</w:t>
+        <w:t>Both systems responded consistently to the main germination drivers studied. Corroborating our hypothesis, the significant lower germination in darkness is in concordance with the “Alpine Germination Syndrome” (</w:t>
       </w:r>
       <w:r>
         <w:rPr>
@@ -12745,65 +9725,37 @@
           <w:highlight w:val="yellow"/>
           <w:lang w:val="en-GB"/>
         </w:rPr>
-        <w:t xml:space="preserve">Fernández-Pascual et al 2021, </w:t>
-      </w:r>
-      <w:proofErr w:type="spellStart"/>
+        <w:t>Fernández-Pascual et al 2021, Schwienbacher et al., 2011</w:t>
+      </w:r>
+      <w:r>
+        <w:rPr>
+          <w:rFonts w:ascii="Aptos Display" w:hAnsi="Aptos Display" w:cstheme="minorHAnsi"/>
+          <w:lang w:val="en-GB"/>
+        </w:rPr>
+        <w:t>) and Mediterranean mountain specialist germination (</w:t>
+      </w:r>
       <w:r>
         <w:rPr>
           <w:rFonts w:ascii="Aptos Display" w:hAnsi="Aptos Display" w:cstheme="minorHAnsi"/>
           <w:highlight w:val="yellow"/>
           <w:lang w:val="en-GB"/>
         </w:rPr>
-        <w:t>Schwienbacher</w:t>
-      </w:r>
-      <w:proofErr w:type="spellEnd"/>
+        <w:t>Cruz-Tejada et al, 2024</w:t>
+      </w:r>
+      <w:r>
+        <w:rPr>
+          <w:rFonts w:ascii="Aptos Display" w:hAnsi="Aptos Display" w:cstheme="minorHAnsi"/>
+          <w:lang w:val="en-GB"/>
+        </w:rPr>
+        <w:t>). Surprisingly, both systems showed a trend of higher germination under constant temperatures, likely because seeds experienced longer time under “higher” temperatures than with the alternating temperatures and benefits germination (</w:t>
+      </w:r>
       <w:r>
         <w:rPr>
           <w:rFonts w:ascii="Aptos Display" w:hAnsi="Aptos Display" w:cstheme="minorHAnsi"/>
           <w:highlight w:val="yellow"/>
           <w:lang w:val="en-GB"/>
         </w:rPr>
-        <w:t xml:space="preserve"> et al., 2011</w:t>
-      </w:r>
-      <w:r>
-        <w:rPr>
-          <w:rFonts w:ascii="Aptos Display" w:hAnsi="Aptos Display" w:cstheme="minorHAnsi"/>
-          <w:lang w:val="en-GB"/>
-        </w:rPr>
-        <w:t>) and Mediterranean mountain specialist germination (</w:t>
-      </w:r>
-      <w:r>
-        <w:rPr>
-          <w:rFonts w:ascii="Aptos Display" w:hAnsi="Aptos Display" w:cstheme="minorHAnsi"/>
-          <w:highlight w:val="yellow"/>
-          <w:lang w:val="en-GB"/>
-        </w:rPr>
-        <w:t>Cruz-Tejada et al, 2024</w:t>
-      </w:r>
-      <w:r>
-        <w:rPr>
-          <w:rFonts w:ascii="Aptos Display" w:hAnsi="Aptos Display" w:cstheme="minorHAnsi"/>
-          <w:lang w:val="en-GB"/>
-        </w:rPr>
-        <w:t>). Surprisingly, both systems showed a trend of higher germination under constant temperatures, likely because seeds experienced longer time under “higher” temperatures than with the alternating temperatures and benefits germination (</w:t>
-      </w:r>
-      <w:proofErr w:type="spellStart"/>
-      <w:r>
-        <w:rPr>
-          <w:rFonts w:ascii="Aptos Display" w:hAnsi="Aptos Display" w:cstheme="minorHAnsi"/>
-          <w:highlight w:val="yellow"/>
-          <w:lang w:val="en-GB"/>
-        </w:rPr>
-        <w:t>Picciau</w:t>
-      </w:r>
-      <w:proofErr w:type="spellEnd"/>
-      <w:r>
-        <w:rPr>
-          <w:rFonts w:ascii="Aptos Display" w:hAnsi="Aptos Display" w:cstheme="minorHAnsi"/>
-          <w:highlight w:val="yellow"/>
-          <w:lang w:val="en-GB"/>
-        </w:rPr>
-        <w:t xml:space="preserve"> et al 2018</w:t>
+        <w:t>Picciau et al 2018</w:t>
       </w:r>
       <w:r>
         <w:rPr>
@@ -12859,24 +9811,85 @@
           <w:szCs w:val="22"/>
           <w:lang w:val="en-GB"/>
         </w:rPr>
-        <w:t xml:space="preserve">Response to </w:t>
-      </w:r>
-      <w:r>
-        <w:rPr>
-          <w:rFonts w:ascii="Aptos Display" w:hAnsi="Aptos Display" w:cstheme="minorHAnsi"/>
-          <w:sz w:val="22"/>
-          <w:szCs w:val="22"/>
-          <w:lang w:val="en-GB"/>
-        </w:rPr>
-        <w:t>water stress</w:t>
+        <w:t>Response to water stress</w:t>
       </w:r>
     </w:p>
     <w:p>
       <w:pPr>
         <w:spacing w:line="360" w:lineRule="auto"/>
         <w:rPr>
+          <w:rFonts w:ascii="Aptos Display" w:hAnsi="Aptos Display" w:cstheme="minorHAnsi"/>
+          <w:lang w:val="en-GB"/>
+        </w:rPr>
+      </w:pPr>
+      <w:r>
+        <w:rPr>
+          <w:rFonts w:ascii="Aptos Display" w:hAnsi="Aptos Display" w:cstheme="minorHAnsi"/>
+          <w:lang w:val="en-GB"/>
+        </w:rPr>
+        <w:t>As expected, water stress negatively affected germination corroborating what has been found for crop species (</w:t>
+      </w:r>
+      <w:r>
+        <w:rPr>
+          <w:rFonts w:ascii="Aptos Display" w:hAnsi="Aptos Display" w:cstheme="minorHAnsi"/>
+          <w:highlight w:val="yellow"/>
+          <w:lang w:val="en-GB"/>
+        </w:rPr>
+        <w:t>Bernau et al., 2020</w:t>
+      </w:r>
+      <w:r>
+        <w:rPr>
+          <w:rFonts w:ascii="Aptos Display" w:hAnsi="Aptos Display" w:cstheme="minorHAnsi"/>
+          <w:lang w:val="en-GB"/>
+        </w:rPr>
+        <w:t xml:space="preserve">) and wild species from alpine habitats (for example </w:t>
+      </w:r>
+      <w:r>
+        <w:rPr>
+          <w:rFonts w:ascii="Aptos Display" w:hAnsi="Aptos Display" w:cstheme="minorHAnsi"/>
+          <w:highlight w:val="yellow"/>
+          <w:lang w:val="en-GB"/>
+        </w:rPr>
+        <w:t>Gya et al., 2023</w:t>
+      </w:r>
+      <w:r>
+        <w:rPr>
+          <w:rFonts w:ascii="Aptos Display" w:hAnsi="Aptos Display" w:cstheme="minorHAnsi"/>
+          <w:lang w:val="en-GB"/>
+        </w:rPr>
+        <w:t xml:space="preserve">, </w:t>
+      </w:r>
+      <w:r>
+        <w:rPr>
+          <w:rFonts w:ascii="Aptos Display" w:hAnsi="Aptos Display" w:cstheme="minorHAnsi"/>
+          <w:color w:val="FF0000"/>
+          <w:lang w:val="en-GB"/>
+        </w:rPr>
+        <w:t>Espinosa del Alba et al 2025 FE?</w:t>
+      </w:r>
+      <w:r>
+        <w:rPr>
+          <w:rFonts w:ascii="Aptos Display" w:hAnsi="Aptos Display" w:cstheme="minorHAnsi"/>
+          <w:lang w:val="en-GB"/>
+        </w:rPr>
+        <w:t xml:space="preserve">), suggesting that under future climate warming and increasing drought germination will be negatively impacted. </w:t>
+      </w:r>
+    </w:p>
+    <w:p>
+      <w:pPr>
+        <w:spacing w:line="360" w:lineRule="auto"/>
+        <w:rPr>
+          <w:rFonts w:ascii="Aptos Display" w:hAnsi="Aptos Display" w:cstheme="minorHAnsi"/>
+          <w:lang w:val="en-GB"/>
+        </w:rPr>
+      </w:pPr>
+    </w:p>
+    <w:p>
+      <w:pPr>
+        <w:spacing w:line="360" w:lineRule="auto"/>
+        <w:rPr>
           <w:rFonts w:ascii="Aptos Display" w:hAnsi="Aptos Display"/>
-          <w:lang w:val="en-GB"/>
+          <w:lang w:val="en-US"/>
         </w:rPr>
       </w:pPr>
       <w:r>
@@ -12884,52 +9897,71 @@
           <w:rFonts w:ascii="Aptos Display" w:hAnsi="Aptos Display" w:cstheme="minorHAnsi"/>
           <w:lang w:val="en-GB"/>
         </w:rPr>
-        <w:t>As expected, water stress negatively affected germination corroborating what has been found for crop species (</w:t>
-      </w:r>
-      <w:r>
-        <w:rPr>
-          <w:rFonts w:ascii="Aptos Display" w:hAnsi="Aptos Display" w:cstheme="minorHAnsi"/>
-          <w:highlight w:val="yellow"/>
-          <w:lang w:val="en-GB"/>
-        </w:rPr>
-        <w:t>Bernau et al., 2020</w:t>
-      </w:r>
-      <w:r>
-        <w:rPr>
-          <w:rFonts w:ascii="Aptos Display" w:hAnsi="Aptos Display" w:cstheme="minorHAnsi"/>
-          <w:lang w:val="en-GB"/>
-        </w:rPr>
-        <w:t xml:space="preserve">) and wild species from alpine habitats (for example </w:t>
-      </w:r>
-      <w:r>
-        <w:rPr>
-          <w:rFonts w:ascii="Aptos Display" w:hAnsi="Aptos Display" w:cstheme="minorHAnsi"/>
-          <w:highlight w:val="yellow"/>
-          <w:lang w:val="en-GB"/>
-        </w:rPr>
-        <w:t>Gya et al., 2023</w:t>
-      </w:r>
-      <w:r>
-        <w:rPr>
-          <w:rFonts w:ascii="Aptos Display" w:hAnsi="Aptos Display" w:cstheme="minorHAnsi"/>
-          <w:lang w:val="en-GB"/>
-        </w:rPr>
-        <w:t xml:space="preserve">, </w:t>
-      </w:r>
-      <w:r>
-        <w:rPr>
-          <w:rFonts w:ascii="Aptos Display" w:hAnsi="Aptos Display" w:cstheme="minorHAnsi"/>
-          <w:color w:val="FF0000"/>
-          <w:lang w:val="en-GB"/>
-        </w:rPr>
-        <w:t>Espinosa del Alba et al 2025 FE?</w:t>
-      </w:r>
-      <w:r>
-        <w:rPr>
-          <w:rFonts w:ascii="Aptos Display" w:hAnsi="Aptos Display" w:cstheme="minorHAnsi"/>
-          <w:lang w:val="en-GB"/>
-        </w:rPr>
-        <w:t xml:space="preserve">), suggesting that under future climate warming and increasing drought germination will be negatively impacted. </w:t>
+        <w:t xml:space="preserve">Increasing temperatures during seed maturation can generate </w:t>
+      </w:r>
+      <w:r>
+        <w:rPr>
+          <w:rFonts w:ascii="Aptos Display" w:hAnsi="Aptos Display" w:cstheme="minorHAnsi"/>
+          <w:lang w:val="en-GB"/>
+        </w:rPr>
+        <w:t xml:space="preserve">a </w:t>
+      </w:r>
+      <w:r>
+        <w:rPr>
+          <w:rFonts w:ascii="Aptos Display" w:hAnsi="Aptos Display" w:cstheme="minorHAnsi"/>
+          <w:lang w:val="en-GB"/>
+        </w:rPr>
+        <w:t>differential germination responses</w:t>
+      </w:r>
+      <w:r>
+        <w:rPr>
+          <w:rFonts w:ascii="Aptos Display" w:hAnsi="Aptos Display" w:cstheme="minorHAnsi"/>
+          <w:lang w:val="en-GB"/>
+        </w:rPr>
+        <w:t xml:space="preserve"> ()REFs</w:t>
+      </w:r>
+      <w:r>
+        <w:rPr>
+          <w:rFonts w:ascii="Aptos Display" w:hAnsi="Aptos Display" w:cstheme="minorHAnsi"/>
+          <w:lang w:val="en-GB"/>
+        </w:rPr>
+        <w:t xml:space="preserve"> </w:t>
+      </w:r>
+      <w:r>
+        <w:rPr>
+          <w:rFonts w:ascii="Aptos Display" w:hAnsi="Aptos Display" w:cstheme="minorHAnsi"/>
+          <w:lang w:val="en-GB"/>
+        </w:rPr>
+        <w:t xml:space="preserve"> or limited effect</w:t>
+      </w:r>
+      <w:r>
+        <w:rPr>
+          <w:rFonts w:ascii="Aptos Display" w:hAnsi="Aptos Display" w:cstheme="minorHAnsi"/>
+          <w:lang w:val="en-GB"/>
+        </w:rPr>
+        <w:t>(Bernareggi 2016)</w:t>
+      </w:r>
+      <w:r>
+        <w:rPr>
+          <w:rFonts w:ascii="Aptos Display" w:hAnsi="Aptos Display" w:cstheme="minorHAnsi"/>
+          <w:lang w:val="en-GB"/>
+        </w:rPr>
+        <w:t xml:space="preserve">. </w:t>
+      </w:r>
+      <w:r>
+        <w:rPr>
+          <w:rFonts w:ascii="Aptos Display" w:hAnsi="Aptos Display" w:cstheme="minorHAnsi"/>
+          <w:lang w:val="en-GB"/>
+        </w:rPr>
+        <w:t xml:space="preserve">In particular, warmer temperatures during seed maturation, due to altitudinal or inter-annual variations, have resulted in reduced seed dormancy, increasing the germinability of both fresh (Fern_andez-Pascual et al., 2013; Garc_ıa-Fern_andez et al., 2015) and cold-stratified seeds (Fern_andez-Pascual and Jime´nez-Alfaro, </w:t>
+      </w:r>
+      <w:r>
+        <w:rPr>
+          <w:rFonts w:ascii="Aptos Display" w:hAnsi="Aptos Display" w:cstheme="minorHAnsi"/>
+          <w:lang w:val="en-GB"/>
+        </w:rPr>
+        <w:lastRenderedPageBreak/>
+        <w:t>2014), or decreasing the duration of cold stratification to satisfy pre-germination vernalization requirements (Cavieres and Arroyo, 2000).</w:t>
       </w:r>
     </w:p>
     <w:sectPr>
@@ -12957,7 +9989,7 @@
         <w:annotationRef/>
       </w:r>
       <w:r>
-        <w:t>With both families diagnostics plots look okei</w:t>
+        <w:t>With both families diagnostics plots look okei, but data distribution looks exponential</w:t>
       </w:r>
     </w:p>
   </w:comment>
@@ -13554,6 +10586,7 @@
   <w:style w:type="character" w:default="1" w:styleId="Fuentedeprrafopredeter">
     <w:name w:val="Default Paragraph Font"/>
     <w:uiPriority w:val="1"/>
+    <w:semiHidden/>
     <w:unhideWhenUsed/>
   </w:style>
   <w:style w:type="table" w:default="1" w:styleId="Tablanormal">
